--- a/documents/Звіт.docx
+++ b/documents/Звіт.docx
@@ -336,18 +336,28 @@
                 <w:lang w:eastAsia="uk-UA"/>
               </w:rPr>
               <w:br/>
-            </w:r>
-            <w:proofErr w:type="spellStart"/>
-            <w:r>
+              <w:t>Климентьєв Максим</w:t>
+            </w:r>
+          </w:p>
+          <w:p>
+            <w:pPr>
               <w:rPr>
                 <w:rFonts w:eastAsia="Times New Roman" w:cs="Times New Roman"/>
                 <w:color w:val="000000"/>
                 <w:szCs w:val="28"/>
                 <w:lang w:eastAsia="uk-UA"/>
               </w:rPr>
-              <w:t>Климентьєв</w:t>
-            </w:r>
-            <w:proofErr w:type="spellEnd"/>
+            </w:pPr>
+          </w:p>
+          <w:p>
+            <w:pPr>
+              <w:rPr>
+                <w:rFonts w:eastAsia="Times New Roman" w:cs="Times New Roman"/>
+                <w:sz w:val="24"/>
+                <w:szCs w:val="24"/>
+                <w:lang w:eastAsia="uk-UA"/>
+              </w:rPr>
+            </w:pPr>
             <w:r>
               <w:rPr>
                 <w:rFonts w:eastAsia="Times New Roman" w:cs="Times New Roman"/>
@@ -355,65 +365,17 @@
                 <w:szCs w:val="28"/>
                 <w:lang w:eastAsia="uk-UA"/>
               </w:rPr>
-              <w:t xml:space="preserve"> Максим</w:t>
-            </w:r>
-          </w:p>
-          <w:p>
-            <w:pPr>
+              <w:t>Перевірив:</w:t>
+            </w:r>
+            <w:r>
               <w:rPr>
                 <w:rFonts w:eastAsia="Times New Roman" w:cs="Times New Roman"/>
                 <w:color w:val="000000"/>
                 <w:szCs w:val="28"/>
                 <w:lang w:eastAsia="uk-UA"/>
               </w:rPr>
-            </w:pPr>
-          </w:p>
-          <w:p>
-            <w:pPr>
-              <w:rPr>
-                <w:rFonts w:eastAsia="Times New Roman" w:cs="Times New Roman"/>
-                <w:sz w:val="24"/>
-                <w:szCs w:val="24"/>
-                <w:lang w:eastAsia="uk-UA"/>
-              </w:rPr>
-            </w:pPr>
-            <w:r>
-              <w:rPr>
-                <w:rFonts w:eastAsia="Times New Roman" w:cs="Times New Roman"/>
-                <w:color w:val="000000"/>
-                <w:szCs w:val="28"/>
-                <w:lang w:eastAsia="uk-UA"/>
-              </w:rPr>
-              <w:t>Перевірив:</w:t>
-            </w:r>
-            <w:r>
-              <w:rPr>
-                <w:rFonts w:eastAsia="Times New Roman" w:cs="Times New Roman"/>
-                <w:color w:val="000000"/>
-                <w:szCs w:val="28"/>
-                <w:lang w:eastAsia="uk-UA"/>
-              </w:rPr>
               <w:br/>
-            </w:r>
-            <w:proofErr w:type="spellStart"/>
-            <w:r>
-              <w:rPr>
-                <w:rFonts w:eastAsia="Times New Roman" w:cs="Times New Roman"/>
-                <w:color w:val="000000"/>
-                <w:szCs w:val="28"/>
-                <w:lang w:eastAsia="uk-UA"/>
-              </w:rPr>
-              <w:t>Железняков</w:t>
-            </w:r>
-            <w:proofErr w:type="spellEnd"/>
-            <w:r>
-              <w:rPr>
-                <w:rFonts w:eastAsia="Times New Roman" w:cs="Times New Roman"/>
-                <w:color w:val="000000"/>
-                <w:szCs w:val="28"/>
-                <w:lang w:eastAsia="uk-UA"/>
-              </w:rPr>
-              <w:t>. Д. О.</w:t>
+              <w:t>Железняков. Д. О.</w:t>
             </w:r>
           </w:p>
           <w:p>
@@ -2050,7 +2012,7 @@
         <w:pStyle w:val="1"/>
         <w:numPr>
           <w:ilvl w:val="0"/>
-          <w:numId w:val="21"/>
+          <w:numId w:val="1"/>
         </w:numPr>
         <w:rPr>
           <w:lang w:eastAsia="uk-UA"/>
@@ -2074,7 +2036,7 @@
         <w:pStyle w:val="2"/>
         <w:numPr>
           <w:ilvl w:val="1"/>
-          <w:numId w:val="21"/>
+          <w:numId w:val="1"/>
         </w:numPr>
         <w:rPr>
           <w:lang w:eastAsia="uk-UA"/>
@@ -2094,7 +2056,7 @@
         <w:pStyle w:val="a8"/>
         <w:numPr>
           <w:ilvl w:val="0"/>
-          <w:numId w:val="34"/>
+          <w:numId w:val="3"/>
         </w:numPr>
         <w:rPr>
           <w:lang w:eastAsia="uk-UA"/>
@@ -2116,21 +2078,7 @@
         <w:rPr>
           <w:lang w:eastAsia="uk-UA"/>
         </w:rPr>
-        <w:t xml:space="preserve">на основі нечітких правил, нейроні мережі, експертні системи, </w:t>
-      </w:r>
-      <w:proofErr w:type="spellStart"/>
-      <w:r>
-        <w:rPr>
-          <w:lang w:eastAsia="uk-UA"/>
-        </w:rPr>
-        <w:t>т.д</w:t>
-      </w:r>
-      <w:proofErr w:type="spellEnd"/>
-      <w:r>
-        <w:rPr>
-          <w:lang w:eastAsia="uk-UA"/>
-        </w:rPr>
-        <w:t>.)</w:t>
+        <w:t>на основі нечітких правил, нейроні мережі, експертні системи, т.д.)</w:t>
       </w:r>
     </w:p>
     <w:p>
@@ -2138,7 +2086,7 @@
         <w:pStyle w:val="a8"/>
         <w:numPr>
           <w:ilvl w:val="0"/>
-          <w:numId w:val="34"/>
+          <w:numId w:val="3"/>
         </w:numPr>
         <w:rPr>
           <w:lang w:eastAsia="uk-UA"/>
@@ -2148,21 +2096,7 @@
         <w:rPr>
           <w:lang w:eastAsia="uk-UA"/>
         </w:rPr>
-        <w:t xml:space="preserve">Вибрати сценарій, який можна моделювати за допомогою </w:t>
-      </w:r>
-      <w:proofErr w:type="spellStart"/>
-      <w:r>
-        <w:rPr>
-          <w:lang w:eastAsia="uk-UA"/>
-        </w:rPr>
-        <w:t>агентних</w:t>
-      </w:r>
-      <w:proofErr w:type="spellEnd"/>
-      <w:r>
-        <w:rPr>
-          <w:lang w:eastAsia="uk-UA"/>
-        </w:rPr>
-        <w:t xml:space="preserve"> технологій.</w:t>
+        <w:t>Вибрати сценарій, який можна моделювати за допомогою агентних технологій.</w:t>
       </w:r>
     </w:p>
     <w:p>
@@ -2170,7 +2104,7 @@
         <w:pStyle w:val="a8"/>
         <w:numPr>
           <w:ilvl w:val="0"/>
-          <w:numId w:val="34"/>
+          <w:numId w:val="3"/>
         </w:numPr>
         <w:rPr>
           <w:lang w:eastAsia="uk-UA"/>
@@ -2224,7 +2158,7 @@
         <w:pStyle w:val="a8"/>
         <w:numPr>
           <w:ilvl w:val="0"/>
-          <w:numId w:val="34"/>
+          <w:numId w:val="3"/>
         </w:numPr>
         <w:rPr>
           <w:lang w:eastAsia="uk-UA"/>
@@ -2254,7 +2188,7 @@
         <w:pStyle w:val="a8"/>
         <w:numPr>
           <w:ilvl w:val="0"/>
-          <w:numId w:val="34"/>
+          <w:numId w:val="3"/>
         </w:numPr>
         <w:rPr>
           <w:lang w:eastAsia="uk-UA"/>
@@ -2264,21 +2198,7 @@
         <w:rPr>
           <w:lang w:eastAsia="uk-UA"/>
         </w:rPr>
-        <w:t xml:space="preserve">Розробити простий </w:t>
-      </w:r>
-      <w:proofErr w:type="spellStart"/>
-      <w:r>
-        <w:rPr>
-          <w:lang w:eastAsia="uk-UA"/>
-        </w:rPr>
-        <w:t>web</w:t>
-      </w:r>
-      <w:proofErr w:type="spellEnd"/>
-      <w:r>
-        <w:rPr>
-          <w:lang w:eastAsia="uk-UA"/>
-        </w:rPr>
-        <w:t>-інтерфейс або звичайний простий додаток для демонстрації.</w:t>
+        <w:t>Розробити простий web-інтерфейс або звичайний простий додаток для демонстрації.</w:t>
       </w:r>
     </w:p>
     <w:p>
@@ -2286,7 +2206,7 @@
         <w:pStyle w:val="a8"/>
         <w:numPr>
           <w:ilvl w:val="0"/>
-          <w:numId w:val="34"/>
+          <w:numId w:val="3"/>
         </w:numPr>
         <w:rPr>
           <w:lang w:eastAsia="uk-UA"/>
@@ -2304,7 +2224,7 @@
         <w:pStyle w:val="a8"/>
         <w:numPr>
           <w:ilvl w:val="0"/>
-          <w:numId w:val="34"/>
+          <w:numId w:val="3"/>
         </w:numPr>
         <w:rPr>
           <w:lang w:eastAsia="uk-UA"/>
@@ -2346,7 +2266,7 @@
         <w:pStyle w:val="a8"/>
         <w:numPr>
           <w:ilvl w:val="0"/>
-          <w:numId w:val="34"/>
+          <w:numId w:val="3"/>
         </w:numPr>
         <w:rPr>
           <w:lang w:eastAsia="uk-UA"/>
@@ -2378,7 +2298,7 @@
         <w:pStyle w:val="a8"/>
         <w:numPr>
           <w:ilvl w:val="0"/>
-          <w:numId w:val="37"/>
+          <w:numId w:val="4"/>
         </w:numPr>
         <w:rPr>
           <w:lang w:eastAsia="uk-UA"/>
@@ -2396,7 +2316,7 @@
         <w:pStyle w:val="a8"/>
         <w:numPr>
           <w:ilvl w:val="0"/>
-          <w:numId w:val="37"/>
+          <w:numId w:val="4"/>
         </w:numPr>
         <w:rPr>
           <w:lang w:eastAsia="uk-UA"/>
@@ -2414,7 +2334,7 @@
         <w:pStyle w:val="2"/>
         <w:numPr>
           <w:ilvl w:val="1"/>
-          <w:numId w:val="21"/>
+          <w:numId w:val="1"/>
         </w:numPr>
       </w:pPr>
       <w:bookmarkStart w:id="2" w:name="_Toc199286041"/>
@@ -2428,7 +2348,7 @@
         <w:pStyle w:val="a8"/>
         <w:numPr>
           <w:ilvl w:val="0"/>
-          <w:numId w:val="38"/>
+          <w:numId w:val="5"/>
         </w:numPr>
       </w:pPr>
       <w:r>
@@ -2440,7 +2360,7 @@
         <w:pStyle w:val="a8"/>
         <w:numPr>
           <w:ilvl w:val="0"/>
-          <w:numId w:val="38"/>
+          <w:numId w:val="5"/>
         </w:numPr>
       </w:pPr>
       <w:r>
@@ -2452,7 +2372,7 @@
         <w:pStyle w:val="a8"/>
         <w:numPr>
           <w:ilvl w:val="0"/>
-          <w:numId w:val="38"/>
+          <w:numId w:val="5"/>
         </w:numPr>
       </w:pPr>
       <w:r>
@@ -2462,15 +2382,7 @@
         <w:t xml:space="preserve"> </w:t>
       </w:r>
       <w:r>
-        <w:t>(</w:t>
-      </w:r>
-      <w:proofErr w:type="spellStart"/>
-      <w:r>
-        <w:t>workflow</w:t>
-      </w:r>
-      <w:proofErr w:type="spellEnd"/>
-      <w:r>
-        <w:t>)</w:t>
+        <w:t>(workflow)</w:t>
       </w:r>
     </w:p>
     <w:p>
@@ -2478,19 +2390,11 @@
         <w:pStyle w:val="a8"/>
         <w:numPr>
           <w:ilvl w:val="0"/>
-          <w:numId w:val="38"/>
+          <w:numId w:val="5"/>
         </w:numPr>
       </w:pPr>
       <w:r>
-        <w:t>Візуалізація результатів симуляції: графіки, приклади (</w:t>
-      </w:r>
-      <w:proofErr w:type="spellStart"/>
-      <w:r>
-        <w:t>скріни</w:t>
-      </w:r>
-      <w:proofErr w:type="spellEnd"/>
-      <w:r>
-        <w:t>) роботи системи</w:t>
+        <w:t>Візуалізація результатів симуляції: графіки, приклади (скріни) роботи системи</w:t>
       </w:r>
     </w:p>
     <w:p>
@@ -2498,7 +2402,7 @@
         <w:pStyle w:val="a8"/>
         <w:numPr>
           <w:ilvl w:val="0"/>
-          <w:numId w:val="38"/>
+          <w:numId w:val="5"/>
         </w:numPr>
       </w:pPr>
       <w:r>
@@ -2515,7 +2419,7 @@
         <w:pStyle w:val="1"/>
         <w:numPr>
           <w:ilvl w:val="0"/>
-          <w:numId w:val="21"/>
+          <w:numId w:val="1"/>
         </w:numPr>
       </w:pPr>
       <w:bookmarkStart w:id="3" w:name="_Toc199286042"/>
@@ -2530,7 +2434,7 @@
         <w:pStyle w:val="2"/>
         <w:numPr>
           <w:ilvl w:val="1"/>
-          <w:numId w:val="21"/>
+          <w:numId w:val="1"/>
         </w:numPr>
       </w:pPr>
       <w:bookmarkStart w:id="4" w:name="_Toc199286043"/>
@@ -2579,7 +2483,7 @@
         <w:pStyle w:val="2"/>
         <w:numPr>
           <w:ilvl w:val="1"/>
-          <w:numId w:val="21"/>
+          <w:numId w:val="1"/>
         </w:numPr>
       </w:pPr>
       <w:bookmarkStart w:id="5" w:name="_Toc199286044"/>
@@ -2593,7 +2497,7 @@
         <w:pStyle w:val="3"/>
         <w:numPr>
           <w:ilvl w:val="2"/>
-          <w:numId w:val="21"/>
+          <w:numId w:val="1"/>
         </w:numPr>
       </w:pPr>
       <w:bookmarkStart w:id="6" w:name="_Toc199286045"/>
@@ -2607,23 +2511,7 @@
         <w:ind w:firstLine="708"/>
       </w:pPr>
       <w:r>
-        <w:t xml:space="preserve">Якщо побудувати одну модель яка буде з чорно-білого зображення генерувати кольорове, одним з </w:t>
-      </w:r>
-      <w:proofErr w:type="spellStart"/>
-      <w:r>
-        <w:t>субоптимальних</w:t>
-      </w:r>
-      <w:proofErr w:type="spellEnd"/>
-      <w:r>
-        <w:t xml:space="preserve"> </w:t>
-      </w:r>
-      <w:proofErr w:type="spellStart"/>
-      <w:r>
-        <w:t>розв’язків</w:t>
-      </w:r>
-      <w:proofErr w:type="spellEnd"/>
-      <w:r>
-        <w:t xml:space="preserve"> з низьким значенням більшості функцій втрат і з високим значенням більшості метрик буде повернення вхідного чорно-білого зображення.</w:t>
+        <w:t>Якщо побудувати одну модель яка буде з чорно-білого зображення генерувати кольорове, одним з субоптимальних розв’язків з низьким значенням більшості функцій втрат і з високим значенням більшості метрик буде повернення вхідного чорно-білого зображення.</w:t>
       </w:r>
     </w:p>
     <w:p>
@@ -2648,7 +2536,7 @@
         <w:pStyle w:val="3"/>
         <w:numPr>
           <w:ilvl w:val="2"/>
-          <w:numId w:val="21"/>
+          <w:numId w:val="1"/>
         </w:numPr>
       </w:pPr>
       <w:bookmarkStart w:id="7" w:name="_Toc199286046"/>
@@ -2671,15 +2559,7 @@
         <w:ind w:firstLine="708"/>
       </w:pPr>
       <w:r>
-        <w:t xml:space="preserve">Задача першого </w:t>
-      </w:r>
-      <w:proofErr w:type="spellStart"/>
-      <w:r>
-        <w:t>агента</w:t>
-      </w:r>
-      <w:proofErr w:type="spellEnd"/>
-      <w:r>
-        <w:t xml:space="preserve"> – розпізнати кольори</w:t>
+        <w:t>Задача першого агента – розпізнати кольори</w:t>
       </w:r>
       <w:r>
         <w:t xml:space="preserve"> чорно-білого зображення</w:t>
@@ -2696,7 +2576,7 @@
         <w:pStyle w:val="3"/>
         <w:numPr>
           <w:ilvl w:val="2"/>
-          <w:numId w:val="21"/>
+          <w:numId w:val="1"/>
         </w:numPr>
       </w:pPr>
       <w:r>
@@ -2719,24 +2599,14 @@
         </w:rPr>
       </w:pPr>
       <w:r>
-        <w:t xml:space="preserve">Задача другого </w:t>
-      </w:r>
-      <w:proofErr w:type="spellStart"/>
-      <w:r>
-        <w:t>агента</w:t>
-      </w:r>
-      <w:proofErr w:type="spellEnd"/>
-      <w:r>
-        <w:t xml:space="preserve"> – використовуючи канал </w:t>
-      </w:r>
-      <w:proofErr w:type="spellStart"/>
+        <w:t xml:space="preserve">Задача другого агента – використовуючи канал </w:t>
+      </w:r>
       <w:r>
         <w:rPr>
           <w:rStyle w:val="a5"/>
         </w:rPr>
         <w:t>value</w:t>
       </w:r>
-      <w:proofErr w:type="spellEnd"/>
       <w:r>
         <w:t xml:space="preserve"> (</w:t>
       </w:r>
@@ -2792,43 +2662,28 @@
         <w:t>класи</w:t>
       </w:r>
       <w:r>
-        <w:t xml:space="preserve"> з першого </w:t>
-      </w:r>
-      <w:proofErr w:type="spellStart"/>
-      <w:r>
-        <w:t>агента</w:t>
-      </w:r>
-      <w:proofErr w:type="spellEnd"/>
+        <w:t xml:space="preserve"> з першого агента</w:t>
+      </w:r>
       <w:r>
         <w:t xml:space="preserve"> створити канали </w:t>
       </w:r>
-      <w:proofErr w:type="spellStart"/>
       <w:r>
         <w:rPr>
           <w:rStyle w:val="a5"/>
         </w:rPr>
         <w:t>saturation</w:t>
       </w:r>
-      <w:proofErr w:type="spellEnd"/>
       <w:r>
         <w:t xml:space="preserve"> </w:t>
       </w:r>
       <w:r>
         <w:t xml:space="preserve">та </w:t>
       </w:r>
-      <w:proofErr w:type="spellStart"/>
       <w:r>
         <w:rPr>
           <w:rStyle w:val="a5"/>
         </w:rPr>
-        <w:t>hue</w:t>
-      </w:r>
-      <w:proofErr w:type="spellEnd"/>
-      <w:r>
-        <w:rPr>
-          <w:rStyle w:val="a5"/>
-        </w:rPr>
-        <w:t>.</w:t>
+        <w:t>hue.</w:t>
       </w:r>
     </w:p>
     <w:p>
@@ -2836,7 +2691,7 @@
         <w:pStyle w:val="3"/>
         <w:numPr>
           <w:ilvl w:val="2"/>
-          <w:numId w:val="21"/>
+          <w:numId w:val="1"/>
         </w:numPr>
         <w:rPr>
           <w:highlight w:val="yellow"/>
@@ -2869,7 +2724,7 @@
         <w:pStyle w:val="1"/>
         <w:numPr>
           <w:ilvl w:val="0"/>
-          <w:numId w:val="21"/>
+          <w:numId w:val="1"/>
         </w:numPr>
       </w:pPr>
       <w:bookmarkStart w:id="10" w:name="_Toc199286049"/>
@@ -2884,17 +2739,12 @@
         <w:pStyle w:val="2"/>
         <w:numPr>
           <w:ilvl w:val="1"/>
-          <w:numId w:val="21"/>
+          <w:numId w:val="1"/>
         </w:numPr>
       </w:pPr>
       <w:bookmarkStart w:id="11" w:name="_Toc199286050"/>
-      <w:proofErr w:type="spellStart"/>
-      <w:r>
-        <w:t>Допрограмний</w:t>
-      </w:r>
-      <w:proofErr w:type="spellEnd"/>
-      <w:r>
-        <w:t xml:space="preserve"> етап</w:t>
+      <w:r>
+        <w:t>Допрограмний етап</w:t>
       </w:r>
       <w:bookmarkEnd w:id="11"/>
     </w:p>
@@ -2903,7 +2753,7 @@
         <w:pStyle w:val="3"/>
         <w:numPr>
           <w:ilvl w:val="2"/>
-          <w:numId w:val="21"/>
+          <w:numId w:val="1"/>
         </w:numPr>
       </w:pPr>
       <w:bookmarkStart w:id="12" w:name="_Toc199286051"/>
@@ -2917,15 +2767,7 @@
         <w:ind w:firstLine="708"/>
       </w:pPr>
       <w:r>
-        <w:t xml:space="preserve">Для навчання першого агенту було розглянуто декілька </w:t>
-      </w:r>
-      <w:proofErr w:type="spellStart"/>
-      <w:r>
-        <w:t>датасетів</w:t>
-      </w:r>
-      <w:proofErr w:type="spellEnd"/>
-      <w:r>
-        <w:t xml:space="preserve"> для семантичної сегментації:</w:t>
+        <w:t>Для навчання першого агенту було розглянуто декілька датасетів для семантичної сегментації:</w:t>
       </w:r>
     </w:p>
     <w:p>
@@ -2933,7 +2775,7 @@
         <w:pStyle w:val="a8"/>
         <w:numPr>
           <w:ilvl w:val="0"/>
-          <w:numId w:val="44"/>
+          <w:numId w:val="6"/>
         </w:numPr>
       </w:pPr>
       <w:r>
@@ -2948,7 +2790,7 @@
         <w:pStyle w:val="a8"/>
         <w:numPr>
           <w:ilvl w:val="0"/>
-          <w:numId w:val="44"/>
+          <w:numId w:val="6"/>
         </w:numPr>
       </w:pPr>
       <w:r>
@@ -2963,17 +2805,15 @@
         <w:pStyle w:val="a8"/>
         <w:numPr>
           <w:ilvl w:val="0"/>
-          <w:numId w:val="44"/>
+          <w:numId w:val="6"/>
         </w:numPr>
       </w:pPr>
-      <w:proofErr w:type="spellStart"/>
       <w:r>
         <w:rPr>
           <w:lang w:val="en-US"/>
         </w:rPr>
         <w:t>Hypersim</w:t>
       </w:r>
-      <w:proofErr w:type="spellEnd"/>
     </w:p>
     <w:p>
       <w:pPr>
@@ -3008,7 +2848,7 @@
         <w:pStyle w:val="3"/>
         <w:numPr>
           <w:ilvl w:val="2"/>
-          <w:numId w:val="21"/>
+          <w:numId w:val="1"/>
         </w:numPr>
         <w:rPr>
           <w:lang w:val="en-US"/>
@@ -3037,15 +2877,7 @@
         <w:t xml:space="preserve"> має декілька версій. Було обрано</w:t>
       </w:r>
       <w:r>
-        <w:t xml:space="preserve"> версію 2017 року яка містить 92 класи для семантичної сегментації, 118 тисяч зображень для тренування, 5 тисяч для </w:t>
-      </w:r>
-      <w:proofErr w:type="spellStart"/>
-      <w:r>
-        <w:t>валідації</w:t>
-      </w:r>
-      <w:proofErr w:type="spellEnd"/>
-      <w:r>
-        <w:t xml:space="preserve"> і 40 тисяч для тестування моделей.</w:t>
+        <w:t xml:space="preserve"> версію 2017 року яка містить 92 класи для семантичної сегментації, 118 тисяч зображень для тренування, 5 тисяч для валідації і 40 тисяч для тестування моделей.</w:t>
       </w:r>
     </w:p>
     <w:p>
@@ -3130,7 +2962,7 @@
         <w:pStyle w:val="3"/>
         <w:numPr>
           <w:ilvl w:val="2"/>
-          <w:numId w:val="21"/>
+          <w:numId w:val="1"/>
         </w:numPr>
       </w:pPr>
       <w:bookmarkStart w:id="14" w:name="_Toc199286053"/>
@@ -3155,14 +2987,12 @@
         <w:lastRenderedPageBreak/>
         <w:t xml:space="preserve">Більшість зображень містили багато пікселів класів </w:t>
       </w:r>
-      <w:proofErr w:type="spellStart"/>
       <w:r>
         <w:rPr>
           <w:rStyle w:val="a5"/>
         </w:rPr>
         <w:t>undefined</w:t>
       </w:r>
-      <w:proofErr w:type="spellEnd"/>
       <w:r>
         <w:t xml:space="preserve"> </w:t>
       </w:r>
@@ -3181,14 +3011,12 @@
       <w:r>
         <w:t xml:space="preserve">або </w:t>
       </w:r>
-      <w:proofErr w:type="spellStart"/>
       <w:r>
         <w:rPr>
           <w:rStyle w:val="a5"/>
         </w:rPr>
         <w:t>other</w:t>
       </w:r>
-      <w:proofErr w:type="spellEnd"/>
       <w:r>
         <w:t xml:space="preserve"> (</w:t>
       </w:r>
@@ -3204,43 +3032,25 @@
     </w:p>
     <w:p>
       <w:r>
-        <w:t xml:space="preserve">Враховуючи наявність великої кількості таких пікселів, було зроблено припущення що можливо доведеться вдатись до зміни ваги класів, або повного </w:t>
-      </w:r>
-      <w:proofErr w:type="spellStart"/>
-      <w:r>
-        <w:t>викреслення</w:t>
-      </w:r>
-      <w:proofErr w:type="spellEnd"/>
-      <w:r>
-        <w:t xml:space="preserve"> класів </w:t>
-      </w:r>
-      <w:proofErr w:type="spellStart"/>
+        <w:t xml:space="preserve">Враховуючи наявність великої кількості таких пікселів, було зроблено припущення що можливо доведеться вдатись до зміни ваги класів, або повного викреслення класів </w:t>
+      </w:r>
       <w:r>
         <w:rPr>
           <w:rStyle w:val="a5"/>
         </w:rPr>
         <w:t>undefined</w:t>
       </w:r>
-      <w:proofErr w:type="spellEnd"/>
       <w:r>
         <w:t xml:space="preserve"> </w:t>
       </w:r>
       <w:r>
         <w:t xml:space="preserve">та </w:t>
       </w:r>
-      <w:proofErr w:type="spellStart"/>
       <w:r>
         <w:rPr>
           <w:rStyle w:val="a5"/>
         </w:rPr>
-        <w:t>other</w:t>
-      </w:r>
-      <w:proofErr w:type="spellEnd"/>
-      <w:r>
-        <w:rPr>
-          <w:rStyle w:val="a5"/>
-        </w:rPr>
-        <w:t xml:space="preserve"> </w:t>
+        <w:t xml:space="preserve">other </w:t>
       </w:r>
       <w:r>
         <w:t>у функції втрат</w:t>
@@ -3254,7 +3064,7 @@
         <w:pStyle w:val="2"/>
         <w:numPr>
           <w:ilvl w:val="1"/>
-          <w:numId w:val="21"/>
+          <w:numId w:val="1"/>
         </w:numPr>
       </w:pPr>
       <w:bookmarkStart w:id="15" w:name="_Toc199286054"/>
@@ -3271,7 +3081,7 @@
         <w:pStyle w:val="3"/>
         <w:numPr>
           <w:ilvl w:val="2"/>
-          <w:numId w:val="21"/>
+          <w:numId w:val="1"/>
         </w:numPr>
         <w:rPr>
           <w:lang w:val="en-US"/>
@@ -3296,28 +3106,24 @@
       <w:r>
         <w:t xml:space="preserve">92 при об'єднанні класів </w:t>
       </w:r>
-      <w:proofErr w:type="spellStart"/>
       <w:r>
         <w:rPr>
           <w:rStyle w:val="a5"/>
         </w:rPr>
         <w:t>undefined</w:t>
       </w:r>
-      <w:proofErr w:type="spellEnd"/>
       <w:r>
         <w:t xml:space="preserve"> </w:t>
       </w:r>
       <w:r>
         <w:t xml:space="preserve">та </w:t>
       </w:r>
-      <w:proofErr w:type="spellStart"/>
       <w:r>
         <w:rPr>
           <w:rStyle w:val="a5"/>
         </w:rPr>
         <w:t>other</w:t>
       </w:r>
-      <w:proofErr w:type="spellEnd"/>
       <w:r>
         <w:t>)</w:t>
       </w:r>
@@ -3335,15 +3141,7 @@
         </w:rPr>
       </w:pPr>
       <w:r>
-        <w:t xml:space="preserve">Структура моделі створена за повністю </w:t>
-      </w:r>
-      <w:proofErr w:type="spellStart"/>
-      <w:r>
-        <w:t>конволюційною</w:t>
-      </w:r>
-      <w:proofErr w:type="spellEnd"/>
-      <w:r>
-        <w:t xml:space="preserve"> схемою моделей для задач семантичної сегментації.</w:t>
+        <w:t>Структура моделі створена за повністю конволюційною схемою моделей для задач семантичної сегментації.</w:t>
       </w:r>
     </w:p>
     <w:p>
@@ -3416,15 +3214,7 @@
         </w:rPr>
       </w:pPr>
       <w:r>
-        <w:t xml:space="preserve">Ідея семантичної сегментації: повністю </w:t>
-      </w:r>
-      <w:proofErr w:type="spellStart"/>
-      <w:r>
-        <w:t>конволюційна</w:t>
-      </w:r>
-      <w:proofErr w:type="spellEnd"/>
-      <w:r>
-        <w:t>)</w:t>
+        <w:t>Ідея семантичної сегментації: повністю конволюційна)</w:t>
       </w:r>
     </w:p>
     <w:p>
@@ -3563,15 +3353,7 @@
     </w:p>
     <w:p>
       <w:r>
-        <w:t xml:space="preserve">Після переходу на розмір зображення 32х32 якість передбачень дещо покращилась, але все ще була недостатньою, якщо врахувати розмір і час навчання моделі. На жаль, метрики даної моделі не збереглись, але </w:t>
-      </w:r>
-      <w:proofErr w:type="spellStart"/>
-      <w:r>
-        <w:t>збереглась</w:t>
-      </w:r>
-      <w:proofErr w:type="spellEnd"/>
-      <w:r>
-        <w:t xml:space="preserve"> структура.</w:t>
+        <w:t>Після переходу на розмір зображення 32х32 якість передбачень дещо покращилась, але все ще була недостатньою, якщо врахувати розмір і час навчання моделі. На жаль, метрики даної моделі не збереглись, але збереглась структура.</w:t>
       </w:r>
     </w:p>
     <w:p>
@@ -3626,28 +3408,12 @@
         <w:pStyle w:val="a"/>
       </w:pPr>
       <w:r>
-        <w:t xml:space="preserve">Структура моделі яка частково наслідує ідею повністю </w:t>
-      </w:r>
-      <w:proofErr w:type="spellStart"/>
-      <w:r>
-        <w:t>конволюційної</w:t>
-      </w:r>
-      <w:proofErr w:type="spellEnd"/>
-      <w:r>
-        <w:t xml:space="preserve"> семантичної сегментації. 93 класи для зображень розміру 32х32)</w:t>
-      </w:r>
-    </w:p>
-    <w:p>
-      <w:r>
-        <w:t xml:space="preserve">Дана модель частково наслідує ідею повністю </w:t>
-      </w:r>
-      <w:proofErr w:type="spellStart"/>
-      <w:r>
-        <w:t>конволюційної</w:t>
-      </w:r>
-      <w:proofErr w:type="spellEnd"/>
-      <w:r>
-        <w:t xml:space="preserve"> семантичної сегментації, але має лише один шар нейронів на кожному рівні.</w:t>
+        <w:t>Структура моделі яка частково наслідує ідею повністю конволюційної семантичної сегментації. 93 класи для зображень розміру 32х32)</w:t>
+      </w:r>
+    </w:p>
+    <w:p>
+      <w:r>
+        <w:t>Дана модель частково наслідує ідею повністю конволюційної семантичної сегментації, але має лише один шар нейронів на кожному рівні.</w:t>
       </w:r>
     </w:p>
     <w:p>
@@ -3681,9 +3447,221 @@
         <w:pStyle w:val="3"/>
         <w:numPr>
           <w:ilvl w:val="2"/>
-          <w:numId w:val="46"/>
+          <w:numId w:val="1"/>
         </w:numPr>
       </w:pPr>
+      <w:r>
+        <w:t>Ідея другої реалізації першого агента</w:t>
+      </w:r>
+    </w:p>
+    <w:p>
+      <w:r>
+        <w:t>Задля спрощення першого агента прийнято рішення робити семантичну сегмантацію не за об’єктами, а за кольорами. Розглядались комбінації з наступних кольорів:</w:t>
+      </w:r>
+    </w:p>
+    <w:p>
+      <w:pPr>
+        <w:pStyle w:val="a8"/>
+        <w:numPr>
+          <w:ilvl w:val="0"/>
+          <w:numId w:val="7"/>
+        </w:numPr>
+      </w:pPr>
+      <w:r>
+        <w:t xml:space="preserve">Червоний (базовий колір </w:t>
+      </w:r>
+      <w:r>
+        <w:rPr>
+          <w:lang w:val="en-US"/>
+        </w:rPr>
+        <w:t>RGB</w:t>
+      </w:r>
+      <w:r>
+        <w:t>)</w:t>
+      </w:r>
+    </w:p>
+    <w:p>
+      <w:pPr>
+        <w:pStyle w:val="a8"/>
+        <w:numPr>
+          <w:ilvl w:val="0"/>
+          <w:numId w:val="7"/>
+        </w:numPr>
+      </w:pPr>
+      <w:r>
+        <w:t xml:space="preserve">Зелений </w:t>
+      </w:r>
+      <w:r>
+        <w:t xml:space="preserve">(базовий колір </w:t>
+      </w:r>
+      <w:r>
+        <w:rPr>
+          <w:lang w:val="en-US"/>
+        </w:rPr>
+        <w:t>RGB</w:t>
+      </w:r>
+      <w:r>
+        <w:t>)</w:t>
+      </w:r>
+    </w:p>
+    <w:p>
+      <w:pPr>
+        <w:pStyle w:val="a8"/>
+        <w:numPr>
+          <w:ilvl w:val="0"/>
+          <w:numId w:val="7"/>
+        </w:numPr>
+      </w:pPr>
+      <w:r>
+        <w:t xml:space="preserve">Синій </w:t>
+      </w:r>
+      <w:r>
+        <w:t xml:space="preserve">(базовий колір </w:t>
+      </w:r>
+      <w:r>
+        <w:rPr>
+          <w:lang w:val="en-US"/>
+        </w:rPr>
+        <w:t>RGB</w:t>
+      </w:r>
+      <w:r>
+        <w:t>)</w:t>
+      </w:r>
+    </w:p>
+    <w:p>
+      <w:pPr>
+        <w:pStyle w:val="a8"/>
+        <w:numPr>
+          <w:ilvl w:val="0"/>
+          <w:numId w:val="7"/>
+        </w:numPr>
+      </w:pPr>
+      <w:r>
+        <w:t xml:space="preserve">Бузковий (базовий колір </w:t>
+      </w:r>
+      <w:r>
+        <w:rPr>
+          <w:lang w:val="en-US"/>
+        </w:rPr>
+        <w:t>CMYK</w:t>
+      </w:r>
+      <w:r>
+        <w:t>)</w:t>
+      </w:r>
+    </w:p>
+    <w:p>
+      <w:pPr>
+        <w:pStyle w:val="a8"/>
+        <w:numPr>
+          <w:ilvl w:val="0"/>
+          <w:numId w:val="7"/>
+        </w:numPr>
+      </w:pPr>
+      <w:r>
+        <w:t xml:space="preserve">Пурпурний </w:t>
+      </w:r>
+      <w:r>
+        <w:t xml:space="preserve">(базовий колір </w:t>
+      </w:r>
+      <w:r>
+        <w:rPr>
+          <w:lang w:val="en-US"/>
+        </w:rPr>
+        <w:t>CMYK</w:t>
+      </w:r>
+      <w:r>
+        <w:t>)</w:t>
+      </w:r>
+    </w:p>
+    <w:p>
+      <w:pPr>
+        <w:pStyle w:val="a8"/>
+        <w:numPr>
+          <w:ilvl w:val="0"/>
+          <w:numId w:val="7"/>
+        </w:numPr>
+      </w:pPr>
+      <w:r>
+        <w:t xml:space="preserve">Жовтий </w:t>
+      </w:r>
+      <w:r>
+        <w:t xml:space="preserve">(базовий колір </w:t>
+      </w:r>
+      <w:r>
+        <w:rPr>
+          <w:lang w:val="en-US"/>
+        </w:rPr>
+        <w:t>CMYK</w:t>
+      </w:r>
+      <w:r>
+        <w:t>)</w:t>
+      </w:r>
+    </w:p>
+    <w:p>
+      <w:pPr>
+        <w:pStyle w:val="a8"/>
+        <w:numPr>
+          <w:ilvl w:val="0"/>
+          <w:numId w:val="7"/>
+        </w:numPr>
+      </w:pPr>
+      <w:r>
+        <w:lastRenderedPageBreak/>
+        <w:t>Помаранчевий (оскільки жовтий займає дуже вузьку полосу спектру, замінити частину жовтого на помаранчевий)</w:t>
+      </w:r>
+    </w:p>
+    <w:p>
+      <w:pPr>
+        <w:pStyle w:val="a8"/>
+        <w:numPr>
+          <w:ilvl w:val="0"/>
+          <w:numId w:val="7"/>
+        </w:numPr>
+      </w:pPr>
+      <w:r>
+        <w:t>Салатовий (оскільки жовтий займає дуже вузьку полосу спектру, замінити частину жовтого на салатовий)</w:t>
+      </w:r>
+    </w:p>
+    <w:p>
+      <w:pPr>
+        <w:pStyle w:val="a8"/>
+        <w:numPr>
+          <w:ilvl w:val="0"/>
+          <w:numId w:val="7"/>
+        </w:numPr>
+      </w:pPr>
+      <w:r>
+        <w:t>Білий (для позначення заяскравих пікселів, в яких не треба вгадувати колір)</w:t>
+      </w:r>
+    </w:p>
+    <w:p>
+      <w:pPr>
+        <w:pStyle w:val="a8"/>
+        <w:numPr>
+          <w:ilvl w:val="0"/>
+          <w:numId w:val="7"/>
+        </w:numPr>
+      </w:pPr>
+      <w:r>
+        <w:t>Чорний (для позначення занадто темних пікселів, в яких не треба вгаду)</w:t>
+      </w:r>
+    </w:p>
+    <w:p>
+      <w:pPr>
+        <w:pStyle w:val="a8"/>
+        <w:numPr>
+          <w:ilvl w:val="0"/>
+          <w:numId w:val="7"/>
+        </w:numPr>
+      </w:pPr>
+      <w:r>
+        <w:t>Сірий (для позначення пікселів, в яких насиченість кольору замала)</w:t>
+      </w:r>
+    </w:p>
+    <w:p>
+      <w:r>
+        <w:t>Було обрано наступні класи (в порядку важливості): білий, чорний, червоний, зелений, синій, бузковий, жовтий, пурпурний, сірий.</w:t>
+      </w:r>
     </w:p>
     <w:sectPr>
       <w:footerReference w:type="default" r:id="rId11"/>
@@ -3829,441 +3807,6 @@
 <file path=word/numbering.xml><?xml version="1.0" encoding="utf-8"?>
 <w:numbering xmlns:wpc="http://schemas.microsoft.com/office/word/2010/wordprocessingCanvas" xmlns:cx="http://schemas.microsoft.com/office/drawing/2014/chartex" xmlns:cx1="http://schemas.microsoft.com/office/drawing/2015/9/8/chartex" xmlns:cx2="http://schemas.microsoft.com/office/drawing/2015/10/21/chartex" xmlns:cx3="http://schemas.microsoft.com/office/drawing/2016/5/9/chartex" xmlns:cx4="http://schemas.microsoft.com/office/drawing/2016/5/10/chartex" xmlns:cx5="http://schemas.microsoft.com/office/drawing/2016/5/11/chartex" xmlns:cx6="http://schemas.microsoft.com/office/drawing/2016/5/12/chartex" xmlns:cx7="http://schemas.microsoft.com/office/drawing/2016/5/13/chartex" xmlns:cx8="http://schemas.microsoft.com/office/drawing/2016/5/14/chartex" xmlns:mc="http://schemas.openxmlformats.org/markup-compatibility/2006" xmlns:aink="http://schemas.microsoft.com/office/drawing/2016/ink" xmlns:am3d="http://schemas.microsoft.com/office/drawing/2017/model3d" xmlns:o="urn:schemas-microsoft-com:office:office" xmlns:r="http://schemas.openxmlformats.org/officeDocument/2006/relationships" xmlns:m="http://schemas.openxmlformats.org/officeDocument/2006/math" xmlns:v="urn:schemas-microsoft-com:vml" xmlns:wp14="http://schemas.microsoft.com/office/word/2010/wordprocessingDrawing" xmlns:wp="http://schemas.openxmlformats.org/drawingml/2006/wordprocessingDrawing" xmlns:w10="urn:schemas-microsoft-com:office:word" xmlns:w="http://schemas.openxmlformats.org/wordprocessingml/2006/main" xmlns:w14="http://schemas.microsoft.com/office/word/2010/wordml" xmlns:w15="http://schemas.microsoft.com/office/word/2012/wordml" xmlns:w16cex="http://schemas.microsoft.com/office/word/2018/wordml/cex" xmlns:w16cid="http://schemas.microsoft.com/office/word/2016/wordml/cid" xmlns:w16="http://schemas.microsoft.com/office/word/2018/wordml" xmlns:w16sdtdh="http://schemas.microsoft.com/office/word/2020/wordml/sdtdatahash" xmlns:w16se="http://schemas.microsoft.com/office/word/2015/wordml/symex" xmlns:wpg="http://schemas.microsoft.com/office/word/2010/wordprocessingGroup" xmlns:wpi="http://schemas.microsoft.com/office/word/2010/wordprocessingInk" xmlns:wne="http://schemas.microsoft.com/office/word/2006/wordml" xmlns:wps="http://schemas.microsoft.com/office/word/2010/wordprocessingShape" mc:Ignorable="w14 w15 w16se w16cid w16 w16cex w16sdtdh wp14">
   <w:abstractNum w:abstractNumId="0" w15:restartNumberingAfterBreak="0">
-    <w:nsid w:val="000E4ED2"/>
-    <w:multiLevelType w:val="multilevel"/>
-    <w:tmpl w:val="0422001F"/>
-    <w:lvl w:ilvl="0">
-      <w:start w:val="1"/>
-      <w:numFmt w:val="decimal"/>
-      <w:lvlText w:val="%1."/>
-      <w:lvlJc w:val="left"/>
-      <w:pPr>
-        <w:ind w:left="360" w:hanging="360"/>
-      </w:pPr>
-    </w:lvl>
-    <w:lvl w:ilvl="1">
-      <w:start w:val="1"/>
-      <w:numFmt w:val="decimal"/>
-      <w:lvlText w:val="%1.%2."/>
-      <w:lvlJc w:val="left"/>
-      <w:pPr>
-        <w:ind w:left="792" w:hanging="432"/>
-      </w:pPr>
-    </w:lvl>
-    <w:lvl w:ilvl="2">
-      <w:start w:val="1"/>
-      <w:numFmt w:val="decimal"/>
-      <w:lvlText w:val="%1.%2.%3."/>
-      <w:lvlJc w:val="left"/>
-      <w:pPr>
-        <w:ind w:left="1224" w:hanging="504"/>
-      </w:pPr>
-    </w:lvl>
-    <w:lvl w:ilvl="3">
-      <w:start w:val="1"/>
-      <w:numFmt w:val="decimal"/>
-      <w:lvlText w:val="%1.%2.%3.%4."/>
-      <w:lvlJc w:val="left"/>
-      <w:pPr>
-        <w:ind w:left="1728" w:hanging="648"/>
-      </w:pPr>
-    </w:lvl>
-    <w:lvl w:ilvl="4">
-      <w:start w:val="1"/>
-      <w:numFmt w:val="decimal"/>
-      <w:lvlText w:val="%1.%2.%3.%4.%5."/>
-      <w:lvlJc w:val="left"/>
-      <w:pPr>
-        <w:ind w:left="2232" w:hanging="792"/>
-      </w:pPr>
-    </w:lvl>
-    <w:lvl w:ilvl="5">
-      <w:start w:val="1"/>
-      <w:numFmt w:val="decimal"/>
-      <w:lvlText w:val="%1.%2.%3.%4.%5.%6."/>
-      <w:lvlJc w:val="left"/>
-      <w:pPr>
-        <w:ind w:left="2736" w:hanging="936"/>
-      </w:pPr>
-    </w:lvl>
-    <w:lvl w:ilvl="6">
-      <w:start w:val="1"/>
-      <w:numFmt w:val="decimal"/>
-      <w:lvlText w:val="%1.%2.%3.%4.%5.%6.%7."/>
-      <w:lvlJc w:val="left"/>
-      <w:pPr>
-        <w:ind w:left="3240" w:hanging="1080"/>
-      </w:pPr>
-    </w:lvl>
-    <w:lvl w:ilvl="7">
-      <w:start w:val="1"/>
-      <w:numFmt w:val="decimal"/>
-      <w:lvlText w:val="%1.%2.%3.%4.%5.%6.%7.%8."/>
-      <w:lvlJc w:val="left"/>
-      <w:pPr>
-        <w:ind w:left="3744" w:hanging="1224"/>
-      </w:pPr>
-    </w:lvl>
-    <w:lvl w:ilvl="8">
-      <w:start w:val="1"/>
-      <w:numFmt w:val="decimal"/>
-      <w:lvlText w:val="%1.%2.%3.%4.%5.%6.%7.%8.%9."/>
-      <w:lvlJc w:val="left"/>
-      <w:pPr>
-        <w:ind w:left="4320" w:hanging="1440"/>
-      </w:pPr>
-    </w:lvl>
-  </w:abstractNum>
-  <w:abstractNum w:abstractNumId="1" w15:restartNumberingAfterBreak="0">
-    <w:nsid w:val="00B70AB8"/>
-    <w:multiLevelType w:val="hybridMultilevel"/>
-    <w:tmpl w:val="7B749D8E"/>
-    <w:lvl w:ilvl="0" w:tplc="BCA4870C">
-      <w:start w:val="1"/>
-      <w:numFmt w:val="decimal"/>
-      <w:lvlText w:val="(Мал.%1."/>
-      <w:lvlJc w:val="right"/>
-      <w:pPr>
-        <w:ind w:left="1426" w:hanging="360"/>
-      </w:pPr>
-    </w:lvl>
-    <w:lvl w:ilvl="1" w:tplc="04220019" w:tentative="1">
-      <w:start w:val="1"/>
-      <w:numFmt w:val="lowerLetter"/>
-      <w:lvlText w:val="%2."/>
-      <w:lvlJc w:val="left"/>
-      <w:pPr>
-        <w:ind w:left="2148" w:hanging="360"/>
-      </w:pPr>
-    </w:lvl>
-    <w:lvl w:ilvl="2" w:tplc="0422001B" w:tentative="1">
-      <w:start w:val="1"/>
-      <w:numFmt w:val="lowerRoman"/>
-      <w:lvlText w:val="%3."/>
-      <w:lvlJc w:val="right"/>
-      <w:pPr>
-        <w:ind w:left="2868" w:hanging="180"/>
-      </w:pPr>
-    </w:lvl>
-    <w:lvl w:ilvl="3" w:tplc="0422000F" w:tentative="1">
-      <w:start w:val="1"/>
-      <w:numFmt w:val="decimal"/>
-      <w:lvlText w:val="%4."/>
-      <w:lvlJc w:val="left"/>
-      <w:pPr>
-        <w:ind w:left="3588" w:hanging="360"/>
-      </w:pPr>
-    </w:lvl>
-    <w:lvl w:ilvl="4" w:tplc="04220019" w:tentative="1">
-      <w:start w:val="1"/>
-      <w:numFmt w:val="lowerLetter"/>
-      <w:lvlText w:val="%5."/>
-      <w:lvlJc w:val="left"/>
-      <w:pPr>
-        <w:ind w:left="4308" w:hanging="360"/>
-      </w:pPr>
-    </w:lvl>
-    <w:lvl w:ilvl="5" w:tplc="0422001B" w:tentative="1">
-      <w:start w:val="1"/>
-      <w:numFmt w:val="lowerRoman"/>
-      <w:lvlText w:val="%6."/>
-      <w:lvlJc w:val="right"/>
-      <w:pPr>
-        <w:ind w:left="5028" w:hanging="180"/>
-      </w:pPr>
-    </w:lvl>
-    <w:lvl w:ilvl="6" w:tplc="0422000F" w:tentative="1">
-      <w:start w:val="1"/>
-      <w:numFmt w:val="decimal"/>
-      <w:lvlText w:val="%7."/>
-      <w:lvlJc w:val="left"/>
-      <w:pPr>
-        <w:ind w:left="5748" w:hanging="360"/>
-      </w:pPr>
-    </w:lvl>
-    <w:lvl w:ilvl="7" w:tplc="04220019" w:tentative="1">
-      <w:start w:val="1"/>
-      <w:numFmt w:val="lowerLetter"/>
-      <w:lvlText w:val="%8."/>
-      <w:lvlJc w:val="left"/>
-      <w:pPr>
-        <w:ind w:left="6468" w:hanging="360"/>
-      </w:pPr>
-    </w:lvl>
-    <w:lvl w:ilvl="8" w:tplc="0422001B" w:tentative="1">
-      <w:start w:val="1"/>
-      <w:numFmt w:val="lowerRoman"/>
-      <w:lvlText w:val="%9."/>
-      <w:lvlJc w:val="right"/>
-      <w:pPr>
-        <w:ind w:left="7188" w:hanging="180"/>
-      </w:pPr>
-    </w:lvl>
-  </w:abstractNum>
-  <w:abstractNum w:abstractNumId="2" w15:restartNumberingAfterBreak="0">
-    <w:nsid w:val="0121078D"/>
-    <w:multiLevelType w:val="hybridMultilevel"/>
-    <w:tmpl w:val="7228EFEE"/>
-    <w:lvl w:ilvl="0" w:tplc="0422000F">
-      <w:start w:val="1"/>
-      <w:numFmt w:val="decimal"/>
-      <w:lvlText w:val="%1."/>
-      <w:lvlJc w:val="left"/>
-      <w:pPr>
-        <w:ind w:left="720" w:hanging="360"/>
-      </w:pPr>
-    </w:lvl>
-    <w:lvl w:ilvl="1" w:tplc="04220019" w:tentative="1">
-      <w:start w:val="1"/>
-      <w:numFmt w:val="lowerLetter"/>
-      <w:lvlText w:val="%2."/>
-      <w:lvlJc w:val="left"/>
-      <w:pPr>
-        <w:ind w:left="1440" w:hanging="360"/>
-      </w:pPr>
-    </w:lvl>
-    <w:lvl w:ilvl="2" w:tplc="0422001B" w:tentative="1">
-      <w:start w:val="1"/>
-      <w:numFmt w:val="lowerRoman"/>
-      <w:lvlText w:val="%3."/>
-      <w:lvlJc w:val="right"/>
-      <w:pPr>
-        <w:ind w:left="2160" w:hanging="180"/>
-      </w:pPr>
-    </w:lvl>
-    <w:lvl w:ilvl="3" w:tplc="0422000F" w:tentative="1">
-      <w:start w:val="1"/>
-      <w:numFmt w:val="decimal"/>
-      <w:lvlText w:val="%4."/>
-      <w:lvlJc w:val="left"/>
-      <w:pPr>
-        <w:ind w:left="2880" w:hanging="360"/>
-      </w:pPr>
-    </w:lvl>
-    <w:lvl w:ilvl="4" w:tplc="04220019" w:tentative="1">
-      <w:start w:val="1"/>
-      <w:numFmt w:val="lowerLetter"/>
-      <w:lvlText w:val="%5."/>
-      <w:lvlJc w:val="left"/>
-      <w:pPr>
-        <w:ind w:left="3600" w:hanging="360"/>
-      </w:pPr>
-    </w:lvl>
-    <w:lvl w:ilvl="5" w:tplc="0422001B" w:tentative="1">
-      <w:start w:val="1"/>
-      <w:numFmt w:val="lowerRoman"/>
-      <w:lvlText w:val="%6."/>
-      <w:lvlJc w:val="right"/>
-      <w:pPr>
-        <w:ind w:left="4320" w:hanging="180"/>
-      </w:pPr>
-    </w:lvl>
-    <w:lvl w:ilvl="6" w:tplc="0422000F" w:tentative="1">
-      <w:start w:val="1"/>
-      <w:numFmt w:val="decimal"/>
-      <w:lvlText w:val="%7."/>
-      <w:lvlJc w:val="left"/>
-      <w:pPr>
-        <w:ind w:left="5040" w:hanging="360"/>
-      </w:pPr>
-    </w:lvl>
-    <w:lvl w:ilvl="7" w:tplc="04220019" w:tentative="1">
-      <w:start w:val="1"/>
-      <w:numFmt w:val="lowerLetter"/>
-      <w:lvlText w:val="%8."/>
-      <w:lvlJc w:val="left"/>
-      <w:pPr>
-        <w:ind w:left="5760" w:hanging="360"/>
-      </w:pPr>
-    </w:lvl>
-    <w:lvl w:ilvl="8" w:tplc="0422001B" w:tentative="1">
-      <w:start w:val="1"/>
-      <w:numFmt w:val="lowerRoman"/>
-      <w:lvlText w:val="%9."/>
-      <w:lvlJc w:val="right"/>
-      <w:pPr>
-        <w:ind w:left="6480" w:hanging="180"/>
-      </w:pPr>
-    </w:lvl>
-  </w:abstractNum>
-  <w:abstractNum w:abstractNumId="3" w15:restartNumberingAfterBreak="0">
-    <w:nsid w:val="02797F85"/>
-    <w:multiLevelType w:val="multilevel"/>
-    <w:tmpl w:val="742C3F82"/>
-    <w:lvl w:ilvl="0">
-      <w:start w:val="1"/>
-      <w:numFmt w:val="decimal"/>
-      <w:lvlText w:val="%1."/>
-      <w:lvlJc w:val="left"/>
-      <w:pPr>
-        <w:ind w:left="360" w:hanging="360"/>
-      </w:pPr>
-    </w:lvl>
-    <w:lvl w:ilvl="1">
-      <w:start w:val="1"/>
-      <w:numFmt w:val="decimal"/>
-      <w:lvlText w:val="%1.%2."/>
-      <w:lvlJc w:val="left"/>
-      <w:pPr>
-        <w:ind w:left="792" w:hanging="432"/>
-      </w:pPr>
-    </w:lvl>
-    <w:lvl w:ilvl="2">
-      <w:start w:val="1"/>
-      <w:numFmt w:val="decimal"/>
-      <w:lvlText w:val="%1.%2.%3."/>
-      <w:lvlJc w:val="left"/>
-      <w:pPr>
-        <w:ind w:left="1224" w:hanging="504"/>
-      </w:pPr>
-    </w:lvl>
-    <w:lvl w:ilvl="3">
-      <w:start w:val="1"/>
-      <w:numFmt w:val="decimal"/>
-      <w:lvlText w:val="%1.%2.%3.%4."/>
-      <w:lvlJc w:val="left"/>
-      <w:pPr>
-        <w:ind w:left="1728" w:hanging="648"/>
-      </w:pPr>
-    </w:lvl>
-    <w:lvl w:ilvl="4">
-      <w:start w:val="1"/>
-      <w:numFmt w:val="decimal"/>
-      <w:lvlText w:val="%1.%2.%3.%4.%5."/>
-      <w:lvlJc w:val="left"/>
-      <w:pPr>
-        <w:ind w:left="2232" w:hanging="792"/>
-      </w:pPr>
-    </w:lvl>
-    <w:lvl w:ilvl="5">
-      <w:start w:val="1"/>
-      <w:numFmt w:val="decimal"/>
-      <w:lvlText w:val="%1.%2.%3.%4.%5.%6."/>
-      <w:lvlJc w:val="left"/>
-      <w:pPr>
-        <w:ind w:left="2736" w:hanging="936"/>
-      </w:pPr>
-    </w:lvl>
-    <w:lvl w:ilvl="6">
-      <w:start w:val="1"/>
-      <w:numFmt w:val="decimal"/>
-      <w:lvlText w:val="%1.%2.%3.%4.%5.%6.%7."/>
-      <w:lvlJc w:val="left"/>
-      <w:pPr>
-        <w:ind w:left="3240" w:hanging="1080"/>
-      </w:pPr>
-    </w:lvl>
-    <w:lvl w:ilvl="7">
-      <w:start w:val="1"/>
-      <w:numFmt w:val="decimal"/>
-      <w:lvlText w:val="%1.%2.%3.%4.%5.%6.%7.%8."/>
-      <w:lvlJc w:val="left"/>
-      <w:pPr>
-        <w:ind w:left="3744" w:hanging="1224"/>
-      </w:pPr>
-    </w:lvl>
-    <w:lvl w:ilvl="8">
-      <w:start w:val="1"/>
-      <w:numFmt w:val="decimal"/>
-      <w:lvlText w:val="%1.%2.%3.%4.%5.%6.%7.%8.%9."/>
-      <w:lvlJc w:val="left"/>
-      <w:pPr>
-        <w:ind w:left="4320" w:hanging="1440"/>
-      </w:pPr>
-    </w:lvl>
-  </w:abstractNum>
-  <w:abstractNum w:abstractNumId="4" w15:restartNumberingAfterBreak="0">
-    <w:nsid w:val="08752510"/>
-    <w:multiLevelType w:val="hybridMultilevel"/>
-    <w:tmpl w:val="3196C94C"/>
-    <w:lvl w:ilvl="0" w:tplc="04220001">
-      <w:start w:val="1"/>
-      <w:numFmt w:val="bullet"/>
-      <w:lvlText w:val=""/>
-      <w:lvlJc w:val="left"/>
-      <w:pPr>
-        <w:ind w:left="1440" w:hanging="360"/>
-      </w:pPr>
-      <w:rPr>
-        <w:rFonts w:ascii="Symbol" w:hAnsi="Symbol" w:hint="default"/>
-      </w:rPr>
-    </w:lvl>
-    <w:lvl w:ilvl="1" w:tplc="5214187E">
-      <w:numFmt w:val="bullet"/>
-      <w:lvlText w:val="•"/>
-      <w:lvlJc w:val="left"/>
-      <w:pPr>
-        <w:ind w:left="2160" w:hanging="360"/>
-      </w:pPr>
-      <w:rPr>
-        <w:rFonts w:ascii="Times New Roman" w:eastAsiaTheme="minorHAnsi" w:hAnsi="Times New Roman" w:cs="Times New Roman" w:hint="default"/>
-      </w:rPr>
-    </w:lvl>
-    <w:lvl w:ilvl="2" w:tplc="0422001B" w:tentative="1">
-      <w:start w:val="1"/>
-      <w:numFmt w:val="lowerRoman"/>
-      <w:lvlText w:val="%3."/>
-      <w:lvlJc w:val="right"/>
-      <w:pPr>
-        <w:ind w:left="2880" w:hanging="180"/>
-      </w:pPr>
-    </w:lvl>
-    <w:lvl w:ilvl="3" w:tplc="0422000F" w:tentative="1">
-      <w:start w:val="1"/>
-      <w:numFmt w:val="decimal"/>
-      <w:lvlText w:val="%4."/>
-      <w:lvlJc w:val="left"/>
-      <w:pPr>
-        <w:ind w:left="3600" w:hanging="360"/>
-      </w:pPr>
-    </w:lvl>
-    <w:lvl w:ilvl="4" w:tplc="04220019" w:tentative="1">
-      <w:start w:val="1"/>
-      <w:numFmt w:val="lowerLetter"/>
-      <w:lvlText w:val="%5."/>
-      <w:lvlJc w:val="left"/>
-      <w:pPr>
-        <w:ind w:left="4320" w:hanging="360"/>
-      </w:pPr>
-    </w:lvl>
-    <w:lvl w:ilvl="5" w:tplc="0422001B" w:tentative="1">
-      <w:start w:val="1"/>
-      <w:numFmt w:val="lowerRoman"/>
-      <w:lvlText w:val="%6."/>
-      <w:lvlJc w:val="right"/>
-      <w:pPr>
-        <w:ind w:left="5040" w:hanging="180"/>
-      </w:pPr>
-    </w:lvl>
-    <w:lvl w:ilvl="6" w:tplc="0422000F" w:tentative="1">
-      <w:start w:val="1"/>
-      <w:numFmt w:val="decimal"/>
-      <w:lvlText w:val="%7."/>
-      <w:lvlJc w:val="left"/>
-      <w:pPr>
-        <w:ind w:left="5760" w:hanging="360"/>
-      </w:pPr>
-    </w:lvl>
-    <w:lvl w:ilvl="7" w:tplc="04220019" w:tentative="1">
-      <w:start w:val="1"/>
-      <w:numFmt w:val="lowerLetter"/>
-      <w:lvlText w:val="%8."/>
-      <w:lvlJc w:val="left"/>
-      <w:pPr>
-        <w:ind w:left="6480" w:hanging="360"/>
-      </w:pPr>
-    </w:lvl>
-    <w:lvl w:ilvl="8" w:tplc="0422001B" w:tentative="1">
-      <w:start w:val="1"/>
-      <w:numFmt w:val="lowerRoman"/>
-      <w:lvlText w:val="%9."/>
-      <w:lvlJc w:val="right"/>
-      <w:pPr>
-        <w:ind w:left="7200" w:hanging="180"/>
-      </w:pPr>
-    </w:lvl>
-  </w:abstractNum>
-  <w:abstractNum w:abstractNumId="5" w15:restartNumberingAfterBreak="0">
     <w:nsid w:val="0B4F17B3"/>
     <w:multiLevelType w:val="hybridMultilevel"/>
     <w:tmpl w:val="EB7810C0"/>
@@ -4376,782 +3919,7 @@
       </w:rPr>
     </w:lvl>
   </w:abstractNum>
-  <w:abstractNum w:abstractNumId="6" w15:restartNumberingAfterBreak="0">
-    <w:nsid w:val="0F9D38F9"/>
-    <w:multiLevelType w:val="hybridMultilevel"/>
-    <w:tmpl w:val="B4C45B88"/>
-    <w:lvl w:ilvl="0" w:tplc="1276A224">
-      <w:start w:val="1"/>
-      <w:numFmt w:val="decimal"/>
-      <w:lvlText w:val="%1"/>
-      <w:lvlJc w:val="left"/>
-      <w:pPr>
-        <w:ind w:left="1440" w:hanging="360"/>
-      </w:pPr>
-      <w:rPr>
-        <w:rFonts w:hint="default"/>
-        <w:b w:val="0"/>
-        <w:bCs w:val="0"/>
-        <w:i w:val="0"/>
-        <w:iCs w:val="0"/>
-        <w:caps w:val="0"/>
-        <w:smallCaps w:val="0"/>
-        <w:strike w:val="0"/>
-        <w:dstrike w:val="0"/>
-        <w:outline w:val="0"/>
-        <w:shadow w:val="0"/>
-        <w:emboss w:val="0"/>
-        <w:imprint w:val="0"/>
-        <w:snapToGrid w:val="0"/>
-        <w:vanish w:val="0"/>
-        <w:color w:val="000000"/>
-        <w:spacing w:val="0"/>
-        <w:w w:val="0"/>
-        <w:kern w:val="0"/>
-        <w:position w:val="0"/>
-        <w:sz w:val="0"/>
-        <w:szCs w:val="0"/>
-        <w:u w:val="none" w:color="000000"/>
-        <w:effect w:val="none"/>
-        <w:vertAlign w:val="baseline"/>
-        <w:em w:val="none"/>
-        <w14:ligatures w14:val="none"/>
-        <w14:numForm w14:val="default"/>
-        <w14:numSpacing w14:val="default"/>
-        <w14:stylisticSets/>
-        <w14:cntxtAlts w14:val="0"/>
-      </w:rPr>
-    </w:lvl>
-    <w:lvl w:ilvl="1" w:tplc="04220019" w:tentative="1">
-      <w:start w:val="1"/>
-      <w:numFmt w:val="lowerLetter"/>
-      <w:lvlText w:val="%2."/>
-      <w:lvlJc w:val="left"/>
-      <w:pPr>
-        <w:ind w:left="2160" w:hanging="360"/>
-      </w:pPr>
-    </w:lvl>
-    <w:lvl w:ilvl="2" w:tplc="0422001B" w:tentative="1">
-      <w:start w:val="1"/>
-      <w:numFmt w:val="lowerRoman"/>
-      <w:lvlText w:val="%3."/>
-      <w:lvlJc w:val="right"/>
-      <w:pPr>
-        <w:ind w:left="2880" w:hanging="180"/>
-      </w:pPr>
-    </w:lvl>
-    <w:lvl w:ilvl="3" w:tplc="0422000F" w:tentative="1">
-      <w:start w:val="1"/>
-      <w:numFmt w:val="decimal"/>
-      <w:lvlText w:val="%4."/>
-      <w:lvlJc w:val="left"/>
-      <w:pPr>
-        <w:ind w:left="3600" w:hanging="360"/>
-      </w:pPr>
-    </w:lvl>
-    <w:lvl w:ilvl="4" w:tplc="04220019" w:tentative="1">
-      <w:start w:val="1"/>
-      <w:numFmt w:val="lowerLetter"/>
-      <w:lvlText w:val="%5."/>
-      <w:lvlJc w:val="left"/>
-      <w:pPr>
-        <w:ind w:left="4320" w:hanging="360"/>
-      </w:pPr>
-    </w:lvl>
-    <w:lvl w:ilvl="5" w:tplc="0422001B" w:tentative="1">
-      <w:start w:val="1"/>
-      <w:numFmt w:val="lowerRoman"/>
-      <w:lvlText w:val="%6."/>
-      <w:lvlJc w:val="right"/>
-      <w:pPr>
-        <w:ind w:left="5040" w:hanging="180"/>
-      </w:pPr>
-    </w:lvl>
-    <w:lvl w:ilvl="6" w:tplc="0422000F" w:tentative="1">
-      <w:start w:val="1"/>
-      <w:numFmt w:val="decimal"/>
-      <w:lvlText w:val="%7."/>
-      <w:lvlJc w:val="left"/>
-      <w:pPr>
-        <w:ind w:left="5760" w:hanging="360"/>
-      </w:pPr>
-    </w:lvl>
-    <w:lvl w:ilvl="7" w:tplc="04220019" w:tentative="1">
-      <w:start w:val="1"/>
-      <w:numFmt w:val="lowerLetter"/>
-      <w:lvlText w:val="%8."/>
-      <w:lvlJc w:val="left"/>
-      <w:pPr>
-        <w:ind w:left="6480" w:hanging="360"/>
-      </w:pPr>
-    </w:lvl>
-    <w:lvl w:ilvl="8" w:tplc="0422001B" w:tentative="1">
-      <w:start w:val="1"/>
-      <w:numFmt w:val="lowerRoman"/>
-      <w:lvlText w:val="%9."/>
-      <w:lvlJc w:val="right"/>
-      <w:pPr>
-        <w:ind w:left="7200" w:hanging="180"/>
-      </w:pPr>
-    </w:lvl>
-  </w:abstractNum>
-  <w:abstractNum w:abstractNumId="7" w15:restartNumberingAfterBreak="0">
-    <w:nsid w:val="11604F76"/>
-    <w:multiLevelType w:val="hybridMultilevel"/>
-    <w:tmpl w:val="55DAED26"/>
-    <w:lvl w:ilvl="0" w:tplc="0422000F">
-      <w:start w:val="1"/>
-      <w:numFmt w:val="decimal"/>
-      <w:lvlText w:val="%1."/>
-      <w:lvlJc w:val="left"/>
-      <w:pPr>
-        <w:ind w:left="720" w:hanging="360"/>
-      </w:pPr>
-    </w:lvl>
-    <w:lvl w:ilvl="1" w:tplc="04220019" w:tentative="1">
-      <w:start w:val="1"/>
-      <w:numFmt w:val="lowerLetter"/>
-      <w:lvlText w:val="%2."/>
-      <w:lvlJc w:val="left"/>
-      <w:pPr>
-        <w:ind w:left="1440" w:hanging="360"/>
-      </w:pPr>
-    </w:lvl>
-    <w:lvl w:ilvl="2" w:tplc="0422001B" w:tentative="1">
-      <w:start w:val="1"/>
-      <w:numFmt w:val="lowerRoman"/>
-      <w:lvlText w:val="%3."/>
-      <w:lvlJc w:val="right"/>
-      <w:pPr>
-        <w:ind w:left="2160" w:hanging="180"/>
-      </w:pPr>
-    </w:lvl>
-    <w:lvl w:ilvl="3" w:tplc="0422000F" w:tentative="1">
-      <w:start w:val="1"/>
-      <w:numFmt w:val="decimal"/>
-      <w:lvlText w:val="%4."/>
-      <w:lvlJc w:val="left"/>
-      <w:pPr>
-        <w:ind w:left="2880" w:hanging="360"/>
-      </w:pPr>
-    </w:lvl>
-    <w:lvl w:ilvl="4" w:tplc="04220019" w:tentative="1">
-      <w:start w:val="1"/>
-      <w:numFmt w:val="lowerLetter"/>
-      <w:lvlText w:val="%5."/>
-      <w:lvlJc w:val="left"/>
-      <w:pPr>
-        <w:ind w:left="3600" w:hanging="360"/>
-      </w:pPr>
-    </w:lvl>
-    <w:lvl w:ilvl="5" w:tplc="0422001B" w:tentative="1">
-      <w:start w:val="1"/>
-      <w:numFmt w:val="lowerRoman"/>
-      <w:lvlText w:val="%6."/>
-      <w:lvlJc w:val="right"/>
-      <w:pPr>
-        <w:ind w:left="4320" w:hanging="180"/>
-      </w:pPr>
-    </w:lvl>
-    <w:lvl w:ilvl="6" w:tplc="0422000F" w:tentative="1">
-      <w:start w:val="1"/>
-      <w:numFmt w:val="decimal"/>
-      <w:lvlText w:val="%7."/>
-      <w:lvlJc w:val="left"/>
-      <w:pPr>
-        <w:ind w:left="5040" w:hanging="360"/>
-      </w:pPr>
-    </w:lvl>
-    <w:lvl w:ilvl="7" w:tplc="04220019" w:tentative="1">
-      <w:start w:val="1"/>
-      <w:numFmt w:val="lowerLetter"/>
-      <w:lvlText w:val="%8."/>
-      <w:lvlJc w:val="left"/>
-      <w:pPr>
-        <w:ind w:left="5760" w:hanging="360"/>
-      </w:pPr>
-    </w:lvl>
-    <w:lvl w:ilvl="8" w:tplc="0422001B" w:tentative="1">
-      <w:start w:val="1"/>
-      <w:numFmt w:val="lowerRoman"/>
-      <w:lvlText w:val="%9."/>
-      <w:lvlJc w:val="right"/>
-      <w:pPr>
-        <w:ind w:left="6480" w:hanging="180"/>
-      </w:pPr>
-    </w:lvl>
-  </w:abstractNum>
-  <w:abstractNum w:abstractNumId="8" w15:restartNumberingAfterBreak="0">
-    <w:nsid w:val="16432A27"/>
-    <w:multiLevelType w:val="hybridMultilevel"/>
-    <w:tmpl w:val="AE0EF01C"/>
-    <w:lvl w:ilvl="0" w:tplc="04220001">
-      <w:start w:val="1"/>
-      <w:numFmt w:val="bullet"/>
-      <w:lvlText w:val=""/>
-      <w:lvlJc w:val="left"/>
-      <w:pPr>
-        <w:ind w:left="1068" w:hanging="360"/>
-      </w:pPr>
-      <w:rPr>
-        <w:rFonts w:ascii="Symbol" w:hAnsi="Symbol" w:hint="default"/>
-      </w:rPr>
-    </w:lvl>
-    <w:lvl w:ilvl="1" w:tplc="04220003" w:tentative="1">
-      <w:start w:val="1"/>
-      <w:numFmt w:val="bullet"/>
-      <w:lvlText w:val="o"/>
-      <w:lvlJc w:val="left"/>
-      <w:pPr>
-        <w:ind w:left="1788" w:hanging="360"/>
-      </w:pPr>
-      <w:rPr>
-        <w:rFonts w:ascii="Courier New" w:hAnsi="Courier New" w:cs="Courier New" w:hint="default"/>
-      </w:rPr>
-    </w:lvl>
-    <w:lvl w:ilvl="2" w:tplc="04220005" w:tentative="1">
-      <w:start w:val="1"/>
-      <w:numFmt w:val="bullet"/>
-      <w:lvlText w:val=""/>
-      <w:lvlJc w:val="left"/>
-      <w:pPr>
-        <w:ind w:left="2508" w:hanging="360"/>
-      </w:pPr>
-      <w:rPr>
-        <w:rFonts w:ascii="Wingdings" w:hAnsi="Wingdings" w:hint="default"/>
-      </w:rPr>
-    </w:lvl>
-    <w:lvl w:ilvl="3" w:tplc="04220001" w:tentative="1">
-      <w:start w:val="1"/>
-      <w:numFmt w:val="bullet"/>
-      <w:lvlText w:val=""/>
-      <w:lvlJc w:val="left"/>
-      <w:pPr>
-        <w:ind w:left="3228" w:hanging="360"/>
-      </w:pPr>
-      <w:rPr>
-        <w:rFonts w:ascii="Symbol" w:hAnsi="Symbol" w:hint="default"/>
-      </w:rPr>
-    </w:lvl>
-    <w:lvl w:ilvl="4" w:tplc="04220003" w:tentative="1">
-      <w:start w:val="1"/>
-      <w:numFmt w:val="bullet"/>
-      <w:lvlText w:val="o"/>
-      <w:lvlJc w:val="left"/>
-      <w:pPr>
-        <w:ind w:left="3948" w:hanging="360"/>
-      </w:pPr>
-      <w:rPr>
-        <w:rFonts w:ascii="Courier New" w:hAnsi="Courier New" w:cs="Courier New" w:hint="default"/>
-      </w:rPr>
-    </w:lvl>
-    <w:lvl w:ilvl="5" w:tplc="04220005" w:tentative="1">
-      <w:start w:val="1"/>
-      <w:numFmt w:val="bullet"/>
-      <w:lvlText w:val=""/>
-      <w:lvlJc w:val="left"/>
-      <w:pPr>
-        <w:ind w:left="4668" w:hanging="360"/>
-      </w:pPr>
-      <w:rPr>
-        <w:rFonts w:ascii="Wingdings" w:hAnsi="Wingdings" w:hint="default"/>
-      </w:rPr>
-    </w:lvl>
-    <w:lvl w:ilvl="6" w:tplc="04220001" w:tentative="1">
-      <w:start w:val="1"/>
-      <w:numFmt w:val="bullet"/>
-      <w:lvlText w:val=""/>
-      <w:lvlJc w:val="left"/>
-      <w:pPr>
-        <w:ind w:left="5388" w:hanging="360"/>
-      </w:pPr>
-      <w:rPr>
-        <w:rFonts w:ascii="Symbol" w:hAnsi="Symbol" w:hint="default"/>
-      </w:rPr>
-    </w:lvl>
-    <w:lvl w:ilvl="7" w:tplc="04220003" w:tentative="1">
-      <w:start w:val="1"/>
-      <w:numFmt w:val="bullet"/>
-      <w:lvlText w:val="o"/>
-      <w:lvlJc w:val="left"/>
-      <w:pPr>
-        <w:ind w:left="6108" w:hanging="360"/>
-      </w:pPr>
-      <w:rPr>
-        <w:rFonts w:ascii="Courier New" w:hAnsi="Courier New" w:cs="Courier New" w:hint="default"/>
-      </w:rPr>
-    </w:lvl>
-    <w:lvl w:ilvl="8" w:tplc="04220005" w:tentative="1">
-      <w:start w:val="1"/>
-      <w:numFmt w:val="bullet"/>
-      <w:lvlText w:val=""/>
-      <w:lvlJc w:val="left"/>
-      <w:pPr>
-        <w:ind w:left="6828" w:hanging="360"/>
-      </w:pPr>
-      <w:rPr>
-        <w:rFonts w:ascii="Wingdings" w:hAnsi="Wingdings" w:hint="default"/>
-      </w:rPr>
-    </w:lvl>
-  </w:abstractNum>
-  <w:abstractNum w:abstractNumId="9" w15:restartNumberingAfterBreak="0">
-    <w:nsid w:val="1E2814CD"/>
-    <w:multiLevelType w:val="hybridMultilevel"/>
-    <w:tmpl w:val="5F9076D4"/>
-    <w:lvl w:ilvl="0" w:tplc="04220001">
-      <w:start w:val="1"/>
-      <w:numFmt w:val="bullet"/>
-      <w:lvlText w:val=""/>
-      <w:lvlJc w:val="left"/>
-      <w:pPr>
-        <w:ind w:left="1428" w:hanging="360"/>
-      </w:pPr>
-      <w:rPr>
-        <w:rFonts w:ascii="Symbol" w:hAnsi="Symbol" w:hint="default"/>
-      </w:rPr>
-    </w:lvl>
-    <w:lvl w:ilvl="1" w:tplc="04220003" w:tentative="1">
-      <w:start w:val="1"/>
-      <w:numFmt w:val="bullet"/>
-      <w:lvlText w:val="o"/>
-      <w:lvlJc w:val="left"/>
-      <w:pPr>
-        <w:ind w:left="2148" w:hanging="360"/>
-      </w:pPr>
-      <w:rPr>
-        <w:rFonts w:ascii="Courier New" w:hAnsi="Courier New" w:cs="Courier New" w:hint="default"/>
-      </w:rPr>
-    </w:lvl>
-    <w:lvl w:ilvl="2" w:tplc="04220005" w:tentative="1">
-      <w:start w:val="1"/>
-      <w:numFmt w:val="bullet"/>
-      <w:lvlText w:val=""/>
-      <w:lvlJc w:val="left"/>
-      <w:pPr>
-        <w:ind w:left="2868" w:hanging="360"/>
-      </w:pPr>
-      <w:rPr>
-        <w:rFonts w:ascii="Wingdings" w:hAnsi="Wingdings" w:hint="default"/>
-      </w:rPr>
-    </w:lvl>
-    <w:lvl w:ilvl="3" w:tplc="04220001" w:tentative="1">
-      <w:start w:val="1"/>
-      <w:numFmt w:val="bullet"/>
-      <w:lvlText w:val=""/>
-      <w:lvlJc w:val="left"/>
-      <w:pPr>
-        <w:ind w:left="3588" w:hanging="360"/>
-      </w:pPr>
-      <w:rPr>
-        <w:rFonts w:ascii="Symbol" w:hAnsi="Symbol" w:hint="default"/>
-      </w:rPr>
-    </w:lvl>
-    <w:lvl w:ilvl="4" w:tplc="04220003" w:tentative="1">
-      <w:start w:val="1"/>
-      <w:numFmt w:val="bullet"/>
-      <w:lvlText w:val="o"/>
-      <w:lvlJc w:val="left"/>
-      <w:pPr>
-        <w:ind w:left="4308" w:hanging="360"/>
-      </w:pPr>
-      <w:rPr>
-        <w:rFonts w:ascii="Courier New" w:hAnsi="Courier New" w:cs="Courier New" w:hint="default"/>
-      </w:rPr>
-    </w:lvl>
-    <w:lvl w:ilvl="5" w:tplc="04220005" w:tentative="1">
-      <w:start w:val="1"/>
-      <w:numFmt w:val="bullet"/>
-      <w:lvlText w:val=""/>
-      <w:lvlJc w:val="left"/>
-      <w:pPr>
-        <w:ind w:left="5028" w:hanging="360"/>
-      </w:pPr>
-      <w:rPr>
-        <w:rFonts w:ascii="Wingdings" w:hAnsi="Wingdings" w:hint="default"/>
-      </w:rPr>
-    </w:lvl>
-    <w:lvl w:ilvl="6" w:tplc="04220001" w:tentative="1">
-      <w:start w:val="1"/>
-      <w:numFmt w:val="bullet"/>
-      <w:lvlText w:val=""/>
-      <w:lvlJc w:val="left"/>
-      <w:pPr>
-        <w:ind w:left="5748" w:hanging="360"/>
-      </w:pPr>
-      <w:rPr>
-        <w:rFonts w:ascii="Symbol" w:hAnsi="Symbol" w:hint="default"/>
-      </w:rPr>
-    </w:lvl>
-    <w:lvl w:ilvl="7" w:tplc="04220003" w:tentative="1">
-      <w:start w:val="1"/>
-      <w:numFmt w:val="bullet"/>
-      <w:lvlText w:val="o"/>
-      <w:lvlJc w:val="left"/>
-      <w:pPr>
-        <w:ind w:left="6468" w:hanging="360"/>
-      </w:pPr>
-      <w:rPr>
-        <w:rFonts w:ascii="Courier New" w:hAnsi="Courier New" w:cs="Courier New" w:hint="default"/>
-      </w:rPr>
-    </w:lvl>
-    <w:lvl w:ilvl="8" w:tplc="04220005" w:tentative="1">
-      <w:start w:val="1"/>
-      <w:numFmt w:val="bullet"/>
-      <w:lvlText w:val=""/>
-      <w:lvlJc w:val="left"/>
-      <w:pPr>
-        <w:ind w:left="7188" w:hanging="360"/>
-      </w:pPr>
-      <w:rPr>
-        <w:rFonts w:ascii="Wingdings" w:hAnsi="Wingdings" w:hint="default"/>
-      </w:rPr>
-    </w:lvl>
-  </w:abstractNum>
-  <w:abstractNum w:abstractNumId="10" w15:restartNumberingAfterBreak="0">
-    <w:nsid w:val="203243C8"/>
-    <w:multiLevelType w:val="multilevel"/>
-    <w:tmpl w:val="0422001F"/>
-    <w:lvl w:ilvl="0">
-      <w:start w:val="1"/>
-      <w:numFmt w:val="decimal"/>
-      <w:lvlText w:val="%1."/>
-      <w:lvlJc w:val="left"/>
-      <w:pPr>
-        <w:ind w:left="360" w:hanging="360"/>
-      </w:pPr>
-    </w:lvl>
-    <w:lvl w:ilvl="1">
-      <w:start w:val="1"/>
-      <w:numFmt w:val="decimal"/>
-      <w:lvlText w:val="%1.%2."/>
-      <w:lvlJc w:val="left"/>
-      <w:pPr>
-        <w:ind w:left="792" w:hanging="432"/>
-      </w:pPr>
-    </w:lvl>
-    <w:lvl w:ilvl="2">
-      <w:start w:val="1"/>
-      <w:numFmt w:val="decimal"/>
-      <w:lvlText w:val="%1.%2.%3."/>
-      <w:lvlJc w:val="left"/>
-      <w:pPr>
-        <w:ind w:left="1224" w:hanging="504"/>
-      </w:pPr>
-    </w:lvl>
-    <w:lvl w:ilvl="3">
-      <w:start w:val="1"/>
-      <w:numFmt w:val="decimal"/>
-      <w:lvlText w:val="%1.%2.%3.%4."/>
-      <w:lvlJc w:val="left"/>
-      <w:pPr>
-        <w:ind w:left="1728" w:hanging="648"/>
-      </w:pPr>
-    </w:lvl>
-    <w:lvl w:ilvl="4">
-      <w:start w:val="1"/>
-      <w:numFmt w:val="decimal"/>
-      <w:lvlText w:val="%1.%2.%3.%4.%5."/>
-      <w:lvlJc w:val="left"/>
-      <w:pPr>
-        <w:ind w:left="2232" w:hanging="792"/>
-      </w:pPr>
-    </w:lvl>
-    <w:lvl w:ilvl="5">
-      <w:start w:val="1"/>
-      <w:numFmt w:val="decimal"/>
-      <w:lvlText w:val="%1.%2.%3.%4.%5.%6."/>
-      <w:lvlJc w:val="left"/>
-      <w:pPr>
-        <w:ind w:left="2736" w:hanging="936"/>
-      </w:pPr>
-    </w:lvl>
-    <w:lvl w:ilvl="6">
-      <w:start w:val="1"/>
-      <w:numFmt w:val="decimal"/>
-      <w:lvlText w:val="%1.%2.%3.%4.%5.%6.%7."/>
-      <w:lvlJc w:val="left"/>
-      <w:pPr>
-        <w:ind w:left="3240" w:hanging="1080"/>
-      </w:pPr>
-    </w:lvl>
-    <w:lvl w:ilvl="7">
-      <w:start w:val="1"/>
-      <w:numFmt w:val="decimal"/>
-      <w:lvlText w:val="%1.%2.%3.%4.%5.%6.%7.%8."/>
-      <w:lvlJc w:val="left"/>
-      <w:pPr>
-        <w:ind w:left="3744" w:hanging="1224"/>
-      </w:pPr>
-    </w:lvl>
-    <w:lvl w:ilvl="8">
-      <w:start w:val="1"/>
-      <w:numFmt w:val="decimal"/>
-      <w:lvlText w:val="%1.%2.%3.%4.%5.%6.%7.%8.%9."/>
-      <w:lvlJc w:val="left"/>
-      <w:pPr>
-        <w:ind w:left="4320" w:hanging="1440"/>
-      </w:pPr>
-    </w:lvl>
-  </w:abstractNum>
-  <w:abstractNum w:abstractNumId="11" w15:restartNumberingAfterBreak="0">
-    <w:nsid w:val="248F2F67"/>
-    <w:multiLevelType w:val="multilevel"/>
-    <w:tmpl w:val="0422001F"/>
-    <w:lvl w:ilvl="0">
-      <w:start w:val="1"/>
-      <w:numFmt w:val="decimal"/>
-      <w:lvlText w:val="%1."/>
-      <w:lvlJc w:val="left"/>
-      <w:pPr>
-        <w:ind w:left="360" w:hanging="360"/>
-      </w:pPr>
-    </w:lvl>
-    <w:lvl w:ilvl="1">
-      <w:start w:val="1"/>
-      <w:numFmt w:val="decimal"/>
-      <w:lvlText w:val="%1.%2."/>
-      <w:lvlJc w:val="left"/>
-      <w:pPr>
-        <w:ind w:left="792" w:hanging="432"/>
-      </w:pPr>
-    </w:lvl>
-    <w:lvl w:ilvl="2">
-      <w:start w:val="1"/>
-      <w:numFmt w:val="decimal"/>
-      <w:lvlText w:val="%1.%2.%3."/>
-      <w:lvlJc w:val="left"/>
-      <w:pPr>
-        <w:ind w:left="1224" w:hanging="504"/>
-      </w:pPr>
-    </w:lvl>
-    <w:lvl w:ilvl="3">
-      <w:start w:val="1"/>
-      <w:numFmt w:val="decimal"/>
-      <w:lvlText w:val="%1.%2.%3.%4."/>
-      <w:lvlJc w:val="left"/>
-      <w:pPr>
-        <w:ind w:left="1728" w:hanging="648"/>
-      </w:pPr>
-    </w:lvl>
-    <w:lvl w:ilvl="4">
-      <w:start w:val="1"/>
-      <w:numFmt w:val="decimal"/>
-      <w:lvlText w:val="%1.%2.%3.%4.%5."/>
-      <w:lvlJc w:val="left"/>
-      <w:pPr>
-        <w:ind w:left="2232" w:hanging="792"/>
-      </w:pPr>
-    </w:lvl>
-    <w:lvl w:ilvl="5">
-      <w:start w:val="1"/>
-      <w:numFmt w:val="decimal"/>
-      <w:lvlText w:val="%1.%2.%3.%4.%5.%6."/>
-      <w:lvlJc w:val="left"/>
-      <w:pPr>
-        <w:ind w:left="2736" w:hanging="936"/>
-      </w:pPr>
-    </w:lvl>
-    <w:lvl w:ilvl="6">
-      <w:start w:val="1"/>
-      <w:numFmt w:val="decimal"/>
-      <w:lvlText w:val="%1.%2.%3.%4.%5.%6.%7."/>
-      <w:lvlJc w:val="left"/>
-      <w:pPr>
-        <w:ind w:left="3240" w:hanging="1080"/>
-      </w:pPr>
-    </w:lvl>
-    <w:lvl w:ilvl="7">
-      <w:start w:val="1"/>
-      <w:numFmt w:val="decimal"/>
-      <w:lvlText w:val="%1.%2.%3.%4.%5.%6.%7.%8."/>
-      <w:lvlJc w:val="left"/>
-      <w:pPr>
-        <w:ind w:left="3744" w:hanging="1224"/>
-      </w:pPr>
-    </w:lvl>
-    <w:lvl w:ilvl="8">
-      <w:start w:val="1"/>
-      <w:numFmt w:val="decimal"/>
-      <w:lvlText w:val="%1.%2.%3.%4.%5.%6.%7.%8.%9."/>
-      <w:lvlJc w:val="left"/>
-      <w:pPr>
-        <w:ind w:left="4320" w:hanging="1440"/>
-      </w:pPr>
-    </w:lvl>
-  </w:abstractNum>
-  <w:abstractNum w:abstractNumId="12" w15:restartNumberingAfterBreak="0">
-    <w:nsid w:val="25F85DF9"/>
-    <w:multiLevelType w:val="multilevel"/>
-    <w:tmpl w:val="0422001F"/>
-    <w:lvl w:ilvl="0">
-      <w:start w:val="1"/>
-      <w:numFmt w:val="decimal"/>
-      <w:lvlText w:val="%1."/>
-      <w:lvlJc w:val="left"/>
-      <w:pPr>
-        <w:ind w:left="360" w:hanging="360"/>
-      </w:pPr>
-    </w:lvl>
-    <w:lvl w:ilvl="1">
-      <w:start w:val="1"/>
-      <w:numFmt w:val="decimal"/>
-      <w:lvlText w:val="%1.%2."/>
-      <w:lvlJc w:val="left"/>
-      <w:pPr>
-        <w:ind w:left="792" w:hanging="432"/>
-      </w:pPr>
-    </w:lvl>
-    <w:lvl w:ilvl="2">
-      <w:start w:val="1"/>
-      <w:numFmt w:val="decimal"/>
-      <w:lvlText w:val="%1.%2.%3."/>
-      <w:lvlJc w:val="left"/>
-      <w:pPr>
-        <w:ind w:left="1224" w:hanging="504"/>
-      </w:pPr>
-    </w:lvl>
-    <w:lvl w:ilvl="3">
-      <w:start w:val="1"/>
-      <w:numFmt w:val="decimal"/>
-      <w:lvlText w:val="%1.%2.%3.%4."/>
-      <w:lvlJc w:val="left"/>
-      <w:pPr>
-        <w:ind w:left="1728" w:hanging="648"/>
-      </w:pPr>
-    </w:lvl>
-    <w:lvl w:ilvl="4">
-      <w:start w:val="1"/>
-      <w:numFmt w:val="decimal"/>
-      <w:lvlText w:val="%1.%2.%3.%4.%5."/>
-      <w:lvlJc w:val="left"/>
-      <w:pPr>
-        <w:ind w:left="2232" w:hanging="792"/>
-      </w:pPr>
-    </w:lvl>
-    <w:lvl w:ilvl="5">
-      <w:start w:val="1"/>
-      <w:numFmt w:val="decimal"/>
-      <w:lvlText w:val="%1.%2.%3.%4.%5.%6."/>
-      <w:lvlJc w:val="left"/>
-      <w:pPr>
-        <w:ind w:left="2736" w:hanging="936"/>
-      </w:pPr>
-    </w:lvl>
-    <w:lvl w:ilvl="6">
-      <w:start w:val="1"/>
-      <w:numFmt w:val="decimal"/>
-      <w:lvlText w:val="%1.%2.%3.%4.%5.%6.%7."/>
-      <w:lvlJc w:val="left"/>
-      <w:pPr>
-        <w:ind w:left="3240" w:hanging="1080"/>
-      </w:pPr>
-    </w:lvl>
-    <w:lvl w:ilvl="7">
-      <w:start w:val="1"/>
-      <w:numFmt w:val="decimal"/>
-      <w:lvlText w:val="%1.%2.%3.%4.%5.%6.%7.%8."/>
-      <w:lvlJc w:val="left"/>
-      <w:pPr>
-        <w:ind w:left="3744" w:hanging="1224"/>
-      </w:pPr>
-    </w:lvl>
-    <w:lvl w:ilvl="8">
-      <w:start w:val="1"/>
-      <w:numFmt w:val="decimal"/>
-      <w:lvlText w:val="%1.%2.%3.%4.%5.%6.%7.%8.%9."/>
-      <w:lvlJc w:val="left"/>
-      <w:pPr>
-        <w:ind w:left="4320" w:hanging="1440"/>
-      </w:pPr>
-    </w:lvl>
-  </w:abstractNum>
-  <w:abstractNum w:abstractNumId="13" w15:restartNumberingAfterBreak="0">
-    <w:nsid w:val="287A043B"/>
-    <w:multiLevelType w:val="multilevel"/>
-    <w:tmpl w:val="0510A174"/>
-    <w:lvl w:ilvl="0">
-      <w:start w:val="1"/>
-      <w:numFmt w:val="decimal"/>
-      <w:lvlText w:val="%1."/>
-      <w:lvlJc w:val="left"/>
-      <w:pPr>
-        <w:ind w:left="0" w:firstLine="0"/>
-      </w:pPr>
-    </w:lvl>
-    <w:lvl w:ilvl="1">
-      <w:start w:val="1"/>
-      <w:numFmt w:val="decimal"/>
-      <w:lvlText w:val="%1.%2."/>
-      <w:lvlJc w:val="center"/>
-      <w:pPr>
-        <w:ind w:left="0" w:firstLine="0"/>
-      </w:pPr>
-    </w:lvl>
-    <w:lvl w:ilvl="2">
-      <w:start w:val="1"/>
-      <w:numFmt w:val="decimal"/>
-      <w:lvlText w:val="%1.%2.%3."/>
-      <w:lvlJc w:val="left"/>
-      <w:pPr>
-        <w:ind w:left="0" w:firstLine="0"/>
-      </w:pPr>
-    </w:lvl>
-    <w:lvl w:ilvl="3">
-      <w:start w:val="1"/>
-      <w:numFmt w:val="decimal"/>
-      <w:lvlText w:val="%1.%2.%3.%4."/>
-      <w:lvlJc w:val="left"/>
-      <w:pPr>
-        <w:ind w:left="0" w:firstLine="0"/>
-      </w:pPr>
-    </w:lvl>
-    <w:lvl w:ilvl="4">
-      <w:start w:val="1"/>
-      <w:numFmt w:val="decimal"/>
-      <w:lvlText w:val="%1.%2.%3.%4.%5."/>
-      <w:lvlJc w:val="left"/>
-      <w:pPr>
-        <w:ind w:left="0" w:firstLine="0"/>
-      </w:pPr>
-    </w:lvl>
-    <w:lvl w:ilvl="5">
-      <w:start w:val="1"/>
-      <w:numFmt w:val="decimal"/>
-      <w:lvlText w:val="%1.%2.%3.%4.%5.%6."/>
-      <w:lvlJc w:val="left"/>
-      <w:pPr>
-        <w:ind w:left="0" w:firstLine="0"/>
-      </w:pPr>
-    </w:lvl>
-    <w:lvl w:ilvl="6">
-      <w:start w:val="1"/>
-      <w:numFmt w:val="decimal"/>
-      <w:lvlText w:val="%1.%2.%3.%4.%5.%6.%7."/>
-      <w:lvlJc w:val="left"/>
-      <w:pPr>
-        <w:ind w:left="0" w:firstLine="0"/>
-      </w:pPr>
-    </w:lvl>
-    <w:lvl w:ilvl="7">
-      <w:start w:val="1"/>
-      <w:numFmt w:val="decimal"/>
-      <w:lvlText w:val="%1.%2.%3.%4.%5.%6.%7.%8."/>
-      <w:lvlJc w:val="left"/>
-      <w:pPr>
-        <w:ind w:left="0" w:firstLine="0"/>
-      </w:pPr>
-    </w:lvl>
-    <w:lvl w:ilvl="8">
-      <w:start w:val="1"/>
-      <w:numFmt w:val="decimal"/>
-      <w:lvlText w:val="%1.%2.%3.%4.%5.%6.%7.%8.%9."/>
-      <w:lvlJc w:val="left"/>
-      <w:pPr>
-        <w:ind w:left="0" w:firstLine="0"/>
-      </w:pPr>
-    </w:lvl>
-  </w:abstractNum>
-  <w:abstractNum w:abstractNumId="14" w15:restartNumberingAfterBreak="0">
+  <w:abstractNum w:abstractNumId="1" w15:restartNumberingAfterBreak="0">
     <w:nsid w:val="29D17069"/>
     <w:multiLevelType w:val="hybridMultilevel"/>
     <w:tmpl w:val="53B23F68"/>
@@ -5264,7 +4032,7 @@
       </w:rPr>
     </w:lvl>
   </w:abstractNum>
-  <w:abstractNum w:abstractNumId="15" w15:restartNumberingAfterBreak="0">
+  <w:abstractNum w:abstractNumId="2" w15:restartNumberingAfterBreak="0">
     <w:nsid w:val="30F034BC"/>
     <w:multiLevelType w:val="hybridMultilevel"/>
     <w:tmpl w:val="1420907E"/>
@@ -5351,1034 +4119,7 @@
       </w:pPr>
     </w:lvl>
   </w:abstractNum>
-  <w:abstractNum w:abstractNumId="16" w15:restartNumberingAfterBreak="0">
-    <w:nsid w:val="31874661"/>
-    <w:multiLevelType w:val="multilevel"/>
-    <w:tmpl w:val="0422001F"/>
-    <w:lvl w:ilvl="0">
-      <w:start w:val="1"/>
-      <w:numFmt w:val="decimal"/>
-      <w:lvlText w:val="%1."/>
-      <w:lvlJc w:val="left"/>
-      <w:pPr>
-        <w:ind w:left="360" w:hanging="360"/>
-      </w:pPr>
-    </w:lvl>
-    <w:lvl w:ilvl="1">
-      <w:start w:val="1"/>
-      <w:numFmt w:val="decimal"/>
-      <w:lvlText w:val="%1.%2."/>
-      <w:lvlJc w:val="left"/>
-      <w:pPr>
-        <w:ind w:left="792" w:hanging="432"/>
-      </w:pPr>
-    </w:lvl>
-    <w:lvl w:ilvl="2">
-      <w:start w:val="1"/>
-      <w:numFmt w:val="decimal"/>
-      <w:lvlText w:val="%1.%2.%3."/>
-      <w:lvlJc w:val="left"/>
-      <w:pPr>
-        <w:ind w:left="1224" w:hanging="504"/>
-      </w:pPr>
-    </w:lvl>
-    <w:lvl w:ilvl="3">
-      <w:start w:val="1"/>
-      <w:numFmt w:val="decimal"/>
-      <w:lvlText w:val="%1.%2.%3.%4."/>
-      <w:lvlJc w:val="left"/>
-      <w:pPr>
-        <w:ind w:left="1728" w:hanging="648"/>
-      </w:pPr>
-    </w:lvl>
-    <w:lvl w:ilvl="4">
-      <w:start w:val="1"/>
-      <w:numFmt w:val="decimal"/>
-      <w:lvlText w:val="%1.%2.%3.%4.%5."/>
-      <w:lvlJc w:val="left"/>
-      <w:pPr>
-        <w:ind w:left="2232" w:hanging="792"/>
-      </w:pPr>
-    </w:lvl>
-    <w:lvl w:ilvl="5">
-      <w:start w:val="1"/>
-      <w:numFmt w:val="decimal"/>
-      <w:lvlText w:val="%1.%2.%3.%4.%5.%6."/>
-      <w:lvlJc w:val="left"/>
-      <w:pPr>
-        <w:ind w:left="2736" w:hanging="936"/>
-      </w:pPr>
-    </w:lvl>
-    <w:lvl w:ilvl="6">
-      <w:start w:val="1"/>
-      <w:numFmt w:val="decimal"/>
-      <w:lvlText w:val="%1.%2.%3.%4.%5.%6.%7."/>
-      <w:lvlJc w:val="left"/>
-      <w:pPr>
-        <w:ind w:left="3240" w:hanging="1080"/>
-      </w:pPr>
-    </w:lvl>
-    <w:lvl w:ilvl="7">
-      <w:start w:val="1"/>
-      <w:numFmt w:val="decimal"/>
-      <w:lvlText w:val="%1.%2.%3.%4.%5.%6.%7.%8."/>
-      <w:lvlJc w:val="left"/>
-      <w:pPr>
-        <w:ind w:left="3744" w:hanging="1224"/>
-      </w:pPr>
-    </w:lvl>
-    <w:lvl w:ilvl="8">
-      <w:start w:val="1"/>
-      <w:numFmt w:val="decimal"/>
-      <w:lvlText w:val="%1.%2.%3.%4.%5.%6.%7.%8.%9."/>
-      <w:lvlJc w:val="left"/>
-      <w:pPr>
-        <w:ind w:left="4320" w:hanging="1440"/>
-      </w:pPr>
-    </w:lvl>
-  </w:abstractNum>
-  <w:abstractNum w:abstractNumId="17" w15:restartNumberingAfterBreak="0">
-    <w:nsid w:val="33F8677A"/>
-    <w:multiLevelType w:val="multilevel"/>
-    <w:tmpl w:val="0422001F"/>
-    <w:lvl w:ilvl="0">
-      <w:start w:val="1"/>
-      <w:numFmt w:val="decimal"/>
-      <w:lvlText w:val="%1."/>
-      <w:lvlJc w:val="left"/>
-      <w:pPr>
-        <w:ind w:left="360" w:hanging="360"/>
-      </w:pPr>
-    </w:lvl>
-    <w:lvl w:ilvl="1">
-      <w:start w:val="1"/>
-      <w:numFmt w:val="decimal"/>
-      <w:lvlText w:val="%1.%2."/>
-      <w:lvlJc w:val="left"/>
-      <w:pPr>
-        <w:ind w:left="792" w:hanging="432"/>
-      </w:pPr>
-    </w:lvl>
-    <w:lvl w:ilvl="2">
-      <w:start w:val="1"/>
-      <w:numFmt w:val="decimal"/>
-      <w:lvlText w:val="%1.%2.%3."/>
-      <w:lvlJc w:val="left"/>
-      <w:pPr>
-        <w:ind w:left="1224" w:hanging="504"/>
-      </w:pPr>
-    </w:lvl>
-    <w:lvl w:ilvl="3">
-      <w:start w:val="1"/>
-      <w:numFmt w:val="decimal"/>
-      <w:lvlText w:val="%1.%2.%3.%4."/>
-      <w:lvlJc w:val="left"/>
-      <w:pPr>
-        <w:ind w:left="1728" w:hanging="648"/>
-      </w:pPr>
-    </w:lvl>
-    <w:lvl w:ilvl="4">
-      <w:start w:val="1"/>
-      <w:numFmt w:val="decimal"/>
-      <w:lvlText w:val="%1.%2.%3.%4.%5."/>
-      <w:lvlJc w:val="left"/>
-      <w:pPr>
-        <w:ind w:left="2232" w:hanging="792"/>
-      </w:pPr>
-    </w:lvl>
-    <w:lvl w:ilvl="5">
-      <w:start w:val="1"/>
-      <w:numFmt w:val="decimal"/>
-      <w:lvlText w:val="%1.%2.%3.%4.%5.%6."/>
-      <w:lvlJc w:val="left"/>
-      <w:pPr>
-        <w:ind w:left="2736" w:hanging="936"/>
-      </w:pPr>
-    </w:lvl>
-    <w:lvl w:ilvl="6">
-      <w:start w:val="1"/>
-      <w:numFmt w:val="decimal"/>
-      <w:lvlText w:val="%1.%2.%3.%4.%5.%6.%7."/>
-      <w:lvlJc w:val="left"/>
-      <w:pPr>
-        <w:ind w:left="3240" w:hanging="1080"/>
-      </w:pPr>
-    </w:lvl>
-    <w:lvl w:ilvl="7">
-      <w:start w:val="1"/>
-      <w:numFmt w:val="decimal"/>
-      <w:lvlText w:val="%1.%2.%3.%4.%5.%6.%7.%8."/>
-      <w:lvlJc w:val="left"/>
-      <w:pPr>
-        <w:ind w:left="3744" w:hanging="1224"/>
-      </w:pPr>
-    </w:lvl>
-    <w:lvl w:ilvl="8">
-      <w:start w:val="1"/>
-      <w:numFmt w:val="decimal"/>
-      <w:lvlText w:val="%1.%2.%3.%4.%5.%6.%7.%8.%9."/>
-      <w:lvlJc w:val="left"/>
-      <w:pPr>
-        <w:ind w:left="4320" w:hanging="1440"/>
-      </w:pPr>
-    </w:lvl>
-  </w:abstractNum>
-  <w:abstractNum w:abstractNumId="18" w15:restartNumberingAfterBreak="0">
-    <w:nsid w:val="3A7137BF"/>
-    <w:multiLevelType w:val="hybridMultilevel"/>
-    <w:tmpl w:val="BF026A42"/>
-    <w:lvl w:ilvl="0" w:tplc="04220001">
-      <w:start w:val="1"/>
-      <w:numFmt w:val="bullet"/>
-      <w:lvlText w:val=""/>
-      <w:lvlJc w:val="left"/>
-      <w:pPr>
-        <w:ind w:left="1428" w:hanging="360"/>
-      </w:pPr>
-      <w:rPr>
-        <w:rFonts w:ascii="Symbol" w:hAnsi="Symbol" w:hint="default"/>
-      </w:rPr>
-    </w:lvl>
-    <w:lvl w:ilvl="1" w:tplc="04220003">
-      <w:start w:val="1"/>
-      <w:numFmt w:val="bullet"/>
-      <w:lvlText w:val="o"/>
-      <w:lvlJc w:val="left"/>
-      <w:pPr>
-        <w:ind w:left="2148" w:hanging="360"/>
-      </w:pPr>
-      <w:rPr>
-        <w:rFonts w:ascii="Courier New" w:hAnsi="Courier New" w:cs="Courier New" w:hint="default"/>
-      </w:rPr>
-    </w:lvl>
-    <w:lvl w:ilvl="2" w:tplc="04220005" w:tentative="1">
-      <w:start w:val="1"/>
-      <w:numFmt w:val="bullet"/>
-      <w:lvlText w:val=""/>
-      <w:lvlJc w:val="left"/>
-      <w:pPr>
-        <w:ind w:left="2868" w:hanging="360"/>
-      </w:pPr>
-      <w:rPr>
-        <w:rFonts w:ascii="Wingdings" w:hAnsi="Wingdings" w:hint="default"/>
-      </w:rPr>
-    </w:lvl>
-    <w:lvl w:ilvl="3" w:tplc="04220001" w:tentative="1">
-      <w:start w:val="1"/>
-      <w:numFmt w:val="bullet"/>
-      <w:lvlText w:val=""/>
-      <w:lvlJc w:val="left"/>
-      <w:pPr>
-        <w:ind w:left="3588" w:hanging="360"/>
-      </w:pPr>
-      <w:rPr>
-        <w:rFonts w:ascii="Symbol" w:hAnsi="Symbol" w:hint="default"/>
-      </w:rPr>
-    </w:lvl>
-    <w:lvl w:ilvl="4" w:tplc="04220003" w:tentative="1">
-      <w:start w:val="1"/>
-      <w:numFmt w:val="bullet"/>
-      <w:lvlText w:val="o"/>
-      <w:lvlJc w:val="left"/>
-      <w:pPr>
-        <w:ind w:left="4308" w:hanging="360"/>
-      </w:pPr>
-      <w:rPr>
-        <w:rFonts w:ascii="Courier New" w:hAnsi="Courier New" w:cs="Courier New" w:hint="default"/>
-      </w:rPr>
-    </w:lvl>
-    <w:lvl w:ilvl="5" w:tplc="04220005" w:tentative="1">
-      <w:start w:val="1"/>
-      <w:numFmt w:val="bullet"/>
-      <w:lvlText w:val=""/>
-      <w:lvlJc w:val="left"/>
-      <w:pPr>
-        <w:ind w:left="5028" w:hanging="360"/>
-      </w:pPr>
-      <w:rPr>
-        <w:rFonts w:ascii="Wingdings" w:hAnsi="Wingdings" w:hint="default"/>
-      </w:rPr>
-    </w:lvl>
-    <w:lvl w:ilvl="6" w:tplc="04220001" w:tentative="1">
-      <w:start w:val="1"/>
-      <w:numFmt w:val="bullet"/>
-      <w:lvlText w:val=""/>
-      <w:lvlJc w:val="left"/>
-      <w:pPr>
-        <w:ind w:left="5748" w:hanging="360"/>
-      </w:pPr>
-      <w:rPr>
-        <w:rFonts w:ascii="Symbol" w:hAnsi="Symbol" w:hint="default"/>
-      </w:rPr>
-    </w:lvl>
-    <w:lvl w:ilvl="7" w:tplc="04220003" w:tentative="1">
-      <w:start w:val="1"/>
-      <w:numFmt w:val="bullet"/>
-      <w:lvlText w:val="o"/>
-      <w:lvlJc w:val="left"/>
-      <w:pPr>
-        <w:ind w:left="6468" w:hanging="360"/>
-      </w:pPr>
-      <w:rPr>
-        <w:rFonts w:ascii="Courier New" w:hAnsi="Courier New" w:cs="Courier New" w:hint="default"/>
-      </w:rPr>
-    </w:lvl>
-    <w:lvl w:ilvl="8" w:tplc="04220005" w:tentative="1">
-      <w:start w:val="1"/>
-      <w:numFmt w:val="bullet"/>
-      <w:lvlText w:val=""/>
-      <w:lvlJc w:val="left"/>
-      <w:pPr>
-        <w:ind w:left="7188" w:hanging="360"/>
-      </w:pPr>
-      <w:rPr>
-        <w:rFonts w:ascii="Wingdings" w:hAnsi="Wingdings" w:hint="default"/>
-      </w:rPr>
-    </w:lvl>
-  </w:abstractNum>
-  <w:abstractNum w:abstractNumId="19" w15:restartNumberingAfterBreak="0">
-    <w:nsid w:val="3D6F1054"/>
-    <w:multiLevelType w:val="multilevel"/>
-    <w:tmpl w:val="0422001F"/>
-    <w:lvl w:ilvl="0">
-      <w:start w:val="1"/>
-      <w:numFmt w:val="decimal"/>
-      <w:lvlText w:val="%1."/>
-      <w:lvlJc w:val="left"/>
-      <w:pPr>
-        <w:ind w:left="360" w:hanging="360"/>
-      </w:pPr>
-    </w:lvl>
-    <w:lvl w:ilvl="1">
-      <w:start w:val="1"/>
-      <w:numFmt w:val="decimal"/>
-      <w:lvlText w:val="%1.%2."/>
-      <w:lvlJc w:val="left"/>
-      <w:pPr>
-        <w:ind w:left="792" w:hanging="432"/>
-      </w:pPr>
-    </w:lvl>
-    <w:lvl w:ilvl="2">
-      <w:start w:val="1"/>
-      <w:numFmt w:val="decimal"/>
-      <w:lvlText w:val="%1.%2.%3."/>
-      <w:lvlJc w:val="left"/>
-      <w:pPr>
-        <w:ind w:left="1224" w:hanging="504"/>
-      </w:pPr>
-    </w:lvl>
-    <w:lvl w:ilvl="3">
-      <w:start w:val="1"/>
-      <w:numFmt w:val="decimal"/>
-      <w:lvlText w:val="%1.%2.%3.%4."/>
-      <w:lvlJc w:val="left"/>
-      <w:pPr>
-        <w:ind w:left="1728" w:hanging="648"/>
-      </w:pPr>
-    </w:lvl>
-    <w:lvl w:ilvl="4">
-      <w:start w:val="1"/>
-      <w:numFmt w:val="decimal"/>
-      <w:lvlText w:val="%1.%2.%3.%4.%5."/>
-      <w:lvlJc w:val="left"/>
-      <w:pPr>
-        <w:ind w:left="2232" w:hanging="792"/>
-      </w:pPr>
-    </w:lvl>
-    <w:lvl w:ilvl="5">
-      <w:start w:val="1"/>
-      <w:numFmt w:val="decimal"/>
-      <w:lvlText w:val="%1.%2.%3.%4.%5.%6."/>
-      <w:lvlJc w:val="left"/>
-      <w:pPr>
-        <w:ind w:left="2736" w:hanging="936"/>
-      </w:pPr>
-    </w:lvl>
-    <w:lvl w:ilvl="6">
-      <w:start w:val="1"/>
-      <w:numFmt w:val="decimal"/>
-      <w:lvlText w:val="%1.%2.%3.%4.%5.%6.%7."/>
-      <w:lvlJc w:val="left"/>
-      <w:pPr>
-        <w:ind w:left="3240" w:hanging="1080"/>
-      </w:pPr>
-    </w:lvl>
-    <w:lvl w:ilvl="7">
-      <w:start w:val="1"/>
-      <w:numFmt w:val="decimal"/>
-      <w:lvlText w:val="%1.%2.%3.%4.%5.%6.%7.%8."/>
-      <w:lvlJc w:val="left"/>
-      <w:pPr>
-        <w:ind w:left="3744" w:hanging="1224"/>
-      </w:pPr>
-    </w:lvl>
-    <w:lvl w:ilvl="8">
-      <w:start w:val="1"/>
-      <w:numFmt w:val="decimal"/>
-      <w:lvlText w:val="%1.%2.%3.%4.%5.%6.%7.%8.%9."/>
-      <w:lvlJc w:val="left"/>
-      <w:pPr>
-        <w:ind w:left="4320" w:hanging="1440"/>
-      </w:pPr>
-    </w:lvl>
-  </w:abstractNum>
-  <w:abstractNum w:abstractNumId="20" w15:restartNumberingAfterBreak="0">
-    <w:nsid w:val="4211582C"/>
-    <w:multiLevelType w:val="hybridMultilevel"/>
-    <w:tmpl w:val="99EED464"/>
-    <w:lvl w:ilvl="0" w:tplc="04220001">
-      <w:start w:val="1"/>
-      <w:numFmt w:val="bullet"/>
-      <w:lvlText w:val=""/>
-      <w:lvlJc w:val="left"/>
-      <w:pPr>
-        <w:ind w:left="720" w:hanging="360"/>
-      </w:pPr>
-      <w:rPr>
-        <w:rFonts w:ascii="Symbol" w:hAnsi="Symbol" w:hint="default"/>
-      </w:rPr>
-    </w:lvl>
-    <w:lvl w:ilvl="1" w:tplc="04220003">
-      <w:start w:val="1"/>
-      <w:numFmt w:val="bullet"/>
-      <w:lvlText w:val="o"/>
-      <w:lvlJc w:val="left"/>
-      <w:pPr>
-        <w:ind w:left="1440" w:hanging="360"/>
-      </w:pPr>
-      <w:rPr>
-        <w:rFonts w:ascii="Courier New" w:hAnsi="Courier New" w:cs="Courier New" w:hint="default"/>
-      </w:rPr>
-    </w:lvl>
-    <w:lvl w:ilvl="2" w:tplc="04220005" w:tentative="1">
-      <w:start w:val="1"/>
-      <w:numFmt w:val="bullet"/>
-      <w:lvlText w:val=""/>
-      <w:lvlJc w:val="left"/>
-      <w:pPr>
-        <w:ind w:left="2160" w:hanging="360"/>
-      </w:pPr>
-      <w:rPr>
-        <w:rFonts w:ascii="Wingdings" w:hAnsi="Wingdings" w:hint="default"/>
-      </w:rPr>
-    </w:lvl>
-    <w:lvl w:ilvl="3" w:tplc="04220001" w:tentative="1">
-      <w:start w:val="1"/>
-      <w:numFmt w:val="bullet"/>
-      <w:lvlText w:val=""/>
-      <w:lvlJc w:val="left"/>
-      <w:pPr>
-        <w:ind w:left="2880" w:hanging="360"/>
-      </w:pPr>
-      <w:rPr>
-        <w:rFonts w:ascii="Symbol" w:hAnsi="Symbol" w:hint="default"/>
-      </w:rPr>
-    </w:lvl>
-    <w:lvl w:ilvl="4" w:tplc="04220003" w:tentative="1">
-      <w:start w:val="1"/>
-      <w:numFmt w:val="bullet"/>
-      <w:lvlText w:val="o"/>
-      <w:lvlJc w:val="left"/>
-      <w:pPr>
-        <w:ind w:left="3600" w:hanging="360"/>
-      </w:pPr>
-      <w:rPr>
-        <w:rFonts w:ascii="Courier New" w:hAnsi="Courier New" w:cs="Courier New" w:hint="default"/>
-      </w:rPr>
-    </w:lvl>
-    <w:lvl w:ilvl="5" w:tplc="04220005" w:tentative="1">
-      <w:start w:val="1"/>
-      <w:numFmt w:val="bullet"/>
-      <w:lvlText w:val=""/>
-      <w:lvlJc w:val="left"/>
-      <w:pPr>
-        <w:ind w:left="4320" w:hanging="360"/>
-      </w:pPr>
-      <w:rPr>
-        <w:rFonts w:ascii="Wingdings" w:hAnsi="Wingdings" w:hint="default"/>
-      </w:rPr>
-    </w:lvl>
-    <w:lvl w:ilvl="6" w:tplc="04220001" w:tentative="1">
-      <w:start w:val="1"/>
-      <w:numFmt w:val="bullet"/>
-      <w:lvlText w:val=""/>
-      <w:lvlJc w:val="left"/>
-      <w:pPr>
-        <w:ind w:left="5040" w:hanging="360"/>
-      </w:pPr>
-      <w:rPr>
-        <w:rFonts w:ascii="Symbol" w:hAnsi="Symbol" w:hint="default"/>
-      </w:rPr>
-    </w:lvl>
-    <w:lvl w:ilvl="7" w:tplc="04220003" w:tentative="1">
-      <w:start w:val="1"/>
-      <w:numFmt w:val="bullet"/>
-      <w:lvlText w:val="o"/>
-      <w:lvlJc w:val="left"/>
-      <w:pPr>
-        <w:ind w:left="5760" w:hanging="360"/>
-      </w:pPr>
-      <w:rPr>
-        <w:rFonts w:ascii="Courier New" w:hAnsi="Courier New" w:cs="Courier New" w:hint="default"/>
-      </w:rPr>
-    </w:lvl>
-    <w:lvl w:ilvl="8" w:tplc="04220005" w:tentative="1">
-      <w:start w:val="1"/>
-      <w:numFmt w:val="bullet"/>
-      <w:lvlText w:val=""/>
-      <w:lvlJc w:val="left"/>
-      <w:pPr>
-        <w:ind w:left="6480" w:hanging="360"/>
-      </w:pPr>
-      <w:rPr>
-        <w:rFonts w:ascii="Wingdings" w:hAnsi="Wingdings" w:hint="default"/>
-      </w:rPr>
-    </w:lvl>
-  </w:abstractNum>
-  <w:abstractNum w:abstractNumId="21" w15:restartNumberingAfterBreak="0">
-    <w:nsid w:val="442173F4"/>
-    <w:multiLevelType w:val="multilevel"/>
-    <w:tmpl w:val="0422001F"/>
-    <w:lvl w:ilvl="0">
-      <w:start w:val="1"/>
-      <w:numFmt w:val="decimal"/>
-      <w:lvlText w:val="%1."/>
-      <w:lvlJc w:val="left"/>
-      <w:pPr>
-        <w:ind w:left="360" w:hanging="360"/>
-      </w:pPr>
-    </w:lvl>
-    <w:lvl w:ilvl="1">
-      <w:start w:val="1"/>
-      <w:numFmt w:val="decimal"/>
-      <w:lvlText w:val="%1.%2."/>
-      <w:lvlJc w:val="left"/>
-      <w:pPr>
-        <w:ind w:left="792" w:hanging="432"/>
-      </w:pPr>
-    </w:lvl>
-    <w:lvl w:ilvl="2">
-      <w:start w:val="1"/>
-      <w:numFmt w:val="decimal"/>
-      <w:lvlText w:val="%1.%2.%3."/>
-      <w:lvlJc w:val="left"/>
-      <w:pPr>
-        <w:ind w:left="1224" w:hanging="504"/>
-      </w:pPr>
-    </w:lvl>
-    <w:lvl w:ilvl="3">
-      <w:start w:val="1"/>
-      <w:numFmt w:val="decimal"/>
-      <w:lvlText w:val="%1.%2.%3.%4."/>
-      <w:lvlJc w:val="left"/>
-      <w:pPr>
-        <w:ind w:left="1728" w:hanging="648"/>
-      </w:pPr>
-    </w:lvl>
-    <w:lvl w:ilvl="4">
-      <w:start w:val="1"/>
-      <w:numFmt w:val="decimal"/>
-      <w:lvlText w:val="%1.%2.%3.%4.%5."/>
-      <w:lvlJc w:val="left"/>
-      <w:pPr>
-        <w:ind w:left="2232" w:hanging="792"/>
-      </w:pPr>
-    </w:lvl>
-    <w:lvl w:ilvl="5">
-      <w:start w:val="1"/>
-      <w:numFmt w:val="decimal"/>
-      <w:lvlText w:val="%1.%2.%3.%4.%5.%6."/>
-      <w:lvlJc w:val="left"/>
-      <w:pPr>
-        <w:ind w:left="2736" w:hanging="936"/>
-      </w:pPr>
-    </w:lvl>
-    <w:lvl w:ilvl="6">
-      <w:start w:val="1"/>
-      <w:numFmt w:val="decimal"/>
-      <w:lvlText w:val="%1.%2.%3.%4.%5.%6.%7."/>
-      <w:lvlJc w:val="left"/>
-      <w:pPr>
-        <w:ind w:left="3240" w:hanging="1080"/>
-      </w:pPr>
-    </w:lvl>
-    <w:lvl w:ilvl="7">
-      <w:start w:val="1"/>
-      <w:numFmt w:val="decimal"/>
-      <w:lvlText w:val="%1.%2.%3.%4.%5.%6.%7.%8."/>
-      <w:lvlJc w:val="left"/>
-      <w:pPr>
-        <w:ind w:left="3744" w:hanging="1224"/>
-      </w:pPr>
-    </w:lvl>
-    <w:lvl w:ilvl="8">
-      <w:start w:val="1"/>
-      <w:numFmt w:val="decimal"/>
-      <w:lvlText w:val="%1.%2.%3.%4.%5.%6.%7.%8.%9."/>
-      <w:lvlJc w:val="left"/>
-      <w:pPr>
-        <w:ind w:left="4320" w:hanging="1440"/>
-      </w:pPr>
-    </w:lvl>
-  </w:abstractNum>
-  <w:abstractNum w:abstractNumId="22" w15:restartNumberingAfterBreak="0">
-    <w:nsid w:val="454A61DC"/>
-    <w:multiLevelType w:val="multilevel"/>
-    <w:tmpl w:val="0422001F"/>
-    <w:lvl w:ilvl="0">
-      <w:start w:val="1"/>
-      <w:numFmt w:val="decimal"/>
-      <w:lvlText w:val="%1."/>
-      <w:lvlJc w:val="left"/>
-      <w:pPr>
-        <w:ind w:left="360" w:hanging="360"/>
-      </w:pPr>
-    </w:lvl>
-    <w:lvl w:ilvl="1">
-      <w:start w:val="1"/>
-      <w:numFmt w:val="decimal"/>
-      <w:lvlText w:val="%1.%2."/>
-      <w:lvlJc w:val="left"/>
-      <w:pPr>
-        <w:ind w:left="792" w:hanging="432"/>
-      </w:pPr>
-    </w:lvl>
-    <w:lvl w:ilvl="2">
-      <w:start w:val="1"/>
-      <w:numFmt w:val="decimal"/>
-      <w:lvlText w:val="%1.%2.%3."/>
-      <w:lvlJc w:val="left"/>
-      <w:pPr>
-        <w:ind w:left="1224" w:hanging="504"/>
-      </w:pPr>
-    </w:lvl>
-    <w:lvl w:ilvl="3">
-      <w:start w:val="1"/>
-      <w:numFmt w:val="decimal"/>
-      <w:lvlText w:val="%1.%2.%3.%4."/>
-      <w:lvlJc w:val="left"/>
-      <w:pPr>
-        <w:ind w:left="1728" w:hanging="648"/>
-      </w:pPr>
-    </w:lvl>
-    <w:lvl w:ilvl="4">
-      <w:start w:val="1"/>
-      <w:numFmt w:val="decimal"/>
-      <w:lvlText w:val="%1.%2.%3.%4.%5."/>
-      <w:lvlJc w:val="left"/>
-      <w:pPr>
-        <w:ind w:left="2232" w:hanging="792"/>
-      </w:pPr>
-    </w:lvl>
-    <w:lvl w:ilvl="5">
-      <w:start w:val="1"/>
-      <w:numFmt w:val="decimal"/>
-      <w:lvlText w:val="%1.%2.%3.%4.%5.%6."/>
-      <w:lvlJc w:val="left"/>
-      <w:pPr>
-        <w:ind w:left="2736" w:hanging="936"/>
-      </w:pPr>
-    </w:lvl>
-    <w:lvl w:ilvl="6">
-      <w:start w:val="1"/>
-      <w:numFmt w:val="decimal"/>
-      <w:lvlText w:val="%1.%2.%3.%4.%5.%6.%7."/>
-      <w:lvlJc w:val="left"/>
-      <w:pPr>
-        <w:ind w:left="3240" w:hanging="1080"/>
-      </w:pPr>
-    </w:lvl>
-    <w:lvl w:ilvl="7">
-      <w:start w:val="1"/>
-      <w:numFmt w:val="decimal"/>
-      <w:lvlText w:val="%1.%2.%3.%4.%5.%6.%7.%8."/>
-      <w:lvlJc w:val="left"/>
-      <w:pPr>
-        <w:ind w:left="3744" w:hanging="1224"/>
-      </w:pPr>
-    </w:lvl>
-    <w:lvl w:ilvl="8">
-      <w:start w:val="1"/>
-      <w:numFmt w:val="decimal"/>
-      <w:lvlText w:val="%1.%2.%3.%4.%5.%6.%7.%8.%9."/>
-      <w:lvlJc w:val="left"/>
-      <w:pPr>
-        <w:ind w:left="4320" w:hanging="1440"/>
-      </w:pPr>
-    </w:lvl>
-  </w:abstractNum>
-  <w:abstractNum w:abstractNumId="23" w15:restartNumberingAfterBreak="0">
-    <w:nsid w:val="45A870A2"/>
-    <w:multiLevelType w:val="multilevel"/>
-    <w:tmpl w:val="0422001F"/>
-    <w:lvl w:ilvl="0">
-      <w:start w:val="1"/>
-      <w:numFmt w:val="decimal"/>
-      <w:lvlText w:val="%1."/>
-      <w:lvlJc w:val="left"/>
-      <w:pPr>
-        <w:ind w:left="360" w:hanging="360"/>
-      </w:pPr>
-    </w:lvl>
-    <w:lvl w:ilvl="1">
-      <w:start w:val="1"/>
-      <w:numFmt w:val="decimal"/>
-      <w:lvlText w:val="%1.%2."/>
-      <w:lvlJc w:val="left"/>
-      <w:pPr>
-        <w:ind w:left="792" w:hanging="432"/>
-      </w:pPr>
-    </w:lvl>
-    <w:lvl w:ilvl="2">
-      <w:start w:val="1"/>
-      <w:numFmt w:val="decimal"/>
-      <w:lvlText w:val="%1.%2.%3."/>
-      <w:lvlJc w:val="left"/>
-      <w:pPr>
-        <w:ind w:left="1224" w:hanging="504"/>
-      </w:pPr>
-    </w:lvl>
-    <w:lvl w:ilvl="3">
-      <w:start w:val="1"/>
-      <w:numFmt w:val="decimal"/>
-      <w:lvlText w:val="%1.%2.%3.%4."/>
-      <w:lvlJc w:val="left"/>
-      <w:pPr>
-        <w:ind w:left="1728" w:hanging="648"/>
-      </w:pPr>
-    </w:lvl>
-    <w:lvl w:ilvl="4">
-      <w:start w:val="1"/>
-      <w:numFmt w:val="decimal"/>
-      <w:lvlText w:val="%1.%2.%3.%4.%5."/>
-      <w:lvlJc w:val="left"/>
-      <w:pPr>
-        <w:ind w:left="2232" w:hanging="792"/>
-      </w:pPr>
-    </w:lvl>
-    <w:lvl w:ilvl="5">
-      <w:start w:val="1"/>
-      <w:numFmt w:val="decimal"/>
-      <w:lvlText w:val="%1.%2.%3.%4.%5.%6."/>
-      <w:lvlJc w:val="left"/>
-      <w:pPr>
-        <w:ind w:left="2736" w:hanging="936"/>
-      </w:pPr>
-    </w:lvl>
-    <w:lvl w:ilvl="6">
-      <w:start w:val="1"/>
-      <w:numFmt w:val="decimal"/>
-      <w:lvlText w:val="%1.%2.%3.%4.%5.%6.%7."/>
-      <w:lvlJc w:val="left"/>
-      <w:pPr>
-        <w:ind w:left="3240" w:hanging="1080"/>
-      </w:pPr>
-    </w:lvl>
-    <w:lvl w:ilvl="7">
-      <w:start w:val="1"/>
-      <w:numFmt w:val="decimal"/>
-      <w:lvlText w:val="%1.%2.%3.%4.%5.%6.%7.%8."/>
-      <w:lvlJc w:val="left"/>
-      <w:pPr>
-        <w:ind w:left="3744" w:hanging="1224"/>
-      </w:pPr>
-    </w:lvl>
-    <w:lvl w:ilvl="8">
-      <w:start w:val="1"/>
-      <w:numFmt w:val="decimal"/>
-      <w:lvlText w:val="%1.%2.%3.%4.%5.%6.%7.%8.%9."/>
-      <w:lvlJc w:val="left"/>
-      <w:pPr>
-        <w:ind w:left="4320" w:hanging="1440"/>
-      </w:pPr>
-    </w:lvl>
-  </w:abstractNum>
-  <w:abstractNum w:abstractNumId="24" w15:restartNumberingAfterBreak="0">
-    <w:nsid w:val="461A20DA"/>
-    <w:multiLevelType w:val="hybridMultilevel"/>
-    <w:tmpl w:val="0876F9B4"/>
-    <w:lvl w:ilvl="0" w:tplc="04220001">
-      <w:start w:val="1"/>
-      <w:numFmt w:val="bullet"/>
-      <w:lvlText w:val=""/>
-      <w:lvlJc w:val="left"/>
-      <w:pPr>
-        <w:ind w:left="720" w:hanging="360"/>
-      </w:pPr>
-      <w:rPr>
-        <w:rFonts w:ascii="Symbol" w:hAnsi="Symbol" w:hint="default"/>
-      </w:rPr>
-    </w:lvl>
-    <w:lvl w:ilvl="1" w:tplc="04220003" w:tentative="1">
-      <w:start w:val="1"/>
-      <w:numFmt w:val="bullet"/>
-      <w:lvlText w:val="o"/>
-      <w:lvlJc w:val="left"/>
-      <w:pPr>
-        <w:ind w:left="1440" w:hanging="360"/>
-      </w:pPr>
-      <w:rPr>
-        <w:rFonts w:ascii="Courier New" w:hAnsi="Courier New" w:cs="Courier New" w:hint="default"/>
-      </w:rPr>
-    </w:lvl>
-    <w:lvl w:ilvl="2" w:tplc="04220005" w:tentative="1">
-      <w:start w:val="1"/>
-      <w:numFmt w:val="bullet"/>
-      <w:lvlText w:val=""/>
-      <w:lvlJc w:val="left"/>
-      <w:pPr>
-        <w:ind w:left="2160" w:hanging="360"/>
-      </w:pPr>
-      <w:rPr>
-        <w:rFonts w:ascii="Wingdings" w:hAnsi="Wingdings" w:hint="default"/>
-      </w:rPr>
-    </w:lvl>
-    <w:lvl w:ilvl="3" w:tplc="04220001" w:tentative="1">
-      <w:start w:val="1"/>
-      <w:numFmt w:val="bullet"/>
-      <w:lvlText w:val=""/>
-      <w:lvlJc w:val="left"/>
-      <w:pPr>
-        <w:ind w:left="2880" w:hanging="360"/>
-      </w:pPr>
-      <w:rPr>
-        <w:rFonts w:ascii="Symbol" w:hAnsi="Symbol" w:hint="default"/>
-      </w:rPr>
-    </w:lvl>
-    <w:lvl w:ilvl="4" w:tplc="04220003" w:tentative="1">
-      <w:start w:val="1"/>
-      <w:numFmt w:val="bullet"/>
-      <w:lvlText w:val="o"/>
-      <w:lvlJc w:val="left"/>
-      <w:pPr>
-        <w:ind w:left="3600" w:hanging="360"/>
-      </w:pPr>
-      <w:rPr>
-        <w:rFonts w:ascii="Courier New" w:hAnsi="Courier New" w:cs="Courier New" w:hint="default"/>
-      </w:rPr>
-    </w:lvl>
-    <w:lvl w:ilvl="5" w:tplc="04220005" w:tentative="1">
-      <w:start w:val="1"/>
-      <w:numFmt w:val="bullet"/>
-      <w:lvlText w:val=""/>
-      <w:lvlJc w:val="left"/>
-      <w:pPr>
-        <w:ind w:left="4320" w:hanging="360"/>
-      </w:pPr>
-      <w:rPr>
-        <w:rFonts w:ascii="Wingdings" w:hAnsi="Wingdings" w:hint="default"/>
-      </w:rPr>
-    </w:lvl>
-    <w:lvl w:ilvl="6" w:tplc="04220001" w:tentative="1">
-      <w:start w:val="1"/>
-      <w:numFmt w:val="bullet"/>
-      <w:lvlText w:val=""/>
-      <w:lvlJc w:val="left"/>
-      <w:pPr>
-        <w:ind w:left="5040" w:hanging="360"/>
-      </w:pPr>
-      <w:rPr>
-        <w:rFonts w:ascii="Symbol" w:hAnsi="Symbol" w:hint="default"/>
-      </w:rPr>
-    </w:lvl>
-    <w:lvl w:ilvl="7" w:tplc="04220003" w:tentative="1">
-      <w:start w:val="1"/>
-      <w:numFmt w:val="bullet"/>
-      <w:lvlText w:val="o"/>
-      <w:lvlJc w:val="left"/>
-      <w:pPr>
-        <w:ind w:left="5760" w:hanging="360"/>
-      </w:pPr>
-      <w:rPr>
-        <w:rFonts w:ascii="Courier New" w:hAnsi="Courier New" w:cs="Courier New" w:hint="default"/>
-      </w:rPr>
-    </w:lvl>
-    <w:lvl w:ilvl="8" w:tplc="04220005" w:tentative="1">
-      <w:start w:val="1"/>
-      <w:numFmt w:val="bullet"/>
-      <w:lvlText w:val=""/>
-      <w:lvlJc w:val="left"/>
-      <w:pPr>
-        <w:ind w:left="6480" w:hanging="360"/>
-      </w:pPr>
-      <w:rPr>
-        <w:rFonts w:ascii="Wingdings" w:hAnsi="Wingdings" w:hint="default"/>
-      </w:rPr>
-    </w:lvl>
-  </w:abstractNum>
-  <w:abstractNum w:abstractNumId="25" w15:restartNumberingAfterBreak="0">
-    <w:nsid w:val="46660D83"/>
-    <w:multiLevelType w:val="multilevel"/>
-    <w:tmpl w:val="0422001F"/>
-    <w:lvl w:ilvl="0">
-      <w:start w:val="1"/>
-      <w:numFmt w:val="decimal"/>
-      <w:lvlText w:val="%1."/>
-      <w:lvlJc w:val="left"/>
-      <w:pPr>
-        <w:ind w:left="360" w:hanging="360"/>
-      </w:pPr>
-    </w:lvl>
-    <w:lvl w:ilvl="1">
-      <w:start w:val="1"/>
-      <w:numFmt w:val="decimal"/>
-      <w:lvlText w:val="%1.%2."/>
-      <w:lvlJc w:val="left"/>
-      <w:pPr>
-        <w:ind w:left="792" w:hanging="432"/>
-      </w:pPr>
-    </w:lvl>
-    <w:lvl w:ilvl="2">
-      <w:start w:val="1"/>
-      <w:numFmt w:val="decimal"/>
-      <w:lvlText w:val="%1.%2.%3."/>
-      <w:lvlJc w:val="left"/>
-      <w:pPr>
-        <w:ind w:left="1224" w:hanging="504"/>
-      </w:pPr>
-    </w:lvl>
-    <w:lvl w:ilvl="3">
-      <w:start w:val="1"/>
-      <w:numFmt w:val="decimal"/>
-      <w:lvlText w:val="%1.%2.%3.%4."/>
-      <w:lvlJc w:val="left"/>
-      <w:pPr>
-        <w:ind w:left="1728" w:hanging="648"/>
-      </w:pPr>
-    </w:lvl>
-    <w:lvl w:ilvl="4">
-      <w:start w:val="1"/>
-      <w:numFmt w:val="decimal"/>
-      <w:lvlText w:val="%1.%2.%3.%4.%5."/>
-      <w:lvlJc w:val="left"/>
-      <w:pPr>
-        <w:ind w:left="2232" w:hanging="792"/>
-      </w:pPr>
-    </w:lvl>
-    <w:lvl w:ilvl="5">
-      <w:start w:val="1"/>
-      <w:numFmt w:val="decimal"/>
-      <w:lvlText w:val="%1.%2.%3.%4.%5.%6."/>
-      <w:lvlJc w:val="left"/>
-      <w:pPr>
-        <w:ind w:left="2736" w:hanging="936"/>
-      </w:pPr>
-    </w:lvl>
-    <w:lvl w:ilvl="6">
-      <w:start w:val="1"/>
-      <w:numFmt w:val="decimal"/>
-      <w:lvlText w:val="%1.%2.%3.%4.%5.%6.%7."/>
-      <w:lvlJc w:val="left"/>
-      <w:pPr>
-        <w:ind w:left="3240" w:hanging="1080"/>
-      </w:pPr>
-    </w:lvl>
-    <w:lvl w:ilvl="7">
-      <w:start w:val="1"/>
-      <w:numFmt w:val="decimal"/>
-      <w:lvlText w:val="%1.%2.%3.%4.%5.%6.%7.%8."/>
-      <w:lvlJc w:val="left"/>
-      <w:pPr>
-        <w:ind w:left="3744" w:hanging="1224"/>
-      </w:pPr>
-    </w:lvl>
-    <w:lvl w:ilvl="8">
-      <w:start w:val="1"/>
-      <w:numFmt w:val="decimal"/>
-      <w:lvlText w:val="%1.%2.%3.%4.%5.%6.%7.%8.%9."/>
-      <w:lvlJc w:val="left"/>
-      <w:pPr>
-        <w:ind w:left="4320" w:hanging="1440"/>
-      </w:pPr>
-    </w:lvl>
-  </w:abstractNum>
-  <w:abstractNum w:abstractNumId="26" w15:restartNumberingAfterBreak="0">
-    <w:nsid w:val="485520E7"/>
-    <w:multiLevelType w:val="multilevel"/>
-    <w:tmpl w:val="0422001F"/>
-    <w:lvl w:ilvl="0">
-      <w:start w:val="1"/>
-      <w:numFmt w:val="decimal"/>
-      <w:lvlText w:val="%1."/>
-      <w:lvlJc w:val="left"/>
-      <w:pPr>
-        <w:ind w:left="360" w:hanging="360"/>
-      </w:pPr>
-    </w:lvl>
-    <w:lvl w:ilvl="1">
-      <w:start w:val="1"/>
-      <w:numFmt w:val="decimal"/>
-      <w:lvlText w:val="%1.%2."/>
-      <w:lvlJc w:val="left"/>
-      <w:pPr>
-        <w:ind w:left="792" w:hanging="432"/>
-      </w:pPr>
-    </w:lvl>
-    <w:lvl w:ilvl="2">
-      <w:start w:val="1"/>
-      <w:numFmt w:val="decimal"/>
-      <w:lvlText w:val="%1.%2.%3."/>
-      <w:lvlJc w:val="left"/>
-      <w:pPr>
-        <w:ind w:left="1224" w:hanging="504"/>
-      </w:pPr>
-    </w:lvl>
-    <w:lvl w:ilvl="3">
-      <w:start w:val="1"/>
-      <w:numFmt w:val="decimal"/>
-      <w:lvlText w:val="%1.%2.%3.%4."/>
-      <w:lvlJc w:val="left"/>
-      <w:pPr>
-        <w:ind w:left="1728" w:hanging="648"/>
-      </w:pPr>
-    </w:lvl>
-    <w:lvl w:ilvl="4">
-      <w:start w:val="1"/>
-      <w:numFmt w:val="decimal"/>
-      <w:lvlText w:val="%1.%2.%3.%4.%5."/>
-      <w:lvlJc w:val="left"/>
-      <w:pPr>
-        <w:ind w:left="2232" w:hanging="792"/>
-      </w:pPr>
-    </w:lvl>
-    <w:lvl w:ilvl="5">
-      <w:start w:val="1"/>
-      <w:numFmt w:val="decimal"/>
-      <w:lvlText w:val="%1.%2.%3.%4.%5.%6."/>
-      <w:lvlJc w:val="left"/>
-      <w:pPr>
-        <w:ind w:left="2736" w:hanging="936"/>
-      </w:pPr>
-    </w:lvl>
-    <w:lvl w:ilvl="6">
-      <w:start w:val="1"/>
-      <w:numFmt w:val="decimal"/>
-      <w:lvlText w:val="%1.%2.%3.%4.%5.%6.%7."/>
-      <w:lvlJc w:val="left"/>
-      <w:pPr>
-        <w:ind w:left="3240" w:hanging="1080"/>
-      </w:pPr>
-    </w:lvl>
-    <w:lvl w:ilvl="7">
-      <w:start w:val="1"/>
-      <w:numFmt w:val="decimal"/>
-      <w:lvlText w:val="%1.%2.%3.%4.%5.%6.%7.%8."/>
-      <w:lvlJc w:val="left"/>
-      <w:pPr>
-        <w:ind w:left="3744" w:hanging="1224"/>
-      </w:pPr>
-    </w:lvl>
-    <w:lvl w:ilvl="8">
-      <w:start w:val="1"/>
-      <w:numFmt w:val="decimal"/>
-      <w:lvlText w:val="%1.%2.%3.%4.%5.%6.%7.%8.%9."/>
-      <w:lvlJc w:val="left"/>
-      <w:pPr>
-        <w:ind w:left="4320" w:hanging="1440"/>
-      </w:pPr>
-    </w:lvl>
-  </w:abstractNum>
-  <w:abstractNum w:abstractNumId="27" w15:restartNumberingAfterBreak="0">
+  <w:abstractNum w:abstractNumId="3" w15:restartNumberingAfterBreak="0">
     <w:nsid w:val="487E5A8C"/>
     <w:multiLevelType w:val="hybridMultilevel"/>
     <w:tmpl w:val="C986D248"/>
@@ -6491,7 +4232,7 @@
       </w:rPr>
     </w:lvl>
   </w:abstractNum>
-  <w:abstractNum w:abstractNumId="28" w15:restartNumberingAfterBreak="0">
+  <w:abstractNum w:abstractNumId="4" w15:restartNumberingAfterBreak="0">
     <w:nsid w:val="4904588C"/>
     <w:multiLevelType w:val="multilevel"/>
     <w:tmpl w:val="0422001F"/>
@@ -6577,103 +4318,17 @@
       </w:pPr>
     </w:lvl>
   </w:abstractNum>
-  <w:abstractNum w:abstractNumId="29" w15:restartNumberingAfterBreak="0">
-    <w:nsid w:val="4BB63ECC"/>
-    <w:multiLevelType w:val="multilevel"/>
-    <w:tmpl w:val="0422001F"/>
-    <w:lvl w:ilvl="0">
-      <w:start w:val="1"/>
-      <w:numFmt w:val="decimal"/>
-      <w:lvlText w:val="%1."/>
-      <w:lvlJc w:val="left"/>
-      <w:pPr>
-        <w:ind w:left="360" w:hanging="360"/>
-      </w:pPr>
-    </w:lvl>
-    <w:lvl w:ilvl="1">
-      <w:start w:val="1"/>
-      <w:numFmt w:val="decimal"/>
-      <w:lvlText w:val="%1.%2."/>
-      <w:lvlJc w:val="left"/>
-      <w:pPr>
-        <w:ind w:left="792" w:hanging="432"/>
-      </w:pPr>
-    </w:lvl>
-    <w:lvl w:ilvl="2">
-      <w:start w:val="1"/>
-      <w:numFmt w:val="decimal"/>
-      <w:lvlText w:val="%1.%2.%3."/>
-      <w:lvlJc w:val="left"/>
-      <w:pPr>
-        <w:ind w:left="1224" w:hanging="504"/>
-      </w:pPr>
-    </w:lvl>
-    <w:lvl w:ilvl="3">
-      <w:start w:val="1"/>
-      <w:numFmt w:val="decimal"/>
-      <w:lvlText w:val="%1.%2.%3.%4."/>
-      <w:lvlJc w:val="left"/>
-      <w:pPr>
-        <w:ind w:left="1728" w:hanging="648"/>
-      </w:pPr>
-    </w:lvl>
-    <w:lvl w:ilvl="4">
-      <w:start w:val="1"/>
-      <w:numFmt w:val="decimal"/>
-      <w:lvlText w:val="%1.%2.%3.%4.%5."/>
-      <w:lvlJc w:val="left"/>
-      <w:pPr>
-        <w:ind w:left="2232" w:hanging="792"/>
-      </w:pPr>
-    </w:lvl>
-    <w:lvl w:ilvl="5">
-      <w:start w:val="1"/>
-      <w:numFmt w:val="decimal"/>
-      <w:lvlText w:val="%1.%2.%3.%4.%5.%6."/>
-      <w:lvlJc w:val="left"/>
-      <w:pPr>
-        <w:ind w:left="2736" w:hanging="936"/>
-      </w:pPr>
-    </w:lvl>
-    <w:lvl w:ilvl="6">
-      <w:start w:val="1"/>
-      <w:numFmt w:val="decimal"/>
-      <w:lvlText w:val="%1.%2.%3.%4.%5.%6.%7."/>
-      <w:lvlJc w:val="left"/>
-      <w:pPr>
-        <w:ind w:left="3240" w:hanging="1080"/>
-      </w:pPr>
-    </w:lvl>
-    <w:lvl w:ilvl="7">
-      <w:start w:val="1"/>
-      <w:numFmt w:val="decimal"/>
-      <w:lvlText w:val="%1.%2.%3.%4.%5.%6.%7.%8."/>
-      <w:lvlJc w:val="left"/>
-      <w:pPr>
-        <w:ind w:left="3744" w:hanging="1224"/>
-      </w:pPr>
-    </w:lvl>
-    <w:lvl w:ilvl="8">
-      <w:start w:val="1"/>
-      <w:numFmt w:val="decimal"/>
-      <w:lvlText w:val="%1.%2.%3.%4.%5.%6.%7.%8.%9."/>
-      <w:lvlJc w:val="left"/>
-      <w:pPr>
-        <w:ind w:left="4320" w:hanging="1440"/>
-      </w:pPr>
-    </w:lvl>
-  </w:abstractNum>
-  <w:abstractNum w:abstractNumId="30" w15:restartNumberingAfterBreak="0">
-    <w:nsid w:val="50286071"/>
+  <w:abstractNum w:abstractNumId="5" w15:restartNumberingAfterBreak="0">
+    <w:nsid w:val="4E4868BC"/>
     <w:multiLevelType w:val="hybridMultilevel"/>
-    <w:tmpl w:val="44946AD8"/>
+    <w:tmpl w:val="96E43022"/>
     <w:lvl w:ilvl="0" w:tplc="04220001">
       <w:start w:val="1"/>
       <w:numFmt w:val="bullet"/>
       <w:lvlText w:val=""/>
       <w:lvlJc w:val="left"/>
       <w:pPr>
-        <w:ind w:left="720" w:hanging="360"/>
+        <w:ind w:left="1068" w:hanging="360"/>
       </w:pPr>
       <w:rPr>
         <w:rFonts w:ascii="Symbol" w:hAnsi="Symbol" w:hint="default"/>
@@ -6685,7 +4340,7 @@
       <w:lvlText w:val="o"/>
       <w:lvlJc w:val="left"/>
       <w:pPr>
-        <w:ind w:left="1440" w:hanging="360"/>
+        <w:ind w:left="1788" w:hanging="360"/>
       </w:pPr>
       <w:rPr>
         <w:rFonts w:ascii="Courier New" w:hAnsi="Courier New" w:cs="Courier New" w:hint="default"/>
@@ -6697,7 +4352,7 @@
       <w:lvlText w:val=""/>
       <w:lvlJc w:val="left"/>
       <w:pPr>
-        <w:ind w:left="2160" w:hanging="360"/>
+        <w:ind w:left="2508" w:hanging="360"/>
       </w:pPr>
       <w:rPr>
         <w:rFonts w:ascii="Wingdings" w:hAnsi="Wingdings" w:hint="default"/>
@@ -6709,7 +4364,7 @@
       <w:lvlText w:val=""/>
       <w:lvlJc w:val="left"/>
       <w:pPr>
-        <w:ind w:left="2880" w:hanging="360"/>
+        <w:ind w:left="3228" w:hanging="360"/>
       </w:pPr>
       <w:rPr>
         <w:rFonts w:ascii="Symbol" w:hAnsi="Symbol" w:hint="default"/>
@@ -6721,7 +4376,7 @@
       <w:lvlText w:val="o"/>
       <w:lvlJc w:val="left"/>
       <w:pPr>
-        <w:ind w:left="3600" w:hanging="360"/>
+        <w:ind w:left="3948" w:hanging="360"/>
       </w:pPr>
       <w:rPr>
         <w:rFonts w:ascii="Courier New" w:hAnsi="Courier New" w:cs="Courier New" w:hint="default"/>
@@ -6733,7 +4388,7 @@
       <w:lvlText w:val=""/>
       <w:lvlJc w:val="left"/>
       <w:pPr>
-        <w:ind w:left="4320" w:hanging="360"/>
+        <w:ind w:left="4668" w:hanging="360"/>
       </w:pPr>
       <w:rPr>
         <w:rFonts w:ascii="Wingdings" w:hAnsi="Wingdings" w:hint="default"/>
@@ -6745,7 +4400,7 @@
       <w:lvlText w:val=""/>
       <w:lvlJc w:val="left"/>
       <w:pPr>
-        <w:ind w:left="5040" w:hanging="360"/>
+        <w:ind w:left="5388" w:hanging="360"/>
       </w:pPr>
       <w:rPr>
         <w:rFonts w:ascii="Symbol" w:hAnsi="Symbol" w:hint="default"/>
@@ -6757,7 +4412,7 @@
       <w:lvlText w:val="o"/>
       <w:lvlJc w:val="left"/>
       <w:pPr>
-        <w:ind w:left="5760" w:hanging="360"/>
+        <w:ind w:left="6108" w:hanging="360"/>
       </w:pPr>
       <w:rPr>
         <w:rFonts w:ascii="Courier New" w:hAnsi="Courier New" w:cs="Courier New" w:hint="default"/>
@@ -6769,503 +4424,14 @@
       <w:lvlText w:val=""/>
       <w:lvlJc w:val="left"/>
       <w:pPr>
-        <w:ind w:left="6480" w:hanging="360"/>
+        <w:ind w:left="6828" w:hanging="360"/>
       </w:pPr>
       <w:rPr>
         <w:rFonts w:ascii="Wingdings" w:hAnsi="Wingdings" w:hint="default"/>
       </w:rPr>
     </w:lvl>
   </w:abstractNum>
-  <w:abstractNum w:abstractNumId="31" w15:restartNumberingAfterBreak="0">
-    <w:nsid w:val="5067483C"/>
-    <w:multiLevelType w:val="hybridMultilevel"/>
-    <w:tmpl w:val="F2FA2144"/>
-    <w:lvl w:ilvl="0" w:tplc="04220001">
-      <w:start w:val="1"/>
-      <w:numFmt w:val="bullet"/>
-      <w:lvlText w:val=""/>
-      <w:lvlJc w:val="left"/>
-      <w:pPr>
-        <w:ind w:left="1440" w:hanging="360"/>
-      </w:pPr>
-      <w:rPr>
-        <w:rFonts w:ascii="Symbol" w:hAnsi="Symbol" w:hint="default"/>
-      </w:rPr>
-    </w:lvl>
-    <w:lvl w:ilvl="1" w:tplc="5214187E">
-      <w:numFmt w:val="bullet"/>
-      <w:lvlText w:val="•"/>
-      <w:lvlJc w:val="left"/>
-      <w:pPr>
-        <w:ind w:left="2160" w:hanging="360"/>
-      </w:pPr>
-      <w:rPr>
-        <w:rFonts w:ascii="Times New Roman" w:eastAsiaTheme="minorHAnsi" w:hAnsi="Times New Roman" w:cs="Times New Roman" w:hint="default"/>
-      </w:rPr>
-    </w:lvl>
-    <w:lvl w:ilvl="2" w:tplc="0422001B" w:tentative="1">
-      <w:start w:val="1"/>
-      <w:numFmt w:val="lowerRoman"/>
-      <w:lvlText w:val="%3."/>
-      <w:lvlJc w:val="right"/>
-      <w:pPr>
-        <w:ind w:left="2880" w:hanging="180"/>
-      </w:pPr>
-    </w:lvl>
-    <w:lvl w:ilvl="3" w:tplc="0422000F" w:tentative="1">
-      <w:start w:val="1"/>
-      <w:numFmt w:val="decimal"/>
-      <w:lvlText w:val="%4."/>
-      <w:lvlJc w:val="left"/>
-      <w:pPr>
-        <w:ind w:left="3600" w:hanging="360"/>
-      </w:pPr>
-    </w:lvl>
-    <w:lvl w:ilvl="4" w:tplc="04220019" w:tentative="1">
-      <w:start w:val="1"/>
-      <w:numFmt w:val="lowerLetter"/>
-      <w:lvlText w:val="%5."/>
-      <w:lvlJc w:val="left"/>
-      <w:pPr>
-        <w:ind w:left="4320" w:hanging="360"/>
-      </w:pPr>
-    </w:lvl>
-    <w:lvl w:ilvl="5" w:tplc="0422001B" w:tentative="1">
-      <w:start w:val="1"/>
-      <w:numFmt w:val="lowerRoman"/>
-      <w:lvlText w:val="%6."/>
-      <w:lvlJc w:val="right"/>
-      <w:pPr>
-        <w:ind w:left="5040" w:hanging="180"/>
-      </w:pPr>
-    </w:lvl>
-    <w:lvl w:ilvl="6" w:tplc="0422000F" w:tentative="1">
-      <w:start w:val="1"/>
-      <w:numFmt w:val="decimal"/>
-      <w:lvlText w:val="%7."/>
-      <w:lvlJc w:val="left"/>
-      <w:pPr>
-        <w:ind w:left="5760" w:hanging="360"/>
-      </w:pPr>
-    </w:lvl>
-    <w:lvl w:ilvl="7" w:tplc="04220019" w:tentative="1">
-      <w:start w:val="1"/>
-      <w:numFmt w:val="lowerLetter"/>
-      <w:lvlText w:val="%8."/>
-      <w:lvlJc w:val="left"/>
-      <w:pPr>
-        <w:ind w:left="6480" w:hanging="360"/>
-      </w:pPr>
-    </w:lvl>
-    <w:lvl w:ilvl="8" w:tplc="0422001B" w:tentative="1">
-      <w:start w:val="1"/>
-      <w:numFmt w:val="lowerRoman"/>
-      <w:lvlText w:val="%9."/>
-      <w:lvlJc w:val="right"/>
-      <w:pPr>
-        <w:ind w:left="7200" w:hanging="180"/>
-      </w:pPr>
-    </w:lvl>
-  </w:abstractNum>
-  <w:abstractNum w:abstractNumId="32" w15:restartNumberingAfterBreak="0">
-    <w:nsid w:val="50EC2796"/>
-    <w:multiLevelType w:val="multilevel"/>
-    <w:tmpl w:val="0422001F"/>
-    <w:lvl w:ilvl="0">
-      <w:start w:val="1"/>
-      <w:numFmt w:val="decimal"/>
-      <w:lvlText w:val="%1."/>
-      <w:lvlJc w:val="left"/>
-      <w:pPr>
-        <w:ind w:left="360" w:hanging="360"/>
-      </w:pPr>
-    </w:lvl>
-    <w:lvl w:ilvl="1">
-      <w:start w:val="1"/>
-      <w:numFmt w:val="decimal"/>
-      <w:lvlText w:val="%1.%2."/>
-      <w:lvlJc w:val="left"/>
-      <w:pPr>
-        <w:ind w:left="792" w:hanging="432"/>
-      </w:pPr>
-    </w:lvl>
-    <w:lvl w:ilvl="2">
-      <w:start w:val="1"/>
-      <w:numFmt w:val="decimal"/>
-      <w:lvlText w:val="%1.%2.%3."/>
-      <w:lvlJc w:val="left"/>
-      <w:pPr>
-        <w:ind w:left="1224" w:hanging="504"/>
-      </w:pPr>
-    </w:lvl>
-    <w:lvl w:ilvl="3">
-      <w:start w:val="1"/>
-      <w:numFmt w:val="decimal"/>
-      <w:lvlText w:val="%1.%2.%3.%4."/>
-      <w:lvlJc w:val="left"/>
-      <w:pPr>
-        <w:ind w:left="1728" w:hanging="648"/>
-      </w:pPr>
-    </w:lvl>
-    <w:lvl w:ilvl="4">
-      <w:start w:val="1"/>
-      <w:numFmt w:val="decimal"/>
-      <w:lvlText w:val="%1.%2.%3.%4.%5."/>
-      <w:lvlJc w:val="left"/>
-      <w:pPr>
-        <w:ind w:left="2232" w:hanging="792"/>
-      </w:pPr>
-    </w:lvl>
-    <w:lvl w:ilvl="5">
-      <w:start w:val="1"/>
-      <w:numFmt w:val="decimal"/>
-      <w:lvlText w:val="%1.%2.%3.%4.%5.%6."/>
-      <w:lvlJc w:val="left"/>
-      <w:pPr>
-        <w:ind w:left="2736" w:hanging="936"/>
-      </w:pPr>
-    </w:lvl>
-    <w:lvl w:ilvl="6">
-      <w:start w:val="1"/>
-      <w:numFmt w:val="decimal"/>
-      <w:lvlText w:val="%1.%2.%3.%4.%5.%6.%7."/>
-      <w:lvlJc w:val="left"/>
-      <w:pPr>
-        <w:ind w:left="3240" w:hanging="1080"/>
-      </w:pPr>
-    </w:lvl>
-    <w:lvl w:ilvl="7">
-      <w:start w:val="1"/>
-      <w:numFmt w:val="decimal"/>
-      <w:lvlText w:val="%1.%2.%3.%4.%5.%6.%7.%8."/>
-      <w:lvlJc w:val="left"/>
-      <w:pPr>
-        <w:ind w:left="3744" w:hanging="1224"/>
-      </w:pPr>
-    </w:lvl>
-    <w:lvl w:ilvl="8">
-      <w:start w:val="1"/>
-      <w:numFmt w:val="decimal"/>
-      <w:lvlText w:val="%1.%2.%3.%4.%5.%6.%7.%8.%9."/>
-      <w:lvlJc w:val="left"/>
-      <w:pPr>
-        <w:ind w:left="4320" w:hanging="1440"/>
-      </w:pPr>
-    </w:lvl>
-  </w:abstractNum>
-  <w:abstractNum w:abstractNumId="33" w15:restartNumberingAfterBreak="0">
-    <w:nsid w:val="55380CC8"/>
-    <w:multiLevelType w:val="hybridMultilevel"/>
-    <w:tmpl w:val="0438124A"/>
-    <w:lvl w:ilvl="0" w:tplc="04220001">
-      <w:start w:val="1"/>
-      <w:numFmt w:val="bullet"/>
-      <w:lvlText w:val=""/>
-      <w:lvlJc w:val="left"/>
-      <w:pPr>
-        <w:ind w:left="1068" w:hanging="360"/>
-      </w:pPr>
-      <w:rPr>
-        <w:rFonts w:ascii="Symbol" w:hAnsi="Symbol" w:hint="default"/>
-      </w:rPr>
-    </w:lvl>
-    <w:lvl w:ilvl="1" w:tplc="04220003" w:tentative="1">
-      <w:start w:val="1"/>
-      <w:numFmt w:val="bullet"/>
-      <w:lvlText w:val="o"/>
-      <w:lvlJc w:val="left"/>
-      <w:pPr>
-        <w:ind w:left="1788" w:hanging="360"/>
-      </w:pPr>
-      <w:rPr>
-        <w:rFonts w:ascii="Courier New" w:hAnsi="Courier New" w:cs="Courier New" w:hint="default"/>
-      </w:rPr>
-    </w:lvl>
-    <w:lvl w:ilvl="2" w:tplc="04220005" w:tentative="1">
-      <w:start w:val="1"/>
-      <w:numFmt w:val="bullet"/>
-      <w:lvlText w:val=""/>
-      <w:lvlJc w:val="left"/>
-      <w:pPr>
-        <w:ind w:left="2508" w:hanging="360"/>
-      </w:pPr>
-      <w:rPr>
-        <w:rFonts w:ascii="Wingdings" w:hAnsi="Wingdings" w:hint="default"/>
-      </w:rPr>
-    </w:lvl>
-    <w:lvl w:ilvl="3" w:tplc="04220001" w:tentative="1">
-      <w:start w:val="1"/>
-      <w:numFmt w:val="bullet"/>
-      <w:lvlText w:val=""/>
-      <w:lvlJc w:val="left"/>
-      <w:pPr>
-        <w:ind w:left="3228" w:hanging="360"/>
-      </w:pPr>
-      <w:rPr>
-        <w:rFonts w:ascii="Symbol" w:hAnsi="Symbol" w:hint="default"/>
-      </w:rPr>
-    </w:lvl>
-    <w:lvl w:ilvl="4" w:tplc="04220003" w:tentative="1">
-      <w:start w:val="1"/>
-      <w:numFmt w:val="bullet"/>
-      <w:lvlText w:val="o"/>
-      <w:lvlJc w:val="left"/>
-      <w:pPr>
-        <w:ind w:left="3948" w:hanging="360"/>
-      </w:pPr>
-      <w:rPr>
-        <w:rFonts w:ascii="Courier New" w:hAnsi="Courier New" w:cs="Courier New" w:hint="default"/>
-      </w:rPr>
-    </w:lvl>
-    <w:lvl w:ilvl="5" w:tplc="04220005" w:tentative="1">
-      <w:start w:val="1"/>
-      <w:numFmt w:val="bullet"/>
-      <w:lvlText w:val=""/>
-      <w:lvlJc w:val="left"/>
-      <w:pPr>
-        <w:ind w:left="4668" w:hanging="360"/>
-      </w:pPr>
-      <w:rPr>
-        <w:rFonts w:ascii="Wingdings" w:hAnsi="Wingdings" w:hint="default"/>
-      </w:rPr>
-    </w:lvl>
-    <w:lvl w:ilvl="6" w:tplc="04220001" w:tentative="1">
-      <w:start w:val="1"/>
-      <w:numFmt w:val="bullet"/>
-      <w:lvlText w:val=""/>
-      <w:lvlJc w:val="left"/>
-      <w:pPr>
-        <w:ind w:left="5388" w:hanging="360"/>
-      </w:pPr>
-      <w:rPr>
-        <w:rFonts w:ascii="Symbol" w:hAnsi="Symbol" w:hint="default"/>
-      </w:rPr>
-    </w:lvl>
-    <w:lvl w:ilvl="7" w:tplc="04220003" w:tentative="1">
-      <w:start w:val="1"/>
-      <w:numFmt w:val="bullet"/>
-      <w:lvlText w:val="o"/>
-      <w:lvlJc w:val="left"/>
-      <w:pPr>
-        <w:ind w:left="6108" w:hanging="360"/>
-      </w:pPr>
-      <w:rPr>
-        <w:rFonts w:ascii="Courier New" w:hAnsi="Courier New" w:cs="Courier New" w:hint="default"/>
-      </w:rPr>
-    </w:lvl>
-    <w:lvl w:ilvl="8" w:tplc="04220005" w:tentative="1">
-      <w:start w:val="1"/>
-      <w:numFmt w:val="bullet"/>
-      <w:lvlText w:val=""/>
-      <w:lvlJc w:val="left"/>
-      <w:pPr>
-        <w:ind w:left="6828" w:hanging="360"/>
-      </w:pPr>
-      <w:rPr>
-        <w:rFonts w:ascii="Wingdings" w:hAnsi="Wingdings" w:hint="default"/>
-      </w:rPr>
-    </w:lvl>
-  </w:abstractNum>
-  <w:abstractNum w:abstractNumId="34" w15:restartNumberingAfterBreak="0">
-    <w:nsid w:val="59DB7BC9"/>
-    <w:multiLevelType w:val="multilevel"/>
-    <w:tmpl w:val="0422001F"/>
-    <w:lvl w:ilvl="0">
-      <w:start w:val="1"/>
-      <w:numFmt w:val="decimal"/>
-      <w:lvlText w:val="%1."/>
-      <w:lvlJc w:val="left"/>
-      <w:pPr>
-        <w:ind w:left="360" w:hanging="360"/>
-      </w:pPr>
-    </w:lvl>
-    <w:lvl w:ilvl="1">
-      <w:start w:val="1"/>
-      <w:numFmt w:val="decimal"/>
-      <w:lvlText w:val="%1.%2."/>
-      <w:lvlJc w:val="left"/>
-      <w:pPr>
-        <w:ind w:left="792" w:hanging="432"/>
-      </w:pPr>
-    </w:lvl>
-    <w:lvl w:ilvl="2">
-      <w:start w:val="1"/>
-      <w:numFmt w:val="decimal"/>
-      <w:lvlText w:val="%1.%2.%3."/>
-      <w:lvlJc w:val="left"/>
-      <w:pPr>
-        <w:ind w:left="1224" w:hanging="504"/>
-      </w:pPr>
-    </w:lvl>
-    <w:lvl w:ilvl="3">
-      <w:start w:val="1"/>
-      <w:numFmt w:val="decimal"/>
-      <w:lvlText w:val="%1.%2.%3.%4."/>
-      <w:lvlJc w:val="left"/>
-      <w:pPr>
-        <w:ind w:left="1728" w:hanging="648"/>
-      </w:pPr>
-    </w:lvl>
-    <w:lvl w:ilvl="4">
-      <w:start w:val="1"/>
-      <w:numFmt w:val="decimal"/>
-      <w:lvlText w:val="%1.%2.%3.%4.%5."/>
-      <w:lvlJc w:val="left"/>
-      <w:pPr>
-        <w:ind w:left="2232" w:hanging="792"/>
-      </w:pPr>
-    </w:lvl>
-    <w:lvl w:ilvl="5">
-      <w:start w:val="1"/>
-      <w:numFmt w:val="decimal"/>
-      <w:lvlText w:val="%1.%2.%3.%4.%5.%6."/>
-      <w:lvlJc w:val="left"/>
-      <w:pPr>
-        <w:ind w:left="2736" w:hanging="936"/>
-      </w:pPr>
-    </w:lvl>
-    <w:lvl w:ilvl="6">
-      <w:start w:val="1"/>
-      <w:numFmt w:val="decimal"/>
-      <w:lvlText w:val="%1.%2.%3.%4.%5.%6.%7."/>
-      <w:lvlJc w:val="left"/>
-      <w:pPr>
-        <w:ind w:left="3240" w:hanging="1080"/>
-      </w:pPr>
-    </w:lvl>
-    <w:lvl w:ilvl="7">
-      <w:start w:val="1"/>
-      <w:numFmt w:val="decimal"/>
-      <w:lvlText w:val="%1.%2.%3.%4.%5.%6.%7.%8."/>
-      <w:lvlJc w:val="left"/>
-      <w:pPr>
-        <w:ind w:left="3744" w:hanging="1224"/>
-      </w:pPr>
-    </w:lvl>
-    <w:lvl w:ilvl="8">
-      <w:start w:val="1"/>
-      <w:numFmt w:val="decimal"/>
-      <w:lvlText w:val="%1.%2.%3.%4.%5.%6.%7.%8.%9."/>
-      <w:lvlJc w:val="left"/>
-      <w:pPr>
-        <w:ind w:left="4320" w:hanging="1440"/>
-      </w:pPr>
-    </w:lvl>
-  </w:abstractNum>
-  <w:abstractNum w:abstractNumId="35" w15:restartNumberingAfterBreak="0">
-    <w:nsid w:val="5A9A7C62"/>
-    <w:multiLevelType w:val="hybridMultilevel"/>
-    <w:tmpl w:val="12B03386"/>
-    <w:lvl w:ilvl="0" w:tplc="04220001">
-      <w:start w:val="1"/>
-      <w:numFmt w:val="bullet"/>
-      <w:lvlText w:val=""/>
-      <w:lvlJc w:val="left"/>
-      <w:pPr>
-        <w:ind w:left="720" w:hanging="360"/>
-      </w:pPr>
-      <w:rPr>
-        <w:rFonts w:ascii="Symbol" w:hAnsi="Symbol" w:hint="default"/>
-      </w:rPr>
-    </w:lvl>
-    <w:lvl w:ilvl="1" w:tplc="04220003" w:tentative="1">
-      <w:start w:val="1"/>
-      <w:numFmt w:val="bullet"/>
-      <w:lvlText w:val="o"/>
-      <w:lvlJc w:val="left"/>
-      <w:pPr>
-        <w:ind w:left="1440" w:hanging="360"/>
-      </w:pPr>
-      <w:rPr>
-        <w:rFonts w:ascii="Courier New" w:hAnsi="Courier New" w:cs="Courier New" w:hint="default"/>
-      </w:rPr>
-    </w:lvl>
-    <w:lvl w:ilvl="2" w:tplc="04220005" w:tentative="1">
-      <w:start w:val="1"/>
-      <w:numFmt w:val="bullet"/>
-      <w:lvlText w:val=""/>
-      <w:lvlJc w:val="left"/>
-      <w:pPr>
-        <w:ind w:left="2160" w:hanging="360"/>
-      </w:pPr>
-      <w:rPr>
-        <w:rFonts w:ascii="Wingdings" w:hAnsi="Wingdings" w:hint="default"/>
-      </w:rPr>
-    </w:lvl>
-    <w:lvl w:ilvl="3" w:tplc="04220001" w:tentative="1">
-      <w:start w:val="1"/>
-      <w:numFmt w:val="bullet"/>
-      <w:lvlText w:val=""/>
-      <w:lvlJc w:val="left"/>
-      <w:pPr>
-        <w:ind w:left="2880" w:hanging="360"/>
-      </w:pPr>
-      <w:rPr>
-        <w:rFonts w:ascii="Symbol" w:hAnsi="Symbol" w:hint="default"/>
-      </w:rPr>
-    </w:lvl>
-    <w:lvl w:ilvl="4" w:tplc="04220003" w:tentative="1">
-      <w:start w:val="1"/>
-      <w:numFmt w:val="bullet"/>
-      <w:lvlText w:val="o"/>
-      <w:lvlJc w:val="left"/>
-      <w:pPr>
-        <w:ind w:left="3600" w:hanging="360"/>
-      </w:pPr>
-      <w:rPr>
-        <w:rFonts w:ascii="Courier New" w:hAnsi="Courier New" w:cs="Courier New" w:hint="default"/>
-      </w:rPr>
-    </w:lvl>
-    <w:lvl w:ilvl="5" w:tplc="04220005" w:tentative="1">
-      <w:start w:val="1"/>
-      <w:numFmt w:val="bullet"/>
-      <w:lvlText w:val=""/>
-      <w:lvlJc w:val="left"/>
-      <w:pPr>
-        <w:ind w:left="4320" w:hanging="360"/>
-      </w:pPr>
-      <w:rPr>
-        <w:rFonts w:ascii="Wingdings" w:hAnsi="Wingdings" w:hint="default"/>
-      </w:rPr>
-    </w:lvl>
-    <w:lvl w:ilvl="6" w:tplc="04220001" w:tentative="1">
-      <w:start w:val="1"/>
-      <w:numFmt w:val="bullet"/>
-      <w:lvlText w:val=""/>
-      <w:lvlJc w:val="left"/>
-      <w:pPr>
-        <w:ind w:left="5040" w:hanging="360"/>
-      </w:pPr>
-      <w:rPr>
-        <w:rFonts w:ascii="Symbol" w:hAnsi="Symbol" w:hint="default"/>
-      </w:rPr>
-    </w:lvl>
-    <w:lvl w:ilvl="7" w:tplc="04220003" w:tentative="1">
-      <w:start w:val="1"/>
-      <w:numFmt w:val="bullet"/>
-      <w:lvlText w:val="o"/>
-      <w:lvlJc w:val="left"/>
-      <w:pPr>
-        <w:ind w:left="5760" w:hanging="360"/>
-      </w:pPr>
-      <w:rPr>
-        <w:rFonts w:ascii="Courier New" w:hAnsi="Courier New" w:cs="Courier New" w:hint="default"/>
-      </w:rPr>
-    </w:lvl>
-    <w:lvl w:ilvl="8" w:tplc="04220005" w:tentative="1">
-      <w:start w:val="1"/>
-      <w:numFmt w:val="bullet"/>
-      <w:lvlText w:val=""/>
-      <w:lvlJc w:val="left"/>
-      <w:pPr>
-        <w:ind w:left="6480" w:hanging="360"/>
-      </w:pPr>
-      <w:rPr>
-        <w:rFonts w:ascii="Wingdings" w:hAnsi="Wingdings" w:hint="default"/>
-      </w:rPr>
-    </w:lvl>
-  </w:abstractNum>
-  <w:abstractNum w:abstractNumId="36" w15:restartNumberingAfterBreak="0">
+  <w:abstractNum w:abstractNumId="6" w15:restartNumberingAfterBreak="0">
     <w:nsid w:val="5B330A1A"/>
     <w:multiLevelType w:val="hybridMultilevel"/>
     <w:tmpl w:val="8F726C42"/>
@@ -7378,1004 +4544,28 @@
       </w:rPr>
     </w:lvl>
   </w:abstractNum>
-  <w:abstractNum w:abstractNumId="37" w15:restartNumberingAfterBreak="0">
-    <w:nsid w:val="5B5C2027"/>
-    <w:multiLevelType w:val="hybridMultilevel"/>
-    <w:tmpl w:val="46EC541E"/>
-    <w:lvl w:ilvl="0" w:tplc="2BF23B48">
-      <w:start w:val="1"/>
-      <w:numFmt w:val="decimal"/>
-      <w:lvlText w:val="%1."/>
-      <w:lvlJc w:val="left"/>
-      <w:pPr>
-        <w:ind w:left="720" w:hanging="360"/>
-      </w:pPr>
-    </w:lvl>
-    <w:lvl w:ilvl="1" w:tplc="04220019" w:tentative="1">
-      <w:start w:val="1"/>
-      <w:numFmt w:val="lowerLetter"/>
-      <w:lvlText w:val="%2."/>
-      <w:lvlJc w:val="left"/>
-      <w:pPr>
-        <w:ind w:left="1440" w:hanging="360"/>
-      </w:pPr>
-    </w:lvl>
-    <w:lvl w:ilvl="2" w:tplc="0422001B" w:tentative="1">
-      <w:start w:val="1"/>
-      <w:numFmt w:val="lowerRoman"/>
-      <w:lvlText w:val="%3."/>
-      <w:lvlJc w:val="right"/>
-      <w:pPr>
-        <w:ind w:left="2160" w:hanging="180"/>
-      </w:pPr>
-    </w:lvl>
-    <w:lvl w:ilvl="3" w:tplc="0422000F" w:tentative="1">
-      <w:start w:val="1"/>
-      <w:numFmt w:val="decimal"/>
-      <w:lvlText w:val="%4."/>
-      <w:lvlJc w:val="left"/>
-      <w:pPr>
-        <w:ind w:left="2880" w:hanging="360"/>
-      </w:pPr>
-    </w:lvl>
-    <w:lvl w:ilvl="4" w:tplc="04220019" w:tentative="1">
-      <w:start w:val="1"/>
-      <w:numFmt w:val="lowerLetter"/>
-      <w:lvlText w:val="%5."/>
-      <w:lvlJc w:val="left"/>
-      <w:pPr>
-        <w:ind w:left="3600" w:hanging="360"/>
-      </w:pPr>
-    </w:lvl>
-    <w:lvl w:ilvl="5" w:tplc="0422001B" w:tentative="1">
-      <w:start w:val="1"/>
-      <w:numFmt w:val="lowerRoman"/>
-      <w:lvlText w:val="%6."/>
-      <w:lvlJc w:val="right"/>
-      <w:pPr>
-        <w:ind w:left="4320" w:hanging="180"/>
-      </w:pPr>
-    </w:lvl>
-    <w:lvl w:ilvl="6" w:tplc="0422000F" w:tentative="1">
-      <w:start w:val="1"/>
-      <w:numFmt w:val="decimal"/>
-      <w:lvlText w:val="%7."/>
-      <w:lvlJc w:val="left"/>
-      <w:pPr>
-        <w:ind w:left="5040" w:hanging="360"/>
-      </w:pPr>
-    </w:lvl>
-    <w:lvl w:ilvl="7" w:tplc="04220019" w:tentative="1">
-      <w:start w:val="1"/>
-      <w:numFmt w:val="lowerLetter"/>
-      <w:lvlText w:val="%8."/>
-      <w:lvlJc w:val="left"/>
-      <w:pPr>
-        <w:ind w:left="5760" w:hanging="360"/>
-      </w:pPr>
-    </w:lvl>
-    <w:lvl w:ilvl="8" w:tplc="0422001B" w:tentative="1">
-      <w:start w:val="1"/>
-      <w:numFmt w:val="lowerRoman"/>
-      <w:lvlText w:val="%9."/>
-      <w:lvlJc w:val="right"/>
-      <w:pPr>
-        <w:ind w:left="6480" w:hanging="180"/>
-      </w:pPr>
-    </w:lvl>
-  </w:abstractNum>
-  <w:abstractNum w:abstractNumId="38" w15:restartNumberingAfterBreak="0">
-    <w:nsid w:val="634236B8"/>
-    <w:multiLevelType w:val="hybridMultilevel"/>
-    <w:tmpl w:val="F58A788E"/>
-    <w:lvl w:ilvl="0" w:tplc="04220001">
-      <w:start w:val="1"/>
-      <w:numFmt w:val="bullet"/>
-      <w:lvlText w:val=""/>
-      <w:lvlJc w:val="left"/>
-      <w:pPr>
-        <w:ind w:left="720" w:hanging="360"/>
-      </w:pPr>
-      <w:rPr>
-        <w:rFonts w:ascii="Symbol" w:hAnsi="Symbol" w:hint="default"/>
-      </w:rPr>
-    </w:lvl>
-    <w:lvl w:ilvl="1" w:tplc="04220003" w:tentative="1">
-      <w:start w:val="1"/>
-      <w:numFmt w:val="bullet"/>
-      <w:lvlText w:val="o"/>
-      <w:lvlJc w:val="left"/>
-      <w:pPr>
-        <w:ind w:left="1440" w:hanging="360"/>
-      </w:pPr>
-      <w:rPr>
-        <w:rFonts w:ascii="Courier New" w:hAnsi="Courier New" w:cs="Courier New" w:hint="default"/>
-      </w:rPr>
-    </w:lvl>
-    <w:lvl w:ilvl="2" w:tplc="04220005" w:tentative="1">
-      <w:start w:val="1"/>
-      <w:numFmt w:val="bullet"/>
-      <w:lvlText w:val=""/>
-      <w:lvlJc w:val="left"/>
-      <w:pPr>
-        <w:ind w:left="2160" w:hanging="360"/>
-      </w:pPr>
-      <w:rPr>
-        <w:rFonts w:ascii="Wingdings" w:hAnsi="Wingdings" w:hint="default"/>
-      </w:rPr>
-    </w:lvl>
-    <w:lvl w:ilvl="3" w:tplc="04220001" w:tentative="1">
-      <w:start w:val="1"/>
-      <w:numFmt w:val="bullet"/>
-      <w:lvlText w:val=""/>
-      <w:lvlJc w:val="left"/>
-      <w:pPr>
-        <w:ind w:left="2880" w:hanging="360"/>
-      </w:pPr>
-      <w:rPr>
-        <w:rFonts w:ascii="Symbol" w:hAnsi="Symbol" w:hint="default"/>
-      </w:rPr>
-    </w:lvl>
-    <w:lvl w:ilvl="4" w:tplc="04220003" w:tentative="1">
-      <w:start w:val="1"/>
-      <w:numFmt w:val="bullet"/>
-      <w:lvlText w:val="o"/>
-      <w:lvlJc w:val="left"/>
-      <w:pPr>
-        <w:ind w:left="3600" w:hanging="360"/>
-      </w:pPr>
-      <w:rPr>
-        <w:rFonts w:ascii="Courier New" w:hAnsi="Courier New" w:cs="Courier New" w:hint="default"/>
-      </w:rPr>
-    </w:lvl>
-    <w:lvl w:ilvl="5" w:tplc="04220005" w:tentative="1">
-      <w:start w:val="1"/>
-      <w:numFmt w:val="bullet"/>
-      <w:lvlText w:val=""/>
-      <w:lvlJc w:val="left"/>
-      <w:pPr>
-        <w:ind w:left="4320" w:hanging="360"/>
-      </w:pPr>
-      <w:rPr>
-        <w:rFonts w:ascii="Wingdings" w:hAnsi="Wingdings" w:hint="default"/>
-      </w:rPr>
-    </w:lvl>
-    <w:lvl w:ilvl="6" w:tplc="04220001" w:tentative="1">
-      <w:start w:val="1"/>
-      <w:numFmt w:val="bullet"/>
-      <w:lvlText w:val=""/>
-      <w:lvlJc w:val="left"/>
-      <w:pPr>
-        <w:ind w:left="5040" w:hanging="360"/>
-      </w:pPr>
-      <w:rPr>
-        <w:rFonts w:ascii="Symbol" w:hAnsi="Symbol" w:hint="default"/>
-      </w:rPr>
-    </w:lvl>
-    <w:lvl w:ilvl="7" w:tplc="04220003" w:tentative="1">
-      <w:start w:val="1"/>
-      <w:numFmt w:val="bullet"/>
-      <w:lvlText w:val="o"/>
-      <w:lvlJc w:val="left"/>
-      <w:pPr>
-        <w:ind w:left="5760" w:hanging="360"/>
-      </w:pPr>
-      <w:rPr>
-        <w:rFonts w:ascii="Courier New" w:hAnsi="Courier New" w:cs="Courier New" w:hint="default"/>
-      </w:rPr>
-    </w:lvl>
-    <w:lvl w:ilvl="8" w:tplc="04220005" w:tentative="1">
-      <w:start w:val="1"/>
-      <w:numFmt w:val="bullet"/>
-      <w:lvlText w:val=""/>
-      <w:lvlJc w:val="left"/>
-      <w:pPr>
-        <w:ind w:left="6480" w:hanging="360"/>
-      </w:pPr>
-      <w:rPr>
-        <w:rFonts w:ascii="Wingdings" w:hAnsi="Wingdings" w:hint="default"/>
-      </w:rPr>
-    </w:lvl>
-  </w:abstractNum>
-  <w:abstractNum w:abstractNumId="39" w15:restartNumberingAfterBreak="0">
-    <w:nsid w:val="63C66CDC"/>
-    <w:multiLevelType w:val="multilevel"/>
-    <w:tmpl w:val="0422001F"/>
-    <w:lvl w:ilvl="0">
-      <w:start w:val="1"/>
-      <w:numFmt w:val="decimal"/>
-      <w:lvlText w:val="%1."/>
-      <w:lvlJc w:val="left"/>
-      <w:pPr>
-        <w:ind w:left="360" w:hanging="360"/>
-      </w:pPr>
-    </w:lvl>
-    <w:lvl w:ilvl="1">
-      <w:start w:val="1"/>
-      <w:numFmt w:val="decimal"/>
-      <w:lvlText w:val="%1.%2."/>
-      <w:lvlJc w:val="left"/>
-      <w:pPr>
-        <w:ind w:left="792" w:hanging="432"/>
-      </w:pPr>
-    </w:lvl>
-    <w:lvl w:ilvl="2">
-      <w:start w:val="1"/>
-      <w:numFmt w:val="decimal"/>
-      <w:lvlText w:val="%1.%2.%3."/>
-      <w:lvlJc w:val="left"/>
-      <w:pPr>
-        <w:ind w:left="1224" w:hanging="504"/>
-      </w:pPr>
-    </w:lvl>
-    <w:lvl w:ilvl="3">
-      <w:start w:val="1"/>
-      <w:numFmt w:val="decimal"/>
-      <w:lvlText w:val="%1.%2.%3.%4."/>
-      <w:lvlJc w:val="left"/>
-      <w:pPr>
-        <w:ind w:left="1728" w:hanging="648"/>
-      </w:pPr>
-    </w:lvl>
-    <w:lvl w:ilvl="4">
-      <w:start w:val="1"/>
-      <w:numFmt w:val="decimal"/>
-      <w:lvlText w:val="%1.%2.%3.%4.%5."/>
-      <w:lvlJc w:val="left"/>
-      <w:pPr>
-        <w:ind w:left="2232" w:hanging="792"/>
-      </w:pPr>
-    </w:lvl>
-    <w:lvl w:ilvl="5">
-      <w:start w:val="1"/>
-      <w:numFmt w:val="decimal"/>
-      <w:lvlText w:val="%1.%2.%3.%4.%5.%6."/>
-      <w:lvlJc w:val="left"/>
-      <w:pPr>
-        <w:ind w:left="2736" w:hanging="936"/>
-      </w:pPr>
-    </w:lvl>
-    <w:lvl w:ilvl="6">
-      <w:start w:val="1"/>
-      <w:numFmt w:val="decimal"/>
-      <w:lvlText w:val="%1.%2.%3.%4.%5.%6.%7."/>
-      <w:lvlJc w:val="left"/>
-      <w:pPr>
-        <w:ind w:left="3240" w:hanging="1080"/>
-      </w:pPr>
-    </w:lvl>
-    <w:lvl w:ilvl="7">
-      <w:start w:val="1"/>
-      <w:numFmt w:val="decimal"/>
-      <w:lvlText w:val="%1.%2.%3.%4.%5.%6.%7.%8."/>
-      <w:lvlJc w:val="left"/>
-      <w:pPr>
-        <w:ind w:left="3744" w:hanging="1224"/>
-      </w:pPr>
-    </w:lvl>
-    <w:lvl w:ilvl="8">
-      <w:start w:val="1"/>
-      <w:numFmt w:val="decimal"/>
-      <w:lvlText w:val="%1.%2.%3.%4.%5.%6.%7.%8.%9."/>
-      <w:lvlJc w:val="left"/>
-      <w:pPr>
-        <w:ind w:left="4320" w:hanging="1440"/>
-      </w:pPr>
-    </w:lvl>
-  </w:abstractNum>
-  <w:abstractNum w:abstractNumId="40" w15:restartNumberingAfterBreak="0">
-    <w:nsid w:val="6C1E0405"/>
-    <w:multiLevelType w:val="multilevel"/>
-    <w:tmpl w:val="0422001F"/>
-    <w:lvl w:ilvl="0">
-      <w:start w:val="1"/>
-      <w:numFmt w:val="decimal"/>
-      <w:lvlText w:val="%1."/>
-      <w:lvlJc w:val="left"/>
-      <w:pPr>
-        <w:ind w:left="360" w:hanging="360"/>
-      </w:pPr>
-    </w:lvl>
-    <w:lvl w:ilvl="1">
-      <w:start w:val="1"/>
-      <w:numFmt w:val="decimal"/>
-      <w:lvlText w:val="%1.%2."/>
-      <w:lvlJc w:val="left"/>
-      <w:pPr>
-        <w:ind w:left="792" w:hanging="432"/>
-      </w:pPr>
-    </w:lvl>
-    <w:lvl w:ilvl="2">
-      <w:start w:val="1"/>
-      <w:numFmt w:val="decimal"/>
-      <w:lvlText w:val="%1.%2.%3."/>
-      <w:lvlJc w:val="left"/>
-      <w:pPr>
-        <w:ind w:left="1224" w:hanging="504"/>
-      </w:pPr>
-    </w:lvl>
-    <w:lvl w:ilvl="3">
-      <w:start w:val="1"/>
-      <w:numFmt w:val="decimal"/>
-      <w:lvlText w:val="%1.%2.%3.%4."/>
-      <w:lvlJc w:val="left"/>
-      <w:pPr>
-        <w:ind w:left="1728" w:hanging="648"/>
-      </w:pPr>
-    </w:lvl>
-    <w:lvl w:ilvl="4">
-      <w:start w:val="1"/>
-      <w:numFmt w:val="decimal"/>
-      <w:lvlText w:val="%1.%2.%3.%4.%5."/>
-      <w:lvlJc w:val="left"/>
-      <w:pPr>
-        <w:ind w:left="2232" w:hanging="792"/>
-      </w:pPr>
-    </w:lvl>
-    <w:lvl w:ilvl="5">
-      <w:start w:val="1"/>
-      <w:numFmt w:val="decimal"/>
-      <w:lvlText w:val="%1.%2.%3.%4.%5.%6."/>
-      <w:lvlJc w:val="left"/>
-      <w:pPr>
-        <w:ind w:left="2736" w:hanging="936"/>
-      </w:pPr>
-    </w:lvl>
-    <w:lvl w:ilvl="6">
-      <w:start w:val="1"/>
-      <w:numFmt w:val="decimal"/>
-      <w:lvlText w:val="%1.%2.%3.%4.%5.%6.%7."/>
-      <w:lvlJc w:val="left"/>
-      <w:pPr>
-        <w:ind w:left="3240" w:hanging="1080"/>
-      </w:pPr>
-    </w:lvl>
-    <w:lvl w:ilvl="7">
-      <w:start w:val="1"/>
-      <w:numFmt w:val="decimal"/>
-      <w:lvlText w:val="%1.%2.%3.%4.%5.%6.%7.%8."/>
-      <w:lvlJc w:val="left"/>
-      <w:pPr>
-        <w:ind w:left="3744" w:hanging="1224"/>
-      </w:pPr>
-    </w:lvl>
-    <w:lvl w:ilvl="8">
-      <w:start w:val="1"/>
-      <w:numFmt w:val="decimal"/>
-      <w:lvlText w:val="%1.%2.%3.%4.%5.%6.%7.%8.%9."/>
-      <w:lvlJc w:val="left"/>
-      <w:pPr>
-        <w:ind w:left="4320" w:hanging="1440"/>
-      </w:pPr>
-    </w:lvl>
-  </w:abstractNum>
-  <w:abstractNum w:abstractNumId="41" w15:restartNumberingAfterBreak="0">
-    <w:nsid w:val="6CE97E30"/>
-    <w:multiLevelType w:val="multilevel"/>
-    <w:tmpl w:val="0422001F"/>
-    <w:lvl w:ilvl="0">
-      <w:start w:val="1"/>
-      <w:numFmt w:val="decimal"/>
-      <w:lvlText w:val="%1."/>
-      <w:lvlJc w:val="left"/>
-      <w:pPr>
-        <w:ind w:left="360" w:hanging="360"/>
-      </w:pPr>
-    </w:lvl>
-    <w:lvl w:ilvl="1">
-      <w:start w:val="1"/>
-      <w:numFmt w:val="decimal"/>
-      <w:lvlText w:val="%1.%2."/>
-      <w:lvlJc w:val="left"/>
-      <w:pPr>
-        <w:ind w:left="792" w:hanging="432"/>
-      </w:pPr>
-    </w:lvl>
-    <w:lvl w:ilvl="2">
-      <w:start w:val="1"/>
-      <w:numFmt w:val="decimal"/>
-      <w:lvlText w:val="%1.%2.%3."/>
-      <w:lvlJc w:val="left"/>
-      <w:pPr>
-        <w:ind w:left="1224" w:hanging="504"/>
-      </w:pPr>
-    </w:lvl>
-    <w:lvl w:ilvl="3">
-      <w:start w:val="1"/>
-      <w:numFmt w:val="decimal"/>
-      <w:lvlText w:val="%1.%2.%3.%4."/>
-      <w:lvlJc w:val="left"/>
-      <w:pPr>
-        <w:ind w:left="1728" w:hanging="648"/>
-      </w:pPr>
-    </w:lvl>
-    <w:lvl w:ilvl="4">
-      <w:start w:val="1"/>
-      <w:numFmt w:val="decimal"/>
-      <w:lvlText w:val="%1.%2.%3.%4.%5."/>
-      <w:lvlJc w:val="left"/>
-      <w:pPr>
-        <w:ind w:left="2232" w:hanging="792"/>
-      </w:pPr>
-    </w:lvl>
-    <w:lvl w:ilvl="5">
-      <w:start w:val="1"/>
-      <w:numFmt w:val="decimal"/>
-      <w:lvlText w:val="%1.%2.%3.%4.%5.%6."/>
-      <w:lvlJc w:val="left"/>
-      <w:pPr>
-        <w:ind w:left="2736" w:hanging="936"/>
-      </w:pPr>
-    </w:lvl>
-    <w:lvl w:ilvl="6">
-      <w:start w:val="1"/>
-      <w:numFmt w:val="decimal"/>
-      <w:lvlText w:val="%1.%2.%3.%4.%5.%6.%7."/>
-      <w:lvlJc w:val="left"/>
-      <w:pPr>
-        <w:ind w:left="3240" w:hanging="1080"/>
-      </w:pPr>
-    </w:lvl>
-    <w:lvl w:ilvl="7">
-      <w:start w:val="1"/>
-      <w:numFmt w:val="decimal"/>
-      <w:lvlText w:val="%1.%2.%3.%4.%5.%6.%7.%8."/>
-      <w:lvlJc w:val="left"/>
-      <w:pPr>
-        <w:ind w:left="3744" w:hanging="1224"/>
-      </w:pPr>
-    </w:lvl>
-    <w:lvl w:ilvl="8">
-      <w:start w:val="1"/>
-      <w:numFmt w:val="decimal"/>
-      <w:lvlText w:val="%1.%2.%3.%4.%5.%6.%7.%8.%9."/>
-      <w:lvlJc w:val="left"/>
-      <w:pPr>
-        <w:ind w:left="4320" w:hanging="1440"/>
-      </w:pPr>
-    </w:lvl>
-  </w:abstractNum>
-  <w:abstractNum w:abstractNumId="42" w15:restartNumberingAfterBreak="0">
-    <w:nsid w:val="6EE50466"/>
-    <w:multiLevelType w:val="multilevel"/>
-    <w:tmpl w:val="0422001F"/>
-    <w:lvl w:ilvl="0">
-      <w:start w:val="1"/>
-      <w:numFmt w:val="decimal"/>
-      <w:lvlText w:val="%1."/>
-      <w:lvlJc w:val="left"/>
-      <w:pPr>
-        <w:ind w:left="360" w:hanging="360"/>
-      </w:pPr>
-    </w:lvl>
-    <w:lvl w:ilvl="1">
-      <w:start w:val="1"/>
-      <w:numFmt w:val="decimal"/>
-      <w:lvlText w:val="%1.%2."/>
-      <w:lvlJc w:val="left"/>
-      <w:pPr>
-        <w:ind w:left="792" w:hanging="432"/>
-      </w:pPr>
-    </w:lvl>
-    <w:lvl w:ilvl="2">
-      <w:start w:val="1"/>
-      <w:numFmt w:val="decimal"/>
-      <w:lvlText w:val="%1.%2.%3."/>
-      <w:lvlJc w:val="left"/>
-      <w:pPr>
-        <w:ind w:left="1224" w:hanging="504"/>
-      </w:pPr>
-    </w:lvl>
-    <w:lvl w:ilvl="3">
-      <w:start w:val="1"/>
-      <w:numFmt w:val="decimal"/>
-      <w:lvlText w:val="%1.%2.%3.%4."/>
-      <w:lvlJc w:val="left"/>
-      <w:pPr>
-        <w:ind w:left="1728" w:hanging="648"/>
-      </w:pPr>
-    </w:lvl>
-    <w:lvl w:ilvl="4">
-      <w:start w:val="1"/>
-      <w:numFmt w:val="decimal"/>
-      <w:lvlText w:val="%1.%2.%3.%4.%5."/>
-      <w:lvlJc w:val="left"/>
-      <w:pPr>
-        <w:ind w:left="2232" w:hanging="792"/>
-      </w:pPr>
-    </w:lvl>
-    <w:lvl w:ilvl="5">
-      <w:start w:val="1"/>
-      <w:numFmt w:val="decimal"/>
-      <w:lvlText w:val="%1.%2.%3.%4.%5.%6."/>
-      <w:lvlJc w:val="left"/>
-      <w:pPr>
-        <w:ind w:left="2736" w:hanging="936"/>
-      </w:pPr>
-    </w:lvl>
-    <w:lvl w:ilvl="6">
-      <w:start w:val="1"/>
-      <w:numFmt w:val="decimal"/>
-      <w:lvlText w:val="%1.%2.%3.%4.%5.%6.%7."/>
-      <w:lvlJc w:val="left"/>
-      <w:pPr>
-        <w:ind w:left="3240" w:hanging="1080"/>
-      </w:pPr>
-    </w:lvl>
-    <w:lvl w:ilvl="7">
-      <w:start w:val="1"/>
-      <w:numFmt w:val="decimal"/>
-      <w:lvlText w:val="%1.%2.%3.%4.%5.%6.%7.%8."/>
-      <w:lvlJc w:val="left"/>
-      <w:pPr>
-        <w:ind w:left="3744" w:hanging="1224"/>
-      </w:pPr>
-    </w:lvl>
-    <w:lvl w:ilvl="8">
-      <w:start w:val="1"/>
-      <w:numFmt w:val="decimal"/>
-      <w:lvlText w:val="%1.%2.%3.%4.%5.%6.%7.%8.%9."/>
-      <w:lvlJc w:val="left"/>
-      <w:pPr>
-        <w:ind w:left="4320" w:hanging="1440"/>
-      </w:pPr>
-    </w:lvl>
-  </w:abstractNum>
-  <w:abstractNum w:abstractNumId="43" w15:restartNumberingAfterBreak="0">
-    <w:nsid w:val="74CC7564"/>
-    <w:multiLevelType w:val="hybridMultilevel"/>
-    <w:tmpl w:val="8A3822B0"/>
-    <w:lvl w:ilvl="0" w:tplc="04220001">
-      <w:start w:val="1"/>
-      <w:numFmt w:val="bullet"/>
-      <w:lvlText w:val=""/>
-      <w:lvlJc w:val="left"/>
-      <w:pPr>
-        <w:ind w:left="720" w:hanging="360"/>
-      </w:pPr>
-      <w:rPr>
-        <w:rFonts w:ascii="Symbol" w:hAnsi="Symbol" w:hint="default"/>
-      </w:rPr>
-    </w:lvl>
-    <w:lvl w:ilvl="1" w:tplc="1DA494C0">
-      <w:numFmt w:val="bullet"/>
-      <w:lvlText w:val="•"/>
-      <w:lvlJc w:val="left"/>
-      <w:pPr>
-        <w:ind w:left="1440" w:hanging="360"/>
-      </w:pPr>
-      <w:rPr>
-        <w:rFonts w:ascii="Times New Roman" w:eastAsiaTheme="minorHAnsi" w:hAnsi="Times New Roman" w:cs="Times New Roman" w:hint="default"/>
-      </w:rPr>
-    </w:lvl>
-    <w:lvl w:ilvl="2" w:tplc="04220005" w:tentative="1">
-      <w:start w:val="1"/>
-      <w:numFmt w:val="bullet"/>
-      <w:lvlText w:val=""/>
-      <w:lvlJc w:val="left"/>
-      <w:pPr>
-        <w:ind w:left="2160" w:hanging="360"/>
-      </w:pPr>
-      <w:rPr>
-        <w:rFonts w:ascii="Wingdings" w:hAnsi="Wingdings" w:hint="default"/>
-      </w:rPr>
-    </w:lvl>
-    <w:lvl w:ilvl="3" w:tplc="04220001" w:tentative="1">
-      <w:start w:val="1"/>
-      <w:numFmt w:val="bullet"/>
-      <w:lvlText w:val=""/>
-      <w:lvlJc w:val="left"/>
-      <w:pPr>
-        <w:ind w:left="2880" w:hanging="360"/>
-      </w:pPr>
-      <w:rPr>
-        <w:rFonts w:ascii="Symbol" w:hAnsi="Symbol" w:hint="default"/>
-      </w:rPr>
-    </w:lvl>
-    <w:lvl w:ilvl="4" w:tplc="04220003" w:tentative="1">
-      <w:start w:val="1"/>
-      <w:numFmt w:val="bullet"/>
-      <w:lvlText w:val="o"/>
-      <w:lvlJc w:val="left"/>
-      <w:pPr>
-        <w:ind w:left="3600" w:hanging="360"/>
-      </w:pPr>
-      <w:rPr>
-        <w:rFonts w:ascii="Courier New" w:hAnsi="Courier New" w:cs="Courier New" w:hint="default"/>
-      </w:rPr>
-    </w:lvl>
-    <w:lvl w:ilvl="5" w:tplc="04220005" w:tentative="1">
-      <w:start w:val="1"/>
-      <w:numFmt w:val="bullet"/>
-      <w:lvlText w:val=""/>
-      <w:lvlJc w:val="left"/>
-      <w:pPr>
-        <w:ind w:left="4320" w:hanging="360"/>
-      </w:pPr>
-      <w:rPr>
-        <w:rFonts w:ascii="Wingdings" w:hAnsi="Wingdings" w:hint="default"/>
-      </w:rPr>
-    </w:lvl>
-    <w:lvl w:ilvl="6" w:tplc="04220001" w:tentative="1">
-      <w:start w:val="1"/>
-      <w:numFmt w:val="bullet"/>
-      <w:lvlText w:val=""/>
-      <w:lvlJc w:val="left"/>
-      <w:pPr>
-        <w:ind w:left="5040" w:hanging="360"/>
-      </w:pPr>
-      <w:rPr>
-        <w:rFonts w:ascii="Symbol" w:hAnsi="Symbol" w:hint="default"/>
-      </w:rPr>
-    </w:lvl>
-    <w:lvl w:ilvl="7" w:tplc="04220003" w:tentative="1">
-      <w:start w:val="1"/>
-      <w:numFmt w:val="bullet"/>
-      <w:lvlText w:val="o"/>
-      <w:lvlJc w:val="left"/>
-      <w:pPr>
-        <w:ind w:left="5760" w:hanging="360"/>
-      </w:pPr>
-      <w:rPr>
-        <w:rFonts w:ascii="Courier New" w:hAnsi="Courier New" w:cs="Courier New" w:hint="default"/>
-      </w:rPr>
-    </w:lvl>
-    <w:lvl w:ilvl="8" w:tplc="04220005" w:tentative="1">
-      <w:start w:val="1"/>
-      <w:numFmt w:val="bullet"/>
-      <w:lvlText w:val=""/>
-      <w:lvlJc w:val="left"/>
-      <w:pPr>
-        <w:ind w:left="6480" w:hanging="360"/>
-      </w:pPr>
-      <w:rPr>
-        <w:rFonts w:ascii="Wingdings" w:hAnsi="Wingdings" w:hint="default"/>
-      </w:rPr>
-    </w:lvl>
-  </w:abstractNum>
-  <w:abstractNum w:abstractNumId="44" w15:restartNumberingAfterBreak="0">
-    <w:nsid w:val="7E513902"/>
-    <w:multiLevelType w:val="multilevel"/>
-    <w:tmpl w:val="0422001F"/>
-    <w:lvl w:ilvl="0">
-      <w:start w:val="1"/>
-      <w:numFmt w:val="decimal"/>
-      <w:lvlText w:val="%1."/>
-      <w:lvlJc w:val="left"/>
-      <w:pPr>
-        <w:ind w:left="360" w:hanging="360"/>
-      </w:pPr>
-      <w:rPr>
-        <w:rFonts w:hint="default"/>
-        <w:b w:val="0"/>
-        <w:bCs w:val="0"/>
-        <w:i w:val="0"/>
-        <w:iCs w:val="0"/>
-        <w:caps w:val="0"/>
-        <w:smallCaps w:val="0"/>
-        <w:strike w:val="0"/>
-        <w:dstrike w:val="0"/>
-        <w:outline w:val="0"/>
-        <w:shadow w:val="0"/>
-        <w:emboss w:val="0"/>
-        <w:imprint w:val="0"/>
-        <w:snapToGrid w:val="0"/>
-        <w:vanish w:val="0"/>
-        <w:color w:val="000000"/>
-        <w:spacing w:val="0"/>
-        <w:w w:val="0"/>
-        <w:kern w:val="0"/>
-        <w:position w:val="0"/>
-        <w:sz w:val="0"/>
-        <w:szCs w:val="0"/>
-        <w:u w:val="none" w:color="000000"/>
-        <w:effect w:val="none"/>
-        <w:vertAlign w:val="baseline"/>
-        <w:em w:val="none"/>
-        <w14:ligatures w14:val="none"/>
-        <w14:numForm w14:val="default"/>
-        <w14:numSpacing w14:val="default"/>
-        <w14:stylisticSets/>
-        <w14:cntxtAlts w14:val="0"/>
-      </w:rPr>
-    </w:lvl>
-    <w:lvl w:ilvl="1">
-      <w:start w:val="1"/>
-      <w:numFmt w:val="decimal"/>
-      <w:lvlText w:val="%1.%2."/>
-      <w:lvlJc w:val="left"/>
-      <w:pPr>
-        <w:ind w:left="792" w:hanging="432"/>
-      </w:pPr>
-    </w:lvl>
-    <w:lvl w:ilvl="2">
-      <w:start w:val="1"/>
-      <w:numFmt w:val="decimal"/>
-      <w:lvlText w:val="%1.%2.%3."/>
-      <w:lvlJc w:val="left"/>
-      <w:pPr>
-        <w:ind w:left="1224" w:hanging="504"/>
-      </w:pPr>
-    </w:lvl>
-    <w:lvl w:ilvl="3">
-      <w:start w:val="1"/>
-      <w:numFmt w:val="decimal"/>
-      <w:lvlText w:val="%1.%2.%3.%4."/>
-      <w:lvlJc w:val="left"/>
-      <w:pPr>
-        <w:ind w:left="1728" w:hanging="648"/>
-      </w:pPr>
-    </w:lvl>
-    <w:lvl w:ilvl="4">
-      <w:start w:val="1"/>
-      <w:numFmt w:val="decimal"/>
-      <w:lvlText w:val="%1.%2.%3.%4.%5."/>
-      <w:lvlJc w:val="left"/>
-      <w:pPr>
-        <w:ind w:left="2232" w:hanging="792"/>
-      </w:pPr>
-    </w:lvl>
-    <w:lvl w:ilvl="5">
-      <w:start w:val="1"/>
-      <w:numFmt w:val="decimal"/>
-      <w:lvlText w:val="%1.%2.%3.%4.%5.%6."/>
-      <w:lvlJc w:val="left"/>
-      <w:pPr>
-        <w:ind w:left="2736" w:hanging="936"/>
-      </w:pPr>
-    </w:lvl>
-    <w:lvl w:ilvl="6">
-      <w:start w:val="1"/>
-      <w:numFmt w:val="decimal"/>
-      <w:lvlText w:val="%1.%2.%3.%4.%5.%6.%7."/>
-      <w:lvlJc w:val="left"/>
-      <w:pPr>
-        <w:ind w:left="3240" w:hanging="1080"/>
-      </w:pPr>
-    </w:lvl>
-    <w:lvl w:ilvl="7">
-      <w:start w:val="1"/>
-      <w:numFmt w:val="decimal"/>
-      <w:lvlText w:val="%1.%2.%3.%4.%5.%6.%7.%8."/>
-      <w:lvlJc w:val="left"/>
-      <w:pPr>
-        <w:ind w:left="3744" w:hanging="1224"/>
-      </w:pPr>
-    </w:lvl>
-    <w:lvl w:ilvl="8">
-      <w:start w:val="1"/>
-      <w:numFmt w:val="decimal"/>
-      <w:lvlText w:val="%1.%2.%3.%4.%5.%6.%7.%8.%9."/>
-      <w:lvlJc w:val="left"/>
-      <w:pPr>
-        <w:ind w:left="4320" w:hanging="1440"/>
-      </w:pPr>
-    </w:lvl>
-  </w:abstractNum>
-  <w:abstractNum w:abstractNumId="45" w15:restartNumberingAfterBreak="0">
-    <w:nsid w:val="7E684234"/>
-    <w:multiLevelType w:val="multilevel"/>
-    <w:tmpl w:val="0422001F"/>
-    <w:lvl w:ilvl="0">
-      <w:start w:val="1"/>
-      <w:numFmt w:val="decimal"/>
-      <w:lvlText w:val="%1."/>
-      <w:lvlJc w:val="left"/>
-      <w:pPr>
-        <w:ind w:left="360" w:hanging="360"/>
-      </w:pPr>
-    </w:lvl>
-    <w:lvl w:ilvl="1">
-      <w:start w:val="1"/>
-      <w:numFmt w:val="decimal"/>
-      <w:lvlText w:val="%1.%2."/>
-      <w:lvlJc w:val="left"/>
-      <w:pPr>
-        <w:ind w:left="792" w:hanging="432"/>
-      </w:pPr>
-    </w:lvl>
-    <w:lvl w:ilvl="2">
-      <w:start w:val="1"/>
-      <w:numFmt w:val="decimal"/>
-      <w:lvlText w:val="%1.%2.%3."/>
-      <w:lvlJc w:val="left"/>
-      <w:pPr>
-        <w:ind w:left="1224" w:hanging="504"/>
-      </w:pPr>
-    </w:lvl>
-    <w:lvl w:ilvl="3">
-      <w:start w:val="1"/>
-      <w:numFmt w:val="decimal"/>
-      <w:lvlText w:val="%1.%2.%3.%4."/>
-      <w:lvlJc w:val="left"/>
-      <w:pPr>
-        <w:ind w:left="1728" w:hanging="648"/>
-      </w:pPr>
-    </w:lvl>
-    <w:lvl w:ilvl="4">
-      <w:start w:val="1"/>
-      <w:numFmt w:val="decimal"/>
-      <w:lvlText w:val="%1.%2.%3.%4.%5."/>
-      <w:lvlJc w:val="left"/>
-      <w:pPr>
-        <w:ind w:left="2232" w:hanging="792"/>
-      </w:pPr>
-    </w:lvl>
-    <w:lvl w:ilvl="5">
-      <w:start w:val="1"/>
-      <w:numFmt w:val="decimal"/>
-      <w:lvlText w:val="%1.%2.%3.%4.%5.%6."/>
-      <w:lvlJc w:val="left"/>
-      <w:pPr>
-        <w:ind w:left="2736" w:hanging="936"/>
-      </w:pPr>
-    </w:lvl>
-    <w:lvl w:ilvl="6">
-      <w:start w:val="1"/>
-      <w:numFmt w:val="decimal"/>
-      <w:lvlText w:val="%1.%2.%3.%4.%5.%6.%7."/>
-      <w:lvlJc w:val="left"/>
-      <w:pPr>
-        <w:ind w:left="3240" w:hanging="1080"/>
-      </w:pPr>
-    </w:lvl>
-    <w:lvl w:ilvl="7">
-      <w:start w:val="1"/>
-      <w:numFmt w:val="decimal"/>
-      <w:lvlText w:val="%1.%2.%3.%4.%5.%6.%7.%8."/>
-      <w:lvlJc w:val="left"/>
-      <w:pPr>
-        <w:ind w:left="3744" w:hanging="1224"/>
-      </w:pPr>
-    </w:lvl>
-    <w:lvl w:ilvl="8">
-      <w:start w:val="1"/>
-      <w:numFmt w:val="decimal"/>
-      <w:lvlText w:val="%1.%2.%3.%4.%5.%6.%7.%8.%9."/>
-      <w:lvlJc w:val="left"/>
-      <w:pPr>
-        <w:ind w:left="4320" w:hanging="1440"/>
-      </w:pPr>
-    </w:lvl>
-  </w:abstractNum>
   <w:num w:numId="1">
+    <w:abstractNumId w:val="4"/>
+  </w:num>
+  <w:num w:numId="2">
+    <w:abstractNumId w:val="2"/>
+  </w:num>
+  <w:num w:numId="3">
     <w:abstractNumId w:val="3"/>
   </w:num>
-  <w:num w:numId="2">
-    <w:abstractNumId w:val="31"/>
-  </w:num>
-  <w:num w:numId="3">
-    <w:abstractNumId w:val="4"/>
-  </w:num>
   <w:num w:numId="4">
-    <w:abstractNumId w:val="13"/>
+    <w:abstractNumId w:val="6"/>
   </w:num>
   <w:num w:numId="5">
-    <w:abstractNumId w:val="8"/>
+    <w:abstractNumId w:val="0"/>
   </w:num>
   <w:num w:numId="6">
-    <w:abstractNumId w:val="7"/>
+    <w:abstractNumId w:val="1"/>
   </w:num>
   <w:num w:numId="7">
-    <w:abstractNumId w:val="40"/>
-  </w:num>
-  <w:num w:numId="8">
-    <w:abstractNumId w:val="33"/>
-  </w:num>
-  <w:num w:numId="9">
-    <w:abstractNumId w:val="9"/>
-  </w:num>
-  <w:num w:numId="10">
-    <w:abstractNumId w:val="18"/>
-  </w:num>
-  <w:num w:numId="11">
-    <w:abstractNumId w:val="26"/>
-  </w:num>
-  <w:num w:numId="12">
-    <w:abstractNumId w:val="32"/>
-  </w:num>
-  <w:num w:numId="13">
-    <w:abstractNumId w:val="30"/>
-  </w:num>
-  <w:num w:numId="14">
-    <w:abstractNumId w:val="24"/>
-  </w:num>
-  <w:num w:numId="15">
-    <w:abstractNumId w:val="43"/>
-  </w:num>
-  <w:num w:numId="16">
-    <w:abstractNumId w:val="0"/>
-  </w:num>
-  <w:num w:numId="17">
-    <w:abstractNumId w:val="20"/>
-  </w:num>
-  <w:num w:numId="18">
-    <w:abstractNumId w:val="10"/>
-  </w:num>
-  <w:num w:numId="19">
-    <w:abstractNumId w:val="12"/>
-  </w:num>
-  <w:num w:numId="20">
-    <w:abstractNumId w:val="37"/>
-  </w:num>
-  <w:num w:numId="21">
-    <w:abstractNumId w:val="28"/>
-  </w:num>
-  <w:num w:numId="22">
-    <w:abstractNumId w:val="23"/>
-  </w:num>
-  <w:num w:numId="23">
-    <w:abstractNumId w:val="35"/>
-  </w:num>
-  <w:num w:numId="24">
-    <w:abstractNumId w:val="29"/>
-  </w:num>
-  <w:num w:numId="25">
-    <w:abstractNumId w:val="16"/>
-  </w:num>
-  <w:num w:numId="26">
-    <w:abstractNumId w:val="11"/>
-  </w:num>
-  <w:num w:numId="27">
-    <w:abstractNumId w:val="21"/>
-  </w:num>
-  <w:num w:numId="28">
-    <w:abstractNumId w:val="1"/>
-  </w:num>
-  <w:num w:numId="29">
-    <w:abstractNumId w:val="41"/>
-  </w:num>
-  <w:num w:numId="30">
-    <w:abstractNumId w:val="15"/>
-  </w:num>
-  <w:num w:numId="31">
-    <w:abstractNumId w:val="25"/>
-  </w:num>
-  <w:num w:numId="32">
-    <w:abstractNumId w:val="2"/>
-  </w:num>
-  <w:num w:numId="33">
-    <w:abstractNumId w:val="38"/>
-  </w:num>
-  <w:num w:numId="34">
-    <w:abstractNumId w:val="27"/>
-  </w:num>
-  <w:num w:numId="35">
-    <w:abstractNumId w:val="42"/>
-  </w:num>
-  <w:num w:numId="36">
-    <w:abstractNumId w:val="22"/>
-  </w:num>
-  <w:num w:numId="37">
-    <w:abstractNumId w:val="36"/>
-  </w:num>
-  <w:num w:numId="38">
     <w:abstractNumId w:val="5"/>
   </w:num>
-  <w:num w:numId="39">
-    <w:abstractNumId w:val="34"/>
-  </w:num>
-  <w:num w:numId="40">
-    <w:abstractNumId w:val="39"/>
-  </w:num>
-  <w:num w:numId="41">
-    <w:abstractNumId w:val="45"/>
-  </w:num>
-  <w:num w:numId="42">
-    <w:abstractNumId w:val="6"/>
-  </w:num>
-  <w:num w:numId="43">
-    <w:abstractNumId w:val="44"/>
-  </w:num>
-  <w:num w:numId="44">
-    <w:abstractNumId w:val="14"/>
-  </w:num>
-  <w:num w:numId="45">
-    <w:abstractNumId w:val="17"/>
-  </w:num>
-  <w:num w:numId="46">
-    <w:abstractNumId w:val="19"/>
-  </w:num>
+  <w:numIdMacAtCleanup w:val="7"/>
 </w:numbering>
 </file>
 
@@ -9130,7 +5320,7 @@
     <w:rsid w:val="00AF5386"/>
     <w:pPr>
       <w:numPr>
-        <w:numId w:val="30"/>
+        <w:numId w:val="2"/>
       </w:numPr>
       <w:spacing w:line="240" w:lineRule="auto"/>
       <w:jc w:val="center"/>

--- a/documents/Звіт.docx
+++ b/documents/Звіт.docx
@@ -95,7 +95,7 @@
           <w:rFonts w:eastAsia="Times New Roman" w:cs="Times New Roman"/>
           <w:sz w:val="24"/>
           <w:szCs w:val="24"/>
-          <w:lang w:val="en-US" w:eastAsia="uk-UA"/>
+          <w:lang w:eastAsia="uk-UA"/>
         </w:rPr>
       </w:pPr>
       <w:r>
@@ -114,7 +114,7 @@
           <w:color w:val="000000"/>
           <w:sz w:val="44"/>
           <w:szCs w:val="44"/>
-          <w:lang w:val="en-US" w:eastAsia="uk-UA"/>
+          <w:lang w:eastAsia="uk-UA"/>
         </w:rPr>
         <w:t>6</w:t>
       </w:r>
@@ -1634,7 +1634,6 @@
               <w:rPr>
                 <w:rStyle w:val="aa"/>
                 <w:noProof/>
-                <w:lang w:val="en-US"/>
               </w:rPr>
               <w:t>3.1.2.</w:t>
             </w:r>
@@ -1651,7 +1650,6 @@
               <w:rPr>
                 <w:rStyle w:val="aa"/>
                 <w:noProof/>
-                <w:lang w:val="en-US"/>
               </w:rPr>
               <w:t>Microsoft Common Objects in Context</w:t>
             </w:r>
@@ -1900,7 +1898,6 @@
               <w:rPr>
                 <w:rStyle w:val="aa"/>
                 <w:noProof/>
-                <w:lang w:val="en-US"/>
               </w:rPr>
               <w:t>3.2.1.</w:t>
             </w:r>
@@ -1918,15 +1915,7 @@
                 <w:rStyle w:val="aa"/>
                 <w:noProof/>
               </w:rPr>
-              <w:t xml:space="preserve">Перша реалізація. Семантична сегментація в 92-93 класи об’єктів набору даних </w:t>
-            </w:r>
-            <w:r>
-              <w:rPr>
-                <w:rStyle w:val="aa"/>
-                <w:noProof/>
-                <w:lang w:val="en-US"/>
-              </w:rPr>
-              <w:t>COCO</w:t>
+              <w:t>Перша реалізація. Семантична сегментація в 92-93 класи об’єктів набору даних COCO</w:t>
             </w:r>
             <w:r>
               <w:rPr>
@@ -2066,19 +2055,7 @@
         <w:rPr>
           <w:lang w:eastAsia="uk-UA"/>
         </w:rPr>
-        <w:t>Ознайомитись з теоретичними відомостями до систем пройдених матеріалів (систем</w:t>
-      </w:r>
-      <w:r>
-        <w:rPr>
-          <w:lang w:eastAsia="uk-UA"/>
-        </w:rPr>
-        <w:t xml:space="preserve"> </w:t>
-      </w:r>
-      <w:r>
-        <w:rPr>
-          <w:lang w:eastAsia="uk-UA"/>
-        </w:rPr>
-        <w:t>на основі нечітких правил, нейроні мережі, експертні системи, т.д.)</w:t>
+        <w:t>Ознайомитись з теоретичними відомостями до систем пройдених матеріалів (систем на основі нечітких правил, нейроні мережі, експертні системи, т.д.)</w:t>
       </w:r>
     </w:p>
     <w:p>
@@ -2114,43 +2091,7 @@
         <w:rPr>
           <w:lang w:eastAsia="uk-UA"/>
         </w:rPr>
-        <w:t>Реалізувати систему прийняття рішень, яка дозволяє агентам взаємодіяти та приймати</w:t>
-      </w:r>
-      <w:r>
-        <w:rPr>
-          <w:lang w:eastAsia="uk-UA"/>
-        </w:rPr>
-        <w:t xml:space="preserve"> </w:t>
-      </w:r>
-      <w:r>
-        <w:rPr>
-          <w:lang w:eastAsia="uk-UA"/>
-        </w:rPr>
-        <w:t>рішення на основі заданих правил та умов. Має бути два або більше агентів. Можна</w:t>
-      </w:r>
-      <w:r>
-        <w:rPr>
-          <w:lang w:eastAsia="uk-UA"/>
-        </w:rPr>
-        <w:t xml:space="preserve"> </w:t>
-      </w:r>
-      <w:r>
-        <w:rPr>
-          <w:lang w:eastAsia="uk-UA"/>
-        </w:rPr>
-        <w:t>використовувати доступ до інших систем. Також дозволяється використовувати</w:t>
-      </w:r>
-      <w:r>
-        <w:rPr>
-          <w:lang w:eastAsia="uk-UA"/>
-        </w:rPr>
-        <w:t xml:space="preserve"> </w:t>
-      </w:r>
-      <w:r>
-        <w:rPr>
-          <w:lang w:eastAsia="uk-UA"/>
-        </w:rPr>
-        <w:t>результати попередніх робіт.</w:t>
+        <w:t>Реалізувати систему прийняття рішень, яка дозволяє агентам взаємодіяти та приймати рішення на основі заданих правил та умов. Має бути два або більше агентів. Можна використовувати доступ до інших систем. Також дозволяється використовувати результати попередніх робіт.</w:t>
       </w:r>
     </w:p>
     <w:p>
@@ -2168,19 +2109,7 @@
         <w:rPr>
           <w:lang w:eastAsia="uk-UA"/>
         </w:rPr>
-        <w:t>Провести симуляцію та аналіз результатів, щоб оцінити ефективність прийнятих</w:t>
-      </w:r>
-      <w:r>
-        <w:rPr>
-          <w:lang w:eastAsia="uk-UA"/>
-        </w:rPr>
-        <w:t xml:space="preserve"> </w:t>
-      </w:r>
-      <w:r>
-        <w:rPr>
-          <w:lang w:eastAsia="uk-UA"/>
-        </w:rPr>
-        <w:t>рішень.</w:t>
+        <w:t>Провести симуляцію та аналіз результатів, щоб оцінити ефективність прийнятих рішень.</w:t>
       </w:r>
     </w:p>
     <w:p>
@@ -2234,31 +2163,7 @@
         <w:rPr>
           <w:lang w:eastAsia="uk-UA"/>
         </w:rPr>
-        <w:t>Основна вимога - агент побудування на методах представлений в курсі (ройовий</w:t>
-      </w:r>
-      <w:r>
-        <w:rPr>
-          <w:lang w:eastAsia="uk-UA"/>
-        </w:rPr>
-        <w:t xml:space="preserve"> </w:t>
-      </w:r>
-      <w:r>
-        <w:rPr>
-          <w:lang w:eastAsia="uk-UA"/>
-        </w:rPr>
-        <w:t>інтелект, генетичні алгоритми, нейронні мережі, нечіткі правила, обробка природної</w:t>
-      </w:r>
-      <w:r>
-        <w:rPr>
-          <w:lang w:eastAsia="uk-UA"/>
-        </w:rPr>
-        <w:t xml:space="preserve"> </w:t>
-      </w:r>
-      <w:r>
-        <w:rPr>
-          <w:lang w:eastAsia="uk-UA"/>
-        </w:rPr>
-        <w:t>мови).</w:t>
+        <w:t>Основна вимога - агент побудування на методах представлений в курсі (ройовий інтелект, генетичні алгоритми, нейронні мережі, нечіткі правила, обробка природної мови).</w:t>
       </w:r>
     </w:p>
     <w:p>
@@ -2376,13 +2281,7 @@
         </w:numPr>
       </w:pPr>
       <w:r>
-        <w:t>Загальна архітектура: агенти (за що відповідають та принцип побудови), зв’язки</w:t>
-      </w:r>
-      <w:r>
-        <w:t xml:space="preserve"> </w:t>
-      </w:r>
-      <w:r>
-        <w:t>(workflow)</w:t>
+        <w:t>Загальна архітектура: агенти (за що відповідають та принцип побудови), зв’язки (workflow)</w:t>
       </w:r>
     </w:p>
     <w:p>
@@ -2448,34 +2347,7 @@
         <w:ind w:firstLine="708"/>
       </w:pPr>
       <w:r>
-        <w:t>Основна задача системи – розфарбовування чорно</w:t>
-      </w:r>
-      <w:r>
-        <w:rPr>
-          <w:lang w:val="ru-RU"/>
-        </w:rPr>
-        <w:t>-</w:t>
-      </w:r>
-      <w:r>
-        <w:t>білих (</w:t>
-      </w:r>
-      <w:r>
-        <w:rPr>
-          <w:lang w:val="en-US"/>
-        </w:rPr>
-        <w:t>grayscale</w:t>
-      </w:r>
-      <w:r>
-        <w:t>)</w:t>
-      </w:r>
-      <w:r>
-        <w:rPr>
-          <w:lang w:val="ru-RU"/>
-        </w:rPr>
-        <w:t xml:space="preserve"> </w:t>
-      </w:r>
-      <w:r>
-        <w:t>зображень в кольорові. На вхід система отримує зображення яке необхідно розфарбувати і повертає розфарбоване зображення.</w:t>
+        <w:t>Основна задача системи – розфарбовування чорно-білих (grayscale) зображень в кольорові. На вхід система отримує зображення яке необхідно розфарбувати і повертає розфарбоване зображення.</w:t>
       </w:r>
     </w:p>
     <w:p>
@@ -2584,10 +2456,7 @@
       </w:r>
       <w:bookmarkStart w:id="8" w:name="_Toc199286047"/>
       <w:r>
-        <w:t xml:space="preserve">Другий агент «Маляр». </w:t>
-      </w:r>
-      <w:r>
-        <w:t>Умовна колоризація з градацій сірого з розрідженими кольоровими мітками</w:t>
+        <w:t>Другий агент «Маляр». Умовна колоризація з градацій сірого з розрідженими кольоровими мітками</w:t>
       </w:r>
       <w:bookmarkEnd w:id="8"/>
     </w:p>
@@ -2608,76 +2477,25 @@
         <w:t>value</w:t>
       </w:r>
       <w:r>
-        <w:t xml:space="preserve"> (</w:t>
-      </w:r>
-      <w:r>
-        <w:t xml:space="preserve">З </w:t>
-      </w:r>
-      <w:r>
-        <w:rPr>
-          <w:lang w:val="en-US"/>
-        </w:rPr>
-        <w:t>HSV</w:t>
-      </w:r>
-      <w:r>
-        <w:t xml:space="preserve"> – </w:t>
-      </w:r>
-      <w:r>
-        <w:rPr>
-          <w:lang w:val="en-US"/>
-        </w:rPr>
-        <w:t>hue</w:t>
-      </w:r>
-      <w:r>
-        <w:t xml:space="preserve">, </w:t>
-      </w:r>
-      <w:r>
-        <w:rPr>
-          <w:lang w:val="en-US"/>
+        <w:t xml:space="preserve"> (З HSV – hue, saturation, value; колір, насиченість, значення) чорно-білого зображення і отримані </w:t>
+      </w:r>
+      <w:r>
+        <w:t>класи</w:t>
+      </w:r>
+      <w:r>
+        <w:t xml:space="preserve"> з першого агента</w:t>
+      </w:r>
+      <w:r>
+        <w:t xml:space="preserve"> створити канали </w:t>
+      </w:r>
+      <w:r>
+        <w:rPr>
+          <w:rStyle w:val="a5"/>
         </w:rPr>
         <w:t>saturation</w:t>
       </w:r>
       <w:r>
-        <w:t xml:space="preserve">, </w:t>
-      </w:r>
-      <w:r>
-        <w:rPr>
-          <w:lang w:val="en-US"/>
-        </w:rPr>
-        <w:t>value</w:t>
-      </w:r>
-      <w:r>
-        <w:t xml:space="preserve">; </w:t>
-      </w:r>
-      <w:r>
-        <w:t>колір, насиченість, значення</w:t>
-      </w:r>
-      <w:r>
-        <w:t>)</w:t>
-      </w:r>
-      <w:r>
-        <w:t xml:space="preserve"> чорно-білого зображення і отримані </w:t>
-      </w:r>
-      <w:r>
-        <w:t>класи</w:t>
-      </w:r>
-      <w:r>
-        <w:t xml:space="preserve"> з першого агента</w:t>
-      </w:r>
-      <w:r>
-        <w:t xml:space="preserve"> створити канали </w:t>
-      </w:r>
-      <w:r>
-        <w:rPr>
-          <w:rStyle w:val="a5"/>
-        </w:rPr>
-        <w:t>saturation</w:t>
-      </w:r>
-      <w:r>
-        <w:t xml:space="preserve"> </w:t>
-      </w:r>
-      <w:r>
-        <w:t xml:space="preserve">та </w:t>
+        <w:t xml:space="preserve"> та </w:t>
       </w:r>
       <w:r>
         <w:rPr>
@@ -2779,9 +2597,6 @@
         </w:numPr>
       </w:pPr>
       <w:r>
-        <w:rPr>
-          <w:lang w:val="en-US"/>
-        </w:rPr>
         <w:t>Microsoft Common Objects in Context (COCO)</w:t>
       </w:r>
     </w:p>
@@ -2794,9 +2609,6 @@
         </w:numPr>
       </w:pPr>
       <w:r>
-        <w:rPr>
-          <w:lang w:val="en-US"/>
-        </w:rPr>
         <w:t>Cityscapes</w:t>
       </w:r>
     </w:p>
@@ -2809,9 +2621,6 @@
         </w:numPr>
       </w:pPr>
       <w:r>
-        <w:rPr>
-          <w:lang w:val="en-US"/>
-        </w:rPr>
         <w:t>Hypersim</w:t>
       </w:r>
     </w:p>
@@ -2828,19 +2637,7 @@
         <w:ind w:firstLine="708"/>
       </w:pPr>
       <w:r>
-        <w:t xml:space="preserve">Оскільки </w:t>
-      </w:r>
-      <w:r>
-        <w:rPr>
-          <w:lang w:val="en-US"/>
-        </w:rPr>
-        <w:t>COCO</w:t>
-      </w:r>
-      <w:r>
-        <w:t xml:space="preserve"> </w:t>
-      </w:r>
-      <w:r>
-        <w:t xml:space="preserve">містив найбільш поширені класи і був значно меншим за інші, було обрано його. </w:t>
+        <w:t xml:space="preserve">Оскільки COCO містив найбільш поширені класи і був значно меншим за інші, було обрано його. </w:t>
       </w:r>
     </w:p>
     <w:p>
@@ -2850,15 +2647,9 @@
           <w:ilvl w:val="2"/>
           <w:numId w:val="1"/>
         </w:numPr>
-        <w:rPr>
-          <w:lang w:val="en-US"/>
-        </w:rPr>
       </w:pPr>
       <w:bookmarkStart w:id="13" w:name="_Toc199286052"/>
       <w:r>
-        <w:rPr>
-          <w:lang w:val="en-US"/>
-        </w:rPr>
         <w:t>Microsoft Common Objects in Context</w:t>
       </w:r>
       <w:bookmarkEnd w:id="13"/>
@@ -2868,13 +2659,7 @@
         <w:ind w:firstLine="708"/>
       </w:pPr>
       <w:r>
-        <w:rPr>
-          <w:lang w:val="en-US"/>
-        </w:rPr>
-        <w:t>Microsoft Common Objects in Context</w:t>
-      </w:r>
-      <w:r>
-        <w:t xml:space="preserve"> має декілька версій. Було обрано</w:t>
+        <w:t>Microsoft Common Objects in Context має декілька версій. Було обрано</w:t>
       </w:r>
       <w:r>
         <w:t xml:space="preserve"> версію 2017 року яка містить 92 класи для семантичної сегментації, 118 тисяч зображень для тренування, 5 тисяч для валідації і 40 тисяч для тестування моделей.</w:t>
@@ -2937,24 +2722,9 @@
     <w:p>
       <w:pPr>
         <w:pStyle w:val="a"/>
-        <w:rPr>
-          <w:lang w:val="ru-RU"/>
-        </w:rPr>
-      </w:pPr>
-      <w:r>
-        <w:t xml:space="preserve">Приклад багатокутних масок з </w:t>
-      </w:r>
-      <w:r>
-        <w:rPr>
-          <w:lang w:val="en-US"/>
-        </w:rPr>
-        <w:t>COCO</w:t>
-      </w:r>
-      <w:r>
-        <w:rPr>
-          <w:lang w:val="ru-RU"/>
-        </w:rPr>
-        <w:t>)</w:t>
+      </w:pPr>
+      <w:r>
+        <w:t>Приклад багатокутних масок з COCO)</w:t>
       </w:r>
     </w:p>
     <w:p>
@@ -2994,22 +2764,7 @@
         <w:t>undefined</w:t>
       </w:r>
       <w:r>
-        <w:t xml:space="preserve"> </w:t>
-      </w:r>
-      <w:r>
-        <w:t>(</w:t>
-      </w:r>
-      <w:r>
-        <w:t>невизначено</w:t>
-      </w:r>
-      <w:r>
-        <w:t>)</w:t>
-      </w:r>
-      <w:r>
-        <w:t xml:space="preserve"> </w:t>
-      </w:r>
-      <w:r>
-        <w:t xml:space="preserve">або </w:t>
+        <w:t xml:space="preserve"> (невизначено) або </w:t>
       </w:r>
       <w:r>
         <w:rPr>
@@ -3018,16 +2773,7 @@
         <w:t>other</w:t>
       </w:r>
       <w:r>
-        <w:t xml:space="preserve"> (</w:t>
-      </w:r>
-      <w:r>
-        <w:t>інше</w:t>
-      </w:r>
-      <w:r>
-        <w:t>)</w:t>
-      </w:r>
-      <w:r>
-        <w:t>. Деякі зображення могли мати 90-95% таких пікселів.</w:t>
+        <w:t xml:space="preserve"> (інше). Деякі зображення могли мати 90-95% таких пікселів.</w:t>
       </w:r>
     </w:p>
     <w:p>
@@ -3041,10 +2787,7 @@
         <w:t>undefined</w:t>
       </w:r>
       <w:r>
-        <w:t xml:space="preserve"> </w:t>
-      </w:r>
-      <w:r>
-        <w:t xml:space="preserve">та </w:t>
+        <w:t xml:space="preserve"> та </w:t>
       </w:r>
       <w:r>
         <w:rPr>
@@ -3053,10 +2796,7 @@
         <w:t xml:space="preserve">other </w:t>
       </w:r>
       <w:r>
-        <w:t>у функції втрат</w:t>
-      </w:r>
-      <w:r>
-        <w:t>.</w:t>
+        <w:t>у функції втрат.</w:t>
       </w:r>
     </w:p>
     <w:p>
@@ -3083,28 +2823,16 @@
           <w:ilvl w:val="2"/>
           <w:numId w:val="1"/>
         </w:numPr>
-        <w:rPr>
-          <w:lang w:val="en-US"/>
-        </w:rPr>
       </w:pPr>
       <w:bookmarkStart w:id="16" w:name="_Toc199286055"/>
       <w:r>
-        <w:t xml:space="preserve">Перша реалізація. Семантична сегментація в 92-93 класи об’єктів набору даних </w:t>
-      </w:r>
-      <w:r>
-        <w:rPr>
-          <w:lang w:val="en-US"/>
-        </w:rPr>
-        <w:t>COCO</w:t>
+        <w:t>Перша реалізація. Семантична сегментація в 92-93 класи об’єктів набору даних COCO</w:t>
       </w:r>
       <w:bookmarkEnd w:id="16"/>
     </w:p>
     <w:p>
       <w:r>
-        <w:t>Перша реалізація першого агенту передбачала сегментацію всіх 92-93 класів (</w:t>
-      </w:r>
-      <w:r>
-        <w:t xml:space="preserve">92 при об'єднанні класів </w:t>
+        <w:t xml:space="preserve">Перша реалізація першого агенту передбачала сегментацію всіх 92-93 класів (92 при об'єднанні класів </w:t>
       </w:r>
       <w:r>
         <w:rPr>
@@ -3113,10 +2841,7 @@
         <w:t>undefined</w:t>
       </w:r>
       <w:r>
-        <w:t xml:space="preserve"> </w:t>
-      </w:r>
-      <w:r>
-        <w:t xml:space="preserve">та </w:t>
+        <w:t xml:space="preserve"> та </w:t>
       </w:r>
       <w:r>
         <w:rPr>
@@ -3125,21 +2850,10 @@
         <w:t>other</w:t>
       </w:r>
       <w:r>
-        <w:t>)</w:t>
-      </w:r>
-      <w:r>
-        <w:t xml:space="preserve"> </w:t>
-      </w:r>
-      <w:r>
-        <w:t xml:space="preserve">які є в наборі даних. </w:t>
-      </w:r>
-    </w:p>
-    <w:p>
-      <w:pPr>
-        <w:rPr>
-          <w:lang w:val="ru-RU"/>
-        </w:rPr>
-      </w:pPr>
+        <w:t xml:space="preserve">) які є в наборі даних. </w:t>
+      </w:r>
+    </w:p>
+    <w:p>
       <w:r>
         <w:t>Структура моделі створена за повністю конволюційною схемою моделей для задач семантичної сегментації.</w:t>
       </w:r>
@@ -3148,9 +2862,6 @@
       <w:pPr>
         <w:ind w:firstLine="0"/>
         <w:jc w:val="center"/>
-        <w:rPr>
-          <w:lang w:val="en-US"/>
-        </w:rPr>
       </w:pPr>
       <w:r>
         <w:rPr>
@@ -3209,9 +2920,6 @@
     <w:p>
       <w:pPr>
         <w:pStyle w:val="a"/>
-        <w:rPr>
-          <w:lang w:val="en-US"/>
-        </w:rPr>
       </w:pPr>
       <w:r>
         <w:t>Ідея семантичної сегментації: повністю конволюційна)</w:t>
@@ -3274,61 +2982,13 @@
         <w:pStyle w:val="a"/>
       </w:pPr>
       <w:r>
-        <w:t xml:space="preserve">Графік функції </w:t>
-      </w:r>
-      <w:r>
-        <w:rPr>
-          <w:lang w:val="en-US"/>
-        </w:rPr>
-        <w:t>Segmentation</w:t>
-      </w:r>
-      <w:r>
-        <w:t xml:space="preserve"> </w:t>
-      </w:r>
-      <w:r>
-        <w:rPr>
-          <w:lang w:val="en-US"/>
-        </w:rPr>
+        <w:t xml:space="preserve">Графік функції Segmentation </w:t>
+      </w:r>
+      <w:r>
         <w:t>m</w:t>
       </w:r>
       <w:r>
-        <w:rPr>
-          <w:lang w:val="en-US"/>
-        </w:rPr>
-        <w:t>ean</w:t>
-      </w:r>
-      <w:r>
-        <w:t xml:space="preserve"> </w:t>
-      </w:r>
-      <w:r>
-        <w:rPr>
-          <w:lang w:val="en-US"/>
-        </w:rPr>
-        <w:t>intersection</w:t>
-      </w:r>
-      <w:r>
-        <w:t xml:space="preserve"> </w:t>
-      </w:r>
-      <w:r>
-        <w:rPr>
-          <w:lang w:val="en-US"/>
-        </w:rPr>
-        <w:t>over</w:t>
-      </w:r>
-      <w:r>
-        <w:t xml:space="preserve"> </w:t>
-      </w:r>
-      <w:r>
-        <w:rPr>
-          <w:lang w:val="en-US"/>
-        </w:rPr>
-        <w:t>union</w:t>
-      </w:r>
-      <w:r>
-        <w:t xml:space="preserve"> </w:t>
-      </w:r>
-      <w:r>
-        <w:t>для варіанту з зображеннями розміру 128х128)</w:t>
+        <w:t>ean intersection over union для варіанту з зображеннями розміру 128х128)</w:t>
       </w:r>
     </w:p>
     <w:p>
@@ -3468,16 +3128,7 @@
         </w:numPr>
       </w:pPr>
       <w:r>
-        <w:t xml:space="preserve">Червоний (базовий колір </w:t>
-      </w:r>
-      <w:r>
-        <w:rPr>
-          <w:lang w:val="en-US"/>
-        </w:rPr>
-        <w:t>RGB</w:t>
-      </w:r>
-      <w:r>
-        <w:t>)</w:t>
+        <w:t>Червоний (базовий колір RGB)</w:t>
       </w:r>
     </w:p>
     <w:p>
@@ -3489,19 +3140,7 @@
         </w:numPr>
       </w:pPr>
       <w:r>
-        <w:t xml:space="preserve">Зелений </w:t>
-      </w:r>
-      <w:r>
-        <w:t xml:space="preserve">(базовий колір </w:t>
-      </w:r>
-      <w:r>
-        <w:rPr>
-          <w:lang w:val="en-US"/>
-        </w:rPr>
-        <w:t>RGB</w:t>
-      </w:r>
-      <w:r>
-        <w:t>)</w:t>
+        <w:t>Зелений (базовий колір RGB)</w:t>
       </w:r>
     </w:p>
     <w:p>
@@ -3513,19 +3152,7 @@
         </w:numPr>
       </w:pPr>
       <w:r>
-        <w:t xml:space="preserve">Синій </w:t>
-      </w:r>
-      <w:r>
-        <w:t xml:space="preserve">(базовий колір </w:t>
-      </w:r>
-      <w:r>
-        <w:rPr>
-          <w:lang w:val="en-US"/>
-        </w:rPr>
-        <w:t>RGB</w:t>
-      </w:r>
-      <w:r>
-        <w:t>)</w:t>
+        <w:t>Синій (базовий колір RGB)</w:t>
       </w:r>
     </w:p>
     <w:p>
@@ -3537,16 +3164,7 @@
         </w:numPr>
       </w:pPr>
       <w:r>
-        <w:t xml:space="preserve">Бузковий (базовий колір </w:t>
-      </w:r>
-      <w:r>
-        <w:rPr>
-          <w:lang w:val="en-US"/>
-        </w:rPr>
-        <w:t>CMYK</w:t>
-      </w:r>
-      <w:r>
-        <w:t>)</w:t>
+        <w:t>Бузковий (базовий колір CMYK)</w:t>
       </w:r>
     </w:p>
     <w:p>
@@ -3558,19 +3176,7 @@
         </w:numPr>
       </w:pPr>
       <w:r>
-        <w:t xml:space="preserve">Пурпурний </w:t>
-      </w:r>
-      <w:r>
-        <w:t xml:space="preserve">(базовий колір </w:t>
-      </w:r>
-      <w:r>
-        <w:rPr>
-          <w:lang w:val="en-US"/>
-        </w:rPr>
-        <w:t>CMYK</w:t>
-      </w:r>
-      <w:r>
-        <w:t>)</w:t>
+        <w:t>Пурпурний (базовий колір CMYK)</w:t>
       </w:r>
     </w:p>
     <w:p>
@@ -3582,19 +3188,7 @@
         </w:numPr>
       </w:pPr>
       <w:r>
-        <w:t xml:space="preserve">Жовтий </w:t>
-      </w:r>
-      <w:r>
-        <w:t xml:space="preserve">(базовий колір </w:t>
-      </w:r>
-      <w:r>
-        <w:rPr>
-          <w:lang w:val="en-US"/>
-        </w:rPr>
-        <w:t>CMYK</w:t>
-      </w:r>
-      <w:r>
-        <w:t>)</w:t>
+        <w:t>Жовтий (базовий колір CMYK)</w:t>
       </w:r>
     </w:p>
     <w:p>
@@ -3663,9 +3257,2732 @@
         <w:t>Було обрано наступні класи (в порядку важливості): білий, чорний, червоний, зелений, синій, бузковий, жовтий, пурпурний, сірий.</w:t>
       </w:r>
     </w:p>
+    <w:p>
+      <w:r>
+        <w:t>«Справжні» класи для набору даних початково обраховувались як формули каналів RGB:</w:t>
+      </w:r>
+    </w:p>
+    <w:p>
+      <w:pPr>
+        <w:pStyle w:val="a4"/>
+        <w:ind w:left="708" w:firstLine="0"/>
+        <w:rPr>
+          <w:rFonts w:eastAsia="Times New Roman"/>
+          <w:color w:val="080808"/>
+          <w:lang w:eastAsia="uk-UA"/>
+        </w:rPr>
+      </w:pPr>
+      <w:r>
+        <w:rPr>
+          <w:rFonts w:eastAsia="Times New Roman"/>
+          <w:color w:val="000000"/>
+          <w:lang w:eastAsia="uk-UA"/>
+        </w:rPr>
+        <w:t>r</w:t>
+      </w:r>
+      <w:r>
+        <w:rPr>
+          <w:rFonts w:eastAsia="Times New Roman"/>
+          <w:color w:val="080808"/>
+          <w:lang w:eastAsia="uk-UA"/>
+        </w:rPr>
+        <w:t>+</w:t>
+      </w:r>
+      <w:r>
+        <w:rPr>
+          <w:rFonts w:eastAsia="Times New Roman"/>
+          <w:color w:val="000000"/>
+          <w:lang w:eastAsia="uk-UA"/>
+        </w:rPr>
+        <w:t>b</w:t>
+      </w:r>
+      <w:r>
+        <w:rPr>
+          <w:rFonts w:eastAsia="Times New Roman"/>
+          <w:color w:val="080808"/>
+          <w:lang w:eastAsia="uk-UA"/>
+        </w:rPr>
+        <w:t>+</w:t>
+      </w:r>
+      <w:r>
+        <w:rPr>
+          <w:rFonts w:eastAsia="Times New Roman"/>
+          <w:color w:val="000000"/>
+          <w:lang w:eastAsia="uk-UA"/>
+        </w:rPr>
+        <w:t xml:space="preserve">g </w:t>
+      </w:r>
+      <w:r>
+        <w:rPr>
+          <w:rFonts w:eastAsia="Times New Roman"/>
+          <w:color w:val="080808"/>
+          <w:lang w:eastAsia="uk-UA"/>
+        </w:rPr>
+        <w:t xml:space="preserve">&gt; </w:t>
+      </w:r>
+      <w:r>
+        <w:rPr>
+          <w:rFonts w:eastAsia="Times New Roman"/>
+          <w:color w:val="000000"/>
+          <w:lang w:eastAsia="uk-UA"/>
+        </w:rPr>
+        <w:t>max_rgb</w:t>
+      </w:r>
+      <w:r>
+        <w:rPr>
+          <w:rFonts w:eastAsia="Times New Roman"/>
+          <w:color w:val="080808"/>
+          <w:lang w:eastAsia="uk-UA"/>
+        </w:rPr>
+        <w:t xml:space="preserve">,  </w:t>
+      </w:r>
+      <w:r>
+        <w:rPr>
+          <w:rFonts w:eastAsia="Times New Roman"/>
+          <w:i/>
+          <w:iCs/>
+          <w:lang w:eastAsia="uk-UA"/>
+        </w:rPr>
+        <w:t># light</w:t>
+      </w:r>
+      <w:r>
+        <w:rPr>
+          <w:rFonts w:eastAsia="Times New Roman"/>
+          <w:i/>
+          <w:iCs/>
+          <w:lang w:eastAsia="uk-UA"/>
+        </w:rPr>
+        <w:br/>
+      </w:r>
+      <w:r>
+        <w:rPr>
+          <w:rFonts w:eastAsia="Times New Roman"/>
+          <w:color w:val="000000"/>
+          <w:lang w:eastAsia="uk-UA"/>
+        </w:rPr>
+        <w:t>r</w:t>
+      </w:r>
+      <w:r>
+        <w:rPr>
+          <w:rFonts w:eastAsia="Times New Roman"/>
+          <w:color w:val="080808"/>
+          <w:lang w:eastAsia="uk-UA"/>
+        </w:rPr>
+        <w:t>+</w:t>
+      </w:r>
+      <w:r>
+        <w:rPr>
+          <w:rFonts w:eastAsia="Times New Roman"/>
+          <w:color w:val="000000"/>
+          <w:lang w:eastAsia="uk-UA"/>
+        </w:rPr>
+        <w:t>b</w:t>
+      </w:r>
+      <w:r>
+        <w:rPr>
+          <w:rFonts w:eastAsia="Times New Roman"/>
+          <w:color w:val="080808"/>
+          <w:lang w:eastAsia="uk-UA"/>
+        </w:rPr>
+        <w:t>+</w:t>
+      </w:r>
+      <w:r>
+        <w:rPr>
+          <w:rFonts w:eastAsia="Times New Roman"/>
+          <w:color w:val="000000"/>
+          <w:lang w:eastAsia="uk-UA"/>
+        </w:rPr>
+        <w:t xml:space="preserve">g </w:t>
+      </w:r>
+      <w:r>
+        <w:rPr>
+          <w:rFonts w:eastAsia="Times New Roman"/>
+          <w:color w:val="080808"/>
+          <w:lang w:eastAsia="uk-UA"/>
+        </w:rPr>
+        <w:t xml:space="preserve">&lt; </w:t>
+      </w:r>
+      <w:r>
+        <w:rPr>
+          <w:rFonts w:eastAsia="Times New Roman"/>
+          <w:color w:val="000000"/>
+          <w:lang w:eastAsia="uk-UA"/>
+        </w:rPr>
+        <w:t>min_rgb</w:t>
+      </w:r>
+      <w:r>
+        <w:rPr>
+          <w:rFonts w:eastAsia="Times New Roman"/>
+          <w:color w:val="080808"/>
+          <w:lang w:eastAsia="uk-UA"/>
+        </w:rPr>
+        <w:t xml:space="preserve">,  </w:t>
+      </w:r>
+      <w:r>
+        <w:rPr>
+          <w:rFonts w:eastAsia="Times New Roman"/>
+          <w:i/>
+          <w:iCs/>
+          <w:lang w:eastAsia="uk-UA"/>
+        </w:rPr>
+        <w:t># dark</w:t>
+      </w:r>
+      <w:r>
+        <w:rPr>
+          <w:rFonts w:eastAsia="Times New Roman"/>
+          <w:i/>
+          <w:iCs/>
+          <w:lang w:eastAsia="uk-UA"/>
+        </w:rPr>
+        <w:br/>
+      </w:r>
+      <w:r>
+        <w:rPr>
+          <w:rFonts w:eastAsia="Times New Roman"/>
+          <w:color w:val="000000"/>
+          <w:lang w:eastAsia="uk-UA"/>
+        </w:rPr>
+        <w:t>r</w:t>
+      </w:r>
+      <w:r>
+        <w:rPr>
+          <w:rFonts w:eastAsia="Times New Roman"/>
+          <w:color w:val="080808"/>
+          <w:lang w:eastAsia="uk-UA"/>
+        </w:rPr>
+        <w:t>*</w:t>
+      </w:r>
+      <w:r>
+        <w:rPr>
+          <w:rFonts w:eastAsia="Times New Roman"/>
+          <w:color w:val="1750EB"/>
+          <w:lang w:eastAsia="uk-UA"/>
+        </w:rPr>
+        <w:t xml:space="preserve">1.2 </w:t>
+      </w:r>
+      <w:r>
+        <w:rPr>
+          <w:rFonts w:eastAsia="Times New Roman"/>
+          <w:color w:val="080808"/>
+          <w:lang w:eastAsia="uk-UA"/>
+        </w:rPr>
+        <w:t xml:space="preserve">&gt; </w:t>
+      </w:r>
+      <w:r>
+        <w:rPr>
+          <w:rFonts w:eastAsia="Times New Roman"/>
+          <w:color w:val="000000"/>
+          <w:lang w:eastAsia="uk-UA"/>
+        </w:rPr>
+        <w:t>b</w:t>
+      </w:r>
+      <w:r>
+        <w:rPr>
+          <w:rFonts w:eastAsia="Times New Roman"/>
+          <w:color w:val="080808"/>
+          <w:lang w:eastAsia="uk-UA"/>
+        </w:rPr>
+        <w:t>+</w:t>
+      </w:r>
+      <w:r>
+        <w:rPr>
+          <w:rFonts w:eastAsia="Times New Roman"/>
+          <w:color w:val="000000"/>
+          <w:lang w:eastAsia="uk-UA"/>
+        </w:rPr>
+        <w:t>g</w:t>
+      </w:r>
+      <w:r>
+        <w:rPr>
+          <w:rFonts w:eastAsia="Times New Roman"/>
+          <w:color w:val="080808"/>
+          <w:lang w:eastAsia="uk-UA"/>
+        </w:rPr>
+        <w:t xml:space="preserve">,  </w:t>
+      </w:r>
+      <w:r>
+        <w:rPr>
+          <w:rFonts w:eastAsia="Times New Roman"/>
+          <w:i/>
+          <w:iCs/>
+          <w:lang w:eastAsia="uk-UA"/>
+        </w:rPr>
+        <w:t># red</w:t>
+      </w:r>
+      <w:r>
+        <w:rPr>
+          <w:rFonts w:eastAsia="Times New Roman"/>
+          <w:i/>
+          <w:iCs/>
+          <w:lang w:eastAsia="uk-UA"/>
+        </w:rPr>
+        <w:br/>
+      </w:r>
+      <w:r>
+        <w:rPr>
+          <w:rFonts w:eastAsia="Times New Roman"/>
+          <w:color w:val="000000"/>
+          <w:lang w:eastAsia="uk-UA"/>
+        </w:rPr>
+        <w:t>g</w:t>
+      </w:r>
+      <w:r>
+        <w:rPr>
+          <w:rFonts w:eastAsia="Times New Roman"/>
+          <w:color w:val="080808"/>
+          <w:lang w:eastAsia="uk-UA"/>
+        </w:rPr>
+        <w:t>*</w:t>
+      </w:r>
+      <w:r>
+        <w:rPr>
+          <w:rFonts w:eastAsia="Times New Roman"/>
+          <w:color w:val="1750EB"/>
+          <w:lang w:eastAsia="uk-UA"/>
+        </w:rPr>
+        <w:t xml:space="preserve">1.7 </w:t>
+      </w:r>
+      <w:r>
+        <w:rPr>
+          <w:rFonts w:eastAsia="Times New Roman"/>
+          <w:color w:val="080808"/>
+          <w:lang w:eastAsia="uk-UA"/>
+        </w:rPr>
+        <w:t xml:space="preserve">&gt; </w:t>
+      </w:r>
+      <w:r>
+        <w:rPr>
+          <w:rFonts w:eastAsia="Times New Roman"/>
+          <w:color w:val="000000"/>
+          <w:lang w:eastAsia="uk-UA"/>
+        </w:rPr>
+        <w:t>r</w:t>
+      </w:r>
+      <w:r>
+        <w:rPr>
+          <w:rFonts w:eastAsia="Times New Roman"/>
+          <w:color w:val="080808"/>
+          <w:lang w:eastAsia="uk-UA"/>
+        </w:rPr>
+        <w:t>+</w:t>
+      </w:r>
+      <w:r>
+        <w:rPr>
+          <w:rFonts w:eastAsia="Times New Roman"/>
+          <w:color w:val="000000"/>
+          <w:lang w:eastAsia="uk-UA"/>
+        </w:rPr>
+        <w:t>b</w:t>
+      </w:r>
+      <w:r>
+        <w:rPr>
+          <w:rFonts w:eastAsia="Times New Roman"/>
+          <w:color w:val="080808"/>
+          <w:lang w:eastAsia="uk-UA"/>
+        </w:rPr>
+        <w:t xml:space="preserve">,  </w:t>
+      </w:r>
+      <w:r>
+        <w:rPr>
+          <w:rFonts w:eastAsia="Times New Roman"/>
+          <w:i/>
+          <w:iCs/>
+          <w:lang w:eastAsia="uk-UA"/>
+        </w:rPr>
+        <w:t># green</w:t>
+      </w:r>
+      <w:r>
+        <w:rPr>
+          <w:rFonts w:eastAsia="Times New Roman"/>
+          <w:i/>
+          <w:iCs/>
+          <w:lang w:eastAsia="uk-UA"/>
+        </w:rPr>
+        <w:br/>
+      </w:r>
+      <w:r>
+        <w:rPr>
+          <w:rFonts w:eastAsia="Times New Roman"/>
+          <w:color w:val="000000"/>
+          <w:lang w:eastAsia="uk-UA"/>
+        </w:rPr>
+        <w:t>b</w:t>
+      </w:r>
+      <w:r>
+        <w:rPr>
+          <w:rFonts w:eastAsia="Times New Roman"/>
+          <w:color w:val="080808"/>
+          <w:lang w:eastAsia="uk-UA"/>
+        </w:rPr>
+        <w:t>*</w:t>
+      </w:r>
+      <w:r>
+        <w:rPr>
+          <w:rFonts w:eastAsia="Times New Roman"/>
+          <w:color w:val="1750EB"/>
+          <w:lang w:eastAsia="uk-UA"/>
+        </w:rPr>
+        <w:t xml:space="preserve">1.6 </w:t>
+      </w:r>
+      <w:r>
+        <w:rPr>
+          <w:rFonts w:eastAsia="Times New Roman"/>
+          <w:color w:val="080808"/>
+          <w:lang w:eastAsia="uk-UA"/>
+        </w:rPr>
+        <w:t xml:space="preserve">&gt; </w:t>
+      </w:r>
+      <w:r>
+        <w:rPr>
+          <w:rFonts w:eastAsia="Times New Roman"/>
+          <w:color w:val="000000"/>
+          <w:lang w:eastAsia="uk-UA"/>
+        </w:rPr>
+        <w:t>r</w:t>
+      </w:r>
+      <w:r>
+        <w:rPr>
+          <w:rFonts w:eastAsia="Times New Roman"/>
+          <w:color w:val="080808"/>
+          <w:lang w:eastAsia="uk-UA"/>
+        </w:rPr>
+        <w:t>+</w:t>
+      </w:r>
+      <w:r>
+        <w:rPr>
+          <w:rFonts w:eastAsia="Times New Roman"/>
+          <w:color w:val="000000"/>
+          <w:lang w:eastAsia="uk-UA"/>
+        </w:rPr>
+        <w:t>g</w:t>
+      </w:r>
+      <w:r>
+        <w:rPr>
+          <w:rFonts w:eastAsia="Times New Roman"/>
+          <w:color w:val="080808"/>
+          <w:lang w:eastAsia="uk-UA"/>
+        </w:rPr>
+        <w:t xml:space="preserve">,  </w:t>
+      </w:r>
+      <w:r>
+        <w:rPr>
+          <w:rFonts w:eastAsia="Times New Roman"/>
+          <w:i/>
+          <w:iCs/>
+          <w:lang w:eastAsia="uk-UA"/>
+        </w:rPr>
+        <w:t># blue</w:t>
+      </w:r>
+      <w:r>
+        <w:rPr>
+          <w:rFonts w:eastAsia="Times New Roman"/>
+          <w:i/>
+          <w:iCs/>
+          <w:lang w:eastAsia="uk-UA"/>
+        </w:rPr>
+        <w:br/>
+      </w:r>
+      <w:r>
+        <w:rPr>
+          <w:rFonts w:eastAsia="Times New Roman"/>
+          <w:color w:val="000000"/>
+          <w:lang w:eastAsia="uk-UA"/>
+        </w:rPr>
+        <w:t>r</w:t>
+      </w:r>
+      <w:r>
+        <w:rPr>
+          <w:rFonts w:eastAsia="Times New Roman"/>
+          <w:color w:val="080808"/>
+          <w:lang w:eastAsia="uk-UA"/>
+        </w:rPr>
+        <w:t>*</w:t>
+      </w:r>
+      <w:r>
+        <w:rPr>
+          <w:rFonts w:eastAsia="Times New Roman"/>
+          <w:color w:val="1750EB"/>
+          <w:lang w:eastAsia="uk-UA"/>
+        </w:rPr>
+        <w:t xml:space="preserve">1.8 </w:t>
+      </w:r>
+      <w:r>
+        <w:rPr>
+          <w:rFonts w:eastAsia="Times New Roman"/>
+          <w:color w:val="080808"/>
+          <w:lang w:eastAsia="uk-UA"/>
+        </w:rPr>
+        <w:t xml:space="preserve">&lt; </w:t>
+      </w:r>
+      <w:r>
+        <w:rPr>
+          <w:rFonts w:eastAsia="Times New Roman"/>
+          <w:color w:val="000000"/>
+          <w:lang w:eastAsia="uk-UA"/>
+        </w:rPr>
+        <w:t>b</w:t>
+      </w:r>
+      <w:r>
+        <w:rPr>
+          <w:rFonts w:eastAsia="Times New Roman"/>
+          <w:color w:val="080808"/>
+          <w:lang w:eastAsia="uk-UA"/>
+        </w:rPr>
+        <w:t>+</w:t>
+      </w:r>
+      <w:r>
+        <w:rPr>
+          <w:rFonts w:eastAsia="Times New Roman"/>
+          <w:color w:val="000000"/>
+          <w:lang w:eastAsia="uk-UA"/>
+        </w:rPr>
+        <w:t>g</w:t>
+      </w:r>
+      <w:r>
+        <w:rPr>
+          <w:rFonts w:eastAsia="Times New Roman"/>
+          <w:color w:val="080808"/>
+          <w:lang w:eastAsia="uk-UA"/>
+        </w:rPr>
+        <w:t xml:space="preserve">,  </w:t>
+      </w:r>
+      <w:r>
+        <w:rPr>
+          <w:rFonts w:eastAsia="Times New Roman"/>
+          <w:i/>
+          <w:iCs/>
+          <w:lang w:eastAsia="uk-UA"/>
+        </w:rPr>
+        <w:t># cyan</w:t>
+      </w:r>
+      <w:r>
+        <w:rPr>
+          <w:rFonts w:eastAsia="Times New Roman"/>
+          <w:i/>
+          <w:iCs/>
+          <w:lang w:eastAsia="uk-UA"/>
+        </w:rPr>
+        <w:br/>
+      </w:r>
+      <w:r>
+        <w:rPr>
+          <w:rFonts w:eastAsia="Times New Roman"/>
+          <w:color w:val="000000"/>
+          <w:lang w:eastAsia="uk-UA"/>
+        </w:rPr>
+        <w:t>b</w:t>
+      </w:r>
+      <w:r>
+        <w:rPr>
+          <w:rFonts w:eastAsia="Times New Roman"/>
+          <w:color w:val="080808"/>
+          <w:lang w:eastAsia="uk-UA"/>
+        </w:rPr>
+        <w:t>*</w:t>
+      </w:r>
+      <w:r>
+        <w:rPr>
+          <w:rFonts w:eastAsia="Times New Roman"/>
+          <w:color w:val="1750EB"/>
+          <w:lang w:eastAsia="uk-UA"/>
+        </w:rPr>
+        <w:t xml:space="preserve">1.75 </w:t>
+      </w:r>
+      <w:r>
+        <w:rPr>
+          <w:rFonts w:eastAsia="Times New Roman"/>
+          <w:color w:val="080808"/>
+          <w:lang w:eastAsia="uk-UA"/>
+        </w:rPr>
+        <w:t xml:space="preserve">&lt; </w:t>
+      </w:r>
+      <w:r>
+        <w:rPr>
+          <w:rFonts w:eastAsia="Times New Roman"/>
+          <w:color w:val="000000"/>
+          <w:lang w:eastAsia="uk-UA"/>
+        </w:rPr>
+        <w:t>r</w:t>
+      </w:r>
+      <w:r>
+        <w:rPr>
+          <w:rFonts w:eastAsia="Times New Roman"/>
+          <w:color w:val="080808"/>
+          <w:lang w:eastAsia="uk-UA"/>
+        </w:rPr>
+        <w:t>+</w:t>
+      </w:r>
+      <w:r>
+        <w:rPr>
+          <w:rFonts w:eastAsia="Times New Roman"/>
+          <w:color w:val="000000"/>
+          <w:lang w:eastAsia="uk-UA"/>
+        </w:rPr>
+        <w:t>g</w:t>
+      </w:r>
+      <w:r>
+        <w:rPr>
+          <w:rFonts w:eastAsia="Times New Roman"/>
+          <w:color w:val="080808"/>
+          <w:lang w:eastAsia="uk-UA"/>
+        </w:rPr>
+        <w:t xml:space="preserve">,  </w:t>
+      </w:r>
+      <w:r>
+        <w:rPr>
+          <w:rFonts w:eastAsia="Times New Roman"/>
+          <w:i/>
+          <w:iCs/>
+          <w:lang w:eastAsia="uk-UA"/>
+        </w:rPr>
+        <w:t># yellow</w:t>
+      </w:r>
+      <w:r>
+        <w:rPr>
+          <w:rFonts w:eastAsia="Times New Roman"/>
+          <w:i/>
+          <w:iCs/>
+          <w:lang w:eastAsia="uk-UA"/>
+        </w:rPr>
+        <w:br/>
+      </w:r>
+      <w:r>
+        <w:rPr>
+          <w:rFonts w:eastAsia="Times New Roman"/>
+          <w:color w:val="000000"/>
+          <w:lang w:eastAsia="uk-UA"/>
+        </w:rPr>
+        <w:t>g</w:t>
+      </w:r>
+      <w:r>
+        <w:rPr>
+          <w:rFonts w:eastAsia="Times New Roman"/>
+          <w:color w:val="080808"/>
+          <w:lang w:eastAsia="uk-UA"/>
+        </w:rPr>
+        <w:t>*</w:t>
+      </w:r>
+      <w:r>
+        <w:rPr>
+          <w:rFonts w:eastAsia="Times New Roman"/>
+          <w:color w:val="1750EB"/>
+          <w:lang w:eastAsia="uk-UA"/>
+        </w:rPr>
+        <w:t xml:space="preserve">1.8 </w:t>
+      </w:r>
+      <w:r>
+        <w:rPr>
+          <w:rFonts w:eastAsia="Times New Roman"/>
+          <w:color w:val="080808"/>
+          <w:lang w:eastAsia="uk-UA"/>
+        </w:rPr>
+        <w:t xml:space="preserve">&lt; </w:t>
+      </w:r>
+      <w:r>
+        <w:rPr>
+          <w:rFonts w:eastAsia="Times New Roman"/>
+          <w:color w:val="000000"/>
+          <w:lang w:eastAsia="uk-UA"/>
+        </w:rPr>
+        <w:t>r</w:t>
+      </w:r>
+      <w:r>
+        <w:rPr>
+          <w:rFonts w:eastAsia="Times New Roman"/>
+          <w:color w:val="080808"/>
+          <w:lang w:eastAsia="uk-UA"/>
+        </w:rPr>
+        <w:t>+</w:t>
+      </w:r>
+      <w:r>
+        <w:rPr>
+          <w:rFonts w:eastAsia="Times New Roman"/>
+          <w:color w:val="000000"/>
+          <w:lang w:eastAsia="uk-UA"/>
+        </w:rPr>
+        <w:t xml:space="preserve">b  </w:t>
+      </w:r>
+      <w:r>
+        <w:rPr>
+          <w:rFonts w:eastAsia="Times New Roman"/>
+          <w:i/>
+          <w:iCs/>
+          <w:lang w:eastAsia="uk-UA"/>
+        </w:rPr>
+        <w:t># magenta</w:t>
+      </w:r>
+    </w:p>
+    <w:p/>
+    <w:p>
+      <w:pPr>
+        <w:pStyle w:val="3"/>
+        <w:numPr>
+          <w:ilvl w:val="2"/>
+          <w:numId w:val="1"/>
+        </w:numPr>
+      </w:pPr>
+      <w:r>
+        <w:t>Друга реалізація першого агента</w:t>
+      </w:r>
+    </w:p>
+    <w:p>
+      <w:pPr>
+        <w:pStyle w:val="3"/>
+        <w:numPr>
+          <w:ilvl w:val="3"/>
+          <w:numId w:val="1"/>
+        </w:numPr>
+      </w:pPr>
+      <w:r>
+        <w:t>Робота з зображеннями розміру 32х32.</w:t>
+      </w:r>
+    </w:p>
+    <w:p>
+      <w:pPr>
+        <w:ind w:left="-1"/>
+      </w:pPr>
+      <w:r>
+        <w:t>Оскільки друга реалізація розроблялась на базі коду першої реалізації, перші спроби створення моделі для першого агента почались з тренування на зображеннях розміру 32х32.</w:t>
+      </w:r>
+    </w:p>
+    <w:p>
+      <w:pPr>
+        <w:ind w:left="-1"/>
+      </w:pPr>
+      <w:r>
+        <w:t>Дані спроби створення моделі не зазнали успіху, оскільки з зображення 32х32 не можливо взяти достатньо інформації для відновлення кольору. Більшість моделей мали рівномірну матрицю плутань.</w:t>
+      </w:r>
+    </w:p>
+    <w:p>
+      <w:pPr>
+        <w:ind w:firstLine="0"/>
+        <w:jc w:val="center"/>
+      </w:pPr>
+      <w:r>
+        <w:rPr>
+          <w:noProof/>
+        </w:rPr>
+        <w:lastRenderedPageBreak/>
+        <w:drawing>
+          <wp:inline distT="0" distB="0" distL="0" distR="0" wp14:anchorId="20D964BC" wp14:editId="37B50F40">
+            <wp:extent cx="3403992" cy="3631066"/>
+            <wp:effectExtent l="0" t="0" r="6350" b="7620"/>
+            <wp:docPr id="2" name="Рисунок 2"/>
+            <wp:cNvGraphicFramePr>
+              <a:graphicFrameLocks xmlns:a="http://schemas.openxmlformats.org/drawingml/2006/main" noChangeAspect="1"/>
+            </wp:cNvGraphicFramePr>
+            <a:graphic xmlns:a="http://schemas.openxmlformats.org/drawingml/2006/main">
+              <a:graphicData uri="http://schemas.openxmlformats.org/drawingml/2006/picture">
+                <pic:pic xmlns:pic="http://schemas.openxmlformats.org/drawingml/2006/picture">
+                  <pic:nvPicPr>
+                    <pic:cNvPr id="1" name=""/>
+                    <pic:cNvPicPr/>
+                  </pic:nvPicPr>
+                  <pic:blipFill>
+                    <a:blip r:embed="rId11"/>
+                    <a:stretch>
+                      <a:fillRect/>
+                    </a:stretch>
+                  </pic:blipFill>
+                  <pic:spPr>
+                    <a:xfrm>
+                      <a:off x="0" y="0"/>
+                      <a:ext cx="3405167" cy="3632320"/>
+                    </a:xfrm>
+                    <a:prstGeom prst="rect">
+                      <a:avLst/>
+                    </a:prstGeom>
+                  </pic:spPr>
+                </pic:pic>
+              </a:graphicData>
+            </a:graphic>
+          </wp:inline>
+        </w:drawing>
+      </w:r>
+    </w:p>
+    <w:p>
+      <w:pPr>
+        <w:pStyle w:val="a"/>
+      </w:pPr>
+      <w:r>
+        <w:t>Приклад рівномірної матриці плутань для моделі 32х32. Шкала значень логарифмічна)</w:t>
+      </w:r>
+    </w:p>
+    <w:p>
+      <w:r>
+        <w:t>Балансування правил створення класів, випадкові експерименти з розміром шарів моделі призвели до покращення матриці плутань.</w:t>
+      </w:r>
+    </w:p>
+    <w:p>
+      <w:pPr>
+        <w:ind w:firstLine="0"/>
+        <w:jc w:val="center"/>
+      </w:pPr>
+      <w:r>
+        <w:rPr>
+          <w:noProof/>
+        </w:rPr>
+        <w:drawing>
+          <wp:inline distT="0" distB="0" distL="0" distR="0" wp14:anchorId="4B80DF6A" wp14:editId="0E8AA6F1">
+            <wp:extent cx="3859953" cy="4117443"/>
+            <wp:effectExtent l="0" t="0" r="7620" b="0"/>
+            <wp:docPr id="3" name="Рисунок 3"/>
+            <wp:cNvGraphicFramePr>
+              <a:graphicFrameLocks xmlns:a="http://schemas.openxmlformats.org/drawingml/2006/main" noChangeAspect="1"/>
+            </wp:cNvGraphicFramePr>
+            <a:graphic xmlns:a="http://schemas.openxmlformats.org/drawingml/2006/main">
+              <a:graphicData uri="http://schemas.openxmlformats.org/drawingml/2006/picture">
+                <pic:pic xmlns:pic="http://schemas.openxmlformats.org/drawingml/2006/picture">
+                  <pic:nvPicPr>
+                    <pic:cNvPr id="1" name=""/>
+                    <pic:cNvPicPr/>
+                  </pic:nvPicPr>
+                  <pic:blipFill>
+                    <a:blip r:embed="rId12"/>
+                    <a:stretch>
+                      <a:fillRect/>
+                    </a:stretch>
+                  </pic:blipFill>
+                  <pic:spPr>
+                    <a:xfrm>
+                      <a:off x="0" y="0"/>
+                      <a:ext cx="3865643" cy="4123512"/>
+                    </a:xfrm>
+                    <a:prstGeom prst="rect">
+                      <a:avLst/>
+                    </a:prstGeom>
+                  </pic:spPr>
+                </pic:pic>
+              </a:graphicData>
+            </a:graphic>
+          </wp:inline>
+        </w:drawing>
+      </w:r>
+    </w:p>
+    <w:p>
+      <w:pPr>
+        <w:pStyle w:val="a"/>
+      </w:pPr>
+      <w:r>
+        <w:t>Матриця плутань покращеної моделі 32х32)</w:t>
+      </w:r>
+    </w:p>
+    <w:p>
+      <w:r>
+        <w:lastRenderedPageBreak/>
+        <w:t>З матриць плутань більш складних моделей стало зрозуміло, що обраний набір правил для створення справжніх класів в набор даних «отруєний» сірим классом. Через це, було прийнято рішення переробити набір правил.</w:t>
+      </w:r>
+    </w:p>
+    <w:p>
+      <w:pPr>
+        <w:ind w:firstLine="0"/>
+        <w:jc w:val="center"/>
+      </w:pPr>
+      <w:r>
+        <w:rPr>
+          <w:noProof/>
+        </w:rPr>
+        <w:drawing>
+          <wp:inline distT="0" distB="0" distL="0" distR="0" wp14:anchorId="1625EB4D" wp14:editId="504D474E">
+            <wp:extent cx="2003223" cy="1710189"/>
+            <wp:effectExtent l="0" t="0" r="0" b="4445"/>
+            <wp:docPr id="4" name="Рисунок 4"/>
+            <wp:cNvGraphicFramePr>
+              <a:graphicFrameLocks xmlns:a="http://schemas.openxmlformats.org/drawingml/2006/main" noChangeAspect="1"/>
+            </wp:cNvGraphicFramePr>
+            <a:graphic xmlns:a="http://schemas.openxmlformats.org/drawingml/2006/main">
+              <a:graphicData uri="http://schemas.openxmlformats.org/drawingml/2006/picture">
+                <pic:pic xmlns:pic="http://schemas.openxmlformats.org/drawingml/2006/picture">
+                  <pic:nvPicPr>
+                    <pic:cNvPr id="1" name=""/>
+                    <pic:cNvPicPr/>
+                  </pic:nvPicPr>
+                  <pic:blipFill>
+                    <a:blip r:embed="rId13"/>
+                    <a:stretch>
+                      <a:fillRect/>
+                    </a:stretch>
+                  </pic:blipFill>
+                  <pic:spPr>
+                    <a:xfrm>
+                      <a:off x="0" y="0"/>
+                      <a:ext cx="2022825" cy="1726924"/>
+                    </a:xfrm>
+                    <a:prstGeom prst="rect">
+                      <a:avLst/>
+                    </a:prstGeom>
+                  </pic:spPr>
+                </pic:pic>
+              </a:graphicData>
+            </a:graphic>
+          </wp:inline>
+        </w:drawing>
+      </w:r>
+      <w:r>
+        <w:rPr>
+          <w:noProof/>
+        </w:rPr>
+        <w:drawing>
+          <wp:inline distT="0" distB="0" distL="0" distR="0" wp14:anchorId="21F3DF5C" wp14:editId="6775CBE7">
+            <wp:extent cx="1538095" cy="1706602"/>
+            <wp:effectExtent l="0" t="0" r="5080" b="8255"/>
+            <wp:docPr id="5" name="Рисунок 5"/>
+            <wp:cNvGraphicFramePr>
+              <a:graphicFrameLocks xmlns:a="http://schemas.openxmlformats.org/drawingml/2006/main" noChangeAspect="1"/>
+            </wp:cNvGraphicFramePr>
+            <a:graphic xmlns:a="http://schemas.openxmlformats.org/drawingml/2006/main">
+              <a:graphicData uri="http://schemas.openxmlformats.org/drawingml/2006/picture">
+                <pic:pic xmlns:pic="http://schemas.openxmlformats.org/drawingml/2006/picture">
+                  <pic:nvPicPr>
+                    <pic:cNvPr id="1" name=""/>
+                    <pic:cNvPicPr/>
+                  </pic:nvPicPr>
+                  <pic:blipFill>
+                    <a:blip r:embed="rId14"/>
+                    <a:stretch>
+                      <a:fillRect/>
+                    </a:stretch>
+                  </pic:blipFill>
+                  <pic:spPr>
+                    <a:xfrm>
+                      <a:off x="0" y="0"/>
+                      <a:ext cx="1561018" cy="1732036"/>
+                    </a:xfrm>
+                    <a:prstGeom prst="rect">
+                      <a:avLst/>
+                    </a:prstGeom>
+                  </pic:spPr>
+                </pic:pic>
+              </a:graphicData>
+            </a:graphic>
+          </wp:inline>
+        </w:drawing>
+      </w:r>
+      <w:r>
+        <w:rPr>
+          <w:noProof/>
+        </w:rPr>
+        <w:drawing>
+          <wp:inline distT="0" distB="0" distL="0" distR="0" wp14:anchorId="0B704817" wp14:editId="6364646C">
+            <wp:extent cx="1538664" cy="1707232"/>
+            <wp:effectExtent l="0" t="0" r="4445" b="7620"/>
+            <wp:docPr id="6" name="Рисунок 6"/>
+            <wp:cNvGraphicFramePr>
+              <a:graphicFrameLocks xmlns:a="http://schemas.openxmlformats.org/drawingml/2006/main" noChangeAspect="1"/>
+            </wp:cNvGraphicFramePr>
+            <a:graphic xmlns:a="http://schemas.openxmlformats.org/drawingml/2006/main">
+              <a:graphicData uri="http://schemas.openxmlformats.org/drawingml/2006/picture">
+                <pic:pic xmlns:pic="http://schemas.openxmlformats.org/drawingml/2006/picture">
+                  <pic:nvPicPr>
+                    <pic:cNvPr id="1" name=""/>
+                    <pic:cNvPicPr/>
+                  </pic:nvPicPr>
+                  <pic:blipFill>
+                    <a:blip r:embed="rId15"/>
+                    <a:stretch>
+                      <a:fillRect/>
+                    </a:stretch>
+                  </pic:blipFill>
+                  <pic:spPr>
+                    <a:xfrm>
+                      <a:off x="0" y="0"/>
+                      <a:ext cx="1560488" cy="1731447"/>
+                    </a:xfrm>
+                    <a:prstGeom prst="rect">
+                      <a:avLst/>
+                    </a:prstGeom>
+                  </pic:spPr>
+                </pic:pic>
+              </a:graphicData>
+            </a:graphic>
+          </wp:inline>
+        </w:drawing>
+      </w:r>
+    </w:p>
+    <w:p>
+      <w:pPr>
+        <w:pStyle w:val="a"/>
+      </w:pPr>
+      <w:r>
+        <w:t>Зліва направо: зображення кавуна розміром 32х32, результат роботи моделі до зміни правил (є лише сірий і чорний класи), результат роботи моделі після зміни правил (в більшості є чорний та червоний класи, трохи сірого))</w:t>
+      </w:r>
+    </w:p>
+    <w:p>
+      <w:r>
+        <w:t>Після зменшення отруєності набору даних, подальші тести показали що модель легко перенавчається:</w:t>
+      </w:r>
+    </w:p>
+    <w:p>
+      <w:pPr>
+        <w:jc w:val="center"/>
+      </w:pPr>
+      <w:r>
+        <w:rPr>
+          <w:noProof/>
+        </w:rPr>
+        <w:drawing>
+          <wp:inline distT="0" distB="0" distL="0" distR="0" wp14:anchorId="6006A74D" wp14:editId="5FCACD45">
+            <wp:extent cx="3784453" cy="3230860"/>
+            <wp:effectExtent l="0" t="0" r="6985" b="8255"/>
+            <wp:docPr id="7" name="Рисунок 7"/>
+            <wp:cNvGraphicFramePr>
+              <a:graphicFrameLocks xmlns:a="http://schemas.openxmlformats.org/drawingml/2006/main" noChangeAspect="1"/>
+            </wp:cNvGraphicFramePr>
+            <a:graphic xmlns:a="http://schemas.openxmlformats.org/drawingml/2006/main">
+              <a:graphicData uri="http://schemas.openxmlformats.org/drawingml/2006/picture">
+                <pic:pic xmlns:pic="http://schemas.openxmlformats.org/drawingml/2006/picture">
+                  <pic:nvPicPr>
+                    <pic:cNvPr id="1" name=""/>
+                    <pic:cNvPicPr/>
+                  </pic:nvPicPr>
+                  <pic:blipFill>
+                    <a:blip r:embed="rId16"/>
+                    <a:stretch>
+                      <a:fillRect/>
+                    </a:stretch>
+                  </pic:blipFill>
+                  <pic:spPr>
+                    <a:xfrm>
+                      <a:off x="0" y="0"/>
+                      <a:ext cx="3788027" cy="3233912"/>
+                    </a:xfrm>
+                    <a:prstGeom prst="rect">
+                      <a:avLst/>
+                    </a:prstGeom>
+                  </pic:spPr>
+                </pic:pic>
+              </a:graphicData>
+            </a:graphic>
+          </wp:inline>
+        </w:drawing>
+      </w:r>
+    </w:p>
+    <w:p>
+      <w:pPr>
+        <w:pStyle w:val="a"/>
+      </w:pPr>
+      <w:r>
+        <w:t>Графік функції Segmentation mean intersection over union</w:t>
+      </w:r>
+      <w:r>
+        <w:t xml:space="preserve"> для однієї з перших моделей що працюють з другим набором правил другої реалізації першого агенту)</w:t>
+      </w:r>
+    </w:p>
+    <w:p>
+      <w:r>
+        <w:t>Як видно з графіку, модель легко перенавчається за 10 ітерацій. На даному етапі типовий розмір моделей, з якими проводились експерименти, налічував від 20 до 160 мільйонів параметрів.</w:t>
+      </w:r>
+    </w:p>
+    <w:p>
+      <w:r>
+        <w:t>Задля уникнення перенавчання і зменшення навантаження на обчислювальні пристрої, було прийнято рішення зменшити типовий розмір моделей до не більш ніж 5 мільйонів параметрів.</w:t>
+      </w:r>
+    </w:p>
+    <w:p>
+      <w:r>
+        <w:lastRenderedPageBreak/>
+        <w:t>Менші моделі тренувались набагато швидше тож це дозволило повернутись до обробки зображень розміру 128х128.</w:t>
+      </w:r>
+    </w:p>
+    <w:p>
+      <w:pPr>
+        <w:pStyle w:val="3"/>
+        <w:numPr>
+          <w:ilvl w:val="3"/>
+          <w:numId w:val="1"/>
+        </w:numPr>
+      </w:pPr>
+      <w:r>
+        <w:t>Робота з зображеннями розміру 128х128 з другим набором правил</w:t>
+      </w:r>
+    </w:p>
+    <w:p>
+      <w:r>
+        <w:t xml:space="preserve">Після переходу на значно більший розмір зображення, моделі почали давати набагато кращий результат. Типова метрика </w:t>
+      </w:r>
+      <w:r>
+        <w:t>Segmentation mean intersection over union</w:t>
+      </w:r>
+      <w:r>
+        <w:t xml:space="preserve"> для моделей що працювали з зображеннями 32х32 мала значення 0.15-0.2, а для моделей що працювали з зображеннями 128х128 – 0.2-0.3</w:t>
+      </w:r>
+    </w:p>
+    <w:p>
+      <w:pPr>
+        <w:jc w:val="center"/>
+      </w:pPr>
+      <w:r>
+        <w:rPr>
+          <w:noProof/>
+        </w:rPr>
+        <w:drawing>
+          <wp:inline distT="0" distB="0" distL="0" distR="0" wp14:anchorId="1D67B375" wp14:editId="652EFAD0">
+            <wp:extent cx="3051683" cy="2605280"/>
+            <wp:effectExtent l="0" t="0" r="0" b="5080"/>
+            <wp:docPr id="8" name="Рисунок 8"/>
+            <wp:cNvGraphicFramePr>
+              <a:graphicFrameLocks xmlns:a="http://schemas.openxmlformats.org/drawingml/2006/main" noChangeAspect="1"/>
+            </wp:cNvGraphicFramePr>
+            <a:graphic xmlns:a="http://schemas.openxmlformats.org/drawingml/2006/main">
+              <a:graphicData uri="http://schemas.openxmlformats.org/drawingml/2006/picture">
+                <pic:pic xmlns:pic="http://schemas.openxmlformats.org/drawingml/2006/picture">
+                  <pic:nvPicPr>
+                    <pic:cNvPr id="1" name=""/>
+                    <pic:cNvPicPr/>
+                  </pic:nvPicPr>
+                  <pic:blipFill>
+                    <a:blip r:embed="rId17"/>
+                    <a:stretch>
+                      <a:fillRect/>
+                    </a:stretch>
+                  </pic:blipFill>
+                  <pic:spPr>
+                    <a:xfrm>
+                      <a:off x="0" y="0"/>
+                      <a:ext cx="3080073" cy="2629517"/>
+                    </a:xfrm>
+                    <a:prstGeom prst="rect">
+                      <a:avLst/>
+                    </a:prstGeom>
+                  </pic:spPr>
+                </pic:pic>
+              </a:graphicData>
+            </a:graphic>
+          </wp:inline>
+        </w:drawing>
+      </w:r>
+      <w:r>
+        <w:rPr>
+          <w:noProof/>
+        </w:rPr>
+        <w:drawing>
+          <wp:inline distT="0" distB="0" distL="0" distR="0" wp14:anchorId="0757B7BF" wp14:editId="650B6D47">
+            <wp:extent cx="2445959" cy="2609125"/>
+            <wp:effectExtent l="0" t="0" r="0" b="1270"/>
+            <wp:docPr id="9" name="Рисунок 9"/>
+            <wp:cNvGraphicFramePr>
+              <a:graphicFrameLocks xmlns:a="http://schemas.openxmlformats.org/drawingml/2006/main" noChangeAspect="1"/>
+            </wp:cNvGraphicFramePr>
+            <a:graphic xmlns:a="http://schemas.openxmlformats.org/drawingml/2006/main">
+              <a:graphicData uri="http://schemas.openxmlformats.org/drawingml/2006/picture">
+                <pic:pic xmlns:pic="http://schemas.openxmlformats.org/drawingml/2006/picture">
+                  <pic:nvPicPr>
+                    <pic:cNvPr id="1" name=""/>
+                    <pic:cNvPicPr/>
+                  </pic:nvPicPr>
+                  <pic:blipFill>
+                    <a:blip r:embed="rId18"/>
+                    <a:stretch>
+                      <a:fillRect/>
+                    </a:stretch>
+                  </pic:blipFill>
+                  <pic:spPr>
+                    <a:xfrm>
+                      <a:off x="0" y="0"/>
+                      <a:ext cx="2477043" cy="2642283"/>
+                    </a:xfrm>
+                    <a:prstGeom prst="rect">
+                      <a:avLst/>
+                    </a:prstGeom>
+                  </pic:spPr>
+                </pic:pic>
+              </a:graphicData>
+            </a:graphic>
+          </wp:inline>
+        </w:drawing>
+      </w:r>
+    </w:p>
+    <w:p>
+      <w:pPr>
+        <w:pStyle w:val="a"/>
+      </w:pPr>
+      <w:r>
+        <w:t xml:space="preserve">Графік функції </w:t>
+      </w:r>
+      <w:r>
+        <w:t>Segmentation mean intersection over union</w:t>
+      </w:r>
+      <w:r>
+        <w:t xml:space="preserve"> та матриця плутань для моделі з робочою назвою max128)</w:t>
+      </w:r>
+    </w:p>
+    <w:p>
+      <w:pPr>
+        <w:jc w:val="center"/>
+      </w:pPr>
+      <w:r>
+        <w:drawing>
+          <wp:inline distT="0" distB="0" distL="0" distR="0" wp14:anchorId="2A6A1799" wp14:editId="3E1BC427">
+            <wp:extent cx="2621633" cy="3503398"/>
+            <wp:effectExtent l="0" t="0" r="7620" b="1905"/>
+            <wp:docPr id="10" name="Рисунок 10"/>
+            <wp:cNvGraphicFramePr>
+              <a:graphicFrameLocks xmlns:a="http://schemas.openxmlformats.org/drawingml/2006/main" noChangeAspect="1"/>
+            </wp:cNvGraphicFramePr>
+            <a:graphic xmlns:a="http://schemas.openxmlformats.org/drawingml/2006/main">
+              <a:graphicData uri="http://schemas.openxmlformats.org/drawingml/2006/picture">
+                <pic:pic xmlns:pic="http://schemas.openxmlformats.org/drawingml/2006/picture">
+                  <pic:nvPicPr>
+                    <pic:cNvPr id="1" name=""/>
+                    <pic:cNvPicPr/>
+                  </pic:nvPicPr>
+                  <pic:blipFill>
+                    <a:blip r:embed="rId19"/>
+                    <a:stretch>
+                      <a:fillRect/>
+                    </a:stretch>
+                  </pic:blipFill>
+                  <pic:spPr>
+                    <a:xfrm>
+                      <a:off x="0" y="0"/>
+                      <a:ext cx="2628343" cy="3512365"/>
+                    </a:xfrm>
+                    <a:prstGeom prst="rect">
+                      <a:avLst/>
+                    </a:prstGeom>
+                  </pic:spPr>
+                </pic:pic>
+              </a:graphicData>
+            </a:graphic>
+          </wp:inline>
+        </w:drawing>
+      </w:r>
+    </w:p>
+    <w:p>
+      <w:pPr>
+        <w:pStyle w:val="a"/>
+      </w:pPr>
+      <w:r>
+        <w:t xml:space="preserve">Приклади </w:t>
+      </w:r>
+      <w:r>
+        <w:t>результатів роботи моделі max128)</w:t>
+      </w:r>
+    </w:p>
+    <w:p>
+      <w:r>
+        <w:lastRenderedPageBreak/>
+        <w:t>Через значну хаотичність передбачених кольорів, було прийнято рішення збільшити розмір фільтрів в моделі з 3х3 до 5х5:</w:t>
+      </w:r>
+    </w:p>
+    <w:p>
+      <w:pPr>
+        <w:jc w:val="center"/>
+      </w:pPr>
+      <w:r>
+        <w:drawing>
+          <wp:inline distT="0" distB="0" distL="0" distR="0" wp14:anchorId="3DB7F4F7" wp14:editId="5E92FBDF">
+            <wp:extent cx="2648159" cy="3825668"/>
+            <wp:effectExtent l="0" t="0" r="0" b="3810"/>
+            <wp:docPr id="11" name="Рисунок 11"/>
+            <wp:cNvGraphicFramePr>
+              <a:graphicFrameLocks xmlns:a="http://schemas.openxmlformats.org/drawingml/2006/main" noChangeAspect="1"/>
+            </wp:cNvGraphicFramePr>
+            <a:graphic xmlns:a="http://schemas.openxmlformats.org/drawingml/2006/main">
+              <a:graphicData uri="http://schemas.openxmlformats.org/drawingml/2006/picture">
+                <pic:pic xmlns:pic="http://schemas.openxmlformats.org/drawingml/2006/picture">
+                  <pic:nvPicPr>
+                    <pic:cNvPr id="1" name=""/>
+                    <pic:cNvPicPr/>
+                  </pic:nvPicPr>
+                  <pic:blipFill>
+                    <a:blip r:embed="rId20"/>
+                    <a:stretch>
+                      <a:fillRect/>
+                    </a:stretch>
+                  </pic:blipFill>
+                  <pic:spPr>
+                    <a:xfrm>
+                      <a:off x="0" y="0"/>
+                      <a:ext cx="2659758" cy="3842424"/>
+                    </a:xfrm>
+                    <a:prstGeom prst="rect">
+                      <a:avLst/>
+                    </a:prstGeom>
+                  </pic:spPr>
+                </pic:pic>
+              </a:graphicData>
+            </a:graphic>
+          </wp:inline>
+        </w:drawing>
+      </w:r>
+    </w:p>
+    <w:p>
+      <w:pPr>
+        <w:pStyle w:val="a"/>
+      </w:pPr>
+      <w:r>
+        <w:t>Приклади результатів роботи моделі max128_5)</w:t>
+      </w:r>
+    </w:p>
+    <w:p>
+      <w:pPr>
+        <w:rPr>
+          <w:lang w:val="ru-RU"/>
+        </w:rPr>
+      </w:pPr>
+      <w:r>
+        <w:t>Попередні</w:t>
+      </w:r>
+      <w:r>
+        <w:t xml:space="preserve"> «розфарбовані» зображення згенеровані мо</w:t>
+      </w:r>
+      <w:r>
+        <w:t xml:space="preserve">делями що навчались не більш ніж 20 епох, тож зроблено спробу тривалого навчання моделі з робочою назвою </w:t>
+      </w:r>
+      <w:r>
+        <w:rPr>
+          <w:lang w:val="en-US"/>
+        </w:rPr>
+        <w:t>optimus</w:t>
+      </w:r>
+      <w:r>
+        <w:t xml:space="preserve"> протягом</w:t>
+      </w:r>
+      <w:r>
+        <w:rPr>
+          <w:lang w:val="ru-RU"/>
+        </w:rPr>
+        <w:t>:</w:t>
+      </w:r>
+    </w:p>
+    <w:p>
+      <w:pPr>
+        <w:jc w:val="center"/>
+        <w:rPr>
+          <w:lang w:val="ru-RU"/>
+        </w:rPr>
+      </w:pPr>
+      <w:r>
+        <w:rPr>
+          <w:lang w:val="ru-RU"/>
+        </w:rPr>
+        <w:drawing>
+          <wp:inline distT="0" distB="0" distL="0" distR="0" wp14:anchorId="434CA62D" wp14:editId="72A7F983">
+            <wp:extent cx="2367754" cy="3364328"/>
+            <wp:effectExtent l="0" t="0" r="0" b="7620"/>
+            <wp:docPr id="13" name="Рисунок 13"/>
+            <wp:cNvGraphicFramePr>
+              <a:graphicFrameLocks xmlns:a="http://schemas.openxmlformats.org/drawingml/2006/main" noChangeAspect="1"/>
+            </wp:cNvGraphicFramePr>
+            <a:graphic xmlns:a="http://schemas.openxmlformats.org/drawingml/2006/main">
+              <a:graphicData uri="http://schemas.openxmlformats.org/drawingml/2006/picture">
+                <pic:pic xmlns:pic="http://schemas.openxmlformats.org/drawingml/2006/picture">
+                  <pic:nvPicPr>
+                    <pic:cNvPr id="1" name=""/>
+                    <pic:cNvPicPr/>
+                  </pic:nvPicPr>
+                  <pic:blipFill>
+                    <a:blip r:embed="rId21"/>
+                    <a:stretch>
+                      <a:fillRect/>
+                    </a:stretch>
+                  </pic:blipFill>
+                  <pic:spPr>
+                    <a:xfrm>
+                      <a:off x="0" y="0"/>
+                      <a:ext cx="2377432" cy="3378079"/>
+                    </a:xfrm>
+                    <a:prstGeom prst="rect">
+                      <a:avLst/>
+                    </a:prstGeom>
+                  </pic:spPr>
+                </pic:pic>
+              </a:graphicData>
+            </a:graphic>
+          </wp:inline>
+        </w:drawing>
+      </w:r>
+    </w:p>
+    <w:p>
+      <w:pPr>
+        <w:pStyle w:val="a"/>
+        <w:rPr>
+          <w:lang w:val="ru-RU"/>
+        </w:rPr>
+      </w:pPr>
+      <w:r>
+        <w:t xml:space="preserve">Приклади результатів роботи моделі </w:t>
+      </w:r>
+      <w:r>
+        <w:rPr>
+          <w:lang w:val="en-US"/>
+        </w:rPr>
+        <w:t>optimus</w:t>
+      </w:r>
+      <w:r>
+        <w:rPr>
+          <w:lang w:val="ru-RU"/>
+        </w:rPr>
+        <w:t>)</w:t>
+      </w:r>
+    </w:p>
+    <w:p>
+      <w:r>
+        <w:lastRenderedPageBreak/>
+        <w:t>Подальші експеременти показали, що існує проблема з набором правил для «справжніх» класів:</w:t>
+      </w:r>
+    </w:p>
+    <w:p>
+      <w:pPr>
+        <w:jc w:val="center"/>
+      </w:pPr>
+      <w:r>
+        <w:rPr>
+          <w:noProof/>
+        </w:rPr>
+        <w:drawing>
+          <wp:inline distT="0" distB="0" distL="0" distR="0" wp14:anchorId="3C645E2D" wp14:editId="2765D547">
+            <wp:extent cx="3296677" cy="4981497"/>
+            <wp:effectExtent l="0" t="0" r="0" b="0"/>
+            <wp:docPr id="12" name="Рисунок 12"/>
+            <wp:cNvGraphicFramePr>
+              <a:graphicFrameLocks xmlns:a="http://schemas.openxmlformats.org/drawingml/2006/main" noChangeAspect="1"/>
+            </wp:cNvGraphicFramePr>
+            <a:graphic xmlns:a="http://schemas.openxmlformats.org/drawingml/2006/main">
+              <a:graphicData uri="http://schemas.openxmlformats.org/drawingml/2006/picture">
+                <pic:pic xmlns:pic="http://schemas.openxmlformats.org/drawingml/2006/picture">
+                  <pic:nvPicPr>
+                    <pic:cNvPr id="1" name=""/>
+                    <pic:cNvPicPr/>
+                  </pic:nvPicPr>
+                  <pic:blipFill>
+                    <a:blip r:embed="rId22"/>
+                    <a:stretch>
+                      <a:fillRect/>
+                    </a:stretch>
+                  </pic:blipFill>
+                  <pic:spPr>
+                    <a:xfrm>
+                      <a:off x="0" y="0"/>
+                      <a:ext cx="3301436" cy="4988688"/>
+                    </a:xfrm>
+                    <a:prstGeom prst="rect">
+                      <a:avLst/>
+                    </a:prstGeom>
+                  </pic:spPr>
+                </pic:pic>
+              </a:graphicData>
+            </a:graphic>
+          </wp:inline>
+        </w:drawing>
+      </w:r>
+    </w:p>
+    <w:p>
+      <w:pPr>
+        <w:pStyle w:val="a"/>
+      </w:pPr>
+      <w:r>
+        <w:t>Приклад неправильної побудови справжніх класів)</w:t>
+      </w:r>
+    </w:p>
+    <w:p>
+      <w:pPr>
+        <w:pStyle w:val="3"/>
+        <w:numPr>
+          <w:ilvl w:val="3"/>
+          <w:numId w:val="1"/>
+        </w:numPr>
+        <w:rPr>
+          <w:lang w:val="en-US"/>
+        </w:rPr>
+      </w:pPr>
+      <w:r>
+        <w:t xml:space="preserve">Перехід до </w:t>
+      </w:r>
+      <w:r>
+        <w:rPr>
+          <w:lang w:val="en-US"/>
+        </w:rPr>
+        <w:t>UNET</w:t>
+      </w:r>
+    </w:p>
+    <w:p>
+      <w:pPr>
+        <w:ind w:left="371"/>
+        <w:rPr>
+          <w:lang w:val="en-US"/>
+        </w:rPr>
+      </w:pPr>
+      <w:r>
+        <w:t xml:space="preserve">Паралельно з виправленням правил «справжніх» класів, було зроблено експеримент з використанням нейронної мережі за схемою </w:t>
+      </w:r>
+      <w:r>
+        <w:rPr>
+          <w:lang w:val="en-US"/>
+        </w:rPr>
+        <w:t>UNET:</w:t>
+      </w:r>
+    </w:p>
+    <w:p>
+      <w:pPr>
+        <w:ind w:left="371"/>
+        <w:jc w:val="center"/>
+        <w:rPr>
+          <w:lang w:val="en-US"/>
+        </w:rPr>
+      </w:pPr>
+      <w:r>
+        <w:rPr>
+          <w:noProof/>
+        </w:rPr>
+        <w:drawing>
+          <wp:inline distT="0" distB="0" distL="0" distR="0" wp14:anchorId="7751C364" wp14:editId="2897CA73">
+            <wp:extent cx="4482245" cy="2270651"/>
+            <wp:effectExtent l="0" t="0" r="0" b="0"/>
+            <wp:docPr id="14" name="Рисунок 14" descr="undefined"/>
+            <wp:cNvGraphicFramePr>
+              <a:graphicFrameLocks xmlns:a="http://schemas.openxmlformats.org/drawingml/2006/main" noChangeAspect="1"/>
+            </wp:cNvGraphicFramePr>
+            <a:graphic xmlns:a="http://schemas.openxmlformats.org/drawingml/2006/main">
+              <a:graphicData uri="http://schemas.openxmlformats.org/drawingml/2006/picture">
+                <pic:pic xmlns:pic="http://schemas.openxmlformats.org/drawingml/2006/picture">
+                  <pic:nvPicPr>
+                    <pic:cNvPr id="0" name="Picture 1" descr="undefined"/>
+                    <pic:cNvPicPr>
+                      <a:picLocks noChangeAspect="1" noChangeArrowheads="1"/>
+                    </pic:cNvPicPr>
+                  </pic:nvPicPr>
+                  <pic:blipFill>
+                    <a:blip r:embed="rId23">
+                      <a:extLst>
+                        <a:ext uri="{28A0092B-C50C-407E-A947-70E740481C1C}">
+                          <a14:useLocalDpi xmlns:a14="http://schemas.microsoft.com/office/drawing/2010/main" val="0"/>
+                        </a:ext>
+                      </a:extLst>
+                    </a:blip>
+                    <a:srcRect/>
+                    <a:stretch>
+                      <a:fillRect/>
+                    </a:stretch>
+                  </pic:blipFill>
+                  <pic:spPr bwMode="auto">
+                    <a:xfrm>
+                      <a:off x="0" y="0"/>
+                      <a:ext cx="4488875" cy="2274010"/>
+                    </a:xfrm>
+                    <a:prstGeom prst="rect">
+                      <a:avLst/>
+                    </a:prstGeom>
+                    <a:noFill/>
+                    <a:ln>
+                      <a:noFill/>
+                    </a:ln>
+                  </pic:spPr>
+                </pic:pic>
+              </a:graphicData>
+            </a:graphic>
+          </wp:inline>
+        </w:drawing>
+      </w:r>
+    </w:p>
+    <w:p>
+      <w:pPr>
+        <w:pStyle w:val="a"/>
+        <w:rPr>
+          <w:lang w:val="en-US"/>
+        </w:rPr>
+      </w:pPr>
+      <w:r>
+        <w:t xml:space="preserve">Типова схема </w:t>
+      </w:r>
+      <w:r>
+        <w:rPr>
+          <w:lang w:val="en-US"/>
+        </w:rPr>
+        <w:t>UNET)</w:t>
+      </w:r>
+    </w:p>
+    <w:p>
+      <w:pPr>
+        <w:jc w:val="center"/>
+        <w:rPr>
+          <w:lang w:val="en-US"/>
+        </w:rPr>
+      </w:pPr>
+      <w:r>
+        <w:rPr>
+          <w:noProof/>
+        </w:rPr>
+        <w:lastRenderedPageBreak/>
+        <w:drawing>
+          <wp:inline distT="0" distB="0" distL="0" distR="0" wp14:anchorId="5F8C376C" wp14:editId="5D8E4784">
+            <wp:extent cx="1789659" cy="7521336"/>
+            <wp:effectExtent l="0" t="0" r="1270" b="3810"/>
+            <wp:docPr id="16" name="Рисунок 16"/>
+            <wp:cNvGraphicFramePr>
+              <a:graphicFrameLocks xmlns:a="http://schemas.openxmlformats.org/drawingml/2006/main" noChangeAspect="1"/>
+            </wp:cNvGraphicFramePr>
+            <a:graphic xmlns:a="http://schemas.openxmlformats.org/drawingml/2006/main">
+              <a:graphicData uri="http://schemas.openxmlformats.org/drawingml/2006/picture">
+                <pic:pic xmlns:pic="http://schemas.openxmlformats.org/drawingml/2006/picture">
+                  <pic:nvPicPr>
+                    <pic:cNvPr id="0" name="Picture 5"/>
+                    <pic:cNvPicPr>
+                      <a:picLocks noChangeAspect="1" noChangeArrowheads="1"/>
+                    </pic:cNvPicPr>
+                  </pic:nvPicPr>
+                  <pic:blipFill>
+                    <a:blip r:embed="rId24" cstate="print">
+                      <a:extLst>
+                        <a:ext uri="{28A0092B-C50C-407E-A947-70E740481C1C}">
+                          <a14:useLocalDpi xmlns:a14="http://schemas.microsoft.com/office/drawing/2010/main" val="0"/>
+                        </a:ext>
+                      </a:extLst>
+                    </a:blip>
+                    <a:srcRect/>
+                    <a:stretch>
+                      <a:fillRect/>
+                    </a:stretch>
+                  </pic:blipFill>
+                  <pic:spPr bwMode="auto">
+                    <a:xfrm>
+                      <a:off x="0" y="0"/>
+                      <a:ext cx="1793697" cy="7538304"/>
+                    </a:xfrm>
+                    <a:prstGeom prst="rect">
+                      <a:avLst/>
+                    </a:prstGeom>
+                    <a:noFill/>
+                    <a:ln>
+                      <a:noFill/>
+                    </a:ln>
+                  </pic:spPr>
+                </pic:pic>
+              </a:graphicData>
+            </a:graphic>
+          </wp:inline>
+        </w:drawing>
+      </w:r>
+      <w:r>
+        <w:t xml:space="preserve"> </w:t>
+      </w:r>
+      <w:r>
+        <w:rPr>
+          <w:lang w:val="en-US"/>
+        </w:rPr>
+        <w:t xml:space="preserve">                  </w:t>
+      </w:r>
+      <w:r>
+        <w:rPr>
+          <w:noProof/>
+        </w:rPr>
+        <w:drawing>
+          <wp:inline distT="0" distB="0" distL="0" distR="0" wp14:anchorId="3C0831AF" wp14:editId="3BB204DE">
+            <wp:extent cx="2959907" cy="7497836"/>
+            <wp:effectExtent l="0" t="0" r="0" b="8255"/>
+            <wp:docPr id="18" name="Рисунок 18"/>
+            <wp:cNvGraphicFramePr>
+              <a:graphicFrameLocks xmlns:a="http://schemas.openxmlformats.org/drawingml/2006/main" noChangeAspect="1"/>
+            </wp:cNvGraphicFramePr>
+            <a:graphic xmlns:a="http://schemas.openxmlformats.org/drawingml/2006/main">
+              <a:graphicData uri="http://schemas.openxmlformats.org/drawingml/2006/picture">
+                <pic:pic xmlns:pic="http://schemas.openxmlformats.org/drawingml/2006/picture">
+                  <pic:nvPicPr>
+                    <pic:cNvPr id="0" name="Picture 9"/>
+                    <pic:cNvPicPr>
+                      <a:picLocks noChangeAspect="1" noChangeArrowheads="1"/>
+                    </pic:cNvPicPr>
+                  </pic:nvPicPr>
+                  <pic:blipFill>
+                    <a:blip r:embed="rId25" cstate="print">
+                      <a:extLst>
+                        <a:ext uri="{28A0092B-C50C-407E-A947-70E740481C1C}">
+                          <a14:useLocalDpi xmlns:a14="http://schemas.microsoft.com/office/drawing/2010/main" val="0"/>
+                        </a:ext>
+                      </a:extLst>
+                    </a:blip>
+                    <a:srcRect/>
+                    <a:stretch>
+                      <a:fillRect/>
+                    </a:stretch>
+                  </pic:blipFill>
+                  <pic:spPr bwMode="auto">
+                    <a:xfrm>
+                      <a:off x="0" y="0"/>
+                      <a:ext cx="2975126" cy="7536387"/>
+                    </a:xfrm>
+                    <a:prstGeom prst="rect">
+                      <a:avLst/>
+                    </a:prstGeom>
+                    <a:noFill/>
+                    <a:ln>
+                      <a:noFill/>
+                    </a:ln>
+                  </pic:spPr>
+                </pic:pic>
+              </a:graphicData>
+            </a:graphic>
+          </wp:inline>
+        </w:drawing>
+      </w:r>
+    </w:p>
+    <w:p>
+      <w:pPr>
+        <w:pStyle w:val="a"/>
+        <w:rPr>
+          <w:lang w:val="ru-RU"/>
+        </w:rPr>
+      </w:pPr>
+      <w:r>
+        <w:rPr>
+          <w:lang w:val="en-US"/>
+        </w:rPr>
+        <w:t>C</w:t>
+      </w:r>
+      <w:r>
+        <w:t>труктур</w:t>
+      </w:r>
+      <w:r>
+        <w:rPr>
+          <w:lang w:val="en-US"/>
+        </w:rPr>
+        <w:t>b</w:t>
+      </w:r>
+      <w:r>
+        <w:t xml:space="preserve"> моделей </w:t>
+      </w:r>
+      <w:r>
+        <w:rPr>
+          <w:lang w:val="en-US"/>
+        </w:rPr>
+        <w:t>optimus</w:t>
+      </w:r>
+      <w:r>
+        <w:rPr>
+          <w:lang w:val="ru-RU"/>
+        </w:rPr>
+        <w:t xml:space="preserve"> (</w:t>
+      </w:r>
+      <w:r>
+        <w:t>зліва</w:t>
+      </w:r>
+      <w:r>
+        <w:rPr>
+          <w:lang w:val="ru-RU"/>
+        </w:rPr>
+        <w:t>)</w:t>
+      </w:r>
+      <w:r>
+        <w:t xml:space="preserve"> та </w:t>
+      </w:r>
+      <w:r>
+        <w:rPr>
+          <w:lang w:val="en-US"/>
+        </w:rPr>
+        <w:t>unet</w:t>
+      </w:r>
+      <w:r>
+        <w:rPr>
+          <w:lang w:val="ru-RU"/>
+        </w:rPr>
+        <w:t>32 (</w:t>
+      </w:r>
+      <w:r>
+        <w:t>справа)</w:t>
+      </w:r>
+      <w:r>
+        <w:rPr>
+          <w:lang w:val="ru-RU"/>
+        </w:rPr>
+        <w:t>)</w:t>
+      </w:r>
+    </w:p>
+    <w:p>
+      <w:r>
+        <w:t xml:space="preserve">Результати першої моделі </w:t>
+      </w:r>
+      <w:r>
+        <w:rPr>
+          <w:lang w:val="en-US"/>
+        </w:rPr>
+        <w:t>unet</w:t>
+      </w:r>
+      <w:r>
+        <w:rPr>
+          <w:lang w:val="ru-RU"/>
+        </w:rPr>
+        <w:t xml:space="preserve">, </w:t>
+      </w:r>
+      <w:r>
+        <w:rPr>
+          <w:lang w:val="en-US"/>
+        </w:rPr>
+        <w:t>unet</w:t>
+      </w:r>
+      <w:r>
+        <w:rPr>
+          <w:lang w:val="ru-RU"/>
+        </w:rPr>
+        <w:t xml:space="preserve">32, </w:t>
+      </w:r>
+      <w:r>
+        <w:t xml:space="preserve">були менш хаотичними, але все ще показували проблеми з правилами </w:t>
+      </w:r>
+      <w:r>
+        <w:t>справжніх класів:</w:t>
+      </w:r>
+    </w:p>
+    <w:p>
+      <w:pPr>
+        <w:jc w:val="center"/>
+      </w:pPr>
+      <w:r>
+        <w:lastRenderedPageBreak/>
+        <w:drawing>
+          <wp:inline distT="0" distB="0" distL="0" distR="0" wp14:anchorId="33D904D6" wp14:editId="3CEDB7F1">
+            <wp:extent cx="3499133" cy="4932692"/>
+            <wp:effectExtent l="0" t="0" r="6350" b="1270"/>
+            <wp:docPr id="19" name="Рисунок 19"/>
+            <wp:cNvGraphicFramePr>
+              <a:graphicFrameLocks xmlns:a="http://schemas.openxmlformats.org/drawingml/2006/main" noChangeAspect="1"/>
+            </wp:cNvGraphicFramePr>
+            <a:graphic xmlns:a="http://schemas.openxmlformats.org/drawingml/2006/main">
+              <a:graphicData uri="http://schemas.openxmlformats.org/drawingml/2006/picture">
+                <pic:pic xmlns:pic="http://schemas.openxmlformats.org/drawingml/2006/picture">
+                  <pic:nvPicPr>
+                    <pic:cNvPr id="1" name=""/>
+                    <pic:cNvPicPr/>
+                  </pic:nvPicPr>
+                  <pic:blipFill>
+                    <a:blip r:embed="rId26"/>
+                    <a:stretch>
+                      <a:fillRect/>
+                    </a:stretch>
+                  </pic:blipFill>
+                  <pic:spPr>
+                    <a:xfrm>
+                      <a:off x="0" y="0"/>
+                      <a:ext cx="3503077" cy="4938252"/>
+                    </a:xfrm>
+                    <a:prstGeom prst="rect">
+                      <a:avLst/>
+                    </a:prstGeom>
+                  </pic:spPr>
+                </pic:pic>
+              </a:graphicData>
+            </a:graphic>
+          </wp:inline>
+        </w:drawing>
+      </w:r>
+    </w:p>
+    <w:p>
+      <w:pPr>
+        <w:pStyle w:val="a"/>
+        <w:rPr>
+          <w:lang w:val="en-US"/>
+        </w:rPr>
+      </w:pPr>
+      <w:r>
+        <w:t xml:space="preserve">Приклади роботи моделі </w:t>
+      </w:r>
+      <w:r>
+        <w:rPr>
+          <w:lang w:val="en-US"/>
+        </w:rPr>
+        <w:t>unet32)</w:t>
+      </w:r>
+    </w:p>
+    <w:p>
+      <w:pPr>
+        <w:ind w:firstLine="708"/>
+      </w:pPr>
+      <w:r>
+        <w:t xml:space="preserve">Оскільки </w:t>
+      </w:r>
+      <w:r>
+        <w:rPr>
+          <w:lang w:val="en-US"/>
+        </w:rPr>
+        <w:t>unet</w:t>
+      </w:r>
+      <w:r>
+        <w:rPr>
+          <w:lang w:val="ru-RU"/>
+        </w:rPr>
+        <w:t xml:space="preserve"> </w:t>
+      </w:r>
+      <w:r>
+        <w:t>показував найкращі результати, було вирішено використовувати його в усіх подальших моделях.</w:t>
+      </w:r>
+    </w:p>
+    <w:p>
+      <w:pPr>
+        <w:pStyle w:val="3"/>
+        <w:numPr>
+          <w:ilvl w:val="3"/>
+          <w:numId w:val="1"/>
+        </w:numPr>
+      </w:pPr>
+      <w:r>
+        <w:t>Перехід на третій набір правил справжніх класів</w:t>
+      </w:r>
+    </w:p>
+    <w:p>
+      <w:r>
+        <w:t xml:space="preserve">Декілька спроб покращити другий набір правил зміною коефіцієнтів при каналах </w:t>
+      </w:r>
+      <w:r>
+        <w:rPr>
+          <w:lang w:val="en-US"/>
+        </w:rPr>
+        <w:t>RGB</w:t>
+      </w:r>
+      <w:r>
+        <w:rPr>
+          <w:lang w:val="ru-RU"/>
+        </w:rPr>
+        <w:t xml:space="preserve"> </w:t>
+      </w:r>
+      <w:r>
+        <w:t xml:space="preserve">не дали результатів, оскільки вони або отруювали набір даних сірим кольором, або </w:t>
+      </w:r>
+      <w:r>
+        <w:t>давали неспражні кольори.</w:t>
+      </w:r>
+    </w:p>
+    <w:p>
+      <w:pPr>
+        <w:rPr>
+          <w:lang w:val="ru-RU"/>
+        </w:rPr>
+      </w:pPr>
+      <w:r>
+        <w:t xml:space="preserve">Щоб виправити цей недолік, було прийнято рішення перейти на правила класів що базуються на </w:t>
+      </w:r>
+      <w:r>
+        <w:rPr>
+          <w:lang w:val="en-US"/>
+        </w:rPr>
+        <w:t>HSV</w:t>
+      </w:r>
+      <w:r>
+        <w:rPr>
+          <w:lang w:val="ru-RU"/>
+        </w:rPr>
+        <w:t>:</w:t>
+      </w:r>
+    </w:p>
+    <w:p>
+      <w:pPr>
+        <w:pStyle w:val="a4"/>
+        <w:ind w:left="708" w:firstLine="0"/>
+        <w:rPr>
+          <w:rFonts w:eastAsia="Times New Roman"/>
+          <w:i/>
+          <w:iCs/>
+          <w:color w:val="8C8C8C"/>
+          <w:lang w:eastAsia="uk-UA"/>
+        </w:rPr>
+      </w:pPr>
+      <w:r>
+        <w:rPr>
+          <w:rFonts w:eastAsia="Times New Roman"/>
+          <w:lang w:eastAsia="uk-UA"/>
+        </w:rPr>
+        <w:t>tf.logical_and(</w:t>
+      </w:r>
+      <w:r>
+        <w:rPr>
+          <w:rFonts w:eastAsia="Times New Roman"/>
+          <w:color w:val="000000"/>
+          <w:lang w:eastAsia="uk-UA"/>
+        </w:rPr>
+        <w:t xml:space="preserve">s </w:t>
+      </w:r>
+      <w:r>
+        <w:rPr>
+          <w:rFonts w:eastAsia="Times New Roman"/>
+          <w:lang w:eastAsia="uk-UA"/>
+        </w:rPr>
+        <w:t xml:space="preserve">&lt; </w:t>
+      </w:r>
+      <w:r>
+        <w:rPr>
+          <w:rFonts w:eastAsia="Times New Roman"/>
+          <w:color w:val="1750EB"/>
+          <w:lang w:eastAsia="uk-UA"/>
+        </w:rPr>
+        <w:t>0.1</w:t>
+      </w:r>
+      <w:r>
+        <w:rPr>
+          <w:rFonts w:eastAsia="Times New Roman"/>
+          <w:lang w:eastAsia="uk-UA"/>
+        </w:rPr>
+        <w:t xml:space="preserve">, </w:t>
+      </w:r>
+      <w:r>
+        <w:rPr>
+          <w:rFonts w:eastAsia="Times New Roman"/>
+          <w:color w:val="000000"/>
+          <w:lang w:eastAsia="uk-UA"/>
+        </w:rPr>
+        <w:t xml:space="preserve">v </w:t>
+      </w:r>
+      <w:r>
+        <w:rPr>
+          <w:rFonts w:eastAsia="Times New Roman"/>
+          <w:lang w:eastAsia="uk-UA"/>
+        </w:rPr>
+        <w:t xml:space="preserve">&gt; </w:t>
+      </w:r>
+      <w:r>
+        <w:rPr>
+          <w:rFonts w:eastAsia="Times New Roman"/>
+          <w:color w:val="1750EB"/>
+          <w:lang w:eastAsia="uk-UA"/>
+        </w:rPr>
+        <w:t>0.9</w:t>
+      </w:r>
+      <w:r>
+        <w:rPr>
+          <w:rFonts w:eastAsia="Times New Roman"/>
+          <w:lang w:eastAsia="uk-UA"/>
+        </w:rPr>
+        <w:t xml:space="preserve">),  </w:t>
+      </w:r>
+      <w:r>
+        <w:rPr>
+          <w:rFonts w:eastAsia="Times New Roman"/>
+          <w:i/>
+          <w:iCs/>
+          <w:color w:val="8C8C8C"/>
+          <w:lang w:eastAsia="uk-UA"/>
+        </w:rPr>
+        <w:t># light</w:t>
+      </w:r>
+      <w:r>
+        <w:rPr>
+          <w:rFonts w:eastAsia="Times New Roman"/>
+          <w:i/>
+          <w:iCs/>
+          <w:color w:val="8C8C8C"/>
+          <w:lang w:eastAsia="uk-UA"/>
+        </w:rPr>
+        <w:br/>
+      </w:r>
+      <w:r>
+        <w:rPr>
+          <w:rFonts w:eastAsia="Times New Roman"/>
+          <w:color w:val="000000"/>
+          <w:lang w:eastAsia="uk-UA"/>
+        </w:rPr>
+        <w:t xml:space="preserve">v </w:t>
+      </w:r>
+      <w:r>
+        <w:rPr>
+          <w:rFonts w:eastAsia="Times New Roman"/>
+          <w:lang w:eastAsia="uk-UA"/>
+        </w:rPr>
+        <w:t xml:space="preserve">&lt; </w:t>
+      </w:r>
+      <w:r>
+        <w:rPr>
+          <w:rFonts w:eastAsia="Times New Roman"/>
+          <w:color w:val="1750EB"/>
+          <w:lang w:eastAsia="uk-UA"/>
+        </w:rPr>
+        <w:t>0.3</w:t>
+      </w:r>
+      <w:r>
+        <w:rPr>
+          <w:rFonts w:eastAsia="Times New Roman"/>
+          <w:lang w:eastAsia="uk-UA"/>
+        </w:rPr>
+        <w:t xml:space="preserve">,  </w:t>
+      </w:r>
+      <w:r>
+        <w:rPr>
+          <w:rFonts w:eastAsia="Times New Roman"/>
+          <w:i/>
+          <w:iCs/>
+          <w:color w:val="8C8C8C"/>
+          <w:lang w:eastAsia="uk-UA"/>
+        </w:rPr>
+        <w:t># dark</w:t>
+      </w:r>
+      <w:r>
+        <w:rPr>
+          <w:rFonts w:eastAsia="Times New Roman"/>
+          <w:i/>
+          <w:iCs/>
+          <w:color w:val="8C8C8C"/>
+          <w:lang w:eastAsia="uk-UA"/>
+        </w:rPr>
+        <w:br/>
+      </w:r>
+      <w:r>
+        <w:rPr>
+          <w:rFonts w:eastAsia="Times New Roman"/>
+          <w:lang w:eastAsia="uk-UA"/>
+        </w:rPr>
+        <w:t>tf.logical_or(</w:t>
+      </w:r>
+      <w:r>
+        <w:rPr>
+          <w:rFonts w:eastAsia="Times New Roman"/>
+          <w:color w:val="000000"/>
+          <w:lang w:eastAsia="uk-UA"/>
+        </w:rPr>
+        <w:t xml:space="preserve">h </w:t>
+      </w:r>
+      <w:r>
+        <w:rPr>
+          <w:rFonts w:eastAsia="Times New Roman"/>
+          <w:lang w:eastAsia="uk-UA"/>
+        </w:rPr>
+        <w:t xml:space="preserve">&lt; </w:t>
+      </w:r>
+      <w:r>
+        <w:rPr>
+          <w:rFonts w:eastAsia="Times New Roman"/>
+          <w:color w:val="1750EB"/>
+          <w:lang w:eastAsia="uk-UA"/>
+        </w:rPr>
+        <w:t>1</w:t>
+      </w:r>
+      <w:r>
+        <w:rPr>
+          <w:rFonts w:eastAsia="Times New Roman"/>
+          <w:lang w:eastAsia="uk-UA"/>
+        </w:rPr>
+        <w:t>/</w:t>
+      </w:r>
+      <w:r>
+        <w:rPr>
+          <w:rFonts w:eastAsia="Times New Roman"/>
+          <w:color w:val="1750EB"/>
+          <w:lang w:eastAsia="uk-UA"/>
+        </w:rPr>
+        <w:t>12</w:t>
+      </w:r>
+      <w:r>
+        <w:rPr>
+          <w:rFonts w:eastAsia="Times New Roman"/>
+          <w:lang w:eastAsia="uk-UA"/>
+        </w:rPr>
+        <w:t xml:space="preserve">, </w:t>
+      </w:r>
+      <w:r>
+        <w:rPr>
+          <w:rFonts w:eastAsia="Times New Roman"/>
+          <w:color w:val="000000"/>
+          <w:lang w:eastAsia="uk-UA"/>
+        </w:rPr>
+        <w:t xml:space="preserve">h </w:t>
+      </w:r>
+      <w:r>
+        <w:rPr>
+          <w:rFonts w:eastAsia="Times New Roman"/>
+          <w:lang w:eastAsia="uk-UA"/>
+        </w:rPr>
+        <w:t xml:space="preserve">&gt; </w:t>
+      </w:r>
+      <w:r>
+        <w:rPr>
+          <w:rFonts w:eastAsia="Times New Roman"/>
+          <w:color w:val="1750EB"/>
+          <w:lang w:eastAsia="uk-UA"/>
+        </w:rPr>
+        <w:t>11</w:t>
+      </w:r>
+      <w:r>
+        <w:rPr>
+          <w:rFonts w:eastAsia="Times New Roman"/>
+          <w:lang w:eastAsia="uk-UA"/>
+        </w:rPr>
+        <w:t>/</w:t>
+      </w:r>
+      <w:r>
+        <w:rPr>
+          <w:rFonts w:eastAsia="Times New Roman"/>
+          <w:color w:val="1750EB"/>
+          <w:lang w:eastAsia="uk-UA"/>
+        </w:rPr>
+        <w:t>12</w:t>
+      </w:r>
+      <w:r>
+        <w:rPr>
+          <w:rFonts w:eastAsia="Times New Roman"/>
+          <w:lang w:eastAsia="uk-UA"/>
+        </w:rPr>
+        <w:t xml:space="preserve">),  </w:t>
+      </w:r>
+      <w:r>
+        <w:rPr>
+          <w:rFonts w:eastAsia="Times New Roman"/>
+          <w:i/>
+          <w:iCs/>
+          <w:color w:val="8C8C8C"/>
+          <w:lang w:eastAsia="uk-UA"/>
+        </w:rPr>
+        <w:t># red</w:t>
+      </w:r>
+      <w:r>
+        <w:rPr>
+          <w:rFonts w:eastAsia="Times New Roman"/>
+          <w:i/>
+          <w:iCs/>
+          <w:color w:val="8C8C8C"/>
+          <w:lang w:eastAsia="uk-UA"/>
+        </w:rPr>
+        <w:br/>
+      </w:r>
+      <w:r>
+        <w:rPr>
+          <w:rFonts w:eastAsia="Times New Roman"/>
+          <w:lang w:eastAsia="uk-UA"/>
+        </w:rPr>
+        <w:t>tf.math.abs(</w:t>
+      </w:r>
+      <w:r>
+        <w:rPr>
+          <w:rFonts w:eastAsia="Times New Roman"/>
+          <w:color w:val="000000"/>
+          <w:lang w:eastAsia="uk-UA"/>
+        </w:rPr>
+        <w:t>h</w:t>
+      </w:r>
+      <w:r>
+        <w:rPr>
+          <w:rFonts w:eastAsia="Times New Roman"/>
+          <w:lang w:eastAsia="uk-UA"/>
+        </w:rPr>
+        <w:t>-</w:t>
+      </w:r>
+      <w:r>
+        <w:rPr>
+          <w:rFonts w:eastAsia="Times New Roman"/>
+          <w:color w:val="1750EB"/>
+          <w:lang w:eastAsia="uk-UA"/>
+        </w:rPr>
+        <w:t>1</w:t>
+      </w:r>
+      <w:r>
+        <w:rPr>
+          <w:rFonts w:eastAsia="Times New Roman"/>
+          <w:lang w:eastAsia="uk-UA"/>
+        </w:rPr>
+        <w:t>/</w:t>
+      </w:r>
+      <w:r>
+        <w:rPr>
+          <w:rFonts w:eastAsia="Times New Roman"/>
+          <w:color w:val="1750EB"/>
+          <w:lang w:eastAsia="uk-UA"/>
+        </w:rPr>
+        <w:t>3</w:t>
+      </w:r>
+      <w:r>
+        <w:rPr>
+          <w:rFonts w:eastAsia="Times New Roman"/>
+          <w:lang w:eastAsia="uk-UA"/>
+        </w:rPr>
+        <w:t xml:space="preserve">) &lt; </w:t>
+      </w:r>
+      <w:r>
+        <w:rPr>
+          <w:rFonts w:eastAsia="Times New Roman"/>
+          <w:color w:val="1750EB"/>
+          <w:lang w:eastAsia="uk-UA"/>
+        </w:rPr>
+        <w:t>1</w:t>
+      </w:r>
+      <w:r>
+        <w:rPr>
+          <w:rFonts w:eastAsia="Times New Roman"/>
+          <w:lang w:eastAsia="uk-UA"/>
+        </w:rPr>
+        <w:t>/</w:t>
+      </w:r>
+      <w:r>
+        <w:rPr>
+          <w:rFonts w:eastAsia="Times New Roman"/>
+          <w:color w:val="1750EB"/>
+          <w:lang w:eastAsia="uk-UA"/>
+        </w:rPr>
+        <w:t>12</w:t>
+      </w:r>
+      <w:r>
+        <w:rPr>
+          <w:rFonts w:eastAsia="Times New Roman"/>
+          <w:lang w:eastAsia="uk-UA"/>
+        </w:rPr>
+        <w:t xml:space="preserve">,  </w:t>
+      </w:r>
+      <w:r>
+        <w:rPr>
+          <w:rFonts w:eastAsia="Times New Roman"/>
+          <w:i/>
+          <w:iCs/>
+          <w:color w:val="8C8C8C"/>
+          <w:lang w:eastAsia="uk-UA"/>
+        </w:rPr>
+        <w:t># green</w:t>
+      </w:r>
+      <w:r>
+        <w:rPr>
+          <w:rFonts w:eastAsia="Times New Roman"/>
+          <w:i/>
+          <w:iCs/>
+          <w:color w:val="8C8C8C"/>
+          <w:lang w:eastAsia="uk-UA"/>
+        </w:rPr>
+        <w:br/>
+      </w:r>
+      <w:r>
+        <w:rPr>
+          <w:rFonts w:eastAsia="Times New Roman"/>
+          <w:lang w:eastAsia="uk-UA"/>
+        </w:rPr>
+        <w:t>tf.math.abs(</w:t>
+      </w:r>
+      <w:r>
+        <w:rPr>
+          <w:rFonts w:eastAsia="Times New Roman"/>
+          <w:color w:val="000000"/>
+          <w:lang w:eastAsia="uk-UA"/>
+        </w:rPr>
+        <w:t>h</w:t>
+      </w:r>
+      <w:r>
+        <w:rPr>
+          <w:rFonts w:eastAsia="Times New Roman"/>
+          <w:lang w:eastAsia="uk-UA"/>
+        </w:rPr>
+        <w:t>-</w:t>
+      </w:r>
+      <w:r>
+        <w:rPr>
+          <w:rFonts w:eastAsia="Times New Roman"/>
+          <w:color w:val="1750EB"/>
+          <w:lang w:eastAsia="uk-UA"/>
+        </w:rPr>
+        <w:t>2</w:t>
+      </w:r>
+      <w:r>
+        <w:rPr>
+          <w:rFonts w:eastAsia="Times New Roman"/>
+          <w:lang w:eastAsia="uk-UA"/>
+        </w:rPr>
+        <w:t>/</w:t>
+      </w:r>
+      <w:r>
+        <w:rPr>
+          <w:rFonts w:eastAsia="Times New Roman"/>
+          <w:color w:val="1750EB"/>
+          <w:lang w:eastAsia="uk-UA"/>
+        </w:rPr>
+        <w:t>3</w:t>
+      </w:r>
+      <w:r>
+        <w:rPr>
+          <w:rFonts w:eastAsia="Times New Roman"/>
+          <w:lang w:eastAsia="uk-UA"/>
+        </w:rPr>
+        <w:t xml:space="preserve">) &lt; </w:t>
+      </w:r>
+      <w:r>
+        <w:rPr>
+          <w:rFonts w:eastAsia="Times New Roman"/>
+          <w:color w:val="1750EB"/>
+          <w:lang w:eastAsia="uk-UA"/>
+        </w:rPr>
+        <w:t>1</w:t>
+      </w:r>
+      <w:r>
+        <w:rPr>
+          <w:rFonts w:eastAsia="Times New Roman"/>
+          <w:lang w:eastAsia="uk-UA"/>
+        </w:rPr>
+        <w:t>/</w:t>
+      </w:r>
+      <w:r>
+        <w:rPr>
+          <w:rFonts w:eastAsia="Times New Roman"/>
+          <w:color w:val="1750EB"/>
+          <w:lang w:eastAsia="uk-UA"/>
+        </w:rPr>
+        <w:t>12</w:t>
+      </w:r>
+      <w:r>
+        <w:rPr>
+          <w:rFonts w:eastAsia="Times New Roman"/>
+          <w:lang w:eastAsia="uk-UA"/>
+        </w:rPr>
+        <w:t xml:space="preserve">,  </w:t>
+      </w:r>
+      <w:r>
+        <w:rPr>
+          <w:rFonts w:eastAsia="Times New Roman"/>
+          <w:i/>
+          <w:iCs/>
+          <w:color w:val="8C8C8C"/>
+          <w:lang w:eastAsia="uk-UA"/>
+        </w:rPr>
+        <w:t># blue</w:t>
+      </w:r>
+      <w:r>
+        <w:rPr>
+          <w:rFonts w:eastAsia="Times New Roman"/>
+          <w:i/>
+          <w:iCs/>
+          <w:color w:val="8C8C8C"/>
+          <w:lang w:eastAsia="uk-UA"/>
+        </w:rPr>
+        <w:br/>
+      </w:r>
+      <w:r>
+        <w:rPr>
+          <w:rFonts w:eastAsia="Times New Roman"/>
+          <w:lang w:eastAsia="uk-UA"/>
+        </w:rPr>
+        <w:t>tf.math.abs(</w:t>
+      </w:r>
+      <w:r>
+        <w:rPr>
+          <w:rFonts w:eastAsia="Times New Roman"/>
+          <w:color w:val="000000"/>
+          <w:lang w:eastAsia="uk-UA"/>
+        </w:rPr>
+        <w:t>h</w:t>
+      </w:r>
+      <w:r>
+        <w:rPr>
+          <w:rFonts w:eastAsia="Times New Roman"/>
+          <w:lang w:eastAsia="uk-UA"/>
+        </w:rPr>
+        <w:t>-</w:t>
+      </w:r>
+      <w:r>
+        <w:rPr>
+          <w:rFonts w:eastAsia="Times New Roman"/>
+          <w:color w:val="1750EB"/>
+          <w:lang w:eastAsia="uk-UA"/>
+        </w:rPr>
+        <w:t>1</w:t>
+      </w:r>
+      <w:r>
+        <w:rPr>
+          <w:rFonts w:eastAsia="Times New Roman"/>
+          <w:lang w:eastAsia="uk-UA"/>
+        </w:rPr>
+        <w:t>/</w:t>
+      </w:r>
+      <w:r>
+        <w:rPr>
+          <w:rFonts w:eastAsia="Times New Roman"/>
+          <w:color w:val="1750EB"/>
+          <w:lang w:eastAsia="uk-UA"/>
+        </w:rPr>
+        <w:t>2</w:t>
+      </w:r>
+      <w:r>
+        <w:rPr>
+          <w:rFonts w:eastAsia="Times New Roman"/>
+          <w:lang w:eastAsia="uk-UA"/>
+        </w:rPr>
+        <w:t xml:space="preserve">) &lt; </w:t>
+      </w:r>
+      <w:r>
+        <w:rPr>
+          <w:rFonts w:eastAsia="Times New Roman"/>
+          <w:color w:val="1750EB"/>
+          <w:lang w:eastAsia="uk-UA"/>
+        </w:rPr>
+        <w:t>1</w:t>
+      </w:r>
+      <w:r>
+        <w:rPr>
+          <w:rFonts w:eastAsia="Times New Roman"/>
+          <w:lang w:eastAsia="uk-UA"/>
+        </w:rPr>
+        <w:t>/</w:t>
+      </w:r>
+      <w:r>
+        <w:rPr>
+          <w:rFonts w:eastAsia="Times New Roman"/>
+          <w:color w:val="1750EB"/>
+          <w:lang w:eastAsia="uk-UA"/>
+        </w:rPr>
+        <w:t>12</w:t>
+      </w:r>
+      <w:r>
+        <w:rPr>
+          <w:rFonts w:eastAsia="Times New Roman"/>
+          <w:lang w:eastAsia="uk-UA"/>
+        </w:rPr>
+        <w:t xml:space="preserve">,  </w:t>
+      </w:r>
+      <w:r>
+        <w:rPr>
+          <w:rFonts w:eastAsia="Times New Roman"/>
+          <w:i/>
+          <w:iCs/>
+          <w:color w:val="8C8C8C"/>
+          <w:lang w:eastAsia="uk-UA"/>
+        </w:rPr>
+        <w:t># cyan</w:t>
+      </w:r>
+      <w:r>
+        <w:rPr>
+          <w:rFonts w:eastAsia="Times New Roman"/>
+          <w:i/>
+          <w:iCs/>
+          <w:color w:val="8C8C8C"/>
+          <w:lang w:eastAsia="uk-UA"/>
+        </w:rPr>
+        <w:br/>
+      </w:r>
+      <w:r>
+        <w:rPr>
+          <w:rFonts w:eastAsia="Times New Roman"/>
+          <w:lang w:eastAsia="uk-UA"/>
+        </w:rPr>
+        <w:t>tf.math.abs(</w:t>
+      </w:r>
+      <w:r>
+        <w:rPr>
+          <w:rFonts w:eastAsia="Times New Roman"/>
+          <w:color w:val="000000"/>
+          <w:lang w:eastAsia="uk-UA"/>
+        </w:rPr>
+        <w:t>h</w:t>
+      </w:r>
+      <w:r>
+        <w:rPr>
+          <w:rFonts w:eastAsia="Times New Roman"/>
+          <w:lang w:eastAsia="uk-UA"/>
+        </w:rPr>
+        <w:t>-</w:t>
+      </w:r>
+      <w:r>
+        <w:rPr>
+          <w:rFonts w:eastAsia="Times New Roman"/>
+          <w:color w:val="1750EB"/>
+          <w:lang w:eastAsia="uk-UA"/>
+        </w:rPr>
+        <w:t>1</w:t>
+      </w:r>
+      <w:r>
+        <w:rPr>
+          <w:rFonts w:eastAsia="Times New Roman"/>
+          <w:lang w:eastAsia="uk-UA"/>
+        </w:rPr>
+        <w:t>/</w:t>
+      </w:r>
+      <w:r>
+        <w:rPr>
+          <w:rFonts w:eastAsia="Times New Roman"/>
+          <w:color w:val="1750EB"/>
+          <w:lang w:eastAsia="uk-UA"/>
+        </w:rPr>
+        <w:t>8</w:t>
+      </w:r>
+      <w:r>
+        <w:rPr>
+          <w:rFonts w:eastAsia="Times New Roman"/>
+          <w:lang w:eastAsia="uk-UA"/>
+        </w:rPr>
+        <w:t xml:space="preserve">) &lt; </w:t>
+      </w:r>
+      <w:r>
+        <w:rPr>
+          <w:rFonts w:eastAsia="Times New Roman"/>
+          <w:color w:val="1750EB"/>
+          <w:lang w:eastAsia="uk-UA"/>
+        </w:rPr>
+        <w:t>1</w:t>
+      </w:r>
+      <w:r>
+        <w:rPr>
+          <w:rFonts w:eastAsia="Times New Roman"/>
+          <w:lang w:eastAsia="uk-UA"/>
+        </w:rPr>
+        <w:t>/</w:t>
+      </w:r>
+      <w:r>
+        <w:rPr>
+          <w:rFonts w:eastAsia="Times New Roman"/>
+          <w:color w:val="1750EB"/>
+          <w:lang w:eastAsia="uk-UA"/>
+        </w:rPr>
+        <w:t>12</w:t>
+      </w:r>
+      <w:r>
+        <w:rPr>
+          <w:rFonts w:eastAsia="Times New Roman"/>
+          <w:lang w:eastAsia="uk-UA"/>
+        </w:rPr>
+        <w:t xml:space="preserve">,  </w:t>
+      </w:r>
+      <w:r>
+        <w:rPr>
+          <w:rFonts w:eastAsia="Times New Roman"/>
+          <w:i/>
+          <w:iCs/>
+          <w:color w:val="8C8C8C"/>
+          <w:lang w:eastAsia="uk-UA"/>
+        </w:rPr>
+        <w:t># yellow</w:t>
+      </w:r>
+      <w:r>
+        <w:rPr>
+          <w:rFonts w:eastAsia="Times New Roman"/>
+          <w:i/>
+          <w:iCs/>
+          <w:color w:val="8C8C8C"/>
+          <w:lang w:eastAsia="uk-UA"/>
+        </w:rPr>
+        <w:br/>
+      </w:r>
+      <w:r>
+        <w:rPr>
+          <w:rFonts w:eastAsia="Times New Roman"/>
+          <w:lang w:eastAsia="uk-UA"/>
+        </w:rPr>
+        <w:t>tf.math.abs(</w:t>
+      </w:r>
+      <w:r>
+        <w:rPr>
+          <w:rFonts w:eastAsia="Times New Roman"/>
+          <w:color w:val="000000"/>
+          <w:lang w:eastAsia="uk-UA"/>
+        </w:rPr>
+        <w:t>h</w:t>
+      </w:r>
+      <w:r>
+        <w:rPr>
+          <w:rFonts w:eastAsia="Times New Roman"/>
+          <w:lang w:eastAsia="uk-UA"/>
+        </w:rPr>
+        <w:t>-</w:t>
+      </w:r>
+      <w:r>
+        <w:rPr>
+          <w:rFonts w:eastAsia="Times New Roman"/>
+          <w:color w:val="1750EB"/>
+          <w:lang w:eastAsia="uk-UA"/>
+        </w:rPr>
+        <w:t>5</w:t>
+      </w:r>
+      <w:r>
+        <w:rPr>
+          <w:rFonts w:eastAsia="Times New Roman"/>
+          <w:lang w:eastAsia="uk-UA"/>
+        </w:rPr>
+        <w:t>/</w:t>
+      </w:r>
+      <w:r>
+        <w:rPr>
+          <w:rFonts w:eastAsia="Times New Roman"/>
+          <w:color w:val="1750EB"/>
+          <w:lang w:eastAsia="uk-UA"/>
+        </w:rPr>
+        <w:t>6</w:t>
+      </w:r>
+      <w:r>
+        <w:rPr>
+          <w:rFonts w:eastAsia="Times New Roman"/>
+          <w:lang w:eastAsia="uk-UA"/>
+        </w:rPr>
+        <w:t xml:space="preserve">) &lt; </w:t>
+      </w:r>
+      <w:r>
+        <w:rPr>
+          <w:rFonts w:eastAsia="Times New Roman"/>
+          <w:color w:val="1750EB"/>
+          <w:lang w:eastAsia="uk-UA"/>
+        </w:rPr>
+        <w:t>1</w:t>
+      </w:r>
+      <w:r>
+        <w:rPr>
+          <w:rFonts w:eastAsia="Times New Roman"/>
+          <w:lang w:eastAsia="uk-UA"/>
+        </w:rPr>
+        <w:t>/</w:t>
+      </w:r>
+      <w:r>
+        <w:rPr>
+          <w:rFonts w:eastAsia="Times New Roman"/>
+          <w:color w:val="1750EB"/>
+          <w:lang w:eastAsia="uk-UA"/>
+        </w:rPr>
+        <w:t xml:space="preserve">12  </w:t>
+      </w:r>
+      <w:r>
+        <w:rPr>
+          <w:rFonts w:eastAsia="Times New Roman"/>
+          <w:i/>
+          <w:iCs/>
+          <w:color w:val="8C8C8C"/>
+          <w:lang w:eastAsia="uk-UA"/>
+        </w:rPr>
+        <w:t># magenta</w:t>
+      </w:r>
+    </w:p>
+    <w:p>
+      <w:pPr>
+        <w:ind w:firstLine="0"/>
+        <w:rPr>
+          <w:lang w:eastAsia="uk-UA"/>
+        </w:rPr>
+      </w:pPr>
+      <w:r>
+        <w:rPr>
+          <w:lang w:eastAsia="uk-UA"/>
+        </w:rPr>
+        <w:tab/>
+        <w:t xml:space="preserve">Оскільки жовтий займає вузький проміжок спектру, прийнято рішення </w:t>
+      </w:r>
+      <w:r>
+        <w:rPr>
+          <w:lang w:eastAsia="uk-UA"/>
+        </w:rPr>
+        <w:t>змістити його ближче до помаранчевого, далі від салатового.</w:t>
+      </w:r>
+    </w:p>
+    <w:p>
+      <w:pPr>
+        <w:ind w:firstLine="708"/>
+        <w:rPr>
+          <w:lang w:val="en-US" w:eastAsia="uk-UA"/>
+        </w:rPr>
+      </w:pPr>
+      <w:r>
+        <w:rPr>
+          <w:lang w:eastAsia="uk-UA"/>
+        </w:rPr>
+        <w:lastRenderedPageBreak/>
+        <w:t>Дані правила обчислюються в зворотньому порядку (пурпурний, жовтий … білий). На момент написання звіту потенційна проблема яку викликає зворотній порядок очевидна, жовтий буде перетягувати на себе</w:t>
+      </w:r>
+      <w:r>
+        <w:rPr>
+          <w:lang w:eastAsia="uk-UA"/>
+        </w:rPr>
+        <w:t xml:space="preserve"> більшість червоного</w:t>
+      </w:r>
+    </w:p>
+    <w:p>
+      <w:pPr>
+        <w:pStyle w:val="3"/>
+        <w:numPr>
+          <w:ilvl w:val="3"/>
+          <w:numId w:val="1"/>
+        </w:numPr>
+        <w:rPr>
+          <w:lang w:val="en-US"/>
+        </w:rPr>
+      </w:pPr>
+      <w:r>
+        <w:t xml:space="preserve">Моделі що </w:t>
+      </w:r>
+    </w:p>
     <w:sectPr>
-      <w:footerReference w:type="default" r:id="rId11"/>
-      <w:footerReference w:type="first" r:id="rId12"/>
+      <w:footerReference w:type="default" r:id="rId27"/>
+      <w:footerReference w:type="first" r:id="rId28"/>
       <w:pgSz w:w="11906" w:h="16838"/>
       <w:pgMar w:top="850" w:right="850" w:bottom="850" w:left="1417" w:header="708" w:footer="708" w:gutter="0"/>
       <w:cols w:space="708"/>
@@ -4544,6 +6861,92 @@
       </w:rPr>
     </w:lvl>
   </w:abstractNum>
+  <w:abstractNum w:abstractNumId="7" w15:restartNumberingAfterBreak="0">
+    <w:nsid w:val="74FE0F91"/>
+    <w:multiLevelType w:val="multilevel"/>
+    <w:tmpl w:val="0422001F"/>
+    <w:lvl w:ilvl="0">
+      <w:start w:val="1"/>
+      <w:numFmt w:val="decimal"/>
+      <w:lvlText w:val="%1."/>
+      <w:lvlJc w:val="left"/>
+      <w:pPr>
+        <w:ind w:left="360" w:hanging="360"/>
+      </w:pPr>
+    </w:lvl>
+    <w:lvl w:ilvl="1">
+      <w:start w:val="1"/>
+      <w:numFmt w:val="decimal"/>
+      <w:lvlText w:val="%1.%2."/>
+      <w:lvlJc w:val="left"/>
+      <w:pPr>
+        <w:ind w:left="792" w:hanging="432"/>
+      </w:pPr>
+    </w:lvl>
+    <w:lvl w:ilvl="2">
+      <w:start w:val="1"/>
+      <w:numFmt w:val="decimal"/>
+      <w:lvlText w:val="%1.%2.%3."/>
+      <w:lvlJc w:val="left"/>
+      <w:pPr>
+        <w:ind w:left="1224" w:hanging="504"/>
+      </w:pPr>
+    </w:lvl>
+    <w:lvl w:ilvl="3">
+      <w:start w:val="1"/>
+      <w:numFmt w:val="decimal"/>
+      <w:lvlText w:val="%1.%2.%3.%4."/>
+      <w:lvlJc w:val="left"/>
+      <w:pPr>
+        <w:ind w:left="1728" w:hanging="648"/>
+      </w:pPr>
+    </w:lvl>
+    <w:lvl w:ilvl="4">
+      <w:start w:val="1"/>
+      <w:numFmt w:val="decimal"/>
+      <w:lvlText w:val="%1.%2.%3.%4.%5."/>
+      <w:lvlJc w:val="left"/>
+      <w:pPr>
+        <w:ind w:left="2232" w:hanging="792"/>
+      </w:pPr>
+    </w:lvl>
+    <w:lvl w:ilvl="5">
+      <w:start w:val="1"/>
+      <w:numFmt w:val="decimal"/>
+      <w:lvlText w:val="%1.%2.%3.%4.%5.%6."/>
+      <w:lvlJc w:val="left"/>
+      <w:pPr>
+        <w:ind w:left="2736" w:hanging="936"/>
+      </w:pPr>
+    </w:lvl>
+    <w:lvl w:ilvl="6">
+      <w:start w:val="1"/>
+      <w:numFmt w:val="decimal"/>
+      <w:lvlText w:val="%1.%2.%3.%4.%5.%6.%7."/>
+      <w:lvlJc w:val="left"/>
+      <w:pPr>
+        <w:ind w:left="3240" w:hanging="1080"/>
+      </w:pPr>
+    </w:lvl>
+    <w:lvl w:ilvl="7">
+      <w:start w:val="1"/>
+      <w:numFmt w:val="decimal"/>
+      <w:lvlText w:val="%1.%2.%3.%4.%5.%6.%7.%8."/>
+      <w:lvlJc w:val="left"/>
+      <w:pPr>
+        <w:ind w:left="3744" w:hanging="1224"/>
+      </w:pPr>
+    </w:lvl>
+    <w:lvl w:ilvl="8">
+      <w:start w:val="1"/>
+      <w:numFmt w:val="decimal"/>
+      <w:lvlText w:val="%1.%2.%3.%4.%5.%6.%7.%8.%9."/>
+      <w:lvlJc w:val="left"/>
+      <w:pPr>
+        <w:ind w:left="4320" w:hanging="1440"/>
+      </w:pPr>
+    </w:lvl>
+  </w:abstractNum>
   <w:num w:numId="1">
     <w:abstractNumId w:val="4"/>
   </w:num>
@@ -4564,6 +6967,9 @@
   </w:num>
   <w:num w:numId="7">
     <w:abstractNumId w:val="5"/>
+  </w:num>
+  <w:num w:numId="8">
+    <w:abstractNumId w:val="7"/>
   </w:num>
   <w:numIdMacAtCleanup w:val="7"/>
 </w:numbering>
@@ -5046,6 +7452,7 @@
   <w:style w:type="character" w:default="1" w:styleId="a1">
     <w:name w:val="Default Paragraph Font"/>
     <w:uiPriority w:val="1"/>
+    <w:semiHidden/>
     <w:unhideWhenUsed/>
   </w:style>
   <w:style w:type="table" w:default="1" w:styleId="a2">

--- a/documents/Звіт.docx
+++ b/documents/Звіт.docx
@@ -336,17 +336,36 @@
                 <w:lang w:eastAsia="uk-UA"/>
               </w:rPr>
               <w:br/>
-              <w:t>Климентьєв Максим</w:t>
-            </w:r>
-          </w:p>
-          <w:p>
-            <w:pPr>
+            </w:r>
+            <w:proofErr w:type="spellStart"/>
+            <w:r>
               <w:rPr>
                 <w:rFonts w:eastAsia="Times New Roman" w:cs="Times New Roman"/>
                 <w:color w:val="000000"/>
                 <w:szCs w:val="28"/>
                 <w:lang w:eastAsia="uk-UA"/>
               </w:rPr>
+              <w:t>Климентьєв</w:t>
+            </w:r>
+            <w:proofErr w:type="spellEnd"/>
+            <w:r>
+              <w:rPr>
+                <w:rFonts w:eastAsia="Times New Roman" w:cs="Times New Roman"/>
+                <w:color w:val="000000"/>
+                <w:szCs w:val="28"/>
+                <w:lang w:eastAsia="uk-UA"/>
+              </w:rPr>
+              <w:t xml:space="preserve"> Максим</w:t>
+            </w:r>
+          </w:p>
+          <w:p>
+            <w:pPr>
+              <w:rPr>
+                <w:rFonts w:eastAsia="Times New Roman" w:cs="Times New Roman"/>
+                <w:color w:val="000000"/>
+                <w:szCs w:val="28"/>
+                <w:lang w:eastAsia="uk-UA"/>
+              </w:rPr>
             </w:pPr>
           </w:p>
           <w:p>
@@ -375,7 +394,26 @@
                 <w:lang w:eastAsia="uk-UA"/>
               </w:rPr>
               <w:br/>
-              <w:t>Железняков. Д. О.</w:t>
+            </w:r>
+            <w:proofErr w:type="spellStart"/>
+            <w:r>
+              <w:rPr>
+                <w:rFonts w:eastAsia="Times New Roman" w:cs="Times New Roman"/>
+                <w:color w:val="000000"/>
+                <w:szCs w:val="28"/>
+                <w:lang w:eastAsia="uk-UA"/>
+              </w:rPr>
+              <w:t>Железняков</w:t>
+            </w:r>
+            <w:proofErr w:type="spellEnd"/>
+            <w:r>
+              <w:rPr>
+                <w:rFonts w:eastAsia="Times New Roman" w:cs="Times New Roman"/>
+                <w:color w:val="000000"/>
+                <w:szCs w:val="28"/>
+                <w:lang w:eastAsia="uk-UA"/>
+              </w:rPr>
+              <w:t>. Д. О.</w:t>
             </w:r>
           </w:p>
           <w:p>
@@ -472,7 +510,7 @@
           <w:r>
             <w:fldChar w:fldCharType="separate"/>
           </w:r>
-          <w:hyperlink w:anchor="_Toc199286039" w:history="1">
+          <w:hyperlink w:anchor="_Toc199341124" w:history="1">
             <w:r>
               <w:rPr>
                 <w:rStyle w:val="aa"/>
@@ -524,7 +562,7 @@
                 <w:noProof/>
                 <w:webHidden/>
               </w:rPr>
-              <w:instrText xml:space="preserve"> PAGEREF _Toc199286039 \h </w:instrText>
+              <w:instrText xml:space="preserve"> PAGEREF _Toc199341124 \h </w:instrText>
             </w:r>
             <w:r>
               <w:rPr>
@@ -569,7 +607,7 @@
               <w:lang w:eastAsia="uk-UA"/>
             </w:rPr>
           </w:pPr>
-          <w:hyperlink w:anchor="_Toc199286040" w:history="1">
+          <w:hyperlink w:anchor="_Toc199341125" w:history="1">
             <w:r>
               <w:rPr>
                 <w:rStyle w:val="aa"/>
@@ -614,7 +652,7 @@
                 <w:noProof/>
                 <w:webHidden/>
               </w:rPr>
-              <w:instrText xml:space="preserve"> PAGEREF _Toc199286040 \h </w:instrText>
+              <w:instrText xml:space="preserve"> PAGEREF _Toc199341125 \h </w:instrText>
             </w:r>
             <w:r>
               <w:rPr>
@@ -659,7 +697,7 @@
               <w:lang w:eastAsia="uk-UA"/>
             </w:rPr>
           </w:pPr>
-          <w:hyperlink w:anchor="_Toc199286041" w:history="1">
+          <w:hyperlink w:anchor="_Toc199341126" w:history="1">
             <w:r>
               <w:rPr>
                 <w:rStyle w:val="aa"/>
@@ -702,7 +740,7 @@
                 <w:noProof/>
                 <w:webHidden/>
               </w:rPr>
-              <w:instrText xml:space="preserve"> PAGEREF _Toc199286041 \h </w:instrText>
+              <w:instrText xml:space="preserve"> PAGEREF _Toc199341126 \h </w:instrText>
             </w:r>
             <w:r>
               <w:rPr>
@@ -747,7 +785,7 @@
               <w:lang w:eastAsia="uk-UA"/>
             </w:rPr>
           </w:pPr>
-          <w:hyperlink w:anchor="_Toc199286042" w:history="1">
+          <w:hyperlink w:anchor="_Toc199341127" w:history="1">
             <w:r>
               <w:rPr>
                 <w:rStyle w:val="aa"/>
@@ -790,7 +828,7 @@
                 <w:noProof/>
                 <w:webHidden/>
               </w:rPr>
-              <w:instrText xml:space="preserve"> PAGEREF _Toc199286042 \h </w:instrText>
+              <w:instrText xml:space="preserve"> PAGEREF _Toc199341127 \h </w:instrText>
             </w:r>
             <w:r>
               <w:rPr>
@@ -835,7 +873,7 @@
               <w:lang w:eastAsia="uk-UA"/>
             </w:rPr>
           </w:pPr>
-          <w:hyperlink w:anchor="_Toc199286043" w:history="1">
+          <w:hyperlink w:anchor="_Toc199341128" w:history="1">
             <w:r>
               <w:rPr>
                 <w:rStyle w:val="aa"/>
@@ -878,7 +916,7 @@
                 <w:noProof/>
                 <w:webHidden/>
               </w:rPr>
-              <w:instrText xml:space="preserve"> PAGEREF _Toc199286043 \h </w:instrText>
+              <w:instrText xml:space="preserve"> PAGEREF _Toc199341128 \h </w:instrText>
             </w:r>
             <w:r>
               <w:rPr>
@@ -923,7 +961,7 @@
               <w:lang w:eastAsia="uk-UA"/>
             </w:rPr>
           </w:pPr>
-          <w:hyperlink w:anchor="_Toc199286044" w:history="1">
+          <w:hyperlink w:anchor="_Toc199341129" w:history="1">
             <w:r>
               <w:rPr>
                 <w:rStyle w:val="aa"/>
@@ -966,7 +1004,7 @@
                 <w:noProof/>
                 <w:webHidden/>
               </w:rPr>
-              <w:instrText xml:space="preserve"> PAGEREF _Toc199286044 \h </w:instrText>
+              <w:instrText xml:space="preserve"> PAGEREF _Toc199341129 \h </w:instrText>
             </w:r>
             <w:r>
               <w:rPr>
@@ -1011,7 +1049,7 @@
               <w:lang w:eastAsia="uk-UA"/>
             </w:rPr>
           </w:pPr>
-          <w:hyperlink w:anchor="_Toc199286045" w:history="1">
+          <w:hyperlink w:anchor="_Toc199341130" w:history="1">
             <w:r>
               <w:rPr>
                 <w:rStyle w:val="aa"/>
@@ -1054,7 +1092,7 @@
                 <w:noProof/>
                 <w:webHidden/>
               </w:rPr>
-              <w:instrText xml:space="preserve"> PAGEREF _Toc199286045 \h </w:instrText>
+              <w:instrText xml:space="preserve"> PAGEREF _Toc199341130 \h </w:instrText>
             </w:r>
             <w:r>
               <w:rPr>
@@ -1099,7 +1137,7 @@
               <w:lang w:eastAsia="uk-UA"/>
             </w:rPr>
           </w:pPr>
-          <w:hyperlink w:anchor="_Toc199286046" w:history="1">
+          <w:hyperlink w:anchor="_Toc199341131" w:history="1">
             <w:r>
               <w:rPr>
                 <w:rStyle w:val="aa"/>
@@ -1142,7 +1180,7 @@
                 <w:noProof/>
                 <w:webHidden/>
               </w:rPr>
-              <w:instrText xml:space="preserve"> PAGEREF _Toc199286046 \h </w:instrText>
+              <w:instrText xml:space="preserve"> PAGEREF _Toc199341131 \h </w:instrText>
             </w:r>
             <w:r>
               <w:rPr>
@@ -1187,7 +1225,7 @@
               <w:lang w:eastAsia="uk-UA"/>
             </w:rPr>
           </w:pPr>
-          <w:hyperlink w:anchor="_Toc199286047" w:history="1">
+          <w:hyperlink w:anchor="_Toc199341132" w:history="1">
             <w:r>
               <w:rPr>
                 <w:rStyle w:val="aa"/>
@@ -1230,7 +1268,7 @@
                 <w:noProof/>
                 <w:webHidden/>
               </w:rPr>
-              <w:instrText xml:space="preserve"> PAGEREF _Toc199286047 \h </w:instrText>
+              <w:instrText xml:space="preserve"> PAGEREF _Toc199341132 \h </w:instrText>
             </w:r>
             <w:r>
               <w:rPr>
@@ -1275,7 +1313,7 @@
               <w:lang w:eastAsia="uk-UA"/>
             </w:rPr>
           </w:pPr>
-          <w:hyperlink w:anchor="_Toc199286048" w:history="1">
+          <w:hyperlink w:anchor="_Toc199341133" w:history="1">
             <w:r>
               <w:rPr>
                 <w:rStyle w:val="aa"/>
@@ -1320,7 +1358,7 @@
                 <w:noProof/>
                 <w:webHidden/>
               </w:rPr>
-              <w:instrText xml:space="preserve"> PAGEREF _Toc199286048 \h </w:instrText>
+              <w:instrText xml:space="preserve"> PAGEREF _Toc199341133 \h </w:instrText>
             </w:r>
             <w:r>
               <w:rPr>
@@ -1365,7 +1403,7 @@
               <w:lang w:eastAsia="uk-UA"/>
             </w:rPr>
           </w:pPr>
-          <w:hyperlink w:anchor="_Toc199286049" w:history="1">
+          <w:hyperlink w:anchor="_Toc199341134" w:history="1">
             <w:r>
               <w:rPr>
                 <w:rStyle w:val="aa"/>
@@ -1408,7 +1446,7 @@
                 <w:noProof/>
                 <w:webHidden/>
               </w:rPr>
-              <w:instrText xml:space="preserve"> PAGEREF _Toc199286049 \h </w:instrText>
+              <w:instrText xml:space="preserve"> PAGEREF _Toc199341134 \h </w:instrText>
             </w:r>
             <w:r>
               <w:rPr>
@@ -1453,7 +1491,7 @@
               <w:lang w:eastAsia="uk-UA"/>
             </w:rPr>
           </w:pPr>
-          <w:hyperlink w:anchor="_Toc199286050" w:history="1">
+          <w:hyperlink w:anchor="_Toc199341135" w:history="1">
             <w:r>
               <w:rPr>
                 <w:rStyle w:val="aa"/>
@@ -1496,7 +1534,7 @@
                 <w:noProof/>
                 <w:webHidden/>
               </w:rPr>
-              <w:instrText xml:space="preserve"> PAGEREF _Toc199286050 \h </w:instrText>
+              <w:instrText xml:space="preserve"> PAGEREF _Toc199341135 \h </w:instrText>
             </w:r>
             <w:r>
               <w:rPr>
@@ -1541,7 +1579,7 @@
               <w:lang w:eastAsia="uk-UA"/>
             </w:rPr>
           </w:pPr>
-          <w:hyperlink w:anchor="_Toc199286051" w:history="1">
+          <w:hyperlink w:anchor="_Toc199341136" w:history="1">
             <w:r>
               <w:rPr>
                 <w:rStyle w:val="aa"/>
@@ -1584,7 +1622,7 @@
                 <w:noProof/>
                 <w:webHidden/>
               </w:rPr>
-              <w:instrText xml:space="preserve"> PAGEREF _Toc199286051 \h </w:instrText>
+              <w:instrText xml:space="preserve"> PAGEREF _Toc199341136 \h </w:instrText>
             </w:r>
             <w:r>
               <w:rPr>
@@ -1629,7 +1667,7 @@
               <w:lang w:eastAsia="uk-UA"/>
             </w:rPr>
           </w:pPr>
-          <w:hyperlink w:anchor="_Toc199286052" w:history="1">
+          <w:hyperlink w:anchor="_Toc199341137" w:history="1">
             <w:r>
               <w:rPr>
                 <w:rStyle w:val="aa"/>
@@ -1672,7 +1710,7 @@
                 <w:noProof/>
                 <w:webHidden/>
               </w:rPr>
-              <w:instrText xml:space="preserve"> PAGEREF _Toc199286052 \h </w:instrText>
+              <w:instrText xml:space="preserve"> PAGEREF _Toc199341137 \h </w:instrText>
             </w:r>
             <w:r>
               <w:rPr>
@@ -1717,7 +1755,7 @@
               <w:lang w:eastAsia="uk-UA"/>
             </w:rPr>
           </w:pPr>
-          <w:hyperlink w:anchor="_Toc199286053" w:history="1">
+          <w:hyperlink w:anchor="_Toc199341138" w:history="1">
             <w:r>
               <w:rPr>
                 <w:rStyle w:val="aa"/>
@@ -1760,7 +1798,7 @@
                 <w:noProof/>
                 <w:webHidden/>
               </w:rPr>
-              <w:instrText xml:space="preserve"> PAGEREF _Toc199286053 \h </w:instrText>
+              <w:instrText xml:space="preserve"> PAGEREF _Toc199341138 \h </w:instrText>
             </w:r>
             <w:r>
               <w:rPr>
@@ -1805,7 +1843,7 @@
               <w:lang w:eastAsia="uk-UA"/>
             </w:rPr>
           </w:pPr>
-          <w:hyperlink w:anchor="_Toc199286054" w:history="1">
+          <w:hyperlink w:anchor="_Toc199341139" w:history="1">
             <w:r>
               <w:rPr>
                 <w:rStyle w:val="aa"/>
@@ -1848,7 +1886,7 @@
                 <w:noProof/>
                 <w:webHidden/>
               </w:rPr>
-              <w:instrText xml:space="preserve"> PAGEREF _Toc199286054 \h </w:instrText>
+              <w:instrText xml:space="preserve"> PAGEREF _Toc199341139 \h </w:instrText>
             </w:r>
             <w:r>
               <w:rPr>
@@ -1893,7 +1931,7 @@
               <w:lang w:eastAsia="uk-UA"/>
             </w:rPr>
           </w:pPr>
-          <w:hyperlink w:anchor="_Toc199286055" w:history="1">
+          <w:hyperlink w:anchor="_Toc199341140" w:history="1">
             <w:r>
               <w:rPr>
                 <w:rStyle w:val="aa"/>
@@ -1936,7 +1974,7 @@
                 <w:noProof/>
                 <w:webHidden/>
               </w:rPr>
-              <w:instrText xml:space="preserve"> PAGEREF _Toc199286055 \h </w:instrText>
+              <w:instrText xml:space="preserve"> PAGEREF _Toc199341140 \h </w:instrText>
             </w:r>
             <w:r>
               <w:rPr>
@@ -1957,6 +1995,622 @@
                 <w:webHidden/>
               </w:rPr>
               <w:t>6</w:t>
+            </w:r>
+            <w:r>
+              <w:rPr>
+                <w:noProof/>
+                <w:webHidden/>
+              </w:rPr>
+              <w:fldChar w:fldCharType="end"/>
+            </w:r>
+          </w:hyperlink>
+        </w:p>
+        <w:p>
+          <w:pPr>
+            <w:pStyle w:val="31"/>
+            <w:tabs>
+              <w:tab w:val="left" w:pos="2119"/>
+              <w:tab w:val="right" w:leader="dot" w:pos="9629"/>
+            </w:tabs>
+            <w:rPr>
+              <w:rFonts w:asciiTheme="minorHAnsi" w:eastAsiaTheme="minorEastAsia" w:hAnsiTheme="minorHAnsi"/>
+              <w:noProof/>
+              <w:sz w:val="22"/>
+              <w:lang w:eastAsia="uk-UA"/>
+            </w:rPr>
+          </w:pPr>
+          <w:hyperlink w:anchor="_Toc199341141" w:history="1">
+            <w:r>
+              <w:rPr>
+                <w:rStyle w:val="aa"/>
+                <w:noProof/>
+              </w:rPr>
+              <w:t>3.2.2.</w:t>
+            </w:r>
+            <w:r>
+              <w:rPr>
+                <w:rFonts w:asciiTheme="minorHAnsi" w:eastAsiaTheme="minorEastAsia" w:hAnsiTheme="minorHAnsi"/>
+                <w:noProof/>
+                <w:sz w:val="22"/>
+                <w:lang w:eastAsia="uk-UA"/>
+              </w:rPr>
+              <w:tab/>
+            </w:r>
+            <w:r>
+              <w:rPr>
+                <w:rStyle w:val="aa"/>
+                <w:noProof/>
+              </w:rPr>
+              <w:t>Ідея другої реалізації першого агента</w:t>
+            </w:r>
+            <w:r>
+              <w:rPr>
+                <w:noProof/>
+                <w:webHidden/>
+              </w:rPr>
+              <w:tab/>
+            </w:r>
+            <w:r>
+              <w:rPr>
+                <w:noProof/>
+                <w:webHidden/>
+              </w:rPr>
+              <w:fldChar w:fldCharType="begin"/>
+            </w:r>
+            <w:r>
+              <w:rPr>
+                <w:noProof/>
+                <w:webHidden/>
+              </w:rPr>
+              <w:instrText xml:space="preserve"> PAGEREF _Toc199341141 \h </w:instrText>
+            </w:r>
+            <w:r>
+              <w:rPr>
+                <w:noProof/>
+                <w:webHidden/>
+              </w:rPr>
+            </w:r>
+            <w:r>
+              <w:rPr>
+                <w:noProof/>
+                <w:webHidden/>
+              </w:rPr>
+              <w:fldChar w:fldCharType="separate"/>
+            </w:r>
+            <w:r>
+              <w:rPr>
+                <w:noProof/>
+                <w:webHidden/>
+              </w:rPr>
+              <w:t>8</w:t>
+            </w:r>
+            <w:r>
+              <w:rPr>
+                <w:noProof/>
+                <w:webHidden/>
+              </w:rPr>
+              <w:fldChar w:fldCharType="end"/>
+            </w:r>
+          </w:hyperlink>
+        </w:p>
+        <w:p>
+          <w:pPr>
+            <w:pStyle w:val="31"/>
+            <w:tabs>
+              <w:tab w:val="left" w:pos="2119"/>
+              <w:tab w:val="right" w:leader="dot" w:pos="9629"/>
+            </w:tabs>
+            <w:rPr>
+              <w:rFonts w:asciiTheme="minorHAnsi" w:eastAsiaTheme="minorEastAsia" w:hAnsiTheme="minorHAnsi"/>
+              <w:noProof/>
+              <w:sz w:val="22"/>
+              <w:lang w:eastAsia="uk-UA"/>
+            </w:rPr>
+          </w:pPr>
+          <w:hyperlink w:anchor="_Toc199341142" w:history="1">
+            <w:r>
+              <w:rPr>
+                <w:rStyle w:val="aa"/>
+                <w:noProof/>
+              </w:rPr>
+              <w:t>3.2.3.</w:t>
+            </w:r>
+            <w:r>
+              <w:rPr>
+                <w:rFonts w:asciiTheme="minorHAnsi" w:eastAsiaTheme="minorEastAsia" w:hAnsiTheme="minorHAnsi"/>
+                <w:noProof/>
+                <w:sz w:val="22"/>
+                <w:lang w:eastAsia="uk-UA"/>
+              </w:rPr>
+              <w:tab/>
+            </w:r>
+            <w:r>
+              <w:rPr>
+                <w:rStyle w:val="aa"/>
+                <w:noProof/>
+              </w:rPr>
+              <w:t>Друга реалізація першого агента</w:t>
+            </w:r>
+            <w:r>
+              <w:rPr>
+                <w:noProof/>
+                <w:webHidden/>
+              </w:rPr>
+              <w:tab/>
+            </w:r>
+            <w:r>
+              <w:rPr>
+                <w:noProof/>
+                <w:webHidden/>
+              </w:rPr>
+              <w:fldChar w:fldCharType="begin"/>
+            </w:r>
+            <w:r>
+              <w:rPr>
+                <w:noProof/>
+                <w:webHidden/>
+              </w:rPr>
+              <w:instrText xml:space="preserve"> PAGEREF _Toc199341142 \h </w:instrText>
+            </w:r>
+            <w:r>
+              <w:rPr>
+                <w:noProof/>
+                <w:webHidden/>
+              </w:rPr>
+            </w:r>
+            <w:r>
+              <w:rPr>
+                <w:noProof/>
+                <w:webHidden/>
+              </w:rPr>
+              <w:fldChar w:fldCharType="separate"/>
+            </w:r>
+            <w:r>
+              <w:rPr>
+                <w:noProof/>
+                <w:webHidden/>
+              </w:rPr>
+              <w:t>9</w:t>
+            </w:r>
+            <w:r>
+              <w:rPr>
+                <w:noProof/>
+                <w:webHidden/>
+              </w:rPr>
+              <w:fldChar w:fldCharType="end"/>
+            </w:r>
+          </w:hyperlink>
+        </w:p>
+        <w:p>
+          <w:pPr>
+            <w:pStyle w:val="31"/>
+            <w:tabs>
+              <w:tab w:val="left" w:pos="2329"/>
+              <w:tab w:val="right" w:leader="dot" w:pos="9629"/>
+            </w:tabs>
+            <w:rPr>
+              <w:rFonts w:asciiTheme="minorHAnsi" w:eastAsiaTheme="minorEastAsia" w:hAnsiTheme="minorHAnsi"/>
+              <w:noProof/>
+              <w:sz w:val="22"/>
+              <w:lang w:eastAsia="uk-UA"/>
+            </w:rPr>
+          </w:pPr>
+          <w:hyperlink w:anchor="_Toc199341143" w:history="1">
+            <w:r>
+              <w:rPr>
+                <w:rStyle w:val="aa"/>
+                <w:noProof/>
+              </w:rPr>
+              <w:t>3.2.3.1.</w:t>
+            </w:r>
+            <w:r>
+              <w:rPr>
+                <w:rFonts w:asciiTheme="minorHAnsi" w:eastAsiaTheme="minorEastAsia" w:hAnsiTheme="minorHAnsi"/>
+                <w:noProof/>
+                <w:sz w:val="22"/>
+                <w:lang w:eastAsia="uk-UA"/>
+              </w:rPr>
+              <w:tab/>
+            </w:r>
+            <w:r>
+              <w:rPr>
+                <w:rStyle w:val="aa"/>
+                <w:noProof/>
+              </w:rPr>
+              <w:t>Робота з зображеннями розміру 32х32.</w:t>
+            </w:r>
+            <w:r>
+              <w:rPr>
+                <w:noProof/>
+                <w:webHidden/>
+              </w:rPr>
+              <w:tab/>
+            </w:r>
+            <w:r>
+              <w:rPr>
+                <w:noProof/>
+                <w:webHidden/>
+              </w:rPr>
+              <w:fldChar w:fldCharType="begin"/>
+            </w:r>
+            <w:r>
+              <w:rPr>
+                <w:noProof/>
+                <w:webHidden/>
+              </w:rPr>
+              <w:instrText xml:space="preserve"> PAGEREF _Toc199341143 \h </w:instrText>
+            </w:r>
+            <w:r>
+              <w:rPr>
+                <w:noProof/>
+                <w:webHidden/>
+              </w:rPr>
+            </w:r>
+            <w:r>
+              <w:rPr>
+                <w:noProof/>
+                <w:webHidden/>
+              </w:rPr>
+              <w:fldChar w:fldCharType="separate"/>
+            </w:r>
+            <w:r>
+              <w:rPr>
+                <w:noProof/>
+                <w:webHidden/>
+              </w:rPr>
+              <w:t>9</w:t>
+            </w:r>
+            <w:r>
+              <w:rPr>
+                <w:noProof/>
+                <w:webHidden/>
+              </w:rPr>
+              <w:fldChar w:fldCharType="end"/>
+            </w:r>
+          </w:hyperlink>
+        </w:p>
+        <w:p>
+          <w:pPr>
+            <w:pStyle w:val="31"/>
+            <w:tabs>
+              <w:tab w:val="left" w:pos="2329"/>
+              <w:tab w:val="right" w:leader="dot" w:pos="9629"/>
+            </w:tabs>
+            <w:rPr>
+              <w:rFonts w:asciiTheme="minorHAnsi" w:eastAsiaTheme="minorEastAsia" w:hAnsiTheme="minorHAnsi"/>
+              <w:noProof/>
+              <w:sz w:val="22"/>
+              <w:lang w:eastAsia="uk-UA"/>
+            </w:rPr>
+          </w:pPr>
+          <w:hyperlink w:anchor="_Toc199341144" w:history="1">
+            <w:r>
+              <w:rPr>
+                <w:rStyle w:val="aa"/>
+                <w:noProof/>
+              </w:rPr>
+              <w:t>3.2.3.2.</w:t>
+            </w:r>
+            <w:r>
+              <w:rPr>
+                <w:rFonts w:asciiTheme="minorHAnsi" w:eastAsiaTheme="minorEastAsia" w:hAnsiTheme="minorHAnsi"/>
+                <w:noProof/>
+                <w:sz w:val="22"/>
+                <w:lang w:eastAsia="uk-UA"/>
+              </w:rPr>
+              <w:tab/>
+            </w:r>
+            <w:r>
+              <w:rPr>
+                <w:rStyle w:val="aa"/>
+                <w:noProof/>
+              </w:rPr>
+              <w:t>Робота з зображеннями розміру 128х128 з другим набором правил</w:t>
+            </w:r>
+            <w:r>
+              <w:rPr>
+                <w:noProof/>
+                <w:webHidden/>
+              </w:rPr>
+              <w:tab/>
+            </w:r>
+            <w:r>
+              <w:rPr>
+                <w:noProof/>
+                <w:webHidden/>
+              </w:rPr>
+              <w:fldChar w:fldCharType="begin"/>
+            </w:r>
+            <w:r>
+              <w:rPr>
+                <w:noProof/>
+                <w:webHidden/>
+              </w:rPr>
+              <w:instrText xml:space="preserve"> PAGEREF _Toc199341144 \h </w:instrText>
+            </w:r>
+            <w:r>
+              <w:rPr>
+                <w:noProof/>
+                <w:webHidden/>
+              </w:rPr>
+            </w:r>
+            <w:r>
+              <w:rPr>
+                <w:noProof/>
+                <w:webHidden/>
+              </w:rPr>
+              <w:fldChar w:fldCharType="separate"/>
+            </w:r>
+            <w:r>
+              <w:rPr>
+                <w:noProof/>
+                <w:webHidden/>
+              </w:rPr>
+              <w:t>12</w:t>
+            </w:r>
+            <w:r>
+              <w:rPr>
+                <w:noProof/>
+                <w:webHidden/>
+              </w:rPr>
+              <w:fldChar w:fldCharType="end"/>
+            </w:r>
+          </w:hyperlink>
+        </w:p>
+        <w:p>
+          <w:pPr>
+            <w:pStyle w:val="31"/>
+            <w:tabs>
+              <w:tab w:val="left" w:pos="2329"/>
+              <w:tab w:val="right" w:leader="dot" w:pos="9629"/>
+            </w:tabs>
+            <w:rPr>
+              <w:rFonts w:asciiTheme="minorHAnsi" w:eastAsiaTheme="minorEastAsia" w:hAnsiTheme="minorHAnsi"/>
+              <w:noProof/>
+              <w:sz w:val="22"/>
+              <w:lang w:eastAsia="uk-UA"/>
+            </w:rPr>
+          </w:pPr>
+          <w:hyperlink w:anchor="_Toc199341145" w:history="1">
+            <w:r>
+              <w:rPr>
+                <w:rStyle w:val="aa"/>
+                <w:noProof/>
+              </w:rPr>
+              <w:t>3.2.3.3.</w:t>
+            </w:r>
+            <w:r>
+              <w:rPr>
+                <w:rFonts w:asciiTheme="minorHAnsi" w:eastAsiaTheme="minorEastAsia" w:hAnsiTheme="minorHAnsi"/>
+                <w:noProof/>
+                <w:sz w:val="22"/>
+                <w:lang w:eastAsia="uk-UA"/>
+              </w:rPr>
+              <w:tab/>
+            </w:r>
+            <w:r>
+              <w:rPr>
+                <w:rStyle w:val="aa"/>
+                <w:noProof/>
+              </w:rPr>
+              <w:t>Перехід до UNET</w:t>
+            </w:r>
+            <w:r>
+              <w:rPr>
+                <w:noProof/>
+                <w:webHidden/>
+              </w:rPr>
+              <w:tab/>
+            </w:r>
+            <w:r>
+              <w:rPr>
+                <w:noProof/>
+                <w:webHidden/>
+              </w:rPr>
+              <w:fldChar w:fldCharType="begin"/>
+            </w:r>
+            <w:r>
+              <w:rPr>
+                <w:noProof/>
+                <w:webHidden/>
+              </w:rPr>
+              <w:instrText xml:space="preserve"> PAGEREF _Toc199341145 \h </w:instrText>
+            </w:r>
+            <w:r>
+              <w:rPr>
+                <w:noProof/>
+                <w:webHidden/>
+              </w:rPr>
+            </w:r>
+            <w:r>
+              <w:rPr>
+                <w:noProof/>
+                <w:webHidden/>
+              </w:rPr>
+              <w:fldChar w:fldCharType="separate"/>
+            </w:r>
+            <w:r>
+              <w:rPr>
+                <w:noProof/>
+                <w:webHidden/>
+              </w:rPr>
+              <w:t>14</w:t>
+            </w:r>
+            <w:r>
+              <w:rPr>
+                <w:noProof/>
+                <w:webHidden/>
+              </w:rPr>
+              <w:fldChar w:fldCharType="end"/>
+            </w:r>
+          </w:hyperlink>
+        </w:p>
+        <w:p>
+          <w:pPr>
+            <w:pStyle w:val="31"/>
+            <w:tabs>
+              <w:tab w:val="left" w:pos="2329"/>
+              <w:tab w:val="right" w:leader="dot" w:pos="9629"/>
+            </w:tabs>
+            <w:rPr>
+              <w:rFonts w:asciiTheme="minorHAnsi" w:eastAsiaTheme="minorEastAsia" w:hAnsiTheme="minorHAnsi"/>
+              <w:noProof/>
+              <w:sz w:val="22"/>
+              <w:lang w:eastAsia="uk-UA"/>
+            </w:rPr>
+          </w:pPr>
+          <w:hyperlink w:anchor="_Toc199341146" w:history="1">
+            <w:r>
+              <w:rPr>
+                <w:rStyle w:val="aa"/>
+                <w:noProof/>
+              </w:rPr>
+              <w:t>3.2.3.4.</w:t>
+            </w:r>
+            <w:r>
+              <w:rPr>
+                <w:rFonts w:asciiTheme="minorHAnsi" w:eastAsiaTheme="minorEastAsia" w:hAnsiTheme="minorHAnsi"/>
+                <w:noProof/>
+                <w:sz w:val="22"/>
+                <w:lang w:eastAsia="uk-UA"/>
+              </w:rPr>
+              <w:tab/>
+            </w:r>
+            <w:r>
+              <w:rPr>
+                <w:rStyle w:val="aa"/>
+                <w:noProof/>
+              </w:rPr>
+              <w:t>Перехід на третій набір правил справжніх класів</w:t>
+            </w:r>
+            <w:r>
+              <w:rPr>
+                <w:noProof/>
+                <w:webHidden/>
+              </w:rPr>
+              <w:tab/>
+            </w:r>
+            <w:r>
+              <w:rPr>
+                <w:noProof/>
+                <w:webHidden/>
+              </w:rPr>
+              <w:fldChar w:fldCharType="begin"/>
+            </w:r>
+            <w:r>
+              <w:rPr>
+                <w:noProof/>
+                <w:webHidden/>
+              </w:rPr>
+              <w:instrText xml:space="preserve"> PAGEREF _Toc199341146 \h </w:instrText>
+            </w:r>
+            <w:r>
+              <w:rPr>
+                <w:noProof/>
+                <w:webHidden/>
+              </w:rPr>
+            </w:r>
+            <w:r>
+              <w:rPr>
+                <w:noProof/>
+                <w:webHidden/>
+              </w:rPr>
+              <w:fldChar w:fldCharType="separate"/>
+            </w:r>
+            <w:r>
+              <w:rPr>
+                <w:noProof/>
+                <w:webHidden/>
+              </w:rPr>
+              <w:t>16</w:t>
+            </w:r>
+            <w:r>
+              <w:rPr>
+                <w:noProof/>
+                <w:webHidden/>
+              </w:rPr>
+              <w:fldChar w:fldCharType="end"/>
+            </w:r>
+          </w:hyperlink>
+        </w:p>
+        <w:p>
+          <w:pPr>
+            <w:pStyle w:val="31"/>
+            <w:tabs>
+              <w:tab w:val="left" w:pos="2329"/>
+              <w:tab w:val="right" w:leader="dot" w:pos="9629"/>
+            </w:tabs>
+            <w:rPr>
+              <w:rFonts w:asciiTheme="minorHAnsi" w:eastAsiaTheme="minorEastAsia" w:hAnsiTheme="minorHAnsi"/>
+              <w:noProof/>
+              <w:sz w:val="22"/>
+              <w:lang w:eastAsia="uk-UA"/>
+            </w:rPr>
+          </w:pPr>
+          <w:hyperlink w:anchor="_Toc199341147" w:history="1">
+            <w:r>
+              <w:rPr>
+                <w:rStyle w:val="aa"/>
+                <w:noProof/>
+              </w:rPr>
+              <w:t>3.2.3.5.</w:t>
+            </w:r>
+            <w:r>
+              <w:rPr>
+                <w:rFonts w:asciiTheme="minorHAnsi" w:eastAsiaTheme="minorEastAsia" w:hAnsiTheme="minorHAnsi"/>
+                <w:noProof/>
+                <w:sz w:val="22"/>
+                <w:lang w:eastAsia="uk-UA"/>
+              </w:rPr>
+              <w:tab/>
+            </w:r>
+            <w:r>
+              <w:rPr>
+                <w:rStyle w:val="aa"/>
+                <w:noProof/>
+              </w:rPr>
+              <w:t>Моделі що</w:t>
+            </w:r>
+            <w:r>
+              <w:rPr>
+                <w:noProof/>
+                <w:webHidden/>
+              </w:rPr>
+              <w:tab/>
+            </w:r>
+            <w:r>
+              <w:rPr>
+                <w:noProof/>
+                <w:webHidden/>
+              </w:rPr>
+              <w:fldChar w:fldCharType="begin"/>
+            </w:r>
+            <w:r>
+              <w:rPr>
+                <w:noProof/>
+                <w:webHidden/>
+              </w:rPr>
+              <w:instrText xml:space="preserve"> PAGEREF _Toc199341147 \h </w:instrText>
+            </w:r>
+            <w:r>
+              <w:rPr>
+                <w:noProof/>
+                <w:webHidden/>
+              </w:rPr>
+            </w:r>
+            <w:r>
+              <w:rPr>
+                <w:noProof/>
+                <w:webHidden/>
+              </w:rPr>
+              <w:fldChar w:fldCharType="separate"/>
+            </w:r>
+            <w:r>
+              <w:rPr>
+                <w:noProof/>
+                <w:webHidden/>
+              </w:rPr>
+              <w:t>17</w:t>
             </w:r>
             <w:r>
               <w:rPr>
@@ -2007,7 +2661,7 @@
           <w:lang w:eastAsia="uk-UA"/>
         </w:rPr>
       </w:pPr>
-      <w:bookmarkStart w:id="0" w:name="_Toc199286039"/>
+      <w:bookmarkStart w:id="0" w:name="_Toc199341124"/>
       <w:r>
         <w:lastRenderedPageBreak/>
         <w:t>ЗАВДАННЯ</w:t>
@@ -2031,7 +2685,7 @@
           <w:lang w:eastAsia="uk-UA"/>
         </w:rPr>
       </w:pPr>
-      <w:bookmarkStart w:id="1" w:name="_Toc199286040"/>
+      <w:bookmarkStart w:id="1" w:name="_Toc199341125"/>
       <w:r>
         <w:rPr>
           <w:lang w:eastAsia="uk-UA"/>
@@ -2055,7 +2709,21 @@
         <w:rPr>
           <w:lang w:eastAsia="uk-UA"/>
         </w:rPr>
-        <w:t>Ознайомитись з теоретичними відомостями до систем пройдених матеріалів (систем на основі нечітких правил, нейроні мережі, експертні системи, т.д.)</w:t>
+        <w:t xml:space="preserve">Ознайомитись з теоретичними відомостями до систем пройдених матеріалів (систем на основі нечітких правил, нейроні мережі, експертні системи, </w:t>
+      </w:r>
+      <w:proofErr w:type="spellStart"/>
+      <w:r>
+        <w:rPr>
+          <w:lang w:eastAsia="uk-UA"/>
+        </w:rPr>
+        <w:t>т.д</w:t>
+      </w:r>
+      <w:proofErr w:type="spellEnd"/>
+      <w:r>
+        <w:rPr>
+          <w:lang w:eastAsia="uk-UA"/>
+        </w:rPr>
+        <w:t>.)</w:t>
       </w:r>
     </w:p>
     <w:p>
@@ -2073,7 +2741,21 @@
         <w:rPr>
           <w:lang w:eastAsia="uk-UA"/>
         </w:rPr>
-        <w:t>Вибрати сценарій, який можна моделювати за допомогою агентних технологій.</w:t>
+        <w:t xml:space="preserve">Вибрати сценарій, який можна моделювати за допомогою </w:t>
+      </w:r>
+      <w:proofErr w:type="spellStart"/>
+      <w:r>
+        <w:rPr>
+          <w:lang w:eastAsia="uk-UA"/>
+        </w:rPr>
+        <w:t>агентних</w:t>
+      </w:r>
+      <w:proofErr w:type="spellEnd"/>
+      <w:r>
+        <w:rPr>
+          <w:lang w:eastAsia="uk-UA"/>
+        </w:rPr>
+        <w:t xml:space="preserve"> технологій.</w:t>
       </w:r>
     </w:p>
     <w:p>
@@ -2127,7 +2809,21 @@
         <w:rPr>
           <w:lang w:eastAsia="uk-UA"/>
         </w:rPr>
-        <w:t>Розробити простий web-інтерфейс або звичайний простий додаток для демонстрації.</w:t>
+        <w:t xml:space="preserve">Розробити простий </w:t>
+      </w:r>
+      <w:proofErr w:type="spellStart"/>
+      <w:r>
+        <w:rPr>
+          <w:lang w:eastAsia="uk-UA"/>
+        </w:rPr>
+        <w:t>web</w:t>
+      </w:r>
+      <w:proofErr w:type="spellEnd"/>
+      <w:r>
+        <w:rPr>
+          <w:lang w:eastAsia="uk-UA"/>
+        </w:rPr>
+        <w:t>-інтерфейс або звичайний простий додаток для демонстрації.</w:t>
       </w:r>
     </w:p>
     <w:p>
@@ -2242,7 +2938,7 @@
           <w:numId w:val="1"/>
         </w:numPr>
       </w:pPr>
-      <w:bookmarkStart w:id="2" w:name="_Toc199286041"/>
+      <w:bookmarkStart w:id="2" w:name="_Toc199341126"/>
       <w:r>
         <w:t>Вимоги до звіту</w:t>
       </w:r>
@@ -2281,7 +2977,15 @@
         </w:numPr>
       </w:pPr>
       <w:r>
-        <w:t>Загальна архітектура: агенти (за що відповідають та принцип побудови), зв’язки (workflow)</w:t>
+        <w:t>Загальна архітектура: агенти (за що відповідають та принцип побудови), зв’язки (</w:t>
+      </w:r>
+      <w:proofErr w:type="spellStart"/>
+      <w:r>
+        <w:t>workflow</w:t>
+      </w:r>
+      <w:proofErr w:type="spellEnd"/>
+      <w:r>
+        <w:t>)</w:t>
       </w:r>
     </w:p>
     <w:p>
@@ -2293,7 +2997,15 @@
         </w:numPr>
       </w:pPr>
       <w:r>
-        <w:t>Візуалізація результатів симуляції: графіки, приклади (скріни) роботи системи</w:t>
+        <w:t>Візуалізація результатів симуляції: графіки, приклади (</w:t>
+      </w:r>
+      <w:proofErr w:type="spellStart"/>
+      <w:r>
+        <w:t>скріни</w:t>
+      </w:r>
+      <w:proofErr w:type="spellEnd"/>
+      <w:r>
+        <w:t>) роботи системи</w:t>
       </w:r>
     </w:p>
     <w:p>
@@ -2321,7 +3033,7 @@
           <w:numId w:val="1"/>
         </w:numPr>
       </w:pPr>
-      <w:bookmarkStart w:id="3" w:name="_Toc199286042"/>
+      <w:bookmarkStart w:id="3" w:name="_Toc199341127"/>
       <w:r>
         <w:lastRenderedPageBreak/>
         <w:t>ВИБІР СЦЕНАРІЮ МУЛЬТИАГЕНТНОЇ СИСТЕМИ</w:t>
@@ -2336,7 +3048,7 @@
           <w:numId w:val="1"/>
         </w:numPr>
       </w:pPr>
-      <w:bookmarkStart w:id="4" w:name="_Toc199286043"/>
+      <w:bookmarkStart w:id="4" w:name="_Toc199341128"/>
       <w:r>
         <w:t>Основна задача</w:t>
       </w:r>
@@ -2347,7 +3059,15 @@
         <w:ind w:firstLine="708"/>
       </w:pPr>
       <w:r>
-        <w:t>Основна задача системи – розфарбовування чорно-білих (grayscale) зображень в кольорові. На вхід система отримує зображення яке необхідно розфарбувати і повертає розфарбоване зображення.</w:t>
+        <w:t>Основна задача системи – розфарбовування чорно-білих (</w:t>
+      </w:r>
+      <w:proofErr w:type="spellStart"/>
+      <w:r>
+        <w:t>grayscale</w:t>
+      </w:r>
+      <w:proofErr w:type="spellEnd"/>
+      <w:r>
+        <w:t>) зображень в кольорові. На вхід система отримує зображення яке необхідно розфарбувати і повертає розфарбоване зображення.</w:t>
       </w:r>
     </w:p>
     <w:p>
@@ -2358,7 +3078,7 @@
           <w:numId w:val="1"/>
         </w:numPr>
       </w:pPr>
-      <w:bookmarkStart w:id="5" w:name="_Toc199286044"/>
+      <w:bookmarkStart w:id="5" w:name="_Toc199341129"/>
       <w:r>
         <w:t>Агенти системи</w:t>
       </w:r>
@@ -2372,7 +3092,7 @@
           <w:numId w:val="1"/>
         </w:numPr>
       </w:pPr>
-      <w:bookmarkStart w:id="6" w:name="_Toc199286045"/>
+      <w:bookmarkStart w:id="6" w:name="_Toc199341130"/>
       <w:r>
         <w:t>Загальне</w:t>
       </w:r>
@@ -2383,7 +3103,23 @@
         <w:ind w:firstLine="708"/>
       </w:pPr>
       <w:r>
-        <w:t>Якщо побудувати одну модель яка буде з чорно-білого зображення генерувати кольорове, одним з субоптимальних розв’язків з низьким значенням більшості функцій втрат і з високим значенням більшості метрик буде повернення вхідного чорно-білого зображення.</w:t>
+        <w:t xml:space="preserve">Якщо побудувати одну модель яка буде з чорно-білого зображення генерувати кольорове, одним з </w:t>
+      </w:r>
+      <w:proofErr w:type="spellStart"/>
+      <w:r>
+        <w:t>субоптимальних</w:t>
+      </w:r>
+      <w:proofErr w:type="spellEnd"/>
+      <w:r>
+        <w:t xml:space="preserve"> </w:t>
+      </w:r>
+      <w:proofErr w:type="spellStart"/>
+      <w:r>
+        <w:t>розв’язків</w:t>
+      </w:r>
+      <w:proofErr w:type="spellEnd"/>
+      <w:r>
+        <w:t xml:space="preserve"> з низьким значенням більшості функцій втрат і з високим значенням більшості метрик буде повернення вхідного чорно-білого зображення.</w:t>
       </w:r>
     </w:p>
     <w:p>
@@ -2411,7 +3147,7 @@
           <w:numId w:val="1"/>
         </w:numPr>
       </w:pPr>
-      <w:bookmarkStart w:id="7" w:name="_Toc199286046"/>
+      <w:bookmarkStart w:id="7" w:name="_Toc199341131"/>
       <w:r>
         <w:t>Перший агент</w:t>
       </w:r>
@@ -2431,7 +3167,15 @@
         <w:ind w:firstLine="708"/>
       </w:pPr>
       <w:r>
-        <w:t>Задача першого агента – розпізнати кольори</w:t>
+        <w:t xml:space="preserve">Задача першого </w:t>
+      </w:r>
+      <w:proofErr w:type="spellStart"/>
+      <w:r>
+        <w:t>агента</w:t>
+      </w:r>
+      <w:proofErr w:type="spellEnd"/>
+      <w:r>
+        <w:t xml:space="preserve"> – розпізнати кольори</w:t>
       </w:r>
       <w:r>
         <w:t xml:space="preserve"> чорно-білого зображення</w:t>
@@ -2454,7 +3198,7 @@
       <w:r>
         <w:t xml:space="preserve"> </w:t>
       </w:r>
-      <w:bookmarkStart w:id="8" w:name="_Toc199286047"/>
+      <w:bookmarkStart w:id="8" w:name="_Toc199341132"/>
       <w:r>
         <w:t>Другий агент «Маляр». Умовна колоризація з градацій сірого з розрідженими кольоровими мітками</w:t>
       </w:r>
@@ -2468,40 +3212,89 @@
         </w:rPr>
       </w:pPr>
       <w:r>
-        <w:t xml:space="preserve">Задача другого агента – використовуючи канал </w:t>
-      </w:r>
+        <w:t xml:space="preserve">Задача другого </w:t>
+      </w:r>
+      <w:proofErr w:type="spellStart"/>
+      <w:r>
+        <w:t>агента</w:t>
+      </w:r>
+      <w:proofErr w:type="spellEnd"/>
+      <w:r>
+        <w:t xml:space="preserve"> – використовуючи канал </w:t>
+      </w:r>
+      <w:proofErr w:type="spellStart"/>
       <w:r>
         <w:rPr>
           <w:rStyle w:val="a5"/>
         </w:rPr>
         <w:t>value</w:t>
       </w:r>
-      <w:r>
-        <w:t xml:space="preserve"> (З HSV – hue, saturation, value; колір, насиченість, значення) чорно-білого зображення і отримані </w:t>
+      <w:proofErr w:type="spellEnd"/>
+      <w:r>
+        <w:t xml:space="preserve"> (З HSV – </w:t>
+      </w:r>
+      <w:proofErr w:type="spellStart"/>
+      <w:r>
+        <w:t>hue</w:t>
+      </w:r>
+      <w:proofErr w:type="spellEnd"/>
+      <w:r>
+        <w:t xml:space="preserve">, </w:t>
+      </w:r>
+      <w:proofErr w:type="spellStart"/>
+      <w:r>
+        <w:t>saturation</w:t>
+      </w:r>
+      <w:proofErr w:type="spellEnd"/>
+      <w:r>
+        <w:t xml:space="preserve">, </w:t>
+      </w:r>
+      <w:proofErr w:type="spellStart"/>
+      <w:r>
+        <w:t>value</w:t>
+      </w:r>
+      <w:proofErr w:type="spellEnd"/>
+      <w:r>
+        <w:t xml:space="preserve">; колір, насиченість, значення) чорно-білого зображення і отримані </w:t>
       </w:r>
       <w:r>
         <w:t>класи</w:t>
       </w:r>
       <w:r>
-        <w:t xml:space="preserve"> з першого агента</w:t>
-      </w:r>
+        <w:t xml:space="preserve"> з першого </w:t>
+      </w:r>
+      <w:proofErr w:type="spellStart"/>
+      <w:r>
+        <w:t>агента</w:t>
+      </w:r>
+      <w:proofErr w:type="spellEnd"/>
       <w:r>
         <w:t xml:space="preserve"> створити канали </w:t>
       </w:r>
+      <w:proofErr w:type="spellStart"/>
       <w:r>
         <w:rPr>
           <w:rStyle w:val="a5"/>
         </w:rPr>
         <w:t>saturation</w:t>
       </w:r>
+      <w:proofErr w:type="spellEnd"/>
       <w:r>
         <w:t xml:space="preserve"> та </w:t>
       </w:r>
+      <w:proofErr w:type="spellStart"/>
       <w:r>
         <w:rPr>
           <w:rStyle w:val="a5"/>
         </w:rPr>
-        <w:t>hue.</w:t>
+        <w:t>hue</w:t>
+      </w:r>
+      <w:proofErr w:type="spellEnd"/>
+      <w:r>
+        <w:rPr>
+          <w:rStyle w:val="a5"/>
+        </w:rPr>
+        <w:t>.</w:t>
       </w:r>
     </w:p>
     <w:p>
@@ -2515,7 +3308,7 @@
           <w:highlight w:val="yellow"/>
         </w:rPr>
       </w:pPr>
-      <w:bookmarkStart w:id="9" w:name="_Toc199286048"/>
+      <w:bookmarkStart w:id="9" w:name="_Toc199341133"/>
       <w:r>
         <w:rPr>
           <w:highlight w:val="yellow"/>
@@ -2545,7 +3338,7 @@
           <w:numId w:val="1"/>
         </w:numPr>
       </w:pPr>
-      <w:bookmarkStart w:id="10" w:name="_Toc199286049"/>
+      <w:bookmarkStart w:id="10" w:name="_Toc199341134"/>
       <w:r>
         <w:lastRenderedPageBreak/>
         <w:t>ХІД РОБОТИ</w:t>
@@ -2560,9 +3353,14 @@
           <w:numId w:val="1"/>
         </w:numPr>
       </w:pPr>
-      <w:bookmarkStart w:id="11" w:name="_Toc199286050"/>
-      <w:r>
-        <w:t>Допрограмний етап</w:t>
+      <w:bookmarkStart w:id="11" w:name="_Toc199341135"/>
+      <w:proofErr w:type="spellStart"/>
+      <w:r>
+        <w:t>Допрограмний</w:t>
+      </w:r>
+      <w:proofErr w:type="spellEnd"/>
+      <w:r>
+        <w:t xml:space="preserve"> етап</w:t>
       </w:r>
       <w:bookmarkEnd w:id="11"/>
     </w:p>
@@ -2574,7 +3372,7 @@
           <w:numId w:val="1"/>
         </w:numPr>
       </w:pPr>
-      <w:bookmarkStart w:id="12" w:name="_Toc199286051"/>
+      <w:bookmarkStart w:id="12" w:name="_Toc199341136"/>
       <w:r>
         <w:t>Вибір набору даних</w:t>
       </w:r>
@@ -2585,7 +3383,15 @@
         <w:ind w:firstLine="708"/>
       </w:pPr>
       <w:r>
-        <w:t>Для навчання першого агенту було розглянуто декілька датасетів для семантичної сегментації:</w:t>
+        <w:t xml:space="preserve">Для навчання першого агенту було розглянуто декілька </w:t>
+      </w:r>
+      <w:proofErr w:type="spellStart"/>
+      <w:r>
+        <w:t>датасетів</w:t>
+      </w:r>
+      <w:proofErr w:type="spellEnd"/>
+      <w:r>
+        <w:t xml:space="preserve"> для семантичної сегментації:</w:t>
       </w:r>
     </w:p>
     <w:p>
@@ -2597,7 +3403,39 @@
         </w:numPr>
       </w:pPr>
       <w:r>
-        <w:t>Microsoft Common Objects in Context (COCO)</w:t>
+        <w:t xml:space="preserve">Microsoft </w:t>
+      </w:r>
+      <w:proofErr w:type="spellStart"/>
+      <w:r>
+        <w:t>Common</w:t>
+      </w:r>
+      <w:proofErr w:type="spellEnd"/>
+      <w:r>
+        <w:t xml:space="preserve"> </w:t>
+      </w:r>
+      <w:proofErr w:type="spellStart"/>
+      <w:r>
+        <w:t>Objects</w:t>
+      </w:r>
+      <w:proofErr w:type="spellEnd"/>
+      <w:r>
+        <w:t xml:space="preserve"> </w:t>
+      </w:r>
+      <w:proofErr w:type="spellStart"/>
+      <w:r>
+        <w:t>in</w:t>
+      </w:r>
+      <w:proofErr w:type="spellEnd"/>
+      <w:r>
+        <w:t xml:space="preserve"> </w:t>
+      </w:r>
+      <w:proofErr w:type="spellStart"/>
+      <w:r>
+        <w:t>Context</w:t>
+      </w:r>
+      <w:proofErr w:type="spellEnd"/>
+      <w:r>
+        <w:t xml:space="preserve"> (COCO)</w:t>
       </w:r>
     </w:p>
     <w:p>
@@ -2608,9 +3446,11 @@
           <w:numId w:val="6"/>
         </w:numPr>
       </w:pPr>
+      <w:proofErr w:type="spellStart"/>
       <w:r>
         <w:t>Cityscapes</w:t>
       </w:r>
+      <w:proofErr w:type="spellEnd"/>
     </w:p>
     <w:p>
       <w:pPr>
@@ -2620,9 +3460,11 @@
           <w:numId w:val="6"/>
         </w:numPr>
       </w:pPr>
+      <w:proofErr w:type="spellStart"/>
       <w:r>
         <w:t>Hypersim</w:t>
       </w:r>
+      <w:proofErr w:type="spellEnd"/>
     </w:p>
     <w:p>
       <w:pPr>
@@ -2648,21 +3490,90 @@
           <w:numId w:val="1"/>
         </w:numPr>
       </w:pPr>
-      <w:bookmarkStart w:id="13" w:name="_Toc199286052"/>
-      <w:r>
-        <w:t>Microsoft Common Objects in Context</w:t>
+      <w:bookmarkStart w:id="13" w:name="_Toc199341137"/>
+      <w:r>
+        <w:t xml:space="preserve">Microsoft </w:t>
+      </w:r>
+      <w:proofErr w:type="spellStart"/>
+      <w:r>
+        <w:t>Common</w:t>
+      </w:r>
+      <w:proofErr w:type="spellEnd"/>
+      <w:r>
+        <w:t xml:space="preserve"> </w:t>
+      </w:r>
+      <w:proofErr w:type="spellStart"/>
+      <w:r>
+        <w:t>Objects</w:t>
+      </w:r>
+      <w:proofErr w:type="spellEnd"/>
+      <w:r>
+        <w:t xml:space="preserve"> </w:t>
+      </w:r>
+      <w:proofErr w:type="spellStart"/>
+      <w:r>
+        <w:t>in</w:t>
+      </w:r>
+      <w:proofErr w:type="spellEnd"/>
+      <w:r>
+        <w:t xml:space="preserve"> </w:t>
+      </w:r>
+      <w:proofErr w:type="spellStart"/>
+      <w:r>
+        <w:t>Context</w:t>
       </w:r>
       <w:bookmarkEnd w:id="13"/>
+      <w:proofErr w:type="spellEnd"/>
     </w:p>
     <w:p>
       <w:pPr>
         <w:ind w:firstLine="708"/>
       </w:pPr>
       <w:r>
-        <w:t>Microsoft Common Objects in Context має декілька версій. Було обрано</w:t>
-      </w:r>
-      <w:r>
-        <w:t xml:space="preserve"> версію 2017 року яка містить 92 класи для семантичної сегментації, 118 тисяч зображень для тренування, 5 тисяч для валідації і 40 тисяч для тестування моделей.</w:t>
+        <w:t xml:space="preserve">Microsoft </w:t>
+      </w:r>
+      <w:proofErr w:type="spellStart"/>
+      <w:r>
+        <w:t>Common</w:t>
+      </w:r>
+      <w:proofErr w:type="spellEnd"/>
+      <w:r>
+        <w:t xml:space="preserve"> </w:t>
+      </w:r>
+      <w:proofErr w:type="spellStart"/>
+      <w:r>
+        <w:t>Objects</w:t>
+      </w:r>
+      <w:proofErr w:type="spellEnd"/>
+      <w:r>
+        <w:t xml:space="preserve"> </w:t>
+      </w:r>
+      <w:proofErr w:type="spellStart"/>
+      <w:r>
+        <w:t>in</w:t>
+      </w:r>
+      <w:proofErr w:type="spellEnd"/>
+      <w:r>
+        <w:t xml:space="preserve"> </w:t>
+      </w:r>
+      <w:proofErr w:type="spellStart"/>
+      <w:r>
+        <w:t>Context</w:t>
+      </w:r>
+      <w:proofErr w:type="spellEnd"/>
+      <w:r>
+        <w:t xml:space="preserve"> має декілька версій. Було обрано</w:t>
+      </w:r>
+      <w:r>
+        <w:t xml:space="preserve"> версію 2017 року яка містить 92 класи для семантичної сегментації, 118 тисяч зображень для тренування, 5 тисяч для </w:t>
+      </w:r>
+      <w:proofErr w:type="spellStart"/>
+      <w:r>
+        <w:t>валідації</w:t>
+      </w:r>
+      <w:proofErr w:type="spellEnd"/>
+      <w:r>
+        <w:t xml:space="preserve"> і 40 тисяч для тестування моделей.</w:t>
       </w:r>
     </w:p>
     <w:p>
@@ -2735,7 +3646,7 @@
           <w:numId w:val="1"/>
         </w:numPr>
       </w:pPr>
-      <w:bookmarkStart w:id="14" w:name="_Toc199286053"/>
+      <w:bookmarkStart w:id="14" w:name="_Toc199341138"/>
       <w:r>
         <w:t>Пряма робота з набором даних</w:t>
       </w:r>
@@ -2757,43 +3668,65 @@
         <w:lastRenderedPageBreak/>
         <w:t xml:space="preserve">Більшість зображень містили багато пікселів класів </w:t>
       </w:r>
+      <w:proofErr w:type="spellStart"/>
       <w:r>
         <w:rPr>
           <w:rStyle w:val="a5"/>
         </w:rPr>
         <w:t>undefined</w:t>
       </w:r>
+      <w:proofErr w:type="spellEnd"/>
       <w:r>
         <w:t xml:space="preserve"> (невизначено) або </w:t>
       </w:r>
+      <w:proofErr w:type="spellStart"/>
       <w:r>
         <w:rPr>
           <w:rStyle w:val="a5"/>
         </w:rPr>
         <w:t>other</w:t>
       </w:r>
+      <w:proofErr w:type="spellEnd"/>
       <w:r>
         <w:t xml:space="preserve"> (інше). Деякі зображення могли мати 90-95% таких пікселів.</w:t>
       </w:r>
     </w:p>
     <w:p>
       <w:r>
-        <w:t xml:space="preserve">Враховуючи наявність великої кількості таких пікселів, було зроблено припущення що можливо доведеться вдатись до зміни ваги класів, або повного викреслення класів </w:t>
-      </w:r>
+        <w:t xml:space="preserve">Враховуючи наявність великої кількості таких пікселів, було зроблено припущення що можливо доведеться вдатись до зміни ваги класів, або повного </w:t>
+      </w:r>
+      <w:proofErr w:type="spellStart"/>
+      <w:r>
+        <w:t>викреслення</w:t>
+      </w:r>
+      <w:proofErr w:type="spellEnd"/>
+      <w:r>
+        <w:t xml:space="preserve"> класів </w:t>
+      </w:r>
+      <w:proofErr w:type="spellStart"/>
       <w:r>
         <w:rPr>
           <w:rStyle w:val="a5"/>
         </w:rPr>
         <w:t>undefined</w:t>
       </w:r>
+      <w:proofErr w:type="spellEnd"/>
       <w:r>
         <w:t xml:space="preserve"> та </w:t>
       </w:r>
+      <w:proofErr w:type="spellStart"/>
       <w:r>
         <w:rPr>
           <w:rStyle w:val="a5"/>
         </w:rPr>
-        <w:t xml:space="preserve">other </w:t>
+        <w:t>other</w:t>
+      </w:r>
+      <w:proofErr w:type="spellEnd"/>
+      <w:r>
+        <w:rPr>
+          <w:rStyle w:val="a5"/>
+        </w:rPr>
+        <w:t xml:space="preserve"> </w:t>
       </w:r>
       <w:r>
         <w:t>у функції втрат.</w:t>
@@ -2807,7 +3740,7 @@
           <w:numId w:val="1"/>
         </w:numPr>
       </w:pPr>
-      <w:bookmarkStart w:id="15" w:name="_Toc199286054"/>
+      <w:bookmarkStart w:id="15" w:name="_Toc199341139"/>
       <w:r>
         <w:t>Р</w:t>
       </w:r>
@@ -2824,7 +3757,7 @@
           <w:numId w:val="1"/>
         </w:numPr>
       </w:pPr>
-      <w:bookmarkStart w:id="16" w:name="_Toc199286055"/>
+      <w:bookmarkStart w:id="16" w:name="_Toc199341140"/>
       <w:r>
         <w:t>Перша реалізація. Семантична сегментація в 92-93 класи об’єктів набору даних COCO</w:t>
       </w:r>
@@ -2834,28 +3767,40 @@
       <w:r>
         <w:t xml:space="preserve">Перша реалізація першого агенту передбачала сегментацію всіх 92-93 класів (92 при об'єднанні класів </w:t>
       </w:r>
+      <w:proofErr w:type="spellStart"/>
       <w:r>
         <w:rPr>
           <w:rStyle w:val="a5"/>
         </w:rPr>
         <w:t>undefined</w:t>
       </w:r>
+      <w:proofErr w:type="spellEnd"/>
       <w:r>
         <w:t xml:space="preserve"> та </w:t>
       </w:r>
+      <w:proofErr w:type="spellStart"/>
       <w:r>
         <w:rPr>
           <w:rStyle w:val="a5"/>
         </w:rPr>
         <w:t>other</w:t>
       </w:r>
+      <w:proofErr w:type="spellEnd"/>
       <w:r>
         <w:t xml:space="preserve">) які є в наборі даних. </w:t>
       </w:r>
     </w:p>
     <w:p>
       <w:r>
-        <w:t>Структура моделі створена за повністю конволюційною схемою моделей для задач семантичної сегментації.</w:t>
+        <w:t xml:space="preserve">Структура моделі створена за повністю </w:t>
+      </w:r>
+      <w:proofErr w:type="spellStart"/>
+      <w:r>
+        <w:t>конволюційною</w:t>
+      </w:r>
+      <w:proofErr w:type="spellEnd"/>
+      <w:r>
+        <w:t xml:space="preserve"> схемою моделей для задач семантичної сегментації.</w:t>
       </w:r>
     </w:p>
     <w:p>
@@ -2922,7 +3867,15 @@
         <w:pStyle w:val="a"/>
       </w:pPr>
       <w:r>
-        <w:t>Ідея семантичної сегментації: повністю конволюційна)</w:t>
+        <w:t xml:space="preserve">Ідея семантичної сегментації: повністю </w:t>
+      </w:r>
+      <w:proofErr w:type="spellStart"/>
+      <w:r>
+        <w:t>конволюційна</w:t>
+      </w:r>
+      <w:proofErr w:type="spellEnd"/>
+      <w:r>
+        <w:t>)</w:t>
       </w:r>
     </w:p>
     <w:p>
@@ -2982,13 +3935,50 @@
         <w:pStyle w:val="a"/>
       </w:pPr>
       <w:r>
-        <w:t xml:space="preserve">Графік функції Segmentation </w:t>
-      </w:r>
+        <w:t xml:space="preserve">Графік функції </w:t>
+      </w:r>
+      <w:proofErr w:type="spellStart"/>
+      <w:r>
+        <w:t>Segmentation</w:t>
+      </w:r>
+      <w:proofErr w:type="spellEnd"/>
+      <w:r>
+        <w:t xml:space="preserve"> </w:t>
+      </w:r>
+      <w:proofErr w:type="spellStart"/>
       <w:r>
         <w:t>m</w:t>
       </w:r>
       <w:r>
-        <w:t>ean intersection over union для варіанту з зображеннями розміру 128х128)</w:t>
+        <w:t>ean</w:t>
+      </w:r>
+      <w:proofErr w:type="spellEnd"/>
+      <w:r>
+        <w:t xml:space="preserve"> </w:t>
+      </w:r>
+      <w:proofErr w:type="spellStart"/>
+      <w:r>
+        <w:t>intersection</w:t>
+      </w:r>
+      <w:proofErr w:type="spellEnd"/>
+      <w:r>
+        <w:t xml:space="preserve"> </w:t>
+      </w:r>
+      <w:proofErr w:type="spellStart"/>
+      <w:r>
+        <w:t>over</w:t>
+      </w:r>
+      <w:proofErr w:type="spellEnd"/>
+      <w:r>
+        <w:t xml:space="preserve"> </w:t>
+      </w:r>
+      <w:proofErr w:type="spellStart"/>
+      <w:r>
+        <w:t>union</w:t>
+      </w:r>
+      <w:proofErr w:type="spellEnd"/>
+      <w:r>
+        <w:t xml:space="preserve"> для варіанту з зображеннями розміру 128х128)</w:t>
       </w:r>
     </w:p>
     <w:p>
@@ -3013,7 +4003,15 @@
     </w:p>
     <w:p>
       <w:r>
-        <w:t>Після переходу на розмір зображення 32х32 якість передбачень дещо покращилась, але все ще була недостатньою, якщо врахувати розмір і час навчання моделі. На жаль, метрики даної моделі не збереглись, але збереглась структура.</w:t>
+        <w:t xml:space="preserve">Після переходу на розмір зображення 32х32 якість передбачень дещо покращилась, але все ще була недостатньою, якщо врахувати розмір і час навчання моделі. На жаль, метрики даної моделі не збереглись, але </w:t>
+      </w:r>
+      <w:proofErr w:type="spellStart"/>
+      <w:r>
+        <w:t>збереглась</w:t>
+      </w:r>
+      <w:proofErr w:type="spellEnd"/>
+      <w:r>
+        <w:t xml:space="preserve"> структура.</w:t>
       </w:r>
     </w:p>
     <w:p>
@@ -3068,12 +4066,28 @@
         <w:pStyle w:val="a"/>
       </w:pPr>
       <w:r>
-        <w:t>Структура моделі яка частково наслідує ідею повністю конволюційної семантичної сегментації. 93 класи для зображень розміру 32х32)</w:t>
-      </w:r>
-    </w:p>
-    <w:p>
-      <w:r>
-        <w:t>Дана модель частково наслідує ідею повністю конволюційної семантичної сегментації, але має лише один шар нейронів на кожному рівні.</w:t>
+        <w:t xml:space="preserve">Структура моделі яка частково наслідує ідею повністю </w:t>
+      </w:r>
+      <w:proofErr w:type="spellStart"/>
+      <w:r>
+        <w:t>конволюційної</w:t>
+      </w:r>
+      <w:proofErr w:type="spellEnd"/>
+      <w:r>
+        <w:t xml:space="preserve"> семантичної сегментації. 93 класи для зображень розміру 32х32)</w:t>
+      </w:r>
+    </w:p>
+    <w:p>
+      <w:r>
+        <w:t xml:space="preserve">Дана модель частково наслідує ідею повністю </w:t>
+      </w:r>
+      <w:proofErr w:type="spellStart"/>
+      <w:r>
+        <w:t>конволюційної</w:t>
+      </w:r>
+      <w:proofErr w:type="spellEnd"/>
+      <w:r>
+        <w:t xml:space="preserve"> семантичної сегментації, але має лише один шар нейронів на кожному рівні.</w:t>
       </w:r>
     </w:p>
     <w:p>
@@ -3110,13 +4124,36 @@
           <w:numId w:val="1"/>
         </w:numPr>
       </w:pPr>
-      <w:r>
-        <w:t>Ідея другої реалізації першого агента</w:t>
-      </w:r>
-    </w:p>
-    <w:p>
-      <w:r>
-        <w:t>Задля спрощення першого агента прийнято рішення робити семантичну сегмантацію не за об’єктами, а за кольорами. Розглядались комбінації з наступних кольорів:</w:t>
+      <w:bookmarkStart w:id="17" w:name="_Toc199341141"/>
+      <w:r>
+        <w:t xml:space="preserve">Ідея другої реалізації першого </w:t>
+      </w:r>
+      <w:proofErr w:type="spellStart"/>
+      <w:r>
+        <w:t>агента</w:t>
+      </w:r>
+      <w:bookmarkEnd w:id="17"/>
+      <w:proofErr w:type="spellEnd"/>
+    </w:p>
+    <w:p>
+      <w:r>
+        <w:t xml:space="preserve">Задля спрощення першого </w:t>
+      </w:r>
+      <w:proofErr w:type="spellStart"/>
+      <w:r>
+        <w:t>агента</w:t>
+      </w:r>
+      <w:proofErr w:type="spellEnd"/>
+      <w:r>
+        <w:t xml:space="preserve"> прийнято рішення робити семантичну </w:t>
+      </w:r>
+      <w:proofErr w:type="spellStart"/>
+      <w:r>
+        <w:t>сегмантацію</w:t>
+      </w:r>
+      <w:proofErr w:type="spellEnd"/>
+      <w:r>
+        <w:t xml:space="preserve"> не за об’єктами, а за кольорами. Розглядались комбінації з наступних кольорів:</w:t>
       </w:r>
     </w:p>
     <w:p>
@@ -3225,7 +4262,15 @@
         </w:numPr>
       </w:pPr>
       <w:r>
-        <w:t>Білий (для позначення заяскравих пікселів, в яких не треба вгадувати колір)</w:t>
+        <w:t xml:space="preserve">Білий (для позначення </w:t>
+      </w:r>
+      <w:proofErr w:type="spellStart"/>
+      <w:r>
+        <w:t>заяскравих</w:t>
+      </w:r>
+      <w:proofErr w:type="spellEnd"/>
+      <w:r>
+        <w:t xml:space="preserve"> пікселів, в яких не треба вгадувати колір)</w:t>
       </w:r>
     </w:p>
     <w:p>
@@ -3237,7 +4282,15 @@
         </w:numPr>
       </w:pPr>
       <w:r>
-        <w:t>Чорний (для позначення занадто темних пікселів, в яких не треба вгаду)</w:t>
+        <w:t xml:space="preserve">Чорний (для позначення занадто темних пікселів, в яких не треба </w:t>
+      </w:r>
+      <w:proofErr w:type="spellStart"/>
+      <w:r>
+        <w:t>вгаду</w:t>
+      </w:r>
+      <w:proofErr w:type="spellEnd"/>
+      <w:r>
+        <w:t>)</w:t>
       </w:r>
     </w:p>
     <w:p>
@@ -3272,6 +4325,7 @@
           <w:lang w:eastAsia="uk-UA"/>
         </w:rPr>
       </w:pPr>
+      <w:proofErr w:type="spellStart"/>
       <w:r>
         <w:rPr>
           <w:rFonts w:eastAsia="Times New Roman"/>
@@ -3310,7 +4364,16 @@
           <w:color w:val="000000"/>
           <w:lang w:eastAsia="uk-UA"/>
         </w:rPr>
-        <w:t xml:space="preserve">g </w:t>
+        <w:t>g</w:t>
+      </w:r>
+      <w:proofErr w:type="spellEnd"/>
+      <w:r>
+        <w:rPr>
+          <w:rFonts w:eastAsia="Times New Roman"/>
+          <w:color w:val="000000"/>
+          <w:lang w:eastAsia="uk-UA"/>
+        </w:rPr>
+        <w:t xml:space="preserve"> </w:t>
       </w:r>
       <w:r>
         <w:rPr>
@@ -3320,6 +4383,7 @@
         </w:rPr>
         <w:t xml:space="preserve">&gt; </w:t>
       </w:r>
+      <w:proofErr w:type="spellStart"/>
       <w:r>
         <w:rPr>
           <w:rFonts w:eastAsia="Times New Roman"/>
@@ -3328,6 +4392,7 @@
         </w:rPr>
         <w:t>max_rgb</w:t>
       </w:r>
+      <w:proofErr w:type="spellEnd"/>
       <w:r>
         <w:rPr>
           <w:rFonts w:eastAsia="Times New Roman"/>
@@ -3343,8 +4408,9 @@
           <w:iCs/>
           <w:lang w:eastAsia="uk-UA"/>
         </w:rPr>
-        <w:t># light</w:t>
-      </w:r>
+        <w:t xml:space="preserve"># </w:t>
+      </w:r>
+      <w:proofErr w:type="spellStart"/>
       <w:r>
         <w:rPr>
           <w:rFonts w:eastAsia="Times New Roman"/>
@@ -3352,72 +4418,9 @@
           <w:iCs/>
           <w:lang w:eastAsia="uk-UA"/>
         </w:rPr>
-        <w:br/>
-      </w:r>
-      <w:r>
-        <w:rPr>
-          <w:rFonts w:eastAsia="Times New Roman"/>
-          <w:color w:val="000000"/>
-          <w:lang w:eastAsia="uk-UA"/>
-        </w:rPr>
-        <w:t>r</w:t>
-      </w:r>
-      <w:r>
-        <w:rPr>
-          <w:rFonts w:eastAsia="Times New Roman"/>
-          <w:color w:val="080808"/>
-          <w:lang w:eastAsia="uk-UA"/>
-        </w:rPr>
-        <w:t>+</w:t>
-      </w:r>
-      <w:r>
-        <w:rPr>
-          <w:rFonts w:eastAsia="Times New Roman"/>
-          <w:color w:val="000000"/>
-          <w:lang w:eastAsia="uk-UA"/>
-        </w:rPr>
-        <w:t>b</w:t>
-      </w:r>
-      <w:r>
-        <w:rPr>
-          <w:rFonts w:eastAsia="Times New Roman"/>
-          <w:color w:val="080808"/>
-          <w:lang w:eastAsia="uk-UA"/>
-        </w:rPr>
-        <w:t>+</w:t>
-      </w:r>
-      <w:r>
-        <w:rPr>
-          <w:rFonts w:eastAsia="Times New Roman"/>
-          <w:color w:val="000000"/>
-          <w:lang w:eastAsia="uk-UA"/>
-        </w:rPr>
-        <w:t xml:space="preserve">g </w:t>
-      </w:r>
-      <w:r>
-        <w:rPr>
-          <w:rFonts w:eastAsia="Times New Roman"/>
-          <w:color w:val="080808"/>
-          <w:lang w:eastAsia="uk-UA"/>
-        </w:rPr>
-        <w:t xml:space="preserve">&lt; </w:t>
-      </w:r>
-      <w:r>
-        <w:rPr>
-          <w:rFonts w:eastAsia="Times New Roman"/>
-          <w:color w:val="000000"/>
-          <w:lang w:eastAsia="uk-UA"/>
-        </w:rPr>
-        <w:t>min_rgb</w:t>
-      </w:r>
-      <w:r>
-        <w:rPr>
-          <w:rFonts w:eastAsia="Times New Roman"/>
-          <w:color w:val="080808"/>
-          <w:lang w:eastAsia="uk-UA"/>
-        </w:rPr>
-        <w:t xml:space="preserve">,  </w:t>
-      </w:r>
+        <w:t>light</w:t>
+      </w:r>
+      <w:proofErr w:type="spellEnd"/>
       <w:r>
         <w:rPr>
           <w:rFonts w:eastAsia="Times New Roman"/>
@@ -3425,7 +4428,83 @@
           <w:iCs/>
           <w:lang w:eastAsia="uk-UA"/>
         </w:rPr>
-        <w:t># dark</w:t>
+        <w:br/>
+      </w:r>
+      <w:proofErr w:type="spellStart"/>
+      <w:r>
+        <w:rPr>
+          <w:rFonts w:eastAsia="Times New Roman"/>
+          <w:color w:val="000000"/>
+          <w:lang w:eastAsia="uk-UA"/>
+        </w:rPr>
+        <w:t>r</w:t>
+      </w:r>
+      <w:r>
+        <w:rPr>
+          <w:rFonts w:eastAsia="Times New Roman"/>
+          <w:color w:val="080808"/>
+          <w:lang w:eastAsia="uk-UA"/>
+        </w:rPr>
+        <w:t>+</w:t>
+      </w:r>
+      <w:r>
+        <w:rPr>
+          <w:rFonts w:eastAsia="Times New Roman"/>
+          <w:color w:val="000000"/>
+          <w:lang w:eastAsia="uk-UA"/>
+        </w:rPr>
+        <w:t>b</w:t>
+      </w:r>
+      <w:r>
+        <w:rPr>
+          <w:rFonts w:eastAsia="Times New Roman"/>
+          <w:color w:val="080808"/>
+          <w:lang w:eastAsia="uk-UA"/>
+        </w:rPr>
+        <w:t>+</w:t>
+      </w:r>
+      <w:r>
+        <w:rPr>
+          <w:rFonts w:eastAsia="Times New Roman"/>
+          <w:color w:val="000000"/>
+          <w:lang w:eastAsia="uk-UA"/>
+        </w:rPr>
+        <w:t>g</w:t>
+      </w:r>
+      <w:proofErr w:type="spellEnd"/>
+      <w:r>
+        <w:rPr>
+          <w:rFonts w:eastAsia="Times New Roman"/>
+          <w:color w:val="000000"/>
+          <w:lang w:eastAsia="uk-UA"/>
+        </w:rPr>
+        <w:t xml:space="preserve"> </w:t>
+      </w:r>
+      <w:r>
+        <w:rPr>
+          <w:rFonts w:eastAsia="Times New Roman"/>
+          <w:color w:val="080808"/>
+          <w:lang w:eastAsia="uk-UA"/>
+        </w:rPr>
+        <w:t xml:space="preserve">&lt; </w:t>
+      </w:r>
+      <w:proofErr w:type="spellStart"/>
+      <w:r>
+        <w:rPr>
+          <w:rFonts w:eastAsia="Times New Roman"/>
+          <w:color w:val="000000"/>
+          <w:lang w:eastAsia="uk-UA"/>
+        </w:rPr>
+        <w:t>min_rgb</w:t>
+      </w:r>
+      <w:proofErr w:type="spellEnd"/>
+      <w:r>
+        <w:rPr>
+          <w:rFonts w:eastAsia="Times New Roman"/>
+          <w:color w:val="080808"/>
+          <w:lang w:eastAsia="uk-UA"/>
+        </w:rPr>
+        <w:t xml:space="preserve">,  </w:t>
       </w:r>
       <w:r>
         <w:rPr>
@@ -3434,72 +4513,9 @@
           <w:iCs/>
           <w:lang w:eastAsia="uk-UA"/>
         </w:rPr>
-        <w:br/>
-      </w:r>
-      <w:r>
-        <w:rPr>
-          <w:rFonts w:eastAsia="Times New Roman"/>
-          <w:color w:val="000000"/>
-          <w:lang w:eastAsia="uk-UA"/>
-        </w:rPr>
-        <w:t>r</w:t>
-      </w:r>
-      <w:r>
-        <w:rPr>
-          <w:rFonts w:eastAsia="Times New Roman"/>
-          <w:color w:val="080808"/>
-          <w:lang w:eastAsia="uk-UA"/>
-        </w:rPr>
-        <w:t>*</w:t>
-      </w:r>
-      <w:r>
-        <w:rPr>
-          <w:rFonts w:eastAsia="Times New Roman"/>
-          <w:color w:val="1750EB"/>
-          <w:lang w:eastAsia="uk-UA"/>
-        </w:rPr>
-        <w:t xml:space="preserve">1.2 </w:t>
-      </w:r>
-      <w:r>
-        <w:rPr>
-          <w:rFonts w:eastAsia="Times New Roman"/>
-          <w:color w:val="080808"/>
-          <w:lang w:eastAsia="uk-UA"/>
-        </w:rPr>
-        <w:t xml:space="preserve">&gt; </w:t>
-      </w:r>
-      <w:r>
-        <w:rPr>
-          <w:rFonts w:eastAsia="Times New Roman"/>
-          <w:color w:val="000000"/>
-          <w:lang w:eastAsia="uk-UA"/>
-        </w:rPr>
-        <w:t>b</w:t>
-      </w:r>
-      <w:r>
-        <w:rPr>
-          <w:rFonts w:eastAsia="Times New Roman"/>
-          <w:color w:val="080808"/>
-          <w:lang w:eastAsia="uk-UA"/>
-        </w:rPr>
-        <w:t>+</w:t>
-      </w:r>
-      <w:r>
-        <w:rPr>
-          <w:rFonts w:eastAsia="Times New Roman"/>
-          <w:color w:val="000000"/>
-          <w:lang w:eastAsia="uk-UA"/>
-        </w:rPr>
-        <w:t>g</w:t>
-      </w:r>
-      <w:r>
-        <w:rPr>
-          <w:rFonts w:eastAsia="Times New Roman"/>
-          <w:color w:val="080808"/>
-          <w:lang w:eastAsia="uk-UA"/>
-        </w:rPr>
-        <w:t xml:space="preserve">,  </w:t>
-      </w:r>
+        <w:t xml:space="preserve"># </w:t>
+      </w:r>
+      <w:proofErr w:type="spellStart"/>
       <w:r>
         <w:rPr>
           <w:rFonts w:eastAsia="Times New Roman"/>
@@ -3507,8 +4523,9 @@
           <w:iCs/>
           <w:lang w:eastAsia="uk-UA"/>
         </w:rPr>
-        <w:t># red</w:t>
-      </w:r>
+        <w:t>dark</w:t>
+      </w:r>
+      <w:proofErr w:type="spellEnd"/>
       <w:r>
         <w:rPr>
           <w:rFonts w:eastAsia="Times New Roman"/>
@@ -3524,56 +4541,58 @@
           <w:color w:val="000000"/>
           <w:lang w:eastAsia="uk-UA"/>
         </w:rPr>
+        <w:t>r</w:t>
+      </w:r>
+      <w:r>
+        <w:rPr>
+          <w:rFonts w:eastAsia="Times New Roman"/>
+          <w:color w:val="080808"/>
+          <w:lang w:eastAsia="uk-UA"/>
+        </w:rPr>
+        <w:t>*</w:t>
+      </w:r>
+      <w:r>
+        <w:rPr>
+          <w:rFonts w:eastAsia="Times New Roman"/>
+          <w:color w:val="1750EB"/>
+          <w:lang w:eastAsia="uk-UA"/>
+        </w:rPr>
+        <w:t xml:space="preserve">1.2 </w:t>
+      </w:r>
+      <w:r>
+        <w:rPr>
+          <w:rFonts w:eastAsia="Times New Roman"/>
+          <w:color w:val="080808"/>
+          <w:lang w:eastAsia="uk-UA"/>
+        </w:rPr>
+        <w:t xml:space="preserve">&gt; </w:t>
+      </w:r>
+      <w:proofErr w:type="spellStart"/>
+      <w:r>
+        <w:rPr>
+          <w:rFonts w:eastAsia="Times New Roman"/>
+          <w:color w:val="000000"/>
+          <w:lang w:eastAsia="uk-UA"/>
+        </w:rPr>
+        <w:t>b</w:t>
+      </w:r>
+      <w:r>
+        <w:rPr>
+          <w:rFonts w:eastAsia="Times New Roman"/>
+          <w:color w:val="080808"/>
+          <w:lang w:eastAsia="uk-UA"/>
+        </w:rPr>
+        <w:t>+</w:t>
+      </w:r>
+      <w:r>
+        <w:rPr>
+          <w:rFonts w:eastAsia="Times New Roman"/>
+          <w:color w:val="000000"/>
+          <w:lang w:eastAsia="uk-UA"/>
+        </w:rPr>
         <w:t>g</w:t>
       </w:r>
-      <w:r>
-        <w:rPr>
-          <w:rFonts w:eastAsia="Times New Roman"/>
-          <w:color w:val="080808"/>
-          <w:lang w:eastAsia="uk-UA"/>
-        </w:rPr>
-        <w:t>*</w:t>
-      </w:r>
-      <w:r>
-        <w:rPr>
-          <w:rFonts w:eastAsia="Times New Roman"/>
-          <w:color w:val="1750EB"/>
-          <w:lang w:eastAsia="uk-UA"/>
-        </w:rPr>
-        <w:t xml:space="preserve">1.7 </w:t>
-      </w:r>
-      <w:r>
-        <w:rPr>
-          <w:rFonts w:eastAsia="Times New Roman"/>
-          <w:color w:val="080808"/>
-          <w:lang w:eastAsia="uk-UA"/>
-        </w:rPr>
-        <w:t xml:space="preserve">&gt; </w:t>
-      </w:r>
-      <w:r>
-        <w:rPr>
-          <w:rFonts w:eastAsia="Times New Roman"/>
-          <w:color w:val="000000"/>
-          <w:lang w:eastAsia="uk-UA"/>
-        </w:rPr>
-        <w:t>r</w:t>
-      </w:r>
-      <w:r>
-        <w:rPr>
-          <w:rFonts w:eastAsia="Times New Roman"/>
-          <w:color w:val="080808"/>
-          <w:lang w:eastAsia="uk-UA"/>
-        </w:rPr>
-        <w:t>+</w:t>
-      </w:r>
-      <w:r>
-        <w:rPr>
-          <w:rFonts w:eastAsia="Times New Roman"/>
-          <w:color w:val="000000"/>
-          <w:lang w:eastAsia="uk-UA"/>
-        </w:rPr>
-        <w:t>b</w:t>
-      </w:r>
+      <w:proofErr w:type="spellEnd"/>
       <w:r>
         <w:rPr>
           <w:rFonts w:eastAsia="Times New Roman"/>
@@ -3589,8 +4608,9 @@
           <w:iCs/>
           <w:lang w:eastAsia="uk-UA"/>
         </w:rPr>
-        <w:t># green</w:t>
-      </w:r>
+        <w:t xml:space="preserve"># </w:t>
+      </w:r>
+      <w:proofErr w:type="spellStart"/>
       <w:r>
         <w:rPr>
           <w:rFonts w:eastAsia="Times New Roman"/>
@@ -3598,72 +4618,9 @@
           <w:iCs/>
           <w:lang w:eastAsia="uk-UA"/>
         </w:rPr>
-        <w:br/>
-      </w:r>
-      <w:r>
-        <w:rPr>
-          <w:rFonts w:eastAsia="Times New Roman"/>
-          <w:color w:val="000000"/>
-          <w:lang w:eastAsia="uk-UA"/>
-        </w:rPr>
-        <w:t>b</w:t>
-      </w:r>
-      <w:r>
-        <w:rPr>
-          <w:rFonts w:eastAsia="Times New Roman"/>
-          <w:color w:val="080808"/>
-          <w:lang w:eastAsia="uk-UA"/>
-        </w:rPr>
-        <w:t>*</w:t>
-      </w:r>
-      <w:r>
-        <w:rPr>
-          <w:rFonts w:eastAsia="Times New Roman"/>
-          <w:color w:val="1750EB"/>
-          <w:lang w:eastAsia="uk-UA"/>
-        </w:rPr>
-        <w:t xml:space="preserve">1.6 </w:t>
-      </w:r>
-      <w:r>
-        <w:rPr>
-          <w:rFonts w:eastAsia="Times New Roman"/>
-          <w:color w:val="080808"/>
-          <w:lang w:eastAsia="uk-UA"/>
-        </w:rPr>
-        <w:t xml:space="preserve">&gt; </w:t>
-      </w:r>
-      <w:r>
-        <w:rPr>
-          <w:rFonts w:eastAsia="Times New Roman"/>
-          <w:color w:val="000000"/>
-          <w:lang w:eastAsia="uk-UA"/>
-        </w:rPr>
-        <w:t>r</w:t>
-      </w:r>
-      <w:r>
-        <w:rPr>
-          <w:rFonts w:eastAsia="Times New Roman"/>
-          <w:color w:val="080808"/>
-          <w:lang w:eastAsia="uk-UA"/>
-        </w:rPr>
-        <w:t>+</w:t>
-      </w:r>
-      <w:r>
-        <w:rPr>
-          <w:rFonts w:eastAsia="Times New Roman"/>
-          <w:color w:val="000000"/>
-          <w:lang w:eastAsia="uk-UA"/>
-        </w:rPr>
-        <w:t>g</w:t>
-      </w:r>
-      <w:r>
-        <w:rPr>
-          <w:rFonts w:eastAsia="Times New Roman"/>
-          <w:color w:val="080808"/>
-          <w:lang w:eastAsia="uk-UA"/>
-        </w:rPr>
-        <w:t xml:space="preserve">,  </w:t>
-      </w:r>
+        <w:t>red</w:t>
+      </w:r>
+      <w:proofErr w:type="spellEnd"/>
       <w:r>
         <w:rPr>
           <w:rFonts w:eastAsia="Times New Roman"/>
@@ -3671,7 +4628,73 @@
           <w:iCs/>
           <w:lang w:eastAsia="uk-UA"/>
         </w:rPr>
-        <w:t># blue</w:t>
+        <w:br/>
+      </w:r>
+      <w:r>
+        <w:rPr>
+          <w:rFonts w:eastAsia="Times New Roman"/>
+          <w:color w:val="000000"/>
+          <w:lang w:eastAsia="uk-UA"/>
+        </w:rPr>
+        <w:t>g</w:t>
+      </w:r>
+      <w:r>
+        <w:rPr>
+          <w:rFonts w:eastAsia="Times New Roman"/>
+          <w:color w:val="080808"/>
+          <w:lang w:eastAsia="uk-UA"/>
+        </w:rPr>
+        <w:t>*</w:t>
+      </w:r>
+      <w:r>
+        <w:rPr>
+          <w:rFonts w:eastAsia="Times New Roman"/>
+          <w:color w:val="1750EB"/>
+          <w:lang w:eastAsia="uk-UA"/>
+        </w:rPr>
+        <w:t xml:space="preserve">1.7 </w:t>
+      </w:r>
+      <w:r>
+        <w:rPr>
+          <w:rFonts w:eastAsia="Times New Roman"/>
+          <w:color w:val="080808"/>
+          <w:lang w:eastAsia="uk-UA"/>
+        </w:rPr>
+        <w:t xml:space="preserve">&gt; </w:t>
+      </w:r>
+      <w:proofErr w:type="spellStart"/>
+      <w:r>
+        <w:rPr>
+          <w:rFonts w:eastAsia="Times New Roman"/>
+          <w:color w:val="000000"/>
+          <w:lang w:eastAsia="uk-UA"/>
+        </w:rPr>
+        <w:t>r</w:t>
+      </w:r>
+      <w:r>
+        <w:rPr>
+          <w:rFonts w:eastAsia="Times New Roman"/>
+          <w:color w:val="080808"/>
+          <w:lang w:eastAsia="uk-UA"/>
+        </w:rPr>
+        <w:t>+</w:t>
+      </w:r>
+      <w:r>
+        <w:rPr>
+          <w:rFonts w:eastAsia="Times New Roman"/>
+          <w:color w:val="000000"/>
+          <w:lang w:eastAsia="uk-UA"/>
+        </w:rPr>
+        <w:t>b</w:t>
+      </w:r>
+      <w:proofErr w:type="spellEnd"/>
+      <w:r>
+        <w:rPr>
+          <w:rFonts w:eastAsia="Times New Roman"/>
+          <w:color w:val="080808"/>
+          <w:lang w:eastAsia="uk-UA"/>
+        </w:rPr>
+        <w:t xml:space="preserve">,  </w:t>
       </w:r>
       <w:r>
         <w:rPr>
@@ -3680,72 +4703,9 @@
           <w:iCs/>
           <w:lang w:eastAsia="uk-UA"/>
         </w:rPr>
-        <w:br/>
-      </w:r>
-      <w:r>
-        <w:rPr>
-          <w:rFonts w:eastAsia="Times New Roman"/>
-          <w:color w:val="000000"/>
-          <w:lang w:eastAsia="uk-UA"/>
-        </w:rPr>
-        <w:t>r</w:t>
-      </w:r>
-      <w:r>
-        <w:rPr>
-          <w:rFonts w:eastAsia="Times New Roman"/>
-          <w:color w:val="080808"/>
-          <w:lang w:eastAsia="uk-UA"/>
-        </w:rPr>
-        <w:t>*</w:t>
-      </w:r>
-      <w:r>
-        <w:rPr>
-          <w:rFonts w:eastAsia="Times New Roman"/>
-          <w:color w:val="1750EB"/>
-          <w:lang w:eastAsia="uk-UA"/>
-        </w:rPr>
-        <w:t xml:space="preserve">1.8 </w:t>
-      </w:r>
-      <w:r>
-        <w:rPr>
-          <w:rFonts w:eastAsia="Times New Roman"/>
-          <w:color w:val="080808"/>
-          <w:lang w:eastAsia="uk-UA"/>
-        </w:rPr>
-        <w:t xml:space="preserve">&lt; </w:t>
-      </w:r>
-      <w:r>
-        <w:rPr>
-          <w:rFonts w:eastAsia="Times New Roman"/>
-          <w:color w:val="000000"/>
-          <w:lang w:eastAsia="uk-UA"/>
-        </w:rPr>
-        <w:t>b</w:t>
-      </w:r>
-      <w:r>
-        <w:rPr>
-          <w:rFonts w:eastAsia="Times New Roman"/>
-          <w:color w:val="080808"/>
-          <w:lang w:eastAsia="uk-UA"/>
-        </w:rPr>
-        <w:t>+</w:t>
-      </w:r>
-      <w:r>
-        <w:rPr>
-          <w:rFonts w:eastAsia="Times New Roman"/>
-          <w:color w:val="000000"/>
-          <w:lang w:eastAsia="uk-UA"/>
-        </w:rPr>
-        <w:t>g</w:t>
-      </w:r>
-      <w:r>
-        <w:rPr>
-          <w:rFonts w:eastAsia="Times New Roman"/>
-          <w:color w:val="080808"/>
-          <w:lang w:eastAsia="uk-UA"/>
-        </w:rPr>
-        <w:t xml:space="preserve">,  </w:t>
-      </w:r>
+        <w:t xml:space="preserve"># </w:t>
+      </w:r>
+      <w:proofErr w:type="spellStart"/>
       <w:r>
         <w:rPr>
           <w:rFonts w:eastAsia="Times New Roman"/>
@@ -3753,8 +4713,9 @@
           <w:iCs/>
           <w:lang w:eastAsia="uk-UA"/>
         </w:rPr>
-        <w:t># cyan</w:t>
-      </w:r>
+        <w:t>green</w:t>
+      </w:r>
+      <w:proofErr w:type="spellEnd"/>
       <w:r>
         <w:rPr>
           <w:rFonts w:eastAsia="Times New Roman"/>
@@ -3786,7 +4747,7 @@
           <w:color w:val="1750EB"/>
           <w:lang w:eastAsia="uk-UA"/>
         </w:rPr>
-        <w:t xml:space="preserve">1.75 </w:t>
+        <w:t xml:space="preserve">1.6 </w:t>
       </w:r>
       <w:r>
         <w:rPr>
@@ -3794,8 +4755,9 @@
           <w:color w:val="080808"/>
           <w:lang w:eastAsia="uk-UA"/>
         </w:rPr>
-        <w:t xml:space="preserve">&lt; </w:t>
-      </w:r>
+        <w:t xml:space="preserve">&gt; </w:t>
+      </w:r>
+      <w:proofErr w:type="spellStart"/>
       <w:r>
         <w:rPr>
           <w:rFonts w:eastAsia="Times New Roman"/>
@@ -3820,6 +4782,7 @@
         </w:rPr>
         <w:t>g</w:t>
       </w:r>
+      <w:proofErr w:type="spellEnd"/>
       <w:r>
         <w:rPr>
           <w:rFonts w:eastAsia="Times New Roman"/>
@@ -3835,8 +4798,9 @@
           <w:iCs/>
           <w:lang w:eastAsia="uk-UA"/>
         </w:rPr>
-        <w:t># yellow</w:t>
-      </w:r>
+        <w:t xml:space="preserve"># </w:t>
+      </w:r>
+      <w:proofErr w:type="spellStart"/>
       <w:r>
         <w:rPr>
           <w:rFonts w:eastAsia="Times New Roman"/>
@@ -3844,64 +4808,9 @@
           <w:iCs/>
           <w:lang w:eastAsia="uk-UA"/>
         </w:rPr>
-        <w:br/>
-      </w:r>
-      <w:r>
-        <w:rPr>
-          <w:rFonts w:eastAsia="Times New Roman"/>
-          <w:color w:val="000000"/>
-          <w:lang w:eastAsia="uk-UA"/>
-        </w:rPr>
-        <w:t>g</w:t>
-      </w:r>
-      <w:r>
-        <w:rPr>
-          <w:rFonts w:eastAsia="Times New Roman"/>
-          <w:color w:val="080808"/>
-          <w:lang w:eastAsia="uk-UA"/>
-        </w:rPr>
-        <w:t>*</w:t>
-      </w:r>
-      <w:r>
-        <w:rPr>
-          <w:rFonts w:eastAsia="Times New Roman"/>
-          <w:color w:val="1750EB"/>
-          <w:lang w:eastAsia="uk-UA"/>
-        </w:rPr>
-        <w:t xml:space="preserve">1.8 </w:t>
-      </w:r>
-      <w:r>
-        <w:rPr>
-          <w:rFonts w:eastAsia="Times New Roman"/>
-          <w:color w:val="080808"/>
-          <w:lang w:eastAsia="uk-UA"/>
-        </w:rPr>
-        <w:t xml:space="preserve">&lt; </w:t>
-      </w:r>
-      <w:r>
-        <w:rPr>
-          <w:rFonts w:eastAsia="Times New Roman"/>
-          <w:color w:val="000000"/>
-          <w:lang w:eastAsia="uk-UA"/>
-        </w:rPr>
-        <w:t>r</w:t>
-      </w:r>
-      <w:r>
-        <w:rPr>
-          <w:rFonts w:eastAsia="Times New Roman"/>
-          <w:color w:val="080808"/>
-          <w:lang w:eastAsia="uk-UA"/>
-        </w:rPr>
-        <w:t>+</w:t>
-      </w:r>
-      <w:r>
-        <w:rPr>
-          <w:rFonts w:eastAsia="Times New Roman"/>
-          <w:color w:val="000000"/>
-          <w:lang w:eastAsia="uk-UA"/>
-        </w:rPr>
-        <w:t xml:space="preserve">b  </w:t>
-      </w:r>
+        <w:t>blue</w:t>
+      </w:r>
+      <w:proofErr w:type="spellEnd"/>
       <w:r>
         <w:rPr>
           <w:rFonts w:eastAsia="Times New Roman"/>
@@ -3909,8 +4818,284 @@
           <w:iCs/>
           <w:lang w:eastAsia="uk-UA"/>
         </w:rPr>
-        <w:t># magenta</w:t>
-      </w:r>
+        <w:br/>
+      </w:r>
+      <w:r>
+        <w:rPr>
+          <w:rFonts w:eastAsia="Times New Roman"/>
+          <w:color w:val="000000"/>
+          <w:lang w:eastAsia="uk-UA"/>
+        </w:rPr>
+        <w:t>r</w:t>
+      </w:r>
+      <w:r>
+        <w:rPr>
+          <w:rFonts w:eastAsia="Times New Roman"/>
+          <w:color w:val="080808"/>
+          <w:lang w:eastAsia="uk-UA"/>
+        </w:rPr>
+        <w:t>*</w:t>
+      </w:r>
+      <w:r>
+        <w:rPr>
+          <w:rFonts w:eastAsia="Times New Roman"/>
+          <w:color w:val="1750EB"/>
+          <w:lang w:eastAsia="uk-UA"/>
+        </w:rPr>
+        <w:t xml:space="preserve">1.8 </w:t>
+      </w:r>
+      <w:r>
+        <w:rPr>
+          <w:rFonts w:eastAsia="Times New Roman"/>
+          <w:color w:val="080808"/>
+          <w:lang w:eastAsia="uk-UA"/>
+        </w:rPr>
+        <w:t xml:space="preserve">&lt; </w:t>
+      </w:r>
+      <w:proofErr w:type="spellStart"/>
+      <w:r>
+        <w:rPr>
+          <w:rFonts w:eastAsia="Times New Roman"/>
+          <w:color w:val="000000"/>
+          <w:lang w:eastAsia="uk-UA"/>
+        </w:rPr>
+        <w:t>b</w:t>
+      </w:r>
+      <w:r>
+        <w:rPr>
+          <w:rFonts w:eastAsia="Times New Roman"/>
+          <w:color w:val="080808"/>
+          <w:lang w:eastAsia="uk-UA"/>
+        </w:rPr>
+        <w:t>+</w:t>
+      </w:r>
+      <w:r>
+        <w:rPr>
+          <w:rFonts w:eastAsia="Times New Roman"/>
+          <w:color w:val="000000"/>
+          <w:lang w:eastAsia="uk-UA"/>
+        </w:rPr>
+        <w:t>g</w:t>
+      </w:r>
+      <w:proofErr w:type="spellEnd"/>
+      <w:r>
+        <w:rPr>
+          <w:rFonts w:eastAsia="Times New Roman"/>
+          <w:color w:val="080808"/>
+          <w:lang w:eastAsia="uk-UA"/>
+        </w:rPr>
+        <w:t xml:space="preserve">,  </w:t>
+      </w:r>
+      <w:r>
+        <w:rPr>
+          <w:rFonts w:eastAsia="Times New Roman"/>
+          <w:i/>
+          <w:iCs/>
+          <w:lang w:eastAsia="uk-UA"/>
+        </w:rPr>
+        <w:t xml:space="preserve"># </w:t>
+      </w:r>
+      <w:proofErr w:type="spellStart"/>
+      <w:r>
+        <w:rPr>
+          <w:rFonts w:eastAsia="Times New Roman"/>
+          <w:i/>
+          <w:iCs/>
+          <w:lang w:eastAsia="uk-UA"/>
+        </w:rPr>
+        <w:t>cyan</w:t>
+      </w:r>
+      <w:proofErr w:type="spellEnd"/>
+      <w:r>
+        <w:rPr>
+          <w:rFonts w:eastAsia="Times New Roman"/>
+          <w:i/>
+          <w:iCs/>
+          <w:lang w:eastAsia="uk-UA"/>
+        </w:rPr>
+        <w:br/>
+      </w:r>
+      <w:r>
+        <w:rPr>
+          <w:rFonts w:eastAsia="Times New Roman"/>
+          <w:color w:val="000000"/>
+          <w:lang w:eastAsia="uk-UA"/>
+        </w:rPr>
+        <w:t>b</w:t>
+      </w:r>
+      <w:r>
+        <w:rPr>
+          <w:rFonts w:eastAsia="Times New Roman"/>
+          <w:color w:val="080808"/>
+          <w:lang w:eastAsia="uk-UA"/>
+        </w:rPr>
+        <w:t>*</w:t>
+      </w:r>
+      <w:r>
+        <w:rPr>
+          <w:rFonts w:eastAsia="Times New Roman"/>
+          <w:color w:val="1750EB"/>
+          <w:lang w:eastAsia="uk-UA"/>
+        </w:rPr>
+        <w:t xml:space="preserve">1.75 </w:t>
+      </w:r>
+      <w:r>
+        <w:rPr>
+          <w:rFonts w:eastAsia="Times New Roman"/>
+          <w:color w:val="080808"/>
+          <w:lang w:eastAsia="uk-UA"/>
+        </w:rPr>
+        <w:t xml:space="preserve">&lt; </w:t>
+      </w:r>
+      <w:proofErr w:type="spellStart"/>
+      <w:r>
+        <w:rPr>
+          <w:rFonts w:eastAsia="Times New Roman"/>
+          <w:color w:val="000000"/>
+          <w:lang w:eastAsia="uk-UA"/>
+        </w:rPr>
+        <w:t>r</w:t>
+      </w:r>
+      <w:r>
+        <w:rPr>
+          <w:rFonts w:eastAsia="Times New Roman"/>
+          <w:color w:val="080808"/>
+          <w:lang w:eastAsia="uk-UA"/>
+        </w:rPr>
+        <w:t>+</w:t>
+      </w:r>
+      <w:r>
+        <w:rPr>
+          <w:rFonts w:eastAsia="Times New Roman"/>
+          <w:color w:val="000000"/>
+          <w:lang w:eastAsia="uk-UA"/>
+        </w:rPr>
+        <w:t>g</w:t>
+      </w:r>
+      <w:proofErr w:type="spellEnd"/>
+      <w:r>
+        <w:rPr>
+          <w:rFonts w:eastAsia="Times New Roman"/>
+          <w:color w:val="080808"/>
+          <w:lang w:eastAsia="uk-UA"/>
+        </w:rPr>
+        <w:t xml:space="preserve">,  </w:t>
+      </w:r>
+      <w:r>
+        <w:rPr>
+          <w:rFonts w:eastAsia="Times New Roman"/>
+          <w:i/>
+          <w:iCs/>
+          <w:lang w:eastAsia="uk-UA"/>
+        </w:rPr>
+        <w:t xml:space="preserve"># </w:t>
+      </w:r>
+      <w:proofErr w:type="spellStart"/>
+      <w:r>
+        <w:rPr>
+          <w:rFonts w:eastAsia="Times New Roman"/>
+          <w:i/>
+          <w:iCs/>
+          <w:lang w:eastAsia="uk-UA"/>
+        </w:rPr>
+        <w:t>yellow</w:t>
+      </w:r>
+      <w:proofErr w:type="spellEnd"/>
+      <w:r>
+        <w:rPr>
+          <w:rFonts w:eastAsia="Times New Roman"/>
+          <w:i/>
+          <w:iCs/>
+          <w:lang w:eastAsia="uk-UA"/>
+        </w:rPr>
+        <w:br/>
+      </w:r>
+      <w:r>
+        <w:rPr>
+          <w:rFonts w:eastAsia="Times New Roman"/>
+          <w:color w:val="000000"/>
+          <w:lang w:eastAsia="uk-UA"/>
+        </w:rPr>
+        <w:t>g</w:t>
+      </w:r>
+      <w:r>
+        <w:rPr>
+          <w:rFonts w:eastAsia="Times New Roman"/>
+          <w:color w:val="080808"/>
+          <w:lang w:eastAsia="uk-UA"/>
+        </w:rPr>
+        <w:t>*</w:t>
+      </w:r>
+      <w:r>
+        <w:rPr>
+          <w:rFonts w:eastAsia="Times New Roman"/>
+          <w:color w:val="1750EB"/>
+          <w:lang w:eastAsia="uk-UA"/>
+        </w:rPr>
+        <w:t xml:space="preserve">1.8 </w:t>
+      </w:r>
+      <w:r>
+        <w:rPr>
+          <w:rFonts w:eastAsia="Times New Roman"/>
+          <w:color w:val="080808"/>
+          <w:lang w:eastAsia="uk-UA"/>
+        </w:rPr>
+        <w:t xml:space="preserve">&lt; </w:t>
+      </w:r>
+      <w:proofErr w:type="spellStart"/>
+      <w:r>
+        <w:rPr>
+          <w:rFonts w:eastAsia="Times New Roman"/>
+          <w:color w:val="000000"/>
+          <w:lang w:eastAsia="uk-UA"/>
+        </w:rPr>
+        <w:t>r</w:t>
+      </w:r>
+      <w:r>
+        <w:rPr>
+          <w:rFonts w:eastAsia="Times New Roman"/>
+          <w:color w:val="080808"/>
+          <w:lang w:eastAsia="uk-UA"/>
+        </w:rPr>
+        <w:t>+</w:t>
+      </w:r>
+      <w:r>
+        <w:rPr>
+          <w:rFonts w:eastAsia="Times New Roman"/>
+          <w:color w:val="000000"/>
+          <w:lang w:eastAsia="uk-UA"/>
+        </w:rPr>
+        <w:t>b</w:t>
+      </w:r>
+      <w:proofErr w:type="spellEnd"/>
+      <w:r>
+        <w:rPr>
+          <w:rFonts w:eastAsia="Times New Roman"/>
+          <w:color w:val="000000"/>
+          <w:lang w:eastAsia="uk-UA"/>
+        </w:rPr>
+        <w:t xml:space="preserve">  </w:t>
+      </w:r>
+      <w:r>
+        <w:rPr>
+          <w:rFonts w:eastAsia="Times New Roman"/>
+          <w:i/>
+          <w:iCs/>
+          <w:lang w:eastAsia="uk-UA"/>
+        </w:rPr>
+        <w:t xml:space="preserve"># </w:t>
+      </w:r>
+      <w:proofErr w:type="spellStart"/>
+      <w:r>
+        <w:rPr>
+          <w:rFonts w:eastAsia="Times New Roman"/>
+          <w:i/>
+          <w:iCs/>
+          <w:lang w:eastAsia="uk-UA"/>
+        </w:rPr>
+        <w:t>magenta</w:t>
+      </w:r>
+      <w:proofErr w:type="spellEnd"/>
     </w:p>
     <w:p/>
     <w:p>
@@ -3921,9 +5106,16 @@
           <w:numId w:val="1"/>
         </w:numPr>
       </w:pPr>
-      <w:r>
-        <w:t>Друга реалізація першого агента</w:t>
-      </w:r>
+      <w:bookmarkStart w:id="18" w:name="_Toc199341142"/>
+      <w:r>
+        <w:t xml:space="preserve">Друга реалізація першого </w:t>
+      </w:r>
+      <w:proofErr w:type="spellStart"/>
+      <w:r>
+        <w:t>агента</w:t>
+      </w:r>
+      <w:bookmarkEnd w:id="18"/>
+      <w:proofErr w:type="spellEnd"/>
     </w:p>
     <w:p>
       <w:pPr>
@@ -3933,16 +5125,26 @@
           <w:numId w:val="1"/>
         </w:numPr>
       </w:pPr>
+      <w:bookmarkStart w:id="19" w:name="_Toc199341143"/>
       <w:r>
         <w:t>Робота з зображеннями розміру 32х32.</w:t>
       </w:r>
+      <w:bookmarkEnd w:id="19"/>
     </w:p>
     <w:p>
       <w:pPr>
         <w:ind w:left="-1"/>
       </w:pPr>
       <w:r>
-        <w:t>Оскільки друга реалізація розроблялась на базі коду першої реалізації, перші спроби створення моделі для першого агента почались з тренування на зображеннях розміру 32х32.</w:t>
+        <w:t xml:space="preserve">Оскільки друга реалізація розроблялась на базі коду першої реалізації, перші спроби створення моделі для першого </w:t>
+      </w:r>
+      <w:proofErr w:type="spellStart"/>
+      <w:r>
+        <w:t>агента</w:t>
+      </w:r>
+      <w:proofErr w:type="spellEnd"/>
+      <w:r>
+        <w:t xml:space="preserve"> почались з тренування на зображеннях розміру 32х32.</w:t>
       </w:r>
     </w:p>
     <w:p>
@@ -4070,7 +5272,15 @@
     <w:p>
       <w:r>
         <w:lastRenderedPageBreak/>
-        <w:t>З матриць плутань більш складних моделей стало зрозуміло, що обраний набір правил для створення справжніх класів в набор даних «отруєний» сірим классом. Через це, було прийнято рішення переробити набір правил.</w:t>
+        <w:t xml:space="preserve">З матриць плутань більш складних моделей стало зрозуміло, що обраний набір правил для створення справжніх класів в набор даних «отруєний» сірим </w:t>
+      </w:r>
+      <w:proofErr w:type="spellStart"/>
+      <w:r>
+        <w:t>классом</w:t>
+      </w:r>
+      <w:proofErr w:type="spellEnd"/>
+      <w:r>
+        <w:t>. Через це, було прийнято рішення переробити набір правил.</w:t>
       </w:r>
     </w:p>
     <w:p>
@@ -4262,8 +5472,45 @@
         <w:pStyle w:val="a"/>
       </w:pPr>
       <w:r>
-        <w:t>Графік функції Segmentation mean intersection over union</w:t>
-      </w:r>
+        <w:t xml:space="preserve">Графік функції </w:t>
+      </w:r>
+      <w:proofErr w:type="spellStart"/>
+      <w:r>
+        <w:t>Segmentation</w:t>
+      </w:r>
+      <w:proofErr w:type="spellEnd"/>
+      <w:r>
+        <w:t xml:space="preserve"> </w:t>
+      </w:r>
+      <w:proofErr w:type="spellStart"/>
+      <w:r>
+        <w:t>mean</w:t>
+      </w:r>
+      <w:proofErr w:type="spellEnd"/>
+      <w:r>
+        <w:t xml:space="preserve"> </w:t>
+      </w:r>
+      <w:proofErr w:type="spellStart"/>
+      <w:r>
+        <w:t>intersection</w:t>
+      </w:r>
+      <w:proofErr w:type="spellEnd"/>
+      <w:r>
+        <w:t xml:space="preserve"> </w:t>
+      </w:r>
+      <w:proofErr w:type="spellStart"/>
+      <w:r>
+        <w:t>over</w:t>
+      </w:r>
+      <w:proofErr w:type="spellEnd"/>
+      <w:r>
+        <w:t xml:space="preserve"> </w:t>
+      </w:r>
+      <w:proofErr w:type="spellStart"/>
+      <w:r>
+        <w:t>union</w:t>
+      </w:r>
+      <w:proofErr w:type="spellEnd"/>
       <w:r>
         <w:t xml:space="preserve"> для однієї з перших моделей що працюють з другим набором правил другої реалізації першого агенту)</w:t>
       </w:r>
@@ -4292,17 +5539,53 @@
           <w:numId w:val="1"/>
         </w:numPr>
       </w:pPr>
+      <w:bookmarkStart w:id="20" w:name="_Toc199341144"/>
       <w:r>
         <w:t>Робота з зображеннями розміру 128х128 з другим набором правил</w:t>
       </w:r>
+      <w:bookmarkEnd w:id="20"/>
     </w:p>
     <w:p>
       <w:r>
         <w:t xml:space="preserve">Після переходу на значно більший розмір зображення, моделі почали давати набагато кращий результат. Типова метрика </w:t>
       </w:r>
-      <w:r>
-        <w:t>Segmentation mean intersection over union</w:t>
-      </w:r>
+      <w:proofErr w:type="spellStart"/>
+      <w:r>
+        <w:t>Segmentation</w:t>
+      </w:r>
+      <w:proofErr w:type="spellEnd"/>
+      <w:r>
+        <w:t xml:space="preserve"> </w:t>
+      </w:r>
+      <w:proofErr w:type="spellStart"/>
+      <w:r>
+        <w:t>mean</w:t>
+      </w:r>
+      <w:proofErr w:type="spellEnd"/>
+      <w:r>
+        <w:t xml:space="preserve"> </w:t>
+      </w:r>
+      <w:proofErr w:type="spellStart"/>
+      <w:r>
+        <w:t>intersection</w:t>
+      </w:r>
+      <w:proofErr w:type="spellEnd"/>
+      <w:r>
+        <w:t xml:space="preserve"> </w:t>
+      </w:r>
+      <w:proofErr w:type="spellStart"/>
+      <w:r>
+        <w:t>over</w:t>
+      </w:r>
+      <w:proofErr w:type="spellEnd"/>
+      <w:r>
+        <w:t xml:space="preserve"> </w:t>
+      </w:r>
+      <w:proofErr w:type="spellStart"/>
+      <w:r>
+        <w:t>union</w:t>
+      </w:r>
+      <w:proofErr w:type="spellEnd"/>
       <w:r>
         <w:t xml:space="preserve"> для моделей що працювали з зображеннями 32х32 мала значення 0.15-0.2, а для моделей що працювали з зображеннями 128х128 – 0.2-0.3</w:t>
       </w:r>
@@ -4399,9 +5682,43 @@
       <w:r>
         <w:t xml:space="preserve">Графік функції </w:t>
       </w:r>
-      <w:r>
-        <w:t>Segmentation mean intersection over union</w:t>
-      </w:r>
+      <w:proofErr w:type="spellStart"/>
+      <w:r>
+        <w:t>Segmentation</w:t>
+      </w:r>
+      <w:proofErr w:type="spellEnd"/>
+      <w:r>
+        <w:t xml:space="preserve"> </w:t>
+      </w:r>
+      <w:proofErr w:type="spellStart"/>
+      <w:r>
+        <w:t>mean</w:t>
+      </w:r>
+      <w:proofErr w:type="spellEnd"/>
+      <w:r>
+        <w:t xml:space="preserve"> </w:t>
+      </w:r>
+      <w:proofErr w:type="spellStart"/>
+      <w:r>
+        <w:t>intersection</w:t>
+      </w:r>
+      <w:proofErr w:type="spellEnd"/>
+      <w:r>
+        <w:t xml:space="preserve"> </w:t>
+      </w:r>
+      <w:proofErr w:type="spellStart"/>
+      <w:r>
+        <w:t>over</w:t>
+      </w:r>
+      <w:proofErr w:type="spellEnd"/>
+      <w:r>
+        <w:t xml:space="preserve"> </w:t>
+      </w:r>
+      <w:proofErr w:type="spellStart"/>
+      <w:r>
+        <w:t>union</w:t>
+      </w:r>
+      <w:proofErr w:type="spellEnd"/>
       <w:r>
         <w:t xml:space="preserve"> та матриця плутань для моделі з робочою назвою max128)</w:t>
       </w:r>
@@ -4411,6 +5728,9 @@
         <w:jc w:val="center"/>
       </w:pPr>
       <w:r>
+        <w:rPr>
+          <w:noProof/>
+        </w:rPr>
         <w:drawing>
           <wp:inline distT="0" distB="0" distL="0" distR="0" wp14:anchorId="2A6A1799" wp14:editId="3E1BC427">
             <wp:extent cx="2621633" cy="3503398"/>
@@ -4470,6 +5790,9 @@
         <w:jc w:val="center"/>
       </w:pPr>
       <w:r>
+        <w:rPr>
+          <w:noProof/>
+        </w:rPr>
         <w:drawing>
           <wp:inline distT="0" distB="0" distL="0" distR="0" wp14:anchorId="3DB7F4F7" wp14:editId="5E92FBDF">
             <wp:extent cx="2648159" cy="3825668"/>
@@ -4516,46 +5839,25 @@
       </w:r>
     </w:p>
     <w:p>
-      <w:pPr>
-        <w:rPr>
-          <w:lang w:val="ru-RU"/>
-        </w:rPr>
-      </w:pPr>
-      <w:r>
-        <w:t>Попередні</w:t>
-      </w:r>
-      <w:r>
-        <w:t xml:space="preserve"> «розфарбовані» зображення згенеровані мо</w:t>
-      </w:r>
-      <w:r>
-        <w:t xml:space="preserve">делями що навчались не більш ніж 20 епох, тож зроблено спробу тривалого навчання моделі з робочою назвою </w:t>
-      </w:r>
-      <w:r>
-        <w:rPr>
-          <w:lang w:val="en-US"/>
-        </w:rPr>
+      <w:r>
+        <w:t xml:space="preserve">Попередні «розфарбовані» зображення згенеровані моделями що навчались не більш ніж 20 епох, тож зроблено спробу тривалого навчання моделі з робочою назвою </w:t>
+      </w:r>
+      <w:proofErr w:type="spellStart"/>
+      <w:r>
         <w:t>optimus</w:t>
       </w:r>
-      <w:r>
-        <w:t xml:space="preserve"> протягом</w:t>
-      </w:r>
-      <w:r>
-        <w:rPr>
-          <w:lang w:val="ru-RU"/>
-        </w:rPr>
-        <w:t>:</w:t>
+      <w:proofErr w:type="spellEnd"/>
+      <w:r>
+        <w:t xml:space="preserve"> протягом:</w:t>
       </w:r>
     </w:p>
     <w:p>
       <w:pPr>
         <w:jc w:val="center"/>
-        <w:rPr>
-          <w:lang w:val="ru-RU"/>
-        </w:rPr>
-      </w:pPr>
-      <w:r>
-        <w:rPr>
-          <w:lang w:val="ru-RU"/>
+      </w:pPr>
+      <w:r>
+        <w:rPr>
+          <w:noProof/>
         </w:rPr>
         <w:drawing>
           <wp:inline distT="0" distB="0" distL="0" distR="0" wp14:anchorId="434CA62D" wp14:editId="72A7F983">
@@ -4597,30 +5899,31 @@
     <w:p>
       <w:pPr>
         <w:pStyle w:val="a"/>
-        <w:rPr>
-          <w:lang w:val="ru-RU"/>
-        </w:rPr>
       </w:pPr>
       <w:r>
         <w:t xml:space="preserve">Приклади результатів роботи моделі </w:t>
       </w:r>
-      <w:r>
-        <w:rPr>
-          <w:lang w:val="en-US"/>
-        </w:rPr>
+      <w:proofErr w:type="spellStart"/>
+      <w:r>
         <w:t>optimus</w:t>
       </w:r>
-      <w:r>
-        <w:rPr>
-          <w:lang w:val="ru-RU"/>
-        </w:rPr>
+      <w:proofErr w:type="spellEnd"/>
+      <w:r>
         <w:t>)</w:t>
       </w:r>
     </w:p>
     <w:p>
       <w:r>
         <w:lastRenderedPageBreak/>
-        <w:t>Подальші експеременти показали, що існує проблема з набором правил для «справжніх» класів:</w:t>
+        <w:t xml:space="preserve">Подальші </w:t>
+      </w:r>
+      <w:proofErr w:type="spellStart"/>
+      <w:r>
+        <w:t>експеременти</w:t>
+      </w:r>
+      <w:proofErr w:type="spellEnd"/>
+      <w:r>
+        <w:t xml:space="preserve"> показали, що існує проблема з набором правил для «справжніх» класів:</w:t>
       </w:r>
     </w:p>
     <w:p>
@@ -4683,44 +5986,25 @@
           <w:ilvl w:val="3"/>
           <w:numId w:val="1"/>
         </w:numPr>
-        <w:rPr>
-          <w:lang w:val="en-US"/>
-        </w:rPr>
-      </w:pPr>
-      <w:r>
-        <w:t xml:space="preserve">Перехід до </w:t>
-      </w:r>
-      <w:r>
-        <w:rPr>
-          <w:lang w:val="en-US"/>
-        </w:rPr>
-        <w:t>UNET</w:t>
-      </w:r>
+      </w:pPr>
+      <w:bookmarkStart w:id="21" w:name="_Toc199341145"/>
+      <w:r>
+        <w:t>Перехід до UNET</w:t>
+      </w:r>
+      <w:bookmarkEnd w:id="21"/>
     </w:p>
     <w:p>
       <w:pPr>
         <w:ind w:left="371"/>
-        <w:rPr>
-          <w:lang w:val="en-US"/>
-        </w:rPr>
-      </w:pPr>
-      <w:r>
-        <w:t xml:space="preserve">Паралельно з виправленням правил «справжніх» класів, було зроблено експеримент з використанням нейронної мережі за схемою </w:t>
-      </w:r>
-      <w:r>
-        <w:rPr>
-          <w:lang w:val="en-US"/>
-        </w:rPr>
-        <w:t>UNET:</w:t>
+      </w:pPr>
+      <w:r>
+        <w:t>Паралельно з виправленням правил «справжніх» класів, було зроблено експеримент з використанням нейронної мережі за схемою UNET:</w:t>
       </w:r>
     </w:p>
     <w:p>
       <w:pPr>
         <w:ind w:left="371"/>
         <w:jc w:val="center"/>
-        <w:rPr>
-          <w:lang w:val="en-US"/>
-        </w:rPr>
       </w:pPr>
       <w:r>
         <w:rPr>
@@ -4779,26 +6063,14 @@
     <w:p>
       <w:pPr>
         <w:pStyle w:val="a"/>
-        <w:rPr>
-          <w:lang w:val="en-US"/>
-        </w:rPr>
-      </w:pPr>
-      <w:r>
-        <w:t xml:space="preserve">Типова схема </w:t>
-      </w:r>
-      <w:r>
-        <w:rPr>
-          <w:lang w:val="en-US"/>
-        </w:rPr>
-        <w:t>UNET)</w:t>
+      </w:pPr>
+      <w:r>
+        <w:t>Типова схема UNET)</w:t>
       </w:r>
     </w:p>
     <w:p>
       <w:pPr>
         <w:jc w:val="center"/>
-        <w:rPr>
-          <w:lang w:val="en-US"/>
-        </w:rPr>
       </w:pPr>
       <w:r>
         <w:rPr>
@@ -4855,13 +6127,7 @@
         </w:drawing>
       </w:r>
       <w:r>
-        <w:t xml:space="preserve"> </w:t>
-      </w:r>
-      <w:r>
-        <w:rPr>
-          <w:lang w:val="en-US"/>
-        </w:rPr>
-        <w:t xml:space="preserve">                  </w:t>
+        <w:t xml:space="preserve">                   </w:t>
       </w:r>
       <w:r>
         <w:rPr>
@@ -4920,104 +6186,35 @@
     <w:p>
       <w:pPr>
         <w:pStyle w:val="a"/>
-        <w:rPr>
-          <w:lang w:val="ru-RU"/>
-        </w:rPr>
-      </w:pPr>
-      <w:r>
-        <w:rPr>
-          <w:lang w:val="en-US"/>
-        </w:rPr>
-        <w:t>C</w:t>
-      </w:r>
-      <w:r>
-        <w:t>труктур</w:t>
-      </w:r>
-      <w:r>
-        <w:rPr>
-          <w:lang w:val="en-US"/>
-        </w:rPr>
-        <w:t>b</w:t>
-      </w:r>
+      </w:pPr>
+      <w:proofErr w:type="spellStart"/>
+      <w:r>
+        <w:t>Cтруктурb</w:t>
+      </w:r>
+      <w:proofErr w:type="spellEnd"/>
       <w:r>
         <w:t xml:space="preserve"> моделей </w:t>
       </w:r>
-      <w:r>
-        <w:rPr>
-          <w:lang w:val="en-US"/>
-        </w:rPr>
+      <w:proofErr w:type="spellStart"/>
+      <w:r>
         <w:t>optimus</w:t>
       </w:r>
-      <w:r>
-        <w:rPr>
-          <w:lang w:val="ru-RU"/>
-        </w:rPr>
-        <w:t xml:space="preserve"> (</w:t>
-      </w:r>
-      <w:r>
-        <w:t>зліва</w:t>
-      </w:r>
-      <w:r>
-        <w:rPr>
-          <w:lang w:val="ru-RU"/>
-        </w:rPr>
-        <w:t>)</w:t>
-      </w:r>
-      <w:r>
-        <w:t xml:space="preserve"> та </w:t>
-      </w:r>
-      <w:r>
-        <w:rPr>
-          <w:lang w:val="en-US"/>
-        </w:rPr>
+      <w:proofErr w:type="spellEnd"/>
+      <w:r>
+        <w:t xml:space="preserve"> (зліва) та unet32 (справа))</w:t>
+      </w:r>
+    </w:p>
+    <w:p>
+      <w:r>
+        <w:t xml:space="preserve">Результати першої моделі </w:t>
+      </w:r>
+      <w:proofErr w:type="spellStart"/>
+      <w:r>
         <w:t>unet</w:t>
       </w:r>
-      <w:r>
-        <w:rPr>
-          <w:lang w:val="ru-RU"/>
-        </w:rPr>
-        <w:t>32 (</w:t>
-      </w:r>
-      <w:r>
-        <w:t>справа)</w:t>
-      </w:r>
-      <w:r>
-        <w:rPr>
-          <w:lang w:val="ru-RU"/>
-        </w:rPr>
-        <w:t>)</w:t>
-      </w:r>
-    </w:p>
-    <w:p>
-      <w:r>
-        <w:t xml:space="preserve">Результати першої моделі </w:t>
-      </w:r>
-      <w:r>
-        <w:rPr>
-          <w:lang w:val="en-US"/>
-        </w:rPr>
-        <w:t>unet</w:t>
-      </w:r>
-      <w:r>
-        <w:rPr>
-          <w:lang w:val="ru-RU"/>
-        </w:rPr>
-        <w:t xml:space="preserve">, </w:t>
-      </w:r>
-      <w:r>
-        <w:rPr>
-          <w:lang w:val="en-US"/>
-        </w:rPr>
-        <w:t>unet</w:t>
-      </w:r>
-      <w:r>
-        <w:rPr>
-          <w:lang w:val="ru-RU"/>
-        </w:rPr>
-        <w:t xml:space="preserve">32, </w:t>
-      </w:r>
-      <w:r>
-        <w:t xml:space="preserve">були менш хаотичними, але все ще показували проблеми з правилами </w:t>
+      <w:proofErr w:type="spellEnd"/>
+      <w:r>
+        <w:t xml:space="preserve">, unet32, були менш хаотичними, але все ще показували проблеми з правилами </w:t>
       </w:r>
       <w:r>
         <w:t>справжніх класів:</w:t>
@@ -5028,6 +6225,9 @@
         <w:jc w:val="center"/>
       </w:pPr>
       <w:r>
+        <w:rPr>
+          <w:noProof/>
+        </w:rPr>
         <w:lastRenderedPageBreak/>
         <w:drawing>
           <wp:inline distT="0" distB="0" distL="0" distR="0" wp14:anchorId="33D904D6" wp14:editId="3CEDB7F1">
@@ -5069,18 +6269,9 @@
     <w:p>
       <w:pPr>
         <w:pStyle w:val="a"/>
-        <w:rPr>
-          <w:lang w:val="en-US"/>
-        </w:rPr>
-      </w:pPr>
-      <w:r>
-        <w:t xml:space="preserve">Приклади роботи моделі </w:t>
-      </w:r>
-      <w:r>
-        <w:rPr>
-          <w:lang w:val="en-US"/>
-        </w:rPr>
-        <w:t>unet32)</w:t>
+      </w:pPr>
+      <w:r>
+        <w:t>Приклади роботи моделі unet32)</w:t>
       </w:r>
     </w:p>
     <w:p>
@@ -5090,20 +6281,13 @@
       <w:r>
         <w:t xml:space="preserve">Оскільки </w:t>
       </w:r>
-      <w:r>
-        <w:rPr>
-          <w:lang w:val="en-US"/>
-        </w:rPr>
+      <w:proofErr w:type="spellStart"/>
+      <w:r>
         <w:t>unet</w:t>
       </w:r>
-      <w:r>
-        <w:rPr>
-          <w:lang w:val="ru-RU"/>
-        </w:rPr>
-        <w:t xml:space="preserve"> </w:t>
-      </w:r>
-      <w:r>
-        <w:t>показував найкращі результати, було вирішено використовувати його в усіх подальших моделях.</w:t>
+      <w:proofErr w:type="spellEnd"/>
+      <w:r>
+        <w:t xml:space="preserve"> показував найкращі результати, було вирішено використовувати його в усіх подальших моделях.</w:t>
       </w:r>
     </w:p>
     <w:p>
@@ -5114,53 +6298,31 @@
           <w:numId w:val="1"/>
         </w:numPr>
       </w:pPr>
+      <w:bookmarkStart w:id="22" w:name="_Toc199341146"/>
       <w:r>
         <w:t>Перехід на третій набір правил справжніх класів</w:t>
       </w:r>
-    </w:p>
-    <w:p>
-      <w:r>
-        <w:t xml:space="preserve">Декілька спроб покращити другий набір правил зміною коефіцієнтів при каналах </w:t>
-      </w:r>
-      <w:r>
-        <w:rPr>
-          <w:lang w:val="en-US"/>
-        </w:rPr>
-        <w:t>RGB</w:t>
-      </w:r>
-      <w:r>
-        <w:rPr>
-          <w:lang w:val="ru-RU"/>
-        </w:rPr>
-        <w:t xml:space="preserve"> </w:t>
-      </w:r>
-      <w:r>
-        <w:t xml:space="preserve">не дали результатів, оскільки вони або отруювали набір даних сірим кольором, або </w:t>
-      </w:r>
-      <w:r>
-        <w:t>давали неспражні кольори.</w:t>
-      </w:r>
-    </w:p>
-    <w:p>
-      <w:pPr>
-        <w:rPr>
-          <w:lang w:val="ru-RU"/>
-        </w:rPr>
-      </w:pPr>
-      <w:r>
-        <w:t xml:space="preserve">Щоб виправити цей недолік, було прийнято рішення перейти на правила класів що базуються на </w:t>
-      </w:r>
-      <w:r>
-        <w:rPr>
-          <w:lang w:val="en-US"/>
-        </w:rPr>
-        <w:t>HSV</w:t>
-      </w:r>
-      <w:r>
-        <w:rPr>
-          <w:lang w:val="ru-RU"/>
-        </w:rPr>
-        <w:t>:</w:t>
+      <w:bookmarkEnd w:id="22"/>
+    </w:p>
+    <w:p>
+      <w:r>
+        <w:t xml:space="preserve">Декілька спроб покращити другий набір правил зміною коефіцієнтів при каналах RGB не дали результатів, оскільки вони або отруювали набір даних сірим кольором, або </w:t>
+      </w:r>
+      <w:r>
+        <w:t xml:space="preserve">давали </w:t>
+      </w:r>
+      <w:proofErr w:type="spellStart"/>
+      <w:r>
+        <w:t>неспражні</w:t>
+      </w:r>
+      <w:proofErr w:type="spellEnd"/>
+      <w:r>
+        <w:t xml:space="preserve"> кольори.</w:t>
+      </w:r>
+    </w:p>
+    <w:p>
+      <w:r>
+        <w:t>Щоб виправити цей недолік, було прийнято рішення перейти на правила класів що базуються на HSV:</w:t>
       </w:r>
     </w:p>
     <w:p>
@@ -5175,12 +6337,21 @@
           <w:lang w:eastAsia="uk-UA"/>
         </w:rPr>
       </w:pPr>
-      <w:r>
-        <w:rPr>
-          <w:rFonts w:eastAsia="Times New Roman"/>
-          <w:lang w:eastAsia="uk-UA"/>
-        </w:rPr>
-        <w:t>tf.logical_and(</w:t>
+      <w:proofErr w:type="spellStart"/>
+      <w:r>
+        <w:rPr>
+          <w:rFonts w:eastAsia="Times New Roman"/>
+          <w:lang w:eastAsia="uk-UA"/>
+        </w:rPr>
+        <w:t>tf.logical_and</w:t>
+      </w:r>
+      <w:proofErr w:type="spellEnd"/>
+      <w:r>
+        <w:rPr>
+          <w:rFonts w:eastAsia="Times New Roman"/>
+          <w:lang w:eastAsia="uk-UA"/>
+        </w:rPr>
+        <w:t>(</w:t>
       </w:r>
       <w:r>
         <w:rPr>
@@ -5250,8 +6421,9 @@
           <w:color w:val="8C8C8C"/>
           <w:lang w:eastAsia="uk-UA"/>
         </w:rPr>
-        <w:t># light</w:t>
-      </w:r>
+        <w:t xml:space="preserve"># </w:t>
+      </w:r>
+      <w:proofErr w:type="spellStart"/>
       <w:r>
         <w:rPr>
           <w:rFonts w:eastAsia="Times New Roman"/>
@@ -5260,38 +6432,9 @@
           <w:color w:val="8C8C8C"/>
           <w:lang w:eastAsia="uk-UA"/>
         </w:rPr>
-        <w:br/>
-      </w:r>
-      <w:r>
-        <w:rPr>
-          <w:rFonts w:eastAsia="Times New Roman"/>
-          <w:color w:val="000000"/>
-          <w:lang w:eastAsia="uk-UA"/>
-        </w:rPr>
-        <w:t xml:space="preserve">v </w:t>
-      </w:r>
-      <w:r>
-        <w:rPr>
-          <w:rFonts w:eastAsia="Times New Roman"/>
-          <w:lang w:eastAsia="uk-UA"/>
-        </w:rPr>
-        <w:t xml:space="preserve">&lt; </w:t>
-      </w:r>
-      <w:r>
-        <w:rPr>
-          <w:rFonts w:eastAsia="Times New Roman"/>
-          <w:color w:val="1750EB"/>
-          <w:lang w:eastAsia="uk-UA"/>
-        </w:rPr>
-        <w:t>0.3</w:t>
-      </w:r>
-      <w:r>
-        <w:rPr>
-          <w:rFonts w:eastAsia="Times New Roman"/>
-          <w:lang w:eastAsia="uk-UA"/>
-        </w:rPr>
-        <w:t xml:space="preserve">,  </w:t>
-      </w:r>
+        <w:t>light</w:t>
+      </w:r>
+      <w:proofErr w:type="spellEnd"/>
       <w:r>
         <w:rPr>
           <w:rFonts w:eastAsia="Times New Roman"/>
@@ -5300,7 +6443,37 @@
           <w:color w:val="8C8C8C"/>
           <w:lang w:eastAsia="uk-UA"/>
         </w:rPr>
-        <w:t># dark</w:t>
+        <w:br/>
+      </w:r>
+      <w:r>
+        <w:rPr>
+          <w:rFonts w:eastAsia="Times New Roman"/>
+          <w:color w:val="000000"/>
+          <w:lang w:eastAsia="uk-UA"/>
+        </w:rPr>
+        <w:t xml:space="preserve">v </w:t>
+      </w:r>
+      <w:r>
+        <w:rPr>
+          <w:rFonts w:eastAsia="Times New Roman"/>
+          <w:lang w:eastAsia="uk-UA"/>
+        </w:rPr>
+        <w:t xml:space="preserve">&lt; </w:t>
+      </w:r>
+      <w:r>
+        <w:rPr>
+          <w:rFonts w:eastAsia="Times New Roman"/>
+          <w:color w:val="1750EB"/>
+          <w:lang w:eastAsia="uk-UA"/>
+        </w:rPr>
+        <w:t>0.3</w:t>
+      </w:r>
+      <w:r>
+        <w:rPr>
+          <w:rFonts w:eastAsia="Times New Roman"/>
+          <w:lang w:eastAsia="uk-UA"/>
+        </w:rPr>
+        <w:t xml:space="preserve">,  </w:t>
       </w:r>
       <w:r>
         <w:rPr>
@@ -5310,105 +6483,9 @@
           <w:color w:val="8C8C8C"/>
           <w:lang w:eastAsia="uk-UA"/>
         </w:rPr>
-        <w:br/>
-      </w:r>
-      <w:r>
-        <w:rPr>
-          <w:rFonts w:eastAsia="Times New Roman"/>
-          <w:lang w:eastAsia="uk-UA"/>
-        </w:rPr>
-        <w:t>tf.logical_or(</w:t>
-      </w:r>
-      <w:r>
-        <w:rPr>
-          <w:rFonts w:eastAsia="Times New Roman"/>
-          <w:color w:val="000000"/>
-          <w:lang w:eastAsia="uk-UA"/>
-        </w:rPr>
-        <w:t xml:space="preserve">h </w:t>
-      </w:r>
-      <w:r>
-        <w:rPr>
-          <w:rFonts w:eastAsia="Times New Roman"/>
-          <w:lang w:eastAsia="uk-UA"/>
-        </w:rPr>
-        <w:t xml:space="preserve">&lt; </w:t>
-      </w:r>
-      <w:r>
-        <w:rPr>
-          <w:rFonts w:eastAsia="Times New Roman"/>
-          <w:color w:val="1750EB"/>
-          <w:lang w:eastAsia="uk-UA"/>
-        </w:rPr>
-        <w:t>1</w:t>
-      </w:r>
-      <w:r>
-        <w:rPr>
-          <w:rFonts w:eastAsia="Times New Roman"/>
-          <w:lang w:eastAsia="uk-UA"/>
-        </w:rPr>
-        <w:t>/</w:t>
-      </w:r>
-      <w:r>
-        <w:rPr>
-          <w:rFonts w:eastAsia="Times New Roman"/>
-          <w:color w:val="1750EB"/>
-          <w:lang w:eastAsia="uk-UA"/>
-        </w:rPr>
-        <w:t>12</w:t>
-      </w:r>
-      <w:r>
-        <w:rPr>
-          <w:rFonts w:eastAsia="Times New Roman"/>
-          <w:lang w:eastAsia="uk-UA"/>
-        </w:rPr>
-        <w:t xml:space="preserve">, </w:t>
-      </w:r>
-      <w:r>
-        <w:rPr>
-          <w:rFonts w:eastAsia="Times New Roman"/>
-          <w:color w:val="000000"/>
-          <w:lang w:eastAsia="uk-UA"/>
-        </w:rPr>
-        <w:t xml:space="preserve">h </w:t>
-      </w:r>
-      <w:r>
-        <w:rPr>
-          <w:rFonts w:eastAsia="Times New Roman"/>
-          <w:lang w:eastAsia="uk-UA"/>
-        </w:rPr>
-        <w:t xml:space="preserve">&gt; </w:t>
-      </w:r>
-      <w:r>
-        <w:rPr>
-          <w:rFonts w:eastAsia="Times New Roman"/>
-          <w:color w:val="1750EB"/>
-          <w:lang w:eastAsia="uk-UA"/>
-        </w:rPr>
-        <w:t>11</w:t>
-      </w:r>
-      <w:r>
-        <w:rPr>
-          <w:rFonts w:eastAsia="Times New Roman"/>
-          <w:lang w:eastAsia="uk-UA"/>
-        </w:rPr>
-        <w:t>/</w:t>
-      </w:r>
-      <w:r>
-        <w:rPr>
-          <w:rFonts w:eastAsia="Times New Roman"/>
-          <w:color w:val="1750EB"/>
-          <w:lang w:eastAsia="uk-UA"/>
-        </w:rPr>
-        <w:t>12</w:t>
-      </w:r>
-      <w:r>
-        <w:rPr>
-          <w:rFonts w:eastAsia="Times New Roman"/>
-          <w:lang w:eastAsia="uk-UA"/>
-        </w:rPr>
-        <w:t xml:space="preserve">),  </w:t>
-      </w:r>
+        <w:t xml:space="preserve"># </w:t>
+      </w:r>
+      <w:proofErr w:type="spellStart"/>
       <w:r>
         <w:rPr>
           <w:rFonts w:eastAsia="Times New Roman"/>
@@ -5417,8 +6494,9 @@
           <w:color w:val="8C8C8C"/>
           <w:lang w:eastAsia="uk-UA"/>
         </w:rPr>
-        <w:t># red</w:t>
-      </w:r>
+        <w:t>dark</w:t>
+      </w:r>
+      <w:proofErr w:type="spellEnd"/>
       <w:r>
         <w:rPr>
           <w:rFonts w:eastAsia="Times New Roman"/>
@@ -5429,12 +6507,21 @@
         </w:rPr>
         <w:br/>
       </w:r>
-      <w:r>
-        <w:rPr>
-          <w:rFonts w:eastAsia="Times New Roman"/>
-          <w:lang w:eastAsia="uk-UA"/>
-        </w:rPr>
-        <w:t>tf.math.abs(</w:t>
+      <w:proofErr w:type="spellStart"/>
+      <w:r>
+        <w:rPr>
+          <w:rFonts w:eastAsia="Times New Roman"/>
+          <w:lang w:eastAsia="uk-UA"/>
+        </w:rPr>
+        <w:t>tf.logical_or</w:t>
+      </w:r>
+      <w:proofErr w:type="spellEnd"/>
+      <w:r>
+        <w:rPr>
+          <w:rFonts w:eastAsia="Times New Roman"/>
+          <w:lang w:eastAsia="uk-UA"/>
+        </w:rPr>
+        <w:t>(</w:t>
       </w:r>
       <w:r>
         <w:rPr>
@@ -5442,14 +6529,14 @@
           <w:color w:val="000000"/>
           <w:lang w:eastAsia="uk-UA"/>
         </w:rPr>
-        <w:t>h</w:t>
-      </w:r>
-      <w:r>
-        <w:rPr>
-          <w:rFonts w:eastAsia="Times New Roman"/>
-          <w:lang w:eastAsia="uk-UA"/>
-        </w:rPr>
-        <w:t>-</w:t>
+        <w:t xml:space="preserve">h </w:t>
+      </w:r>
+      <w:r>
+        <w:rPr>
+          <w:rFonts w:eastAsia="Times New Roman"/>
+          <w:lang w:eastAsia="uk-UA"/>
+        </w:rPr>
+        <w:t xml:space="preserve">&lt; </w:t>
       </w:r>
       <w:r>
         <w:rPr>
@@ -5472,14 +6559,29 @@
           <w:color w:val="1750EB"/>
           <w:lang w:eastAsia="uk-UA"/>
         </w:rPr>
-        <w:t>3</w:t>
-      </w:r>
-      <w:r>
-        <w:rPr>
-          <w:rFonts w:eastAsia="Times New Roman"/>
-          <w:lang w:eastAsia="uk-UA"/>
-        </w:rPr>
-        <w:t xml:space="preserve">) &lt; </w:t>
+        <w:t>12</w:t>
+      </w:r>
+      <w:r>
+        <w:rPr>
+          <w:rFonts w:eastAsia="Times New Roman"/>
+          <w:lang w:eastAsia="uk-UA"/>
+        </w:rPr>
+        <w:t xml:space="preserve">, </w:t>
+      </w:r>
+      <w:r>
+        <w:rPr>
+          <w:rFonts w:eastAsia="Times New Roman"/>
+          <w:color w:val="000000"/>
+          <w:lang w:eastAsia="uk-UA"/>
+        </w:rPr>
+        <w:t xml:space="preserve">h </w:t>
+      </w:r>
+      <w:r>
+        <w:rPr>
+          <w:rFonts w:eastAsia="Times New Roman"/>
+          <w:lang w:eastAsia="uk-UA"/>
+        </w:rPr>
+        <w:t xml:space="preserve">&gt; </w:t>
       </w:r>
       <w:r>
         <w:rPr>
@@ -5487,7 +6589,7 @@
           <w:color w:val="1750EB"/>
           <w:lang w:eastAsia="uk-UA"/>
         </w:rPr>
-        <w:t>1</w:t>
+        <w:t>11</w:t>
       </w:r>
       <w:r>
         <w:rPr>
@@ -5509,7 +6611,7 @@
           <w:rFonts w:eastAsia="Times New Roman"/>
           <w:lang w:eastAsia="uk-UA"/>
         </w:rPr>
-        <w:t xml:space="preserve">,  </w:t>
+        <w:t xml:space="preserve">),  </w:t>
       </w:r>
       <w:r>
         <w:rPr>
@@ -5519,8 +6621,9 @@
           <w:color w:val="8C8C8C"/>
           <w:lang w:eastAsia="uk-UA"/>
         </w:rPr>
-        <w:t># green</w:t>
-      </w:r>
+        <w:t xml:space="preserve"># </w:t>
+      </w:r>
+      <w:proofErr w:type="spellStart"/>
       <w:r>
         <w:rPr>
           <w:rFonts w:eastAsia="Times New Roman"/>
@@ -5529,90 +6632,9 @@
           <w:color w:val="8C8C8C"/>
           <w:lang w:eastAsia="uk-UA"/>
         </w:rPr>
-        <w:br/>
-      </w:r>
-      <w:r>
-        <w:rPr>
-          <w:rFonts w:eastAsia="Times New Roman"/>
-          <w:lang w:eastAsia="uk-UA"/>
-        </w:rPr>
-        <w:t>tf.math.abs(</w:t>
-      </w:r>
-      <w:r>
-        <w:rPr>
-          <w:rFonts w:eastAsia="Times New Roman"/>
-          <w:color w:val="000000"/>
-          <w:lang w:eastAsia="uk-UA"/>
-        </w:rPr>
-        <w:t>h</w:t>
-      </w:r>
-      <w:r>
-        <w:rPr>
-          <w:rFonts w:eastAsia="Times New Roman"/>
-          <w:lang w:eastAsia="uk-UA"/>
-        </w:rPr>
-        <w:t>-</w:t>
-      </w:r>
-      <w:r>
-        <w:rPr>
-          <w:rFonts w:eastAsia="Times New Roman"/>
-          <w:color w:val="1750EB"/>
-          <w:lang w:eastAsia="uk-UA"/>
-        </w:rPr>
-        <w:t>2</w:t>
-      </w:r>
-      <w:r>
-        <w:rPr>
-          <w:rFonts w:eastAsia="Times New Roman"/>
-          <w:lang w:eastAsia="uk-UA"/>
-        </w:rPr>
-        <w:t>/</w:t>
-      </w:r>
-      <w:r>
-        <w:rPr>
-          <w:rFonts w:eastAsia="Times New Roman"/>
-          <w:color w:val="1750EB"/>
-          <w:lang w:eastAsia="uk-UA"/>
-        </w:rPr>
-        <w:t>3</w:t>
-      </w:r>
-      <w:r>
-        <w:rPr>
-          <w:rFonts w:eastAsia="Times New Roman"/>
-          <w:lang w:eastAsia="uk-UA"/>
-        </w:rPr>
-        <w:t xml:space="preserve">) &lt; </w:t>
-      </w:r>
-      <w:r>
-        <w:rPr>
-          <w:rFonts w:eastAsia="Times New Roman"/>
-          <w:color w:val="1750EB"/>
-          <w:lang w:eastAsia="uk-UA"/>
-        </w:rPr>
-        <w:t>1</w:t>
-      </w:r>
-      <w:r>
-        <w:rPr>
-          <w:rFonts w:eastAsia="Times New Roman"/>
-          <w:lang w:eastAsia="uk-UA"/>
-        </w:rPr>
-        <w:t>/</w:t>
-      </w:r>
-      <w:r>
-        <w:rPr>
-          <w:rFonts w:eastAsia="Times New Roman"/>
-          <w:color w:val="1750EB"/>
-          <w:lang w:eastAsia="uk-UA"/>
-        </w:rPr>
-        <w:t>12</w:t>
-      </w:r>
-      <w:r>
-        <w:rPr>
-          <w:rFonts w:eastAsia="Times New Roman"/>
-          <w:lang w:eastAsia="uk-UA"/>
-        </w:rPr>
-        <w:t xml:space="preserve">,  </w:t>
-      </w:r>
+        <w:t>red</w:t>
+      </w:r>
+      <w:proofErr w:type="spellEnd"/>
       <w:r>
         <w:rPr>
           <w:rFonts w:eastAsia="Times New Roman"/>
@@ -5621,7 +6643,98 @@
           <w:color w:val="8C8C8C"/>
           <w:lang w:eastAsia="uk-UA"/>
         </w:rPr>
-        <w:t># blue</w:t>
+        <w:br/>
+      </w:r>
+      <w:proofErr w:type="spellStart"/>
+      <w:r>
+        <w:rPr>
+          <w:rFonts w:eastAsia="Times New Roman"/>
+          <w:lang w:eastAsia="uk-UA"/>
+        </w:rPr>
+        <w:t>tf.math.abs</w:t>
+      </w:r>
+      <w:proofErr w:type="spellEnd"/>
+      <w:r>
+        <w:rPr>
+          <w:rFonts w:eastAsia="Times New Roman"/>
+          <w:lang w:eastAsia="uk-UA"/>
+        </w:rPr>
+        <w:t>(</w:t>
+      </w:r>
+      <w:r>
+        <w:rPr>
+          <w:rFonts w:eastAsia="Times New Roman"/>
+          <w:color w:val="000000"/>
+          <w:lang w:eastAsia="uk-UA"/>
+        </w:rPr>
+        <w:t>h</w:t>
+      </w:r>
+      <w:r>
+        <w:rPr>
+          <w:rFonts w:eastAsia="Times New Roman"/>
+          <w:lang w:eastAsia="uk-UA"/>
+        </w:rPr>
+        <w:t>-</w:t>
+      </w:r>
+      <w:r>
+        <w:rPr>
+          <w:rFonts w:eastAsia="Times New Roman"/>
+          <w:color w:val="1750EB"/>
+          <w:lang w:eastAsia="uk-UA"/>
+        </w:rPr>
+        <w:t>1</w:t>
+      </w:r>
+      <w:r>
+        <w:rPr>
+          <w:rFonts w:eastAsia="Times New Roman"/>
+          <w:lang w:eastAsia="uk-UA"/>
+        </w:rPr>
+        <w:t>/</w:t>
+      </w:r>
+      <w:r>
+        <w:rPr>
+          <w:rFonts w:eastAsia="Times New Roman"/>
+          <w:color w:val="1750EB"/>
+          <w:lang w:eastAsia="uk-UA"/>
+        </w:rPr>
+        <w:t>3</w:t>
+      </w:r>
+      <w:r>
+        <w:rPr>
+          <w:rFonts w:eastAsia="Times New Roman"/>
+          <w:lang w:eastAsia="uk-UA"/>
+        </w:rPr>
+        <w:t xml:space="preserve">) &lt; </w:t>
+      </w:r>
+      <w:r>
+        <w:rPr>
+          <w:rFonts w:eastAsia="Times New Roman"/>
+          <w:color w:val="1750EB"/>
+          <w:lang w:eastAsia="uk-UA"/>
+        </w:rPr>
+        <w:t>1</w:t>
+      </w:r>
+      <w:r>
+        <w:rPr>
+          <w:rFonts w:eastAsia="Times New Roman"/>
+          <w:lang w:eastAsia="uk-UA"/>
+        </w:rPr>
+        <w:t>/</w:t>
+      </w:r>
+      <w:r>
+        <w:rPr>
+          <w:rFonts w:eastAsia="Times New Roman"/>
+          <w:color w:val="1750EB"/>
+          <w:lang w:eastAsia="uk-UA"/>
+        </w:rPr>
+        <w:t>12</w:t>
+      </w:r>
+      <w:r>
+        <w:rPr>
+          <w:rFonts w:eastAsia="Times New Roman"/>
+          <w:lang w:eastAsia="uk-UA"/>
+        </w:rPr>
+        <w:t xml:space="preserve">,  </w:t>
       </w:r>
       <w:r>
         <w:rPr>
@@ -5631,90 +6744,9 @@
           <w:color w:val="8C8C8C"/>
           <w:lang w:eastAsia="uk-UA"/>
         </w:rPr>
-        <w:br/>
-      </w:r>
-      <w:r>
-        <w:rPr>
-          <w:rFonts w:eastAsia="Times New Roman"/>
-          <w:lang w:eastAsia="uk-UA"/>
-        </w:rPr>
-        <w:t>tf.math.abs(</w:t>
-      </w:r>
-      <w:r>
-        <w:rPr>
-          <w:rFonts w:eastAsia="Times New Roman"/>
-          <w:color w:val="000000"/>
-          <w:lang w:eastAsia="uk-UA"/>
-        </w:rPr>
-        <w:t>h</w:t>
-      </w:r>
-      <w:r>
-        <w:rPr>
-          <w:rFonts w:eastAsia="Times New Roman"/>
-          <w:lang w:eastAsia="uk-UA"/>
-        </w:rPr>
-        <w:t>-</w:t>
-      </w:r>
-      <w:r>
-        <w:rPr>
-          <w:rFonts w:eastAsia="Times New Roman"/>
-          <w:color w:val="1750EB"/>
-          <w:lang w:eastAsia="uk-UA"/>
-        </w:rPr>
-        <w:t>1</w:t>
-      </w:r>
-      <w:r>
-        <w:rPr>
-          <w:rFonts w:eastAsia="Times New Roman"/>
-          <w:lang w:eastAsia="uk-UA"/>
-        </w:rPr>
-        <w:t>/</w:t>
-      </w:r>
-      <w:r>
-        <w:rPr>
-          <w:rFonts w:eastAsia="Times New Roman"/>
-          <w:color w:val="1750EB"/>
-          <w:lang w:eastAsia="uk-UA"/>
-        </w:rPr>
-        <w:t>2</w:t>
-      </w:r>
-      <w:r>
-        <w:rPr>
-          <w:rFonts w:eastAsia="Times New Roman"/>
-          <w:lang w:eastAsia="uk-UA"/>
-        </w:rPr>
-        <w:t xml:space="preserve">) &lt; </w:t>
-      </w:r>
-      <w:r>
-        <w:rPr>
-          <w:rFonts w:eastAsia="Times New Roman"/>
-          <w:color w:val="1750EB"/>
-          <w:lang w:eastAsia="uk-UA"/>
-        </w:rPr>
-        <w:t>1</w:t>
-      </w:r>
-      <w:r>
-        <w:rPr>
-          <w:rFonts w:eastAsia="Times New Roman"/>
-          <w:lang w:eastAsia="uk-UA"/>
-        </w:rPr>
-        <w:t>/</w:t>
-      </w:r>
-      <w:r>
-        <w:rPr>
-          <w:rFonts w:eastAsia="Times New Roman"/>
-          <w:color w:val="1750EB"/>
-          <w:lang w:eastAsia="uk-UA"/>
-        </w:rPr>
-        <w:t>12</w:t>
-      </w:r>
-      <w:r>
-        <w:rPr>
-          <w:rFonts w:eastAsia="Times New Roman"/>
-          <w:lang w:eastAsia="uk-UA"/>
-        </w:rPr>
-        <w:t xml:space="preserve">,  </w:t>
-      </w:r>
+        <w:t xml:space="preserve"># </w:t>
+      </w:r>
+      <w:proofErr w:type="spellStart"/>
       <w:r>
         <w:rPr>
           <w:rFonts w:eastAsia="Times New Roman"/>
@@ -5723,8 +6755,9 @@
           <w:color w:val="8C8C8C"/>
           <w:lang w:eastAsia="uk-UA"/>
         </w:rPr>
-        <w:t># cyan</w:t>
-      </w:r>
+        <w:t>green</w:t>
+      </w:r>
+      <w:proofErr w:type="spellEnd"/>
       <w:r>
         <w:rPr>
           <w:rFonts w:eastAsia="Times New Roman"/>
@@ -5735,12 +6768,21 @@
         </w:rPr>
         <w:br/>
       </w:r>
-      <w:r>
-        <w:rPr>
-          <w:rFonts w:eastAsia="Times New Roman"/>
-          <w:lang w:eastAsia="uk-UA"/>
-        </w:rPr>
-        <w:t>tf.math.abs(</w:t>
+      <w:proofErr w:type="spellStart"/>
+      <w:r>
+        <w:rPr>
+          <w:rFonts w:eastAsia="Times New Roman"/>
+          <w:lang w:eastAsia="uk-UA"/>
+        </w:rPr>
+        <w:t>tf.math.abs</w:t>
+      </w:r>
+      <w:proofErr w:type="spellEnd"/>
+      <w:r>
+        <w:rPr>
+          <w:rFonts w:eastAsia="Times New Roman"/>
+          <w:lang w:eastAsia="uk-UA"/>
+        </w:rPr>
+        <w:t>(</w:t>
       </w:r>
       <w:r>
         <w:rPr>
@@ -5763,7 +6805,7 @@
           <w:color w:val="1750EB"/>
           <w:lang w:eastAsia="uk-UA"/>
         </w:rPr>
-        <w:t>1</w:t>
+        <w:t>2</w:t>
       </w:r>
       <w:r>
         <w:rPr>
@@ -5778,7 +6820,7 @@
           <w:color w:val="1750EB"/>
           <w:lang w:eastAsia="uk-UA"/>
         </w:rPr>
-        <w:t>8</w:t>
+        <w:t>3</w:t>
       </w:r>
       <w:r>
         <w:rPr>
@@ -5825,8 +6867,9 @@
           <w:color w:val="8C8C8C"/>
           <w:lang w:eastAsia="uk-UA"/>
         </w:rPr>
-        <w:t># yellow</w:t>
-      </w:r>
+        <w:t xml:space="preserve"># </w:t>
+      </w:r>
+      <w:proofErr w:type="spellStart"/>
       <w:r>
         <w:rPr>
           <w:rFonts w:eastAsia="Times New Roman"/>
@@ -5835,83 +6878,9 @@
           <w:color w:val="8C8C8C"/>
           <w:lang w:eastAsia="uk-UA"/>
         </w:rPr>
-        <w:br/>
-      </w:r>
-      <w:r>
-        <w:rPr>
-          <w:rFonts w:eastAsia="Times New Roman"/>
-          <w:lang w:eastAsia="uk-UA"/>
-        </w:rPr>
-        <w:t>tf.math.abs(</w:t>
-      </w:r>
-      <w:r>
-        <w:rPr>
-          <w:rFonts w:eastAsia="Times New Roman"/>
-          <w:color w:val="000000"/>
-          <w:lang w:eastAsia="uk-UA"/>
-        </w:rPr>
-        <w:t>h</w:t>
-      </w:r>
-      <w:r>
-        <w:rPr>
-          <w:rFonts w:eastAsia="Times New Roman"/>
-          <w:lang w:eastAsia="uk-UA"/>
-        </w:rPr>
-        <w:t>-</w:t>
-      </w:r>
-      <w:r>
-        <w:rPr>
-          <w:rFonts w:eastAsia="Times New Roman"/>
-          <w:color w:val="1750EB"/>
-          <w:lang w:eastAsia="uk-UA"/>
-        </w:rPr>
-        <w:t>5</w:t>
-      </w:r>
-      <w:r>
-        <w:rPr>
-          <w:rFonts w:eastAsia="Times New Roman"/>
-          <w:lang w:eastAsia="uk-UA"/>
-        </w:rPr>
-        <w:t>/</w:t>
-      </w:r>
-      <w:r>
-        <w:rPr>
-          <w:rFonts w:eastAsia="Times New Roman"/>
-          <w:color w:val="1750EB"/>
-          <w:lang w:eastAsia="uk-UA"/>
-        </w:rPr>
-        <w:t>6</w:t>
-      </w:r>
-      <w:r>
-        <w:rPr>
-          <w:rFonts w:eastAsia="Times New Roman"/>
-          <w:lang w:eastAsia="uk-UA"/>
-        </w:rPr>
-        <w:t xml:space="preserve">) &lt; </w:t>
-      </w:r>
-      <w:r>
-        <w:rPr>
-          <w:rFonts w:eastAsia="Times New Roman"/>
-          <w:color w:val="1750EB"/>
-          <w:lang w:eastAsia="uk-UA"/>
-        </w:rPr>
-        <w:t>1</w:t>
-      </w:r>
-      <w:r>
-        <w:rPr>
-          <w:rFonts w:eastAsia="Times New Roman"/>
-          <w:lang w:eastAsia="uk-UA"/>
-        </w:rPr>
-        <w:t>/</w:t>
-      </w:r>
-      <w:r>
-        <w:rPr>
-          <w:rFonts w:eastAsia="Times New Roman"/>
-          <w:color w:val="1750EB"/>
-          <w:lang w:eastAsia="uk-UA"/>
-        </w:rPr>
-        <w:t xml:space="preserve">12  </w:t>
-      </w:r>
+        <w:t>blue</w:t>
+      </w:r>
+      <w:proofErr w:type="spellEnd"/>
       <w:r>
         <w:rPr>
           <w:rFonts w:eastAsia="Times New Roman"/>
@@ -5920,8 +6889,360 @@
           <w:color w:val="8C8C8C"/>
           <w:lang w:eastAsia="uk-UA"/>
         </w:rPr>
-        <w:t># magenta</w:t>
-      </w:r>
+        <w:br/>
+      </w:r>
+      <w:proofErr w:type="spellStart"/>
+      <w:r>
+        <w:rPr>
+          <w:rFonts w:eastAsia="Times New Roman"/>
+          <w:lang w:eastAsia="uk-UA"/>
+        </w:rPr>
+        <w:t>tf.math.abs</w:t>
+      </w:r>
+      <w:proofErr w:type="spellEnd"/>
+      <w:r>
+        <w:rPr>
+          <w:rFonts w:eastAsia="Times New Roman"/>
+          <w:lang w:eastAsia="uk-UA"/>
+        </w:rPr>
+        <w:t>(</w:t>
+      </w:r>
+      <w:r>
+        <w:rPr>
+          <w:rFonts w:eastAsia="Times New Roman"/>
+          <w:color w:val="000000"/>
+          <w:lang w:eastAsia="uk-UA"/>
+        </w:rPr>
+        <w:t>h</w:t>
+      </w:r>
+      <w:r>
+        <w:rPr>
+          <w:rFonts w:eastAsia="Times New Roman"/>
+          <w:lang w:eastAsia="uk-UA"/>
+        </w:rPr>
+        <w:t>-</w:t>
+      </w:r>
+      <w:r>
+        <w:rPr>
+          <w:rFonts w:eastAsia="Times New Roman"/>
+          <w:color w:val="1750EB"/>
+          <w:lang w:eastAsia="uk-UA"/>
+        </w:rPr>
+        <w:t>1</w:t>
+      </w:r>
+      <w:r>
+        <w:rPr>
+          <w:rFonts w:eastAsia="Times New Roman"/>
+          <w:lang w:eastAsia="uk-UA"/>
+        </w:rPr>
+        <w:t>/</w:t>
+      </w:r>
+      <w:r>
+        <w:rPr>
+          <w:rFonts w:eastAsia="Times New Roman"/>
+          <w:color w:val="1750EB"/>
+          <w:lang w:eastAsia="uk-UA"/>
+        </w:rPr>
+        <w:t>2</w:t>
+      </w:r>
+      <w:r>
+        <w:rPr>
+          <w:rFonts w:eastAsia="Times New Roman"/>
+          <w:lang w:eastAsia="uk-UA"/>
+        </w:rPr>
+        <w:t xml:space="preserve">) &lt; </w:t>
+      </w:r>
+      <w:r>
+        <w:rPr>
+          <w:rFonts w:eastAsia="Times New Roman"/>
+          <w:color w:val="1750EB"/>
+          <w:lang w:eastAsia="uk-UA"/>
+        </w:rPr>
+        <w:t>1</w:t>
+      </w:r>
+      <w:r>
+        <w:rPr>
+          <w:rFonts w:eastAsia="Times New Roman"/>
+          <w:lang w:eastAsia="uk-UA"/>
+        </w:rPr>
+        <w:t>/</w:t>
+      </w:r>
+      <w:r>
+        <w:rPr>
+          <w:rFonts w:eastAsia="Times New Roman"/>
+          <w:color w:val="1750EB"/>
+          <w:lang w:eastAsia="uk-UA"/>
+        </w:rPr>
+        <w:t>12</w:t>
+      </w:r>
+      <w:r>
+        <w:rPr>
+          <w:rFonts w:eastAsia="Times New Roman"/>
+          <w:lang w:eastAsia="uk-UA"/>
+        </w:rPr>
+        <w:t xml:space="preserve">,  </w:t>
+      </w:r>
+      <w:r>
+        <w:rPr>
+          <w:rFonts w:eastAsia="Times New Roman"/>
+          <w:i/>
+          <w:iCs/>
+          <w:color w:val="8C8C8C"/>
+          <w:lang w:eastAsia="uk-UA"/>
+        </w:rPr>
+        <w:t xml:space="preserve"># </w:t>
+      </w:r>
+      <w:proofErr w:type="spellStart"/>
+      <w:r>
+        <w:rPr>
+          <w:rFonts w:eastAsia="Times New Roman"/>
+          <w:i/>
+          <w:iCs/>
+          <w:color w:val="8C8C8C"/>
+          <w:lang w:eastAsia="uk-UA"/>
+        </w:rPr>
+        <w:t>cyan</w:t>
+      </w:r>
+      <w:proofErr w:type="spellEnd"/>
+      <w:r>
+        <w:rPr>
+          <w:rFonts w:eastAsia="Times New Roman"/>
+          <w:i/>
+          <w:iCs/>
+          <w:color w:val="8C8C8C"/>
+          <w:lang w:eastAsia="uk-UA"/>
+        </w:rPr>
+        <w:br/>
+      </w:r>
+      <w:proofErr w:type="spellStart"/>
+      <w:r>
+        <w:rPr>
+          <w:rFonts w:eastAsia="Times New Roman"/>
+          <w:lang w:eastAsia="uk-UA"/>
+        </w:rPr>
+        <w:t>tf.math.abs</w:t>
+      </w:r>
+      <w:proofErr w:type="spellEnd"/>
+      <w:r>
+        <w:rPr>
+          <w:rFonts w:eastAsia="Times New Roman"/>
+          <w:lang w:eastAsia="uk-UA"/>
+        </w:rPr>
+        <w:t>(</w:t>
+      </w:r>
+      <w:r>
+        <w:rPr>
+          <w:rFonts w:eastAsia="Times New Roman"/>
+          <w:color w:val="000000"/>
+          <w:lang w:eastAsia="uk-UA"/>
+        </w:rPr>
+        <w:t>h</w:t>
+      </w:r>
+      <w:r>
+        <w:rPr>
+          <w:rFonts w:eastAsia="Times New Roman"/>
+          <w:lang w:eastAsia="uk-UA"/>
+        </w:rPr>
+        <w:t>-</w:t>
+      </w:r>
+      <w:r>
+        <w:rPr>
+          <w:rFonts w:eastAsia="Times New Roman"/>
+          <w:color w:val="1750EB"/>
+          <w:lang w:eastAsia="uk-UA"/>
+        </w:rPr>
+        <w:t>1</w:t>
+      </w:r>
+      <w:r>
+        <w:rPr>
+          <w:rFonts w:eastAsia="Times New Roman"/>
+          <w:lang w:eastAsia="uk-UA"/>
+        </w:rPr>
+        <w:t>/</w:t>
+      </w:r>
+      <w:r>
+        <w:rPr>
+          <w:rFonts w:eastAsia="Times New Roman"/>
+          <w:color w:val="1750EB"/>
+          <w:lang w:eastAsia="uk-UA"/>
+        </w:rPr>
+        <w:t>8</w:t>
+      </w:r>
+      <w:r>
+        <w:rPr>
+          <w:rFonts w:eastAsia="Times New Roman"/>
+          <w:lang w:eastAsia="uk-UA"/>
+        </w:rPr>
+        <w:t xml:space="preserve">) &lt; </w:t>
+      </w:r>
+      <w:r>
+        <w:rPr>
+          <w:rFonts w:eastAsia="Times New Roman"/>
+          <w:color w:val="1750EB"/>
+          <w:lang w:eastAsia="uk-UA"/>
+        </w:rPr>
+        <w:t>1</w:t>
+      </w:r>
+      <w:r>
+        <w:rPr>
+          <w:rFonts w:eastAsia="Times New Roman"/>
+          <w:lang w:eastAsia="uk-UA"/>
+        </w:rPr>
+        <w:t>/</w:t>
+      </w:r>
+      <w:r>
+        <w:rPr>
+          <w:rFonts w:eastAsia="Times New Roman"/>
+          <w:color w:val="1750EB"/>
+          <w:lang w:eastAsia="uk-UA"/>
+        </w:rPr>
+        <w:t>12</w:t>
+      </w:r>
+      <w:r>
+        <w:rPr>
+          <w:rFonts w:eastAsia="Times New Roman"/>
+          <w:lang w:eastAsia="uk-UA"/>
+        </w:rPr>
+        <w:t xml:space="preserve">,  </w:t>
+      </w:r>
+      <w:r>
+        <w:rPr>
+          <w:rFonts w:eastAsia="Times New Roman"/>
+          <w:i/>
+          <w:iCs/>
+          <w:color w:val="8C8C8C"/>
+          <w:lang w:eastAsia="uk-UA"/>
+        </w:rPr>
+        <w:t xml:space="preserve"># </w:t>
+      </w:r>
+      <w:proofErr w:type="spellStart"/>
+      <w:r>
+        <w:rPr>
+          <w:rFonts w:eastAsia="Times New Roman"/>
+          <w:i/>
+          <w:iCs/>
+          <w:color w:val="8C8C8C"/>
+          <w:lang w:eastAsia="uk-UA"/>
+        </w:rPr>
+        <w:t>yellow</w:t>
+      </w:r>
+      <w:proofErr w:type="spellEnd"/>
+      <w:r>
+        <w:rPr>
+          <w:rFonts w:eastAsia="Times New Roman"/>
+          <w:i/>
+          <w:iCs/>
+          <w:color w:val="8C8C8C"/>
+          <w:lang w:eastAsia="uk-UA"/>
+        </w:rPr>
+        <w:br/>
+      </w:r>
+      <w:proofErr w:type="spellStart"/>
+      <w:r>
+        <w:rPr>
+          <w:rFonts w:eastAsia="Times New Roman"/>
+          <w:lang w:eastAsia="uk-UA"/>
+        </w:rPr>
+        <w:t>tf.math.abs</w:t>
+      </w:r>
+      <w:proofErr w:type="spellEnd"/>
+      <w:r>
+        <w:rPr>
+          <w:rFonts w:eastAsia="Times New Roman"/>
+          <w:lang w:eastAsia="uk-UA"/>
+        </w:rPr>
+        <w:t>(</w:t>
+      </w:r>
+      <w:r>
+        <w:rPr>
+          <w:rFonts w:eastAsia="Times New Roman"/>
+          <w:color w:val="000000"/>
+          <w:lang w:eastAsia="uk-UA"/>
+        </w:rPr>
+        <w:t>h</w:t>
+      </w:r>
+      <w:r>
+        <w:rPr>
+          <w:rFonts w:eastAsia="Times New Roman"/>
+          <w:lang w:eastAsia="uk-UA"/>
+        </w:rPr>
+        <w:t>-</w:t>
+      </w:r>
+      <w:r>
+        <w:rPr>
+          <w:rFonts w:eastAsia="Times New Roman"/>
+          <w:color w:val="1750EB"/>
+          <w:lang w:eastAsia="uk-UA"/>
+        </w:rPr>
+        <w:t>5</w:t>
+      </w:r>
+      <w:r>
+        <w:rPr>
+          <w:rFonts w:eastAsia="Times New Roman"/>
+          <w:lang w:eastAsia="uk-UA"/>
+        </w:rPr>
+        <w:t>/</w:t>
+      </w:r>
+      <w:r>
+        <w:rPr>
+          <w:rFonts w:eastAsia="Times New Roman"/>
+          <w:color w:val="1750EB"/>
+          <w:lang w:eastAsia="uk-UA"/>
+        </w:rPr>
+        <w:t>6</w:t>
+      </w:r>
+      <w:r>
+        <w:rPr>
+          <w:rFonts w:eastAsia="Times New Roman"/>
+          <w:lang w:eastAsia="uk-UA"/>
+        </w:rPr>
+        <w:t xml:space="preserve">) &lt; </w:t>
+      </w:r>
+      <w:r>
+        <w:rPr>
+          <w:rFonts w:eastAsia="Times New Roman"/>
+          <w:color w:val="1750EB"/>
+          <w:lang w:eastAsia="uk-UA"/>
+        </w:rPr>
+        <w:t>1</w:t>
+      </w:r>
+      <w:r>
+        <w:rPr>
+          <w:rFonts w:eastAsia="Times New Roman"/>
+          <w:lang w:eastAsia="uk-UA"/>
+        </w:rPr>
+        <w:t>/</w:t>
+      </w:r>
+      <w:r>
+        <w:rPr>
+          <w:rFonts w:eastAsia="Times New Roman"/>
+          <w:color w:val="1750EB"/>
+          <w:lang w:eastAsia="uk-UA"/>
+        </w:rPr>
+        <w:t xml:space="preserve">12  </w:t>
+      </w:r>
+      <w:r>
+        <w:rPr>
+          <w:rFonts w:eastAsia="Times New Roman"/>
+          <w:i/>
+          <w:iCs/>
+          <w:color w:val="8C8C8C"/>
+          <w:lang w:eastAsia="uk-UA"/>
+        </w:rPr>
+        <w:t xml:space="preserve"># </w:t>
+      </w:r>
+      <w:proofErr w:type="spellStart"/>
+      <w:r>
+        <w:rPr>
+          <w:rFonts w:eastAsia="Times New Roman"/>
+          <w:i/>
+          <w:iCs/>
+          <w:color w:val="8C8C8C"/>
+          <w:lang w:eastAsia="uk-UA"/>
+        </w:rPr>
+        <w:t>magenta</w:t>
+      </w:r>
+      <w:proofErr w:type="spellEnd"/>
     </w:p>
     <w:p>
       <w:pPr>
@@ -5948,7 +7269,7 @@
       <w:pPr>
         <w:ind w:firstLine="708"/>
         <w:rPr>
-          <w:lang w:val="en-US" w:eastAsia="uk-UA"/>
+          <w:lang w:eastAsia="uk-UA"/>
         </w:rPr>
       </w:pPr>
       <w:r>
@@ -5956,7 +7277,21 @@
           <w:lang w:eastAsia="uk-UA"/>
         </w:rPr>
         <w:lastRenderedPageBreak/>
-        <w:t>Дані правила обчислюються в зворотньому порядку (пурпурний, жовтий … білий). На момент написання звіту потенційна проблема яку викликає зворотній порядок очевидна, жовтий буде перетягувати на себе</w:t>
+        <w:t xml:space="preserve">Дані правила обчислюються в </w:t>
+      </w:r>
+      <w:proofErr w:type="spellStart"/>
+      <w:r>
+        <w:rPr>
+          <w:lang w:eastAsia="uk-UA"/>
+        </w:rPr>
+        <w:t>зворотньому</w:t>
+      </w:r>
+      <w:proofErr w:type="spellEnd"/>
+      <w:r>
+        <w:rPr>
+          <w:lang w:eastAsia="uk-UA"/>
+        </w:rPr>
+        <w:t xml:space="preserve"> порядку (пурпурний, жовтий … білий). На момент написання звіту потенційна проблема яку викликає зворотній порядок очевидна, жовтий буде перетягувати на себе</w:t>
       </w:r>
       <w:r>
         <w:rPr>
@@ -5972,14 +7307,36 @@
           <w:ilvl w:val="3"/>
           <w:numId w:val="1"/>
         </w:numPr>
-        <w:rPr>
-          <w:lang w:val="en-US"/>
-        </w:rPr>
-      </w:pPr>
-      <w:r>
-        <w:t xml:space="preserve">Моделі що </w:t>
-      </w:r>
-    </w:p>
+      </w:pPr>
+      <w:bookmarkStart w:id="23" w:name="_Toc199341147"/>
+      <w:r>
+        <w:t>Моделі що</w:t>
+      </w:r>
+      <w:bookmarkEnd w:id="23"/>
+      <w:r>
+        <w:t xml:space="preserve"> </w:t>
+      </w:r>
+      <w:r>
+        <w:t>натреновані на третьому наборі правил</w:t>
+      </w:r>
+    </w:p>
+    <w:p>
+      <w:r>
+        <w:t xml:space="preserve">На третьому наборі правил </w:t>
+      </w:r>
+      <w:r>
+        <w:t xml:space="preserve">були отримані перші </w:t>
+      </w:r>
+      <w:proofErr w:type="spellStart"/>
+      <w:r>
+        <w:t>достатьно</w:t>
+      </w:r>
+      <w:proofErr w:type="spellEnd"/>
+      <w:r>
+        <w:t xml:space="preserve"> нормальні моделі, які хоч і мають недоліки, але видають невипадковий результат:</w:t>
+      </w:r>
+    </w:p>
+    <w:p/>
     <w:sectPr>
       <w:footerReference w:type="default" r:id="rId27"/>
       <w:footerReference w:type="first" r:id="rId28"/>
